--- a/static/word-template/mba.docx
+++ b/static/word-template/mba.docx
@@ -4,24 +4,38 @@
   <w:body>
     <w:p>
       <w:pPr>
-        <w:pStyle w:val="onvn"/>
+        <w:pStyle w:val="Doanvan"/>
         <w:rPr>
-          <w:b/>
+          <w:i/>
+          <w:iCs/>
+          <w:u w:val="single"/>
         </w:rPr>
       </w:pPr>
       <w:r>
+        <w:rPr>
+          <w:i/>
+          <w:iCs/>
+          <w:u w:val="single"/>
+        </w:rPr>
         <w:t xml:space="preserve">{{ </w:t>
       </w:r>
       <w:proofErr w:type="spellStart"/>
       <w:r>
+        <w:rPr>
+          <w:i/>
+          <w:iCs/>
+          <w:u w:val="single"/>
+        </w:rPr>
         <w:t>mba_name</w:t>
       </w:r>
       <w:proofErr w:type="spellEnd"/>
       <w:r>
-        <w:t xml:space="preserve"> }}</w:t>
-      </w:r>
-      <w:r>
-        <w:t>:</w:t>
+        <w:rPr>
+          <w:i/>
+          <w:iCs/>
+          <w:u w:val="single"/>
+        </w:rPr>
+        <w:t xml:space="preserve"> }}:</w:t>
       </w:r>
     </w:p>
     <w:tbl>
@@ -38,7 +52,7 @@
       <w:tblGrid>
         <w:gridCol w:w="3156"/>
         <w:gridCol w:w="3169"/>
-        <w:gridCol w:w="3140"/>
+        <w:gridCol w:w="3141"/>
       </w:tblGrid>
       <w:tr>
         <w:trPr>
@@ -57,9 +71,9 @@
           </w:tcPr>
           <w:p>
             <w:pPr>
-              <w:pStyle w:val="KHnhtrongbng"/>
-            </w:pPr>
-            <w:proofErr w:type="gramStart"/>
+              <w:pStyle w:val="Doanvan"/>
+              <w:jc w:val="center"/>
+            </w:pPr>
             <w:r>
               <w:t xml:space="preserve">{{ </w:t>
             </w:r>
@@ -68,7 +82,6 @@
               <w:t>imga</w:t>
             </w:r>
             <w:proofErr w:type="spellEnd"/>
-            <w:proofErr w:type="gramEnd"/>
             <w:r>
               <w:t xml:space="preserve"> }}</w:t>
             </w:r>
@@ -85,15 +98,11 @@
           </w:tcPr>
           <w:p>
             <w:pPr>
-              <w:pStyle w:val="KHnhtrongbng"/>
-            </w:pPr>
-            <w:proofErr w:type="gramStart"/>
-            <w:r>
-              <w:t>{{ img</w:t>
-            </w:r>
-            <w:proofErr w:type="gramEnd"/>
-            <w:r>
-              <w:t>1 }}</w:t>
+              <w:pStyle w:val="Doanvan"/>
+              <w:jc w:val="center"/>
+            </w:pPr>
+            <w:r>
+              <w:t>{{ img1 }}</w:t>
             </w:r>
           </w:p>
         </w:tc>
@@ -114,7 +123,8 @@
           </w:tcPr>
           <w:p>
             <w:pPr>
-              <w:pStyle w:val="KHnhtrongbng"/>
+              <w:pStyle w:val="Doanvan"/>
+              <w:jc w:val="center"/>
             </w:pPr>
             <w:r>
               <w:t>{{ img2 }}</w:t>
@@ -132,7 +142,8 @@
           </w:tcPr>
           <w:p>
             <w:pPr>
-              <w:pStyle w:val="KHnhtrongbng"/>
+              <w:pStyle w:val="Doanvan"/>
+              <w:jc w:val="center"/>
             </w:pPr>
             <w:r>
               <w:t>{{ img4 }}</w:t>
@@ -150,7 +161,8 @@
           </w:tcPr>
           <w:p>
             <w:pPr>
-              <w:pStyle w:val="KHnhtrongbng"/>
+              <w:pStyle w:val="Doanvan"/>
+              <w:jc w:val="center"/>
             </w:pPr>
             <w:r>
               <w:t>{{ img6 }}</w:t>
@@ -161,226 +173,109 @@
     </w:tbl>
     <w:p>
       <w:pPr>
-        <w:pStyle w:val="DMhnhK"/>
-        <w:rPr>
-          <w:szCs w:val="24"/>
-          <w:lang w:val="en-US"/>
-        </w:rPr>
+        <w:pStyle w:val="Hinh"/>
       </w:pPr>
       <w:r>
-        <w:rPr>
-          <w:szCs w:val="24"/>
-        </w:rPr>
         <w:t>Hình 5.</w:t>
       </w:r>
       <w:r>
-        <w:rPr>
-          <w:szCs w:val="24"/>
-        </w:rPr>
         <w:fldChar w:fldCharType="begin"/>
       </w:r>
       <w:r>
-        <w:rPr>
-          <w:szCs w:val="24"/>
-        </w:rPr>
         <w:instrText xml:space="preserve"> SEQ Hình_5. \* ARABIC </w:instrText>
       </w:r>
       <w:r>
-        <w:rPr>
-          <w:szCs w:val="24"/>
-        </w:rPr>
         <w:fldChar w:fldCharType="separate"/>
       </w:r>
       <w:r>
         <w:rPr>
           <w:noProof/>
-          <w:szCs w:val="24"/>
         </w:rPr>
         <w:t>1</w:t>
       </w:r>
       <w:r>
         <w:rPr>
           <w:noProof/>
-          <w:szCs w:val="24"/>
         </w:rPr>
         <w:fldChar w:fldCharType="end"/>
       </w:r>
       <w:r>
-        <w:rPr>
-          <w:szCs w:val="24"/>
-          <w:lang w:val="en-US"/>
-        </w:rPr>
-        <w:t xml:space="preserve"> -</w:t>
-      </w:r>
-      <w:r>
-        <w:rPr>
-          <w:szCs w:val="24"/>
-        </w:rPr>
-        <w:t xml:space="preserve"> </w:t>
-      </w:r>
-      <w:r>
-        <w:t xml:space="preserve">{{ </w:t>
+        <w:t xml:space="preserve"> - {{ </w:t>
       </w:r>
       <w:proofErr w:type="spellStart"/>
       <w:r>
-        <w:t>cap_</w:t>
-      </w:r>
-      <w:r>
-        <w:t>fig</w:t>
-      </w:r>
-      <w:r>
-        <w:t>_mba</w:t>
+        <w:t>cap_fig_mba</w:t>
       </w:r>
       <w:proofErr w:type="spellEnd"/>
       <w:r>
-        <w:t>}}</w:t>
-      </w:r>
-      <w:r>
-        <w:rPr>
-          <w:szCs w:val="24"/>
-        </w:rPr>
-        <w:t xml:space="preserve"> </w:t>
+        <w:t xml:space="preserve">}} </w:t>
       </w:r>
     </w:p>
     <w:p>
       <w:pPr>
-        <w:pStyle w:val="onvnnhnxt"/>
+        <w:pStyle w:val="Doanvan"/>
         <w:rPr>
-          <w:lang w:val="en-US"/>
+          <w:i/>
+          <w:iCs/>
         </w:rPr>
       </w:pPr>
       <w:r>
         <w:rPr>
           <w:b/>
+          <w:i/>
+          <w:iCs/>
           <w:u w:val="single"/>
         </w:rPr>
         <w:t>Nhận xét:</w:t>
       </w:r>
       <w:r>
         <w:rPr>
-          <w:lang w:val="en-US"/>
+          <w:i/>
+          <w:iCs/>
         </w:rPr>
-        <w:t xml:space="preserve"> </w:t>
-      </w:r>
-      <w:r>
-        <w:t>{{ remarks</w:t>
-      </w:r>
-      <w:r>
-        <w:rPr>
-          <w:lang w:val="en-US"/>
-        </w:rPr>
-        <w:t>_</w:t>
+        <w:t xml:space="preserve"> {{ </w:t>
       </w:r>
       <w:proofErr w:type="spellStart"/>
       <w:r>
         <w:rPr>
-          <w:lang w:val="en-US"/>
+          <w:i/>
+          <w:iCs/>
         </w:rPr>
-        <w:t>mba</w:t>
+        <w:t>remarks_mba</w:t>
       </w:r>
       <w:proofErr w:type="spellEnd"/>
       <w:r>
+        <w:rPr>
+          <w:i/>
+          <w:iCs/>
+        </w:rPr>
         <w:t xml:space="preserve"> }}</w:t>
       </w:r>
     </w:p>
     <w:p>
       <w:pPr>
-        <w:spacing w:after="160" w:line="259" w:lineRule="auto"/>
-        <w:rPr>
-          <w:rFonts w:eastAsia="Aptos"/>
-          <w:b/>
-          <w:kern w:val="2"/>
-        </w:rPr>
+        <w:pStyle w:val="Caption"/>
       </w:pPr>
       <w:r>
-        <w:br w:type="page"/>
-      </w:r>
-    </w:p>
-    <w:p>
-      <w:pPr>
-        <w:pStyle w:val="KDmBang"/>
-        <w:rPr>
-          <w:szCs w:val="24"/>
-          <w:lang w:val="en-US"/>
-        </w:rPr>
-      </w:pPr>
-      <w:r>
-        <w:rPr>
-          <w:szCs w:val="24"/>
-        </w:rPr>
-        <w:lastRenderedPageBreak/>
         <w:t>Bảng 5.</w:t>
       </w:r>
       <w:r>
-        <w:rPr>
-          <w:szCs w:val="24"/>
-        </w:rPr>
         <w:fldChar w:fldCharType="begin"/>
       </w:r>
       <w:r>
-        <w:rPr>
-          <w:szCs w:val="24"/>
-        </w:rPr>
         <w:instrText xml:space="preserve"> SEQ Bảng_5. \* ARABIC </w:instrText>
       </w:r>
       <w:r>
-        <w:rPr>
-          <w:szCs w:val="24"/>
-        </w:rPr>
         <w:fldChar w:fldCharType="separate"/>
       </w:r>
       <w:r>
-        <w:rPr>
-          <w:noProof/>
-          <w:szCs w:val="24"/>
-        </w:rPr>
         <w:t>1</w:t>
       </w:r>
       <w:r>
-        <w:rPr>
-          <w:noProof/>
-          <w:szCs w:val="24"/>
-        </w:rPr>
         <w:fldChar w:fldCharType="end"/>
       </w:r>
       <w:r>
-        <w:rPr>
-          <w:szCs w:val="24"/>
-        </w:rPr>
-        <w:t xml:space="preserve"> - </w:t>
-      </w:r>
-      <w:r>
-        <w:rPr>
-          <w:szCs w:val="24"/>
-        </w:rPr>
-        <w:t xml:space="preserve">{{ </w:t>
-      </w:r>
-      <w:r>
-        <w:rPr>
-          <w:szCs w:val="24"/>
-          <w:lang w:val="en-US"/>
-        </w:rPr>
-        <w:t>cap_tab</w:t>
-      </w:r>
-      <w:r>
-        <w:rPr>
-          <w:szCs w:val="24"/>
-          <w:lang w:val="en-US"/>
-        </w:rPr>
-        <w:t>_mba</w:t>
-      </w:r>
-      <w:r>
-        <w:rPr>
-          <w:szCs w:val="24"/>
-          <w:lang w:val="en-US"/>
-        </w:rPr>
-        <w:t xml:space="preserve"> </w:t>
-      </w:r>
-      <w:r>
-        <w:rPr>
-          <w:szCs w:val="24"/>
-        </w:rPr>
-        <w:t>}}</w:t>
+        <w:t xml:space="preserve"> - {{ cap_tab_mba }}</w:t>
       </w:r>
     </w:p>
     <w:tbl>
@@ -421,7 +316,7 @@
               <w:top w:val="double" w:sz="4" w:space="0" w:color="auto"/>
               <w:left w:val="double" w:sz="4" w:space="0" w:color="auto"/>
             </w:tcBorders>
-            <w:shd w:val="clear" w:color="auto" w:fill="D9D9D9"/>
+            <w:shd w:val="clear" w:color="auto" w:fill="D9D9D9" w:themeFill="background1" w:themeFillShade="D9"/>
             <w:vAlign w:val="center"/>
           </w:tcPr>
           <w:p>
@@ -429,11 +324,13 @@
               <w:pStyle w:val="Chutrongbang"/>
               <w:rPr>
                 <w:b/>
+                <w:bCs w:val="0"/>
               </w:rPr>
             </w:pPr>
             <w:r>
               <w:rPr>
                 <w:b/>
+                <w:bCs w:val="0"/>
               </w:rPr>
               <w:t>TT</w:t>
             </w:r>
@@ -446,7 +343,7 @@
             <w:tcBorders>
               <w:top w:val="double" w:sz="4" w:space="0" w:color="auto"/>
             </w:tcBorders>
-            <w:shd w:val="clear" w:color="auto" w:fill="D9D9D9"/>
+            <w:shd w:val="clear" w:color="auto" w:fill="D9D9D9" w:themeFill="background1" w:themeFillShade="D9"/>
             <w:vAlign w:val="center"/>
           </w:tcPr>
           <w:p>
@@ -454,11 +351,13 @@
               <w:pStyle w:val="Chutrongbang"/>
               <w:rPr>
                 <w:b/>
+                <w:bCs w:val="0"/>
               </w:rPr>
             </w:pPr>
             <w:r>
               <w:rPr>
                 <w:b/>
+                <w:bCs w:val="0"/>
               </w:rPr>
               <w:t>Thông số</w:t>
             </w:r>
@@ -471,7 +370,7 @@
               <w:top w:val="double" w:sz="4" w:space="0" w:color="auto"/>
               <w:bottom w:val="single" w:sz="4" w:space="0" w:color="auto"/>
             </w:tcBorders>
-            <w:shd w:val="clear" w:color="auto" w:fill="D9D9D9"/>
+            <w:shd w:val="clear" w:color="auto" w:fill="D9D9D9" w:themeFill="background1" w:themeFillShade="D9"/>
             <w:vAlign w:val="center"/>
           </w:tcPr>
           <w:p>
@@ -479,11 +378,13 @@
               <w:pStyle w:val="Chutrongbang"/>
               <w:rPr>
                 <w:b/>
+                <w:bCs w:val="0"/>
               </w:rPr>
             </w:pPr>
             <w:r>
               <w:rPr>
                 <w:b/>
+                <w:bCs w:val="0"/>
               </w:rPr>
               <w:t>Cao nhất</w:t>
             </w:r>
@@ -496,7 +397,7 @@
               <w:top w:val="double" w:sz="4" w:space="0" w:color="auto"/>
               <w:bottom w:val="single" w:sz="4" w:space="0" w:color="auto"/>
             </w:tcBorders>
-            <w:shd w:val="clear" w:color="auto" w:fill="D9D9D9"/>
+            <w:shd w:val="clear" w:color="auto" w:fill="D9D9D9" w:themeFill="background1" w:themeFillShade="D9"/>
             <w:vAlign w:val="center"/>
           </w:tcPr>
           <w:p>
@@ -504,11 +405,13 @@
               <w:pStyle w:val="Chutrongbang"/>
               <w:rPr>
                 <w:b/>
+                <w:bCs w:val="0"/>
               </w:rPr>
             </w:pPr>
             <w:r>
               <w:rPr>
                 <w:b/>
+                <w:bCs w:val="0"/>
               </w:rPr>
               <w:t>Thấp nhất</w:t>
             </w:r>
@@ -521,7 +424,7 @@
               <w:top w:val="double" w:sz="4" w:space="0" w:color="auto"/>
               <w:bottom w:val="single" w:sz="4" w:space="0" w:color="auto"/>
             </w:tcBorders>
-            <w:shd w:val="clear" w:color="auto" w:fill="D9D9D9"/>
+            <w:shd w:val="clear" w:color="auto" w:fill="D9D9D9" w:themeFill="background1" w:themeFillShade="D9"/>
             <w:vAlign w:val="center"/>
           </w:tcPr>
           <w:p>
@@ -529,11 +432,13 @@
               <w:pStyle w:val="Chutrongbang"/>
               <w:rPr>
                 <w:b/>
+                <w:bCs w:val="0"/>
               </w:rPr>
             </w:pPr>
             <w:r>
               <w:rPr>
                 <w:b/>
+                <w:bCs w:val="0"/>
               </w:rPr>
               <w:t>Trung bình</w:t>
             </w:r>
@@ -545,7 +450,7 @@
             <w:tcBorders>
               <w:top w:val="double" w:sz="4" w:space="0" w:color="auto"/>
             </w:tcBorders>
-            <w:shd w:val="clear" w:color="auto" w:fill="D9D9D9"/>
+            <w:shd w:val="clear" w:color="auto" w:fill="D9D9D9" w:themeFill="background1" w:themeFillShade="D9"/>
             <w:vAlign w:val="center"/>
           </w:tcPr>
           <w:p>
@@ -553,11 +458,13 @@
               <w:pStyle w:val="Chutrongbang"/>
               <w:rPr>
                 <w:b/>
+                <w:bCs w:val="0"/>
               </w:rPr>
             </w:pPr>
             <w:r>
               <w:rPr>
                 <w:b/>
+                <w:bCs w:val="0"/>
               </w:rPr>
               <w:t>Giới hạn</w:t>
             </w:r>
@@ -570,7 +477,7 @@
               <w:top w:val="double" w:sz="4" w:space="0" w:color="auto"/>
               <w:right w:val="double" w:sz="4" w:space="0" w:color="auto"/>
             </w:tcBorders>
-            <w:shd w:val="clear" w:color="auto" w:fill="D9D9D9"/>
+            <w:shd w:val="clear" w:color="auto" w:fill="D9D9D9" w:themeFill="background1" w:themeFillShade="D9"/>
             <w:vAlign w:val="center"/>
           </w:tcPr>
           <w:p>
@@ -578,11 +485,13 @@
               <w:pStyle w:val="Chutrongbang"/>
               <w:rPr>
                 <w:b/>
+                <w:bCs w:val="0"/>
               </w:rPr>
             </w:pPr>
             <w:r>
               <w:rPr>
                 <w:b/>
+                <w:bCs w:val="0"/>
               </w:rPr>
               <w:t>Đánh giá</w:t>
             </w:r>
@@ -1558,7 +1467,15 @@
               <w:pStyle w:val="Chutrongbang"/>
             </w:pPr>
             <w:r>
-              <w:t>{{ dumax }}</w:t>
+              <w:t xml:space="preserve">{{ </w:t>
+            </w:r>
+            <w:proofErr w:type="spellStart"/>
+            <w:r>
+              <w:t>dumax</w:t>
+            </w:r>
+            <w:proofErr w:type="spellEnd"/>
+            <w:r>
+              <w:t xml:space="preserve"> }}</w:t>
             </w:r>
           </w:p>
         </w:tc>
@@ -1578,7 +1495,15 @@
               <w:pStyle w:val="Chutrongbang"/>
             </w:pPr>
             <w:r>
-              <w:t>{{ dumin }}</w:t>
+              <w:t xml:space="preserve">{{ </w:t>
+            </w:r>
+            <w:proofErr w:type="spellStart"/>
+            <w:r>
+              <w:t>dumin</w:t>
+            </w:r>
+            <w:proofErr w:type="spellEnd"/>
+            <w:r>
+              <w:t xml:space="preserve"> }}</w:t>
             </w:r>
           </w:p>
         </w:tc>
@@ -1598,7 +1523,15 @@
               <w:pStyle w:val="Chutrongbang"/>
             </w:pPr>
             <w:r>
-              <w:t>{{ duavg }}</w:t>
+              <w:t xml:space="preserve">{{ </w:t>
+            </w:r>
+            <w:proofErr w:type="spellStart"/>
+            <w:r>
+              <w:t>duavg</w:t>
+            </w:r>
+            <w:proofErr w:type="spellEnd"/>
+            <w:r>
+              <w:t xml:space="preserve"> }}</w:t>
             </w:r>
           </w:p>
         </w:tc>
@@ -1633,7 +1566,15 @@
               <w:pStyle w:val="Chutrongbang"/>
             </w:pPr>
             <w:r>
-              <w:t>{{ dueval }}</w:t>
+              <w:t xml:space="preserve">{{ </w:t>
+            </w:r>
+            <w:proofErr w:type="spellStart"/>
+            <w:r>
+              <w:t>dueval</w:t>
+            </w:r>
+            <w:proofErr w:type="spellEnd"/>
+            <w:r>
+              <w:t xml:space="preserve"> }}</w:t>
             </w:r>
           </w:p>
         </w:tc>
@@ -1703,7 +1644,15 @@
               <w:pStyle w:val="Chutrongbang"/>
             </w:pPr>
             <w:r>
-              <w:t>{{ dimax }}</w:t>
+              <w:t xml:space="preserve">{{ </w:t>
+            </w:r>
+            <w:proofErr w:type="spellStart"/>
+            <w:r>
+              <w:t>dimax</w:t>
+            </w:r>
+            <w:proofErr w:type="spellEnd"/>
+            <w:r>
+              <w:t xml:space="preserve"> }}</w:t>
             </w:r>
           </w:p>
         </w:tc>
@@ -1723,7 +1672,15 @@
               <w:pStyle w:val="Chutrongbang"/>
             </w:pPr>
             <w:r>
-              <w:t>{{ dimin }}</w:t>
+              <w:t xml:space="preserve">{{ </w:t>
+            </w:r>
+            <w:proofErr w:type="spellStart"/>
+            <w:r>
+              <w:t>dimin</w:t>
+            </w:r>
+            <w:proofErr w:type="spellEnd"/>
+            <w:r>
+              <w:t xml:space="preserve"> }}</w:t>
             </w:r>
           </w:p>
         </w:tc>
@@ -1743,7 +1700,15 @@
               <w:pStyle w:val="Chutrongbang"/>
             </w:pPr>
             <w:r>
-              <w:t>{{ diavg }}</w:t>
+              <w:t xml:space="preserve">{{ </w:t>
+            </w:r>
+            <w:proofErr w:type="spellStart"/>
+            <w:r>
+              <w:t>diavg</w:t>
+            </w:r>
+            <w:proofErr w:type="spellEnd"/>
+            <w:r>
+              <w:t xml:space="preserve"> }}</w:t>
             </w:r>
           </w:p>
         </w:tc>
@@ -1849,7 +1814,15 @@
               <w:pStyle w:val="Chutrongbang"/>
             </w:pPr>
             <w:r>
-              <w:t>{{ pfmax }}</w:t>
+              <w:t xml:space="preserve">{{ </w:t>
+            </w:r>
+            <w:proofErr w:type="spellStart"/>
+            <w:r>
+              <w:t>pfmax</w:t>
+            </w:r>
+            <w:proofErr w:type="spellEnd"/>
+            <w:r>
+              <w:t xml:space="preserve"> }}</w:t>
             </w:r>
           </w:p>
         </w:tc>
@@ -1869,7 +1842,15 @@
               <w:pStyle w:val="Chutrongbang"/>
             </w:pPr>
             <w:r>
-              <w:t>{{ pfmin }}</w:t>
+              <w:t xml:space="preserve">{{ </w:t>
+            </w:r>
+            <w:proofErr w:type="spellStart"/>
+            <w:r>
+              <w:t>pfmin</w:t>
+            </w:r>
+            <w:proofErr w:type="spellEnd"/>
+            <w:r>
+              <w:t xml:space="preserve"> }}</w:t>
             </w:r>
           </w:p>
         </w:tc>
@@ -1889,7 +1870,15 @@
               <w:pStyle w:val="Chutrongbang"/>
             </w:pPr>
             <w:r>
-              <w:t>{{ pfavg }}</w:t>
+              <w:t xml:space="preserve">{{ </w:t>
+            </w:r>
+            <w:proofErr w:type="spellStart"/>
+            <w:r>
+              <w:t>pfavg</w:t>
+            </w:r>
+            <w:proofErr w:type="spellEnd"/>
+            <w:r>
+              <w:t xml:space="preserve"> }}</w:t>
             </w:r>
           </w:p>
         </w:tc>
@@ -1918,28 +1907,16 @@
           <w:p>
             <w:pPr>
               <w:pStyle w:val="Chutrongbang"/>
-              <w:rPr>
-                <w:lang w:val="en-US"/>
-              </w:rPr>
-            </w:pPr>
-            <w:r>
-              <w:rPr>
-                <w:lang w:val="en-US"/>
-              </w:rPr>
+            </w:pPr>
+            <w:r>
               <w:t xml:space="preserve">{{ </w:t>
             </w:r>
             <w:proofErr w:type="spellStart"/>
             <w:r>
-              <w:rPr>
-                <w:lang w:val="en-US"/>
-              </w:rPr>
               <w:t>pfeval</w:t>
             </w:r>
             <w:proofErr w:type="spellEnd"/>
             <w:r>
-              <w:rPr>
-                <w:lang w:val="en-US"/>
-              </w:rPr>
               <w:t xml:space="preserve"> }}</w:t>
             </w:r>
           </w:p>
@@ -2016,7 +1993,15 @@
               <w:pStyle w:val="Chutrongbang"/>
             </w:pPr>
             <w:r>
-              <w:t>{{ pmax }}</w:t>
+              <w:t xml:space="preserve">{{ </w:t>
+            </w:r>
+            <w:proofErr w:type="spellStart"/>
+            <w:r>
+              <w:t>pmax</w:t>
+            </w:r>
+            <w:proofErr w:type="spellEnd"/>
+            <w:r>
+              <w:t xml:space="preserve"> }}</w:t>
             </w:r>
           </w:p>
         </w:tc>
@@ -2036,7 +2021,15 @@
               <w:pStyle w:val="Chutrongbang"/>
             </w:pPr>
             <w:r>
-              <w:t>{{ pmin }}</w:t>
+              <w:t xml:space="preserve">{{ </w:t>
+            </w:r>
+            <w:proofErr w:type="spellStart"/>
+            <w:r>
+              <w:t>pmin</w:t>
+            </w:r>
+            <w:proofErr w:type="spellEnd"/>
+            <w:r>
+              <w:t xml:space="preserve"> }}</w:t>
             </w:r>
           </w:p>
         </w:tc>
@@ -2056,7 +2049,15 @@
               <w:pStyle w:val="Chutrongbang"/>
             </w:pPr>
             <w:r>
-              <w:t>{{ pavg }}</w:t>
+              <w:t xml:space="preserve">{{ </w:t>
+            </w:r>
+            <w:proofErr w:type="spellStart"/>
+            <w:r>
+              <w:t>pavg</w:t>
+            </w:r>
+            <w:proofErr w:type="spellEnd"/>
+            <w:r>
+              <w:t xml:space="preserve"> }}</w:t>
             </w:r>
           </w:p>
         </w:tc>
@@ -2134,7 +2135,15 @@
               <w:pStyle w:val="Chutrongbang"/>
             </w:pPr>
             <w:r>
-              <w:t>Q (kVAR)</w:t>
+              <w:t>Q (</w:t>
+            </w:r>
+            <w:proofErr w:type="spellStart"/>
+            <w:r>
+              <w:t>kVAR</w:t>
+            </w:r>
+            <w:proofErr w:type="spellEnd"/>
+            <w:r>
+              <w:t>)</w:t>
             </w:r>
           </w:p>
         </w:tc>
@@ -2154,7 +2163,15 @@
               <w:pStyle w:val="Chutrongbang"/>
             </w:pPr>
             <w:r>
-              <w:t>{{ qmax }}</w:t>
+              <w:t xml:space="preserve">{{ </w:t>
+            </w:r>
+            <w:proofErr w:type="spellStart"/>
+            <w:r>
+              <w:t>qmax</w:t>
+            </w:r>
+            <w:proofErr w:type="spellEnd"/>
+            <w:r>
+              <w:t xml:space="preserve"> }}</w:t>
             </w:r>
           </w:p>
         </w:tc>
@@ -2174,7 +2191,15 @@
               <w:pStyle w:val="Chutrongbang"/>
             </w:pPr>
             <w:r>
-              <w:t>{{ qmin }}</w:t>
+              <w:t xml:space="preserve">{{ </w:t>
+            </w:r>
+            <w:proofErr w:type="spellStart"/>
+            <w:r>
+              <w:t>qmin</w:t>
+            </w:r>
+            <w:proofErr w:type="spellEnd"/>
+            <w:r>
+              <w:t xml:space="preserve"> }}</w:t>
             </w:r>
           </w:p>
         </w:tc>
@@ -2194,7 +2219,15 @@
               <w:pStyle w:val="Chutrongbang"/>
             </w:pPr>
             <w:r>
-              <w:t>{{ qavg }}</w:t>
+              <w:t xml:space="preserve">{{ </w:t>
+            </w:r>
+            <w:proofErr w:type="spellStart"/>
+            <w:r>
+              <w:t>qavg</w:t>
+            </w:r>
+            <w:proofErr w:type="spellEnd"/>
+            <w:r>
+              <w:t xml:space="preserve"> }}</w:t>
             </w:r>
           </w:p>
         </w:tc>
@@ -2292,7 +2325,15 @@
               <w:pStyle w:val="Chutrongbang"/>
             </w:pPr>
             <w:r>
-              <w:t>{{ smax }}</w:t>
+              <w:t xml:space="preserve">{{ </w:t>
+            </w:r>
+            <w:proofErr w:type="spellStart"/>
+            <w:r>
+              <w:t>smax</w:t>
+            </w:r>
+            <w:proofErr w:type="spellEnd"/>
+            <w:r>
+              <w:t xml:space="preserve"> }}</w:t>
             </w:r>
           </w:p>
         </w:tc>
@@ -2312,7 +2353,15 @@
               <w:pStyle w:val="Chutrongbang"/>
             </w:pPr>
             <w:r>
-              <w:t>{{ smin }}</w:t>
+              <w:t xml:space="preserve">{{ </w:t>
+            </w:r>
+            <w:proofErr w:type="spellStart"/>
+            <w:r>
+              <w:t>smin</w:t>
+            </w:r>
+            <w:proofErr w:type="spellEnd"/>
+            <w:r>
+              <w:t xml:space="preserve"> }}</w:t>
             </w:r>
           </w:p>
         </w:tc>
@@ -2332,7 +2381,15 @@
               <w:pStyle w:val="Chutrongbang"/>
             </w:pPr>
             <w:r>
-              <w:t>{{ savg }}</w:t>
+              <w:t xml:space="preserve">{{ </w:t>
+            </w:r>
+            <w:proofErr w:type="spellStart"/>
+            <w:r>
+              <w:t>savg</w:t>
+            </w:r>
+            <w:proofErr w:type="spellEnd"/>
+            <w:r>
+              <w:t xml:space="preserve"> }}</w:t>
             </w:r>
           </w:p>
         </w:tc>
@@ -2383,6 +2440,7 @@
               <w:pStyle w:val="Chutrongbang"/>
             </w:pPr>
             <w:r>
+              <w:lastRenderedPageBreak/>
               <w:t>6</w:t>
             </w:r>
           </w:p>
@@ -2517,7 +2575,15 @@
               <w:pStyle w:val="Chutrongbang"/>
             </w:pPr>
             <w:r>
-              <w:t>{{ thdeval }}</w:t>
+              <w:t xml:space="preserve">{{ </w:t>
+            </w:r>
+            <w:proofErr w:type="spellStart"/>
+            <w:r>
+              <w:t>thdeval</w:t>
+            </w:r>
+            <w:proofErr w:type="spellEnd"/>
+            <w:r>
+              <w:t xml:space="preserve"> }}</w:t>
             </w:r>
           </w:p>
         </w:tc>
@@ -2835,7 +2901,6 @@
               <w:pStyle w:val="Chutrongbang"/>
             </w:pPr>
             <w:r>
-              <w:lastRenderedPageBreak/>
               <w:t>7</w:t>
             </w:r>
           </w:p>
@@ -2970,16 +3035,15 @@
               <w:pStyle w:val="Chutrongbang"/>
             </w:pPr>
             <w:r>
-              <w:t>{{ t</w:t>
-            </w:r>
-            <w:r>
-              <w:rPr>
-                <w:lang w:val="en-US"/>
-              </w:rPr>
-              <w:t>d</w:t>
-            </w:r>
-            <w:r>
-              <w:t>deval }}</w:t>
+              <w:t xml:space="preserve">{{ </w:t>
+            </w:r>
+            <w:proofErr w:type="spellStart"/>
+            <w:r>
+              <w:t>tddeval</w:t>
+            </w:r>
+            <w:proofErr w:type="spellEnd"/>
+            <w:r>
+              <w:t xml:space="preserve"> }}</w:t>
             </w:r>
           </w:p>
         </w:tc>
@@ -3290,20 +3354,26 @@
     <w:p>
       <w:pPr>
         <w:spacing w:after="160" w:line="259" w:lineRule="auto"/>
+        <w:rPr>
+          <w:szCs w:val="26"/>
+        </w:rPr>
       </w:pPr>
     </w:p>
     <w:p>
       <w:pPr>
         <w:spacing w:after="160" w:line="259" w:lineRule="auto"/>
         <w:rPr>
-          <w:lang w:val="en-US"/>
+          <w:szCs w:val="26"/>
         </w:rPr>
       </w:pPr>
     </w:p>
+    <w:p/>
     <w:sectPr>
-      <w:pgSz w:w="11906" w:h="16838" w:code="9"/>
-      <w:pgMar w:top="862" w:right="936" w:bottom="720" w:left="1440" w:header="720" w:footer="720" w:gutter="0"/>
+      <w:headerReference w:type="default" r:id="rId7"/>
+      <w:pgSz w:w="11907" w:h="16840"/>
+      <w:pgMar w:top="862" w:right="936" w:bottom="720" w:left="1440" w:header="862" w:footer="720" w:gutter="0"/>
       <w:cols w:space="720"/>
+      <w:titlePg/>
       <w:docGrid w:linePitch="360"/>
     </w:sectPr>
   </w:body>
@@ -3348,12 +3418,377 @@
 </w:footnotes>
 </file>
 
+<file path=word/header1.xml><?xml version="1.0" encoding="utf-8"?>
+<w:hdr xmlns:wpc="http://schemas.microsoft.com/office/word/2010/wordprocessingCanvas" xmlns:cx="http://schemas.microsoft.com/office/drawing/2014/chartex" xmlns:cx1="http://schemas.microsoft.com/office/drawing/2015/9/8/chartex" xmlns:cx2="http://schemas.microsoft.com/office/drawing/2015/10/21/chartex" xmlns:cx3="http://schemas.microsoft.com/office/drawing/2016/5/9/chartex" xmlns:cx4="http://schemas.microsoft.com/office/drawing/2016/5/10/chartex" xmlns:cx5="http://schemas.microsoft.com/office/drawing/2016/5/11/chartex" xmlns:cx6="http://schemas.microsoft.com/office/drawing/2016/5/12/chartex" xmlns:cx7="http://schemas.microsoft.com/office/drawing/2016/5/13/chartex" xmlns:cx8="http://schemas.microsoft.com/office/drawing/2016/5/14/chartex" xmlns:mc="http://schemas.openxmlformats.org/markup-compatibility/2006" xmlns:aink="http://schemas.microsoft.com/office/drawing/2016/ink" xmlns:am3d="http://schemas.microsoft.com/office/drawing/2017/model3d" xmlns:o="urn:schemas-microsoft-com:office:office" xmlns:oel="http://schemas.microsoft.com/office/2019/extlst" xmlns:r="http://schemas.openxmlformats.org/officeDocument/2006/relationships" xmlns:m="http://schemas.openxmlformats.org/officeDocument/2006/math" xmlns:v="urn:schemas-microsoft-com:vml" xmlns:wp14="http://schemas.microsoft.com/office/word/2010/wordprocessingDrawing" xmlns:wp="http://schemas.openxmlformats.org/drawingml/2006/wordprocessingDrawing" xmlns:w10="urn:schemas-microsoft-com:office:word" xmlns:w="http://schemas.openxmlformats.org/wordprocessingml/2006/main" xmlns:w14="http://schemas.microsoft.com/office/word/2010/wordml" xmlns:w15="http://schemas.microsoft.com/office/word/2012/wordml" xmlns:w16cex="http://schemas.microsoft.com/office/word/2018/wordml/cex" xmlns:w16cid="http://schemas.microsoft.com/office/word/2016/wordml/cid" xmlns:w16="http://schemas.microsoft.com/office/word/2018/wordml" xmlns:w16du="http://schemas.microsoft.com/office/word/2023/wordml/word16du" xmlns:w16sdtdh="http://schemas.microsoft.com/office/word/2020/wordml/sdtdatahash" xmlns:w16sdtfl="http://schemas.microsoft.com/office/word/2024/wordml/sdtformatlock" xmlns:w16se="http://schemas.microsoft.com/office/word/2015/wordml/symex" xmlns:wpg="http://schemas.microsoft.com/office/word/2010/wordprocessingGroup" xmlns:wpi="http://schemas.microsoft.com/office/word/2010/wordprocessingInk" xmlns:wne="http://schemas.microsoft.com/office/word/2006/wordml" xmlns:wps="http://schemas.microsoft.com/office/word/2010/wordprocessingShape" mc:Ignorable="w14 w15 w16se w16cid w16 w16cex w16sdtdh w16sdtfl w16du wp14">
+  <w:p>
+    <w:pPr>
+      <w:pStyle w:val="Header"/>
+      <w:widowControl w:val="0"/>
+      <w:pBdr>
+        <w:bottom w:val="single" w:sz="6" w:space="1" w:color="auto"/>
+      </w:pBdr>
+      <w:tabs>
+        <w:tab w:val="clear" w:pos="4320"/>
+        <w:tab w:val="clear" w:pos="8640"/>
+        <w:tab w:val="left" w:pos="5310"/>
+      </w:tabs>
+      <w:spacing w:after="160"/>
+      <w:jc w:val="both"/>
+      <w:rPr>
+        <w:i/>
+        <w:sz w:val="22"/>
+        <w:szCs w:val="22"/>
+      </w:rPr>
+    </w:pPr>
+  </w:p>
+</w:hdr>
+</file>
+
 <file path=word/numbering.xml><?xml version="1.0" encoding="utf-8"?>
 <w:numbering xmlns:wpc="http://schemas.microsoft.com/office/word/2010/wordprocessingCanvas" xmlns:cx="http://schemas.microsoft.com/office/drawing/2014/chartex" xmlns:cx1="http://schemas.microsoft.com/office/drawing/2015/9/8/chartex" xmlns:cx2="http://schemas.microsoft.com/office/drawing/2015/10/21/chartex" xmlns:cx3="http://schemas.microsoft.com/office/drawing/2016/5/9/chartex" xmlns:cx4="http://schemas.microsoft.com/office/drawing/2016/5/10/chartex" xmlns:cx5="http://schemas.microsoft.com/office/drawing/2016/5/11/chartex" xmlns:cx6="http://schemas.microsoft.com/office/drawing/2016/5/12/chartex" xmlns:cx7="http://schemas.microsoft.com/office/drawing/2016/5/13/chartex" xmlns:cx8="http://schemas.microsoft.com/office/drawing/2016/5/14/chartex" xmlns:mc="http://schemas.openxmlformats.org/markup-compatibility/2006" xmlns:aink="http://schemas.microsoft.com/office/drawing/2016/ink" xmlns:am3d="http://schemas.microsoft.com/office/drawing/2017/model3d" xmlns:o="urn:schemas-microsoft-com:office:office" xmlns:oel="http://schemas.microsoft.com/office/2019/extlst" xmlns:r="http://schemas.openxmlformats.org/officeDocument/2006/relationships" xmlns:m="http://schemas.openxmlformats.org/officeDocument/2006/math" xmlns:v="urn:schemas-microsoft-com:vml" xmlns:wp14="http://schemas.microsoft.com/office/word/2010/wordprocessingDrawing" xmlns:wp="http://schemas.openxmlformats.org/drawingml/2006/wordprocessingDrawing" xmlns:w10="urn:schemas-microsoft-com:office:word" xmlns:w="http://schemas.openxmlformats.org/wordprocessingml/2006/main" xmlns:w14="http://schemas.microsoft.com/office/word/2010/wordml" xmlns:w15="http://schemas.microsoft.com/office/word/2012/wordml" xmlns:w16cex="http://schemas.microsoft.com/office/word/2018/wordml/cex" xmlns:w16cid="http://schemas.microsoft.com/office/word/2016/wordml/cid" xmlns:w16="http://schemas.microsoft.com/office/word/2018/wordml" xmlns:w16du="http://schemas.microsoft.com/office/word/2023/wordml/word16du" xmlns:w16sdtdh="http://schemas.microsoft.com/office/word/2020/wordml/sdtdatahash" xmlns:w16sdtfl="http://schemas.microsoft.com/office/word/2024/wordml/sdtformatlock" xmlns:w16se="http://schemas.microsoft.com/office/word/2015/wordml/symex" xmlns:wpg="http://schemas.microsoft.com/office/word/2010/wordprocessingGroup" xmlns:wpi="http://schemas.microsoft.com/office/word/2010/wordprocessingInk" xmlns:wne="http://schemas.microsoft.com/office/word/2006/wordml" xmlns:wps="http://schemas.microsoft.com/office/word/2010/wordprocessingShape" mc:Ignorable="w14 w15 w16se w16cid w16 w16cex w16sdtdh w16sdtfl w16du wp14">
   <w:abstractNum w:abstractNumId="0" w15:restartNumberingAfterBreak="0">
+    <w:nsid w:val="0DA94513"/>
+    <w:multiLevelType w:val="multilevel"/>
+    <w:tmpl w:val="0DA94513"/>
+    <w:lvl w:ilvl="0">
+      <w:start w:val="1"/>
+      <w:numFmt w:val="bullet"/>
+      <w:lvlText w:val=""/>
+      <w:lvlJc w:val="left"/>
+      <w:pPr>
+        <w:ind w:left="720" w:hanging="360"/>
+      </w:pPr>
+      <w:rPr>
+        <w:rFonts w:ascii="Wingdings" w:hAnsi="Wingdings" w:hint="default"/>
+      </w:rPr>
+    </w:lvl>
+    <w:lvl w:ilvl="1">
+      <w:start w:val="1"/>
+      <w:numFmt w:val="bullet"/>
+      <w:lvlText w:val="o"/>
+      <w:lvlJc w:val="left"/>
+      <w:pPr>
+        <w:ind w:left="1440" w:hanging="360"/>
+      </w:pPr>
+      <w:rPr>
+        <w:rFonts w:ascii="Courier New" w:hAnsi="Courier New" w:cs="Courier New" w:hint="default"/>
+      </w:rPr>
+    </w:lvl>
+    <w:lvl w:ilvl="2">
+      <w:start w:val="1"/>
+      <w:numFmt w:val="bullet"/>
+      <w:lvlText w:val=""/>
+      <w:lvlJc w:val="left"/>
+      <w:pPr>
+        <w:ind w:left="2160" w:hanging="360"/>
+      </w:pPr>
+      <w:rPr>
+        <w:rFonts w:ascii="Wingdings" w:hAnsi="Wingdings" w:hint="default"/>
+      </w:rPr>
+    </w:lvl>
+    <w:lvl w:ilvl="3">
+      <w:start w:val="1"/>
+      <w:numFmt w:val="bullet"/>
+      <w:lvlText w:val=""/>
+      <w:lvlJc w:val="left"/>
+      <w:pPr>
+        <w:ind w:left="2880" w:hanging="360"/>
+      </w:pPr>
+      <w:rPr>
+        <w:rFonts w:ascii="Symbol" w:hAnsi="Symbol" w:hint="default"/>
+      </w:rPr>
+    </w:lvl>
+    <w:lvl w:ilvl="4">
+      <w:start w:val="1"/>
+      <w:numFmt w:val="bullet"/>
+      <w:lvlText w:val="o"/>
+      <w:lvlJc w:val="left"/>
+      <w:pPr>
+        <w:ind w:left="3600" w:hanging="360"/>
+      </w:pPr>
+      <w:rPr>
+        <w:rFonts w:ascii="Courier New" w:hAnsi="Courier New" w:cs="Courier New" w:hint="default"/>
+      </w:rPr>
+    </w:lvl>
+    <w:lvl w:ilvl="5">
+      <w:start w:val="1"/>
+      <w:numFmt w:val="bullet"/>
+      <w:lvlText w:val=""/>
+      <w:lvlJc w:val="left"/>
+      <w:pPr>
+        <w:ind w:left="4320" w:hanging="360"/>
+      </w:pPr>
+      <w:rPr>
+        <w:rFonts w:ascii="Wingdings" w:hAnsi="Wingdings" w:hint="default"/>
+      </w:rPr>
+    </w:lvl>
+    <w:lvl w:ilvl="6">
+      <w:start w:val="1"/>
+      <w:numFmt w:val="bullet"/>
+      <w:lvlText w:val=""/>
+      <w:lvlJc w:val="left"/>
+      <w:pPr>
+        <w:ind w:left="5040" w:hanging="360"/>
+      </w:pPr>
+      <w:rPr>
+        <w:rFonts w:ascii="Symbol" w:hAnsi="Symbol" w:hint="default"/>
+      </w:rPr>
+    </w:lvl>
+    <w:lvl w:ilvl="7">
+      <w:start w:val="1"/>
+      <w:numFmt w:val="bullet"/>
+      <w:lvlText w:val="o"/>
+      <w:lvlJc w:val="left"/>
+      <w:pPr>
+        <w:ind w:left="5760" w:hanging="360"/>
+      </w:pPr>
+      <w:rPr>
+        <w:rFonts w:ascii="Courier New" w:hAnsi="Courier New" w:cs="Courier New" w:hint="default"/>
+      </w:rPr>
+    </w:lvl>
+    <w:lvl w:ilvl="8">
+      <w:start w:val="1"/>
+      <w:numFmt w:val="bullet"/>
+      <w:lvlText w:val=""/>
+      <w:lvlJc w:val="left"/>
+      <w:pPr>
+        <w:ind w:left="6480" w:hanging="360"/>
+      </w:pPr>
+      <w:rPr>
+        <w:rFonts w:ascii="Wingdings" w:hAnsi="Wingdings" w:hint="default"/>
+      </w:rPr>
+    </w:lvl>
+  </w:abstractNum>
+  <w:abstractNum w:abstractNumId="1" w15:restartNumberingAfterBreak="0">
+    <w:nsid w:val="1C8A7E3E"/>
+    <w:multiLevelType w:val="multilevel"/>
+    <w:tmpl w:val="1C8A7E3E"/>
+    <w:lvl w:ilvl="0">
+      <w:start w:val="1"/>
+      <w:numFmt w:val="bullet"/>
+      <w:lvlText w:val=""/>
+      <w:lvlJc w:val="left"/>
+      <w:pPr>
+        <w:ind w:left="720" w:hanging="360"/>
+      </w:pPr>
+      <w:rPr>
+        <w:rFonts w:ascii="Wingdings" w:hAnsi="Wingdings" w:hint="default"/>
+      </w:rPr>
+    </w:lvl>
+    <w:lvl w:ilvl="1">
+      <w:start w:val="1"/>
+      <w:numFmt w:val="bullet"/>
+      <w:lvlText w:val="o"/>
+      <w:lvlJc w:val="left"/>
+      <w:pPr>
+        <w:ind w:left="1440" w:hanging="360"/>
+      </w:pPr>
+      <w:rPr>
+        <w:rFonts w:ascii="Courier New" w:hAnsi="Courier New" w:cs="Courier New" w:hint="default"/>
+      </w:rPr>
+    </w:lvl>
+    <w:lvl w:ilvl="2">
+      <w:start w:val="1"/>
+      <w:numFmt w:val="bullet"/>
+      <w:lvlText w:val=""/>
+      <w:lvlJc w:val="left"/>
+      <w:pPr>
+        <w:ind w:left="2160" w:hanging="360"/>
+      </w:pPr>
+      <w:rPr>
+        <w:rFonts w:ascii="Wingdings" w:hAnsi="Wingdings" w:hint="default"/>
+      </w:rPr>
+    </w:lvl>
+    <w:lvl w:ilvl="3">
+      <w:start w:val="1"/>
+      <w:numFmt w:val="bullet"/>
+      <w:lvlText w:val=""/>
+      <w:lvlJc w:val="left"/>
+      <w:pPr>
+        <w:ind w:left="2880" w:hanging="360"/>
+      </w:pPr>
+      <w:rPr>
+        <w:rFonts w:ascii="Symbol" w:hAnsi="Symbol" w:hint="default"/>
+      </w:rPr>
+    </w:lvl>
+    <w:lvl w:ilvl="4">
+      <w:start w:val="1"/>
+      <w:numFmt w:val="bullet"/>
+      <w:lvlText w:val="o"/>
+      <w:lvlJc w:val="left"/>
+      <w:pPr>
+        <w:ind w:left="3600" w:hanging="360"/>
+      </w:pPr>
+      <w:rPr>
+        <w:rFonts w:ascii="Courier New" w:hAnsi="Courier New" w:cs="Courier New" w:hint="default"/>
+      </w:rPr>
+    </w:lvl>
+    <w:lvl w:ilvl="5">
+      <w:start w:val="1"/>
+      <w:numFmt w:val="bullet"/>
+      <w:lvlText w:val=""/>
+      <w:lvlJc w:val="left"/>
+      <w:pPr>
+        <w:ind w:left="4320" w:hanging="360"/>
+      </w:pPr>
+      <w:rPr>
+        <w:rFonts w:ascii="Wingdings" w:hAnsi="Wingdings" w:hint="default"/>
+      </w:rPr>
+    </w:lvl>
+    <w:lvl w:ilvl="6">
+      <w:start w:val="1"/>
+      <w:numFmt w:val="bullet"/>
+      <w:lvlText w:val=""/>
+      <w:lvlJc w:val="left"/>
+      <w:pPr>
+        <w:ind w:left="5040" w:hanging="360"/>
+      </w:pPr>
+      <w:rPr>
+        <w:rFonts w:ascii="Symbol" w:hAnsi="Symbol" w:hint="default"/>
+      </w:rPr>
+    </w:lvl>
+    <w:lvl w:ilvl="7">
+      <w:start w:val="1"/>
+      <w:numFmt w:val="bullet"/>
+      <w:lvlText w:val="o"/>
+      <w:lvlJc w:val="left"/>
+      <w:pPr>
+        <w:ind w:left="5760" w:hanging="360"/>
+      </w:pPr>
+      <w:rPr>
+        <w:rFonts w:ascii="Courier New" w:hAnsi="Courier New" w:cs="Courier New" w:hint="default"/>
+      </w:rPr>
+    </w:lvl>
+    <w:lvl w:ilvl="8">
+      <w:start w:val="1"/>
+      <w:numFmt w:val="bullet"/>
+      <w:lvlText w:val=""/>
+      <w:lvlJc w:val="left"/>
+      <w:pPr>
+        <w:ind w:left="6480" w:hanging="360"/>
+      </w:pPr>
+      <w:rPr>
+        <w:rFonts w:ascii="Wingdings" w:hAnsi="Wingdings" w:hint="default"/>
+      </w:rPr>
+    </w:lvl>
+  </w:abstractNum>
+  <w:abstractNum w:abstractNumId="2" w15:restartNumberingAfterBreak="0">
+    <w:nsid w:val="27D13CE3"/>
+    <w:multiLevelType w:val="multilevel"/>
+    <w:tmpl w:val="27D13CE3"/>
+    <w:lvl w:ilvl="0">
+      <w:start w:val="1"/>
+      <w:numFmt w:val="bullet"/>
+      <w:lvlText w:val=""/>
+      <w:lvlJc w:val="left"/>
+      <w:pPr>
+        <w:ind w:left="450" w:hanging="360"/>
+      </w:pPr>
+      <w:rPr>
+        <w:rFonts w:ascii="Wingdings" w:hAnsi="Wingdings" w:hint="default"/>
+      </w:rPr>
+    </w:lvl>
+    <w:lvl w:ilvl="1">
+      <w:start w:val="1"/>
+      <w:numFmt w:val="bullet"/>
+      <w:lvlText w:val="o"/>
+      <w:lvlJc w:val="left"/>
+      <w:pPr>
+        <w:ind w:left="1170" w:hanging="360"/>
+      </w:pPr>
+      <w:rPr>
+        <w:rFonts w:ascii="Courier New" w:hAnsi="Courier New" w:cs="Courier New" w:hint="default"/>
+      </w:rPr>
+    </w:lvl>
+    <w:lvl w:ilvl="2">
+      <w:start w:val="1"/>
+      <w:numFmt w:val="bullet"/>
+      <w:lvlText w:val=""/>
+      <w:lvlJc w:val="left"/>
+      <w:pPr>
+        <w:ind w:left="1890" w:hanging="360"/>
+      </w:pPr>
+      <w:rPr>
+        <w:rFonts w:ascii="Wingdings" w:hAnsi="Wingdings" w:hint="default"/>
+      </w:rPr>
+    </w:lvl>
+    <w:lvl w:ilvl="3">
+      <w:start w:val="1"/>
+      <w:numFmt w:val="bullet"/>
+      <w:lvlText w:val=""/>
+      <w:lvlJc w:val="left"/>
+      <w:pPr>
+        <w:ind w:left="2610" w:hanging="360"/>
+      </w:pPr>
+      <w:rPr>
+        <w:rFonts w:ascii="Symbol" w:hAnsi="Symbol" w:hint="default"/>
+      </w:rPr>
+    </w:lvl>
+    <w:lvl w:ilvl="4">
+      <w:start w:val="1"/>
+      <w:numFmt w:val="bullet"/>
+      <w:lvlText w:val="o"/>
+      <w:lvlJc w:val="left"/>
+      <w:pPr>
+        <w:ind w:left="3330" w:hanging="360"/>
+      </w:pPr>
+      <w:rPr>
+        <w:rFonts w:ascii="Courier New" w:hAnsi="Courier New" w:cs="Courier New" w:hint="default"/>
+      </w:rPr>
+    </w:lvl>
+    <w:lvl w:ilvl="5">
+      <w:start w:val="1"/>
+      <w:numFmt w:val="bullet"/>
+      <w:lvlText w:val=""/>
+      <w:lvlJc w:val="left"/>
+      <w:pPr>
+        <w:ind w:left="4050" w:hanging="360"/>
+      </w:pPr>
+      <w:rPr>
+        <w:rFonts w:ascii="Wingdings" w:hAnsi="Wingdings" w:hint="default"/>
+      </w:rPr>
+    </w:lvl>
+    <w:lvl w:ilvl="6">
+      <w:start w:val="1"/>
+      <w:numFmt w:val="bullet"/>
+      <w:lvlText w:val=""/>
+      <w:lvlJc w:val="left"/>
+      <w:pPr>
+        <w:ind w:left="4770" w:hanging="360"/>
+      </w:pPr>
+      <w:rPr>
+        <w:rFonts w:ascii="Symbol" w:hAnsi="Symbol" w:hint="default"/>
+      </w:rPr>
+    </w:lvl>
+    <w:lvl w:ilvl="7">
+      <w:start w:val="1"/>
+      <w:numFmt w:val="bullet"/>
+      <w:lvlText w:val="o"/>
+      <w:lvlJc w:val="left"/>
+      <w:pPr>
+        <w:ind w:left="5490" w:hanging="360"/>
+      </w:pPr>
+      <w:rPr>
+        <w:rFonts w:ascii="Courier New" w:hAnsi="Courier New" w:cs="Courier New" w:hint="default"/>
+      </w:rPr>
+    </w:lvl>
+    <w:lvl w:ilvl="8">
+      <w:start w:val="1"/>
+      <w:numFmt w:val="bullet"/>
+      <w:lvlText w:val=""/>
+      <w:lvlJc w:val="left"/>
+      <w:pPr>
+        <w:ind w:left="6210" w:hanging="360"/>
+      </w:pPr>
+      <w:rPr>
+        <w:rFonts w:ascii="Wingdings" w:hAnsi="Wingdings" w:hint="default"/>
+      </w:rPr>
+    </w:lvl>
+  </w:abstractNum>
+  <w:abstractNum w:abstractNumId="3" w15:restartNumberingAfterBreak="0">
     <w:nsid w:val="5FBA2F19"/>
     <w:multiLevelType w:val="multilevel"/>
-    <w:tmpl w:val="9662BCD0"/>
+    <w:tmpl w:val="5FBA2F19"/>
     <w:lvl w:ilvl="0">
       <w:start w:val="1"/>
       <w:numFmt w:val="decimal"/>
@@ -3369,6 +3804,7 @@
     <w:lvl w:ilvl="1">
       <w:start w:val="1"/>
       <w:numFmt w:val="decimal"/>
+      <w:pStyle w:val="Top2"/>
       <w:lvlText w:val="%1.%2"/>
       <w:lvlJc w:val="left"/>
       <w:pPr>
@@ -3463,8 +3899,392 @@
       </w:rPr>
     </w:lvl>
   </w:abstractNum>
-  <w:num w:numId="1" w16cid:durableId="1481069479">
+  <w:abstractNum w:abstractNumId="4" w15:restartNumberingAfterBreak="0">
+    <w:nsid w:val="62A47CD4"/>
+    <w:multiLevelType w:val="multilevel"/>
+    <w:tmpl w:val="62A47CD4"/>
+    <w:lvl w:ilvl="0">
+      <w:start w:val="2"/>
+      <w:numFmt w:val="bullet"/>
+      <w:lvlText w:val="-"/>
+      <w:lvlJc w:val="left"/>
+      <w:pPr>
+        <w:ind w:left="720" w:hanging="360"/>
+      </w:pPr>
+      <w:rPr>
+        <w:rFonts w:ascii="Times New Roman" w:eastAsia="Times New Roman" w:hAnsi="Times New Roman" w:cs="Times New Roman" w:hint="default"/>
+      </w:rPr>
+    </w:lvl>
+    <w:lvl w:ilvl="1">
+      <w:start w:val="1"/>
+      <w:numFmt w:val="bullet"/>
+      <w:lvlText w:val="o"/>
+      <w:lvlJc w:val="left"/>
+      <w:pPr>
+        <w:ind w:left="1440" w:hanging="360"/>
+      </w:pPr>
+      <w:rPr>
+        <w:rFonts w:ascii="Courier New" w:hAnsi="Courier New" w:cs="Courier New" w:hint="default"/>
+      </w:rPr>
+    </w:lvl>
+    <w:lvl w:ilvl="2">
+      <w:start w:val="1"/>
+      <w:numFmt w:val="bullet"/>
+      <w:lvlText w:val=""/>
+      <w:lvlJc w:val="left"/>
+      <w:pPr>
+        <w:ind w:left="2160" w:hanging="360"/>
+      </w:pPr>
+      <w:rPr>
+        <w:rFonts w:ascii="Wingdings" w:hAnsi="Wingdings" w:hint="default"/>
+      </w:rPr>
+    </w:lvl>
+    <w:lvl w:ilvl="3">
+      <w:start w:val="1"/>
+      <w:numFmt w:val="bullet"/>
+      <w:lvlText w:val=""/>
+      <w:lvlJc w:val="left"/>
+      <w:pPr>
+        <w:ind w:left="2880" w:hanging="360"/>
+      </w:pPr>
+      <w:rPr>
+        <w:rFonts w:ascii="Symbol" w:hAnsi="Symbol" w:hint="default"/>
+      </w:rPr>
+    </w:lvl>
+    <w:lvl w:ilvl="4">
+      <w:start w:val="1"/>
+      <w:numFmt w:val="bullet"/>
+      <w:lvlText w:val="o"/>
+      <w:lvlJc w:val="left"/>
+      <w:pPr>
+        <w:ind w:left="3600" w:hanging="360"/>
+      </w:pPr>
+      <w:rPr>
+        <w:rFonts w:ascii="Courier New" w:hAnsi="Courier New" w:cs="Courier New" w:hint="default"/>
+      </w:rPr>
+    </w:lvl>
+    <w:lvl w:ilvl="5">
+      <w:start w:val="1"/>
+      <w:numFmt w:val="bullet"/>
+      <w:lvlText w:val=""/>
+      <w:lvlJc w:val="left"/>
+      <w:pPr>
+        <w:ind w:left="4320" w:hanging="360"/>
+      </w:pPr>
+      <w:rPr>
+        <w:rFonts w:ascii="Wingdings" w:hAnsi="Wingdings" w:hint="default"/>
+      </w:rPr>
+    </w:lvl>
+    <w:lvl w:ilvl="6">
+      <w:start w:val="1"/>
+      <w:numFmt w:val="bullet"/>
+      <w:lvlText w:val=""/>
+      <w:lvlJc w:val="left"/>
+      <w:pPr>
+        <w:ind w:left="5040" w:hanging="360"/>
+      </w:pPr>
+      <w:rPr>
+        <w:rFonts w:ascii="Symbol" w:hAnsi="Symbol" w:hint="default"/>
+      </w:rPr>
+    </w:lvl>
+    <w:lvl w:ilvl="7">
+      <w:start w:val="1"/>
+      <w:numFmt w:val="bullet"/>
+      <w:lvlText w:val="o"/>
+      <w:lvlJc w:val="left"/>
+      <w:pPr>
+        <w:ind w:left="5760" w:hanging="360"/>
+      </w:pPr>
+      <w:rPr>
+        <w:rFonts w:ascii="Courier New" w:hAnsi="Courier New" w:cs="Courier New" w:hint="default"/>
+      </w:rPr>
+    </w:lvl>
+    <w:lvl w:ilvl="8">
+      <w:start w:val="1"/>
+      <w:numFmt w:val="bullet"/>
+      <w:lvlText w:val=""/>
+      <w:lvlJc w:val="left"/>
+      <w:pPr>
+        <w:ind w:left="6480" w:hanging="360"/>
+      </w:pPr>
+      <w:rPr>
+        <w:rFonts w:ascii="Wingdings" w:hAnsi="Wingdings" w:hint="default"/>
+      </w:rPr>
+    </w:lvl>
+  </w:abstractNum>
+  <w:abstractNum w:abstractNumId="5" w15:restartNumberingAfterBreak="0">
+    <w:nsid w:val="6CFD07B7"/>
+    <w:multiLevelType w:val="multilevel"/>
+    <w:tmpl w:val="6CFD07B7"/>
+    <w:lvl w:ilvl="0">
+      <w:start w:val="2"/>
+      <w:numFmt w:val="bullet"/>
+      <w:lvlText w:val="-"/>
+      <w:lvlJc w:val="left"/>
+      <w:pPr>
+        <w:tabs>
+          <w:tab w:val="num" w:pos="1080"/>
+        </w:tabs>
+        <w:ind w:left="1080" w:hanging="360"/>
+      </w:pPr>
+      <w:rPr>
+        <w:rFonts w:ascii="Times New Roman" w:eastAsia="Times New Roman" w:hAnsi="Times New Roman" w:cs="Times New Roman" w:hint="default"/>
+      </w:rPr>
+    </w:lvl>
+    <w:lvl w:ilvl="1">
+      <w:start w:val="1"/>
+      <w:numFmt w:val="bullet"/>
+      <w:lvlText w:val="o"/>
+      <w:lvlJc w:val="left"/>
+      <w:pPr>
+        <w:tabs>
+          <w:tab w:val="num" w:pos="1800"/>
+        </w:tabs>
+        <w:ind w:left="1800" w:hanging="360"/>
+      </w:pPr>
+      <w:rPr>
+        <w:rFonts w:ascii="Courier New" w:hAnsi="Courier New" w:cs="Courier New" w:hint="default"/>
+      </w:rPr>
+    </w:lvl>
+    <w:lvl w:ilvl="2">
+      <w:start w:val="1"/>
+      <w:numFmt w:val="bullet"/>
+      <w:lvlText w:val=""/>
+      <w:lvlJc w:val="left"/>
+      <w:pPr>
+        <w:tabs>
+          <w:tab w:val="num" w:pos="2520"/>
+        </w:tabs>
+        <w:ind w:left="2520" w:hanging="360"/>
+      </w:pPr>
+      <w:rPr>
+        <w:rFonts w:ascii="Wingdings" w:hAnsi="Wingdings" w:hint="default"/>
+      </w:rPr>
+    </w:lvl>
+    <w:lvl w:ilvl="3">
+      <w:start w:val="1"/>
+      <w:numFmt w:val="bullet"/>
+      <w:lvlText w:val=""/>
+      <w:lvlJc w:val="left"/>
+      <w:pPr>
+        <w:tabs>
+          <w:tab w:val="num" w:pos="3240"/>
+        </w:tabs>
+        <w:ind w:left="3240" w:hanging="360"/>
+      </w:pPr>
+      <w:rPr>
+        <w:rFonts w:ascii="Symbol" w:hAnsi="Symbol" w:hint="default"/>
+      </w:rPr>
+    </w:lvl>
+    <w:lvl w:ilvl="4">
+      <w:start w:val="1"/>
+      <w:numFmt w:val="bullet"/>
+      <w:lvlText w:val="o"/>
+      <w:lvlJc w:val="left"/>
+      <w:pPr>
+        <w:tabs>
+          <w:tab w:val="num" w:pos="3960"/>
+        </w:tabs>
+        <w:ind w:left="3960" w:hanging="360"/>
+      </w:pPr>
+      <w:rPr>
+        <w:rFonts w:ascii="Courier New" w:hAnsi="Courier New" w:cs="Courier New" w:hint="default"/>
+      </w:rPr>
+    </w:lvl>
+    <w:lvl w:ilvl="5">
+      <w:start w:val="1"/>
+      <w:numFmt w:val="bullet"/>
+      <w:lvlText w:val=""/>
+      <w:lvlJc w:val="left"/>
+      <w:pPr>
+        <w:tabs>
+          <w:tab w:val="num" w:pos="4680"/>
+        </w:tabs>
+        <w:ind w:left="4680" w:hanging="360"/>
+      </w:pPr>
+      <w:rPr>
+        <w:rFonts w:ascii="Wingdings" w:hAnsi="Wingdings" w:hint="default"/>
+      </w:rPr>
+    </w:lvl>
+    <w:lvl w:ilvl="6">
+      <w:start w:val="1"/>
+      <w:numFmt w:val="bullet"/>
+      <w:lvlText w:val=""/>
+      <w:lvlJc w:val="left"/>
+      <w:pPr>
+        <w:tabs>
+          <w:tab w:val="num" w:pos="5400"/>
+        </w:tabs>
+        <w:ind w:left="5400" w:hanging="360"/>
+      </w:pPr>
+      <w:rPr>
+        <w:rFonts w:ascii="Symbol" w:hAnsi="Symbol" w:hint="default"/>
+      </w:rPr>
+    </w:lvl>
+    <w:lvl w:ilvl="7">
+      <w:start w:val="1"/>
+      <w:numFmt w:val="bullet"/>
+      <w:lvlText w:val="o"/>
+      <w:lvlJc w:val="left"/>
+      <w:pPr>
+        <w:tabs>
+          <w:tab w:val="num" w:pos="6120"/>
+        </w:tabs>
+        <w:ind w:left="6120" w:hanging="360"/>
+      </w:pPr>
+      <w:rPr>
+        <w:rFonts w:ascii="Courier New" w:hAnsi="Courier New" w:cs="Courier New" w:hint="default"/>
+      </w:rPr>
+    </w:lvl>
+    <w:lvl w:ilvl="8">
+      <w:start w:val="1"/>
+      <w:numFmt w:val="bullet"/>
+      <w:lvlText w:val=""/>
+      <w:lvlJc w:val="left"/>
+      <w:pPr>
+        <w:tabs>
+          <w:tab w:val="num" w:pos="6840"/>
+        </w:tabs>
+        <w:ind w:left="6840" w:hanging="360"/>
+      </w:pPr>
+      <w:rPr>
+        <w:rFonts w:ascii="Wingdings" w:hAnsi="Wingdings" w:hint="default"/>
+      </w:rPr>
+    </w:lvl>
+  </w:abstractNum>
+  <w:abstractNum w:abstractNumId="6" w15:restartNumberingAfterBreak="0">
+    <w:nsid w:val="77873A05"/>
+    <w:multiLevelType w:val="multilevel"/>
+    <w:tmpl w:val="77873A05"/>
+    <w:lvl w:ilvl="0">
+      <w:start w:val="1"/>
+      <w:numFmt w:val="bullet"/>
+      <w:lvlText w:val=""/>
+      <w:lvlJc w:val="left"/>
+      <w:pPr>
+        <w:ind w:left="780" w:hanging="360"/>
+      </w:pPr>
+      <w:rPr>
+        <w:rFonts w:ascii="Symbol" w:hAnsi="Symbol" w:hint="default"/>
+      </w:rPr>
+    </w:lvl>
+    <w:lvl w:ilvl="1">
+      <w:start w:val="1"/>
+      <w:numFmt w:val="bullet"/>
+      <w:lvlText w:val="o"/>
+      <w:lvlJc w:val="left"/>
+      <w:pPr>
+        <w:ind w:left="1500" w:hanging="360"/>
+      </w:pPr>
+      <w:rPr>
+        <w:rFonts w:ascii="Courier New" w:hAnsi="Courier New" w:cs="Courier New" w:hint="default"/>
+      </w:rPr>
+    </w:lvl>
+    <w:lvl w:ilvl="2">
+      <w:start w:val="1"/>
+      <w:numFmt w:val="bullet"/>
+      <w:lvlText w:val=""/>
+      <w:lvlJc w:val="left"/>
+      <w:pPr>
+        <w:ind w:left="2220" w:hanging="360"/>
+      </w:pPr>
+      <w:rPr>
+        <w:rFonts w:ascii="Wingdings" w:hAnsi="Wingdings" w:hint="default"/>
+      </w:rPr>
+    </w:lvl>
+    <w:lvl w:ilvl="3">
+      <w:start w:val="1"/>
+      <w:numFmt w:val="bullet"/>
+      <w:lvlText w:val=""/>
+      <w:lvlJc w:val="left"/>
+      <w:pPr>
+        <w:ind w:left="2940" w:hanging="360"/>
+      </w:pPr>
+      <w:rPr>
+        <w:rFonts w:ascii="Symbol" w:hAnsi="Symbol" w:hint="default"/>
+      </w:rPr>
+    </w:lvl>
+    <w:lvl w:ilvl="4">
+      <w:start w:val="1"/>
+      <w:numFmt w:val="bullet"/>
+      <w:lvlText w:val="o"/>
+      <w:lvlJc w:val="left"/>
+      <w:pPr>
+        <w:ind w:left="3660" w:hanging="360"/>
+      </w:pPr>
+      <w:rPr>
+        <w:rFonts w:ascii="Courier New" w:hAnsi="Courier New" w:cs="Courier New" w:hint="default"/>
+      </w:rPr>
+    </w:lvl>
+    <w:lvl w:ilvl="5">
+      <w:start w:val="1"/>
+      <w:numFmt w:val="bullet"/>
+      <w:lvlText w:val=""/>
+      <w:lvlJc w:val="left"/>
+      <w:pPr>
+        <w:ind w:left="4380" w:hanging="360"/>
+      </w:pPr>
+      <w:rPr>
+        <w:rFonts w:ascii="Wingdings" w:hAnsi="Wingdings" w:hint="default"/>
+      </w:rPr>
+    </w:lvl>
+    <w:lvl w:ilvl="6">
+      <w:start w:val="1"/>
+      <w:numFmt w:val="bullet"/>
+      <w:lvlText w:val=""/>
+      <w:lvlJc w:val="left"/>
+      <w:pPr>
+        <w:ind w:left="5100" w:hanging="360"/>
+      </w:pPr>
+      <w:rPr>
+        <w:rFonts w:ascii="Symbol" w:hAnsi="Symbol" w:hint="default"/>
+      </w:rPr>
+    </w:lvl>
+    <w:lvl w:ilvl="7">
+      <w:start w:val="1"/>
+      <w:numFmt w:val="bullet"/>
+      <w:lvlText w:val="o"/>
+      <w:lvlJc w:val="left"/>
+      <w:pPr>
+        <w:ind w:left="5820" w:hanging="360"/>
+      </w:pPr>
+      <w:rPr>
+        <w:rFonts w:ascii="Courier New" w:hAnsi="Courier New" w:cs="Courier New" w:hint="default"/>
+      </w:rPr>
+    </w:lvl>
+    <w:lvl w:ilvl="8">
+      <w:start w:val="1"/>
+      <w:numFmt w:val="bullet"/>
+      <w:lvlText w:val=""/>
+      <w:lvlJc w:val="left"/>
+      <w:pPr>
+        <w:ind w:left="6540" w:hanging="360"/>
+      </w:pPr>
+      <w:rPr>
+        <w:rFonts w:ascii="Wingdings" w:hAnsi="Wingdings" w:hint="default"/>
+      </w:rPr>
+    </w:lvl>
+  </w:abstractNum>
+  <w:num w:numId="1" w16cid:durableId="1665742615">
+    <w:abstractNumId w:val="3"/>
+  </w:num>
+  <w:num w:numId="2" w16cid:durableId="539980456">
+    <w:abstractNumId w:val="5"/>
+  </w:num>
+  <w:num w:numId="3" w16cid:durableId="1629049257">
+    <w:abstractNumId w:val="6"/>
+  </w:num>
+  <w:num w:numId="4" w16cid:durableId="287858156">
+    <w:abstractNumId w:val="1"/>
+  </w:num>
+  <w:num w:numId="5" w16cid:durableId="1587689363">
     <w:abstractNumId w:val="0"/>
+  </w:num>
+  <w:num w:numId="6" w16cid:durableId="1374227910">
+    <w:abstractNumId w:val="2"/>
+  </w:num>
+  <w:num w:numId="7" w16cid:durableId="82410313">
+    <w:abstractNumId w:val="4"/>
   </w:num>
 </w:numbering>
 </file>
@@ -3474,31 +4294,23 @@
   <w:docDefaults>
     <w:rPrDefault>
       <w:rPr>
-        <w:rFonts w:ascii="Times New Roman" w:eastAsiaTheme="minorHAnsi" w:hAnsi="Times New Roman" w:cstheme="minorBidi"/>
-        <w:kern w:val="2"/>
-        <w:sz w:val="24"/>
-        <w:szCs w:val="22"/>
-        <w:lang w:val="en-US" w:eastAsia="en-US" w:bidi="ar-SA"/>
-        <w14:ligatures w14:val="standardContextual"/>
+        <w:rFonts w:ascii="Calibri" w:eastAsia="Calibri" w:hAnsi="Calibri" w:cs="Times New Roman"/>
+        <w:lang w:val="en-VN" w:eastAsia="en-US" w:bidi="ar-SA"/>
       </w:rPr>
     </w:rPrDefault>
-    <w:pPrDefault>
-      <w:pPr>
-        <w:spacing w:after="160" w:line="259" w:lineRule="auto"/>
-      </w:pPr>
-    </w:pPrDefault>
+    <w:pPrDefault/>
   </w:docDefaults>
   <w:latentStyles w:defLockedState="0" w:defUIPriority="99" w:defSemiHidden="0" w:defUnhideWhenUsed="0" w:defQFormat="0" w:count="376">
     <w:lsdException w:name="Normal" w:uiPriority="0" w:qFormat="1"/>
     <w:lsdException w:name="heading 1" w:uiPriority="0" w:qFormat="1"/>
-    <w:lsdException w:name="heading 2" w:semiHidden="1" w:uiPriority="0" w:unhideWhenUsed="1" w:qFormat="1"/>
-    <w:lsdException w:name="heading 3" w:semiHidden="1" w:uiPriority="0" w:unhideWhenUsed="1" w:qFormat="1"/>
-    <w:lsdException w:name="heading 4" w:semiHidden="1" w:uiPriority="9" w:unhideWhenUsed="1" w:qFormat="1"/>
-    <w:lsdException w:name="heading 5" w:semiHidden="1" w:uiPriority="0" w:unhideWhenUsed="1" w:qFormat="1"/>
-    <w:lsdException w:name="heading 6" w:semiHidden="1" w:uiPriority="0" w:unhideWhenUsed="1" w:qFormat="1"/>
-    <w:lsdException w:name="heading 7" w:semiHidden="1" w:unhideWhenUsed="1" w:qFormat="1"/>
-    <w:lsdException w:name="heading 8" w:semiHidden="1" w:unhideWhenUsed="1" w:qFormat="1"/>
-    <w:lsdException w:name="heading 9" w:semiHidden="1" w:unhideWhenUsed="1" w:qFormat="1"/>
+    <w:lsdException w:name="heading 2" w:uiPriority="0" w:qFormat="1"/>
+    <w:lsdException w:name="heading 3" w:uiPriority="0" w:qFormat="1"/>
+    <w:lsdException w:name="heading 4" w:uiPriority="0" w:qFormat="1"/>
+    <w:lsdException w:name="heading 5" w:uiPriority="0" w:qFormat="1"/>
+    <w:lsdException w:name="heading 6" w:uiPriority="0" w:qFormat="1"/>
+    <w:lsdException w:name="heading 7" w:qFormat="1"/>
+    <w:lsdException w:name="heading 8" w:qFormat="1"/>
+    <w:lsdException w:name="heading 9" w:qFormat="1"/>
     <w:lsdException w:name="index 1" w:semiHidden="1" w:unhideWhenUsed="1"/>
     <w:lsdException w:name="index 2" w:semiHidden="1" w:unhideWhenUsed="1"/>
     <w:lsdException w:name="index 3" w:semiHidden="1" w:unhideWhenUsed="1"/>
@@ -3508,29 +4320,26 @@
     <w:lsdException w:name="index 7" w:semiHidden="1" w:unhideWhenUsed="1"/>
     <w:lsdException w:name="index 8" w:semiHidden="1" w:unhideWhenUsed="1"/>
     <w:lsdException w:name="index 9" w:semiHidden="1" w:unhideWhenUsed="1"/>
-    <w:lsdException w:name="toc 1" w:semiHidden="1" w:uiPriority="39" w:unhideWhenUsed="1"/>
-    <w:lsdException w:name="toc 2" w:semiHidden="1" w:uiPriority="39" w:unhideWhenUsed="1"/>
-    <w:lsdException w:name="toc 3" w:semiHidden="1" w:uiPriority="39" w:unhideWhenUsed="1"/>
-    <w:lsdException w:name="toc 4" w:semiHidden="1" w:uiPriority="39" w:unhideWhenUsed="1"/>
-    <w:lsdException w:name="toc 5" w:semiHidden="1" w:uiPriority="39" w:unhideWhenUsed="1"/>
-    <w:lsdException w:name="toc 6" w:semiHidden="1" w:uiPriority="39" w:unhideWhenUsed="1"/>
-    <w:lsdException w:name="toc 7" w:semiHidden="1" w:uiPriority="39" w:unhideWhenUsed="1"/>
-    <w:lsdException w:name="toc 8" w:semiHidden="1" w:uiPriority="39" w:unhideWhenUsed="1"/>
-    <w:lsdException w:name="toc 9" w:semiHidden="1" w:uiPriority="39" w:unhideWhenUsed="1"/>
+    <w:lsdException w:name="toc 1" w:uiPriority="39" w:unhideWhenUsed="1"/>
+    <w:lsdException w:name="toc 2" w:uiPriority="39" w:unhideWhenUsed="1"/>
+    <w:lsdException w:name="toc 3" w:uiPriority="39" w:unhideWhenUsed="1"/>
+    <w:lsdException w:name="toc 4" w:uiPriority="39" w:unhideWhenUsed="1"/>
+    <w:lsdException w:name="toc 5" w:uiPriority="39" w:unhideWhenUsed="1"/>
+    <w:lsdException w:name="toc 6" w:uiPriority="39" w:unhideWhenUsed="1"/>
+    <w:lsdException w:name="toc 7" w:uiPriority="39" w:unhideWhenUsed="1"/>
+    <w:lsdException w:name="toc 8" w:uiPriority="39" w:unhideWhenUsed="1"/>
+    <w:lsdException w:name="toc 9" w:uiPriority="39" w:unhideWhenUsed="1"/>
     <w:lsdException w:name="Normal Indent" w:semiHidden="1" w:unhideWhenUsed="1"/>
     <w:lsdException w:name="footnote text" w:semiHidden="1" w:unhideWhenUsed="1"/>
     <w:lsdException w:name="annotation text" w:semiHidden="1" w:unhideWhenUsed="1"/>
-    <w:lsdException w:name="header" w:semiHidden="1" w:unhideWhenUsed="1"/>
-    <w:lsdException w:name="footer" w:semiHidden="1" w:unhideWhenUsed="1"/>
     <w:lsdException w:name="index heading" w:semiHidden="1" w:unhideWhenUsed="1"/>
-    <w:lsdException w:name="caption" w:semiHidden="1" w:uiPriority="0" w:unhideWhenUsed="1" w:qFormat="1"/>
-    <w:lsdException w:name="table of figures" w:semiHidden="1" w:unhideWhenUsed="1"/>
+    <w:lsdException w:name="caption" w:uiPriority="0" w:qFormat="1"/>
+    <w:lsdException w:name="table of figures" w:unhideWhenUsed="1"/>
     <w:lsdException w:name="envelope address" w:semiHidden="1" w:unhideWhenUsed="1"/>
-    <w:lsdException w:name="envelope return" w:semiHidden="1" w:unhideWhenUsed="1"/>
     <w:lsdException w:name="footnote reference" w:semiHidden="1" w:unhideWhenUsed="1"/>
     <w:lsdException w:name="annotation reference" w:semiHidden="1" w:uiPriority="0" w:unhideWhenUsed="1"/>
     <w:lsdException w:name="line number" w:semiHidden="1" w:unhideWhenUsed="1"/>
-    <w:lsdException w:name="page number" w:semiHidden="1" w:uiPriority="0" w:unhideWhenUsed="1"/>
+    <w:lsdException w:name="page number" w:uiPriority="0"/>
     <w:lsdException w:name="endnote reference" w:semiHidden="1" w:unhideWhenUsed="1"/>
     <w:lsdException w:name="endnote text" w:semiHidden="1" w:unhideWhenUsed="1"/>
     <w:lsdException w:name="table of authorities" w:semiHidden="1" w:unhideWhenUsed="1"/>
@@ -3554,9 +4363,8 @@
     <w:lsdException w:name="Title" w:qFormat="1"/>
     <w:lsdException w:name="Closing" w:semiHidden="1" w:unhideWhenUsed="1"/>
     <w:lsdException w:name="Signature" w:semiHidden="1" w:unhideWhenUsed="1"/>
-    <w:lsdException w:name="Default Paragraph Font" w:semiHidden="1" w:uiPriority="1" w:unhideWhenUsed="1"/>
-    <w:lsdException w:name="Body Text" w:semiHidden="1" w:unhideWhenUsed="1"/>
-    <w:lsdException w:name="Body Text Indent" w:semiHidden="1" w:unhideWhenUsed="1"/>
+    <w:lsdException w:name="Default Paragraph Font" w:uiPriority="1" w:unhideWhenUsed="1"/>
+    <w:lsdException w:name="Body Text Indent" w:unhideWhenUsed="1"/>
     <w:lsdException w:name="List Continue" w:semiHidden="1" w:unhideWhenUsed="1"/>
     <w:lsdException w:name="List Continue 2" w:semiHidden="1" w:unhideWhenUsed="1"/>
     <w:lsdException w:name="List Continue 3" w:semiHidden="1" w:unhideWhenUsed="1"/>
@@ -3569,21 +4377,14 @@
     <w:lsdException w:name="Body Text First Indent" w:semiHidden="1" w:unhideWhenUsed="1"/>
     <w:lsdException w:name="Body Text First Indent 2" w:semiHidden="1" w:unhideWhenUsed="1"/>
     <w:lsdException w:name="Note Heading" w:semiHidden="1" w:unhideWhenUsed="1"/>
-    <w:lsdException w:name="Body Text 2" w:semiHidden="1" w:unhideWhenUsed="1"/>
-    <w:lsdException w:name="Body Text 3" w:semiHidden="1" w:unhideWhenUsed="1"/>
-    <w:lsdException w:name="Body Text Indent 2" w:semiHidden="1" w:unhideWhenUsed="1"/>
-    <w:lsdException w:name="Body Text Indent 3" w:semiHidden="1" w:unhideWhenUsed="1"/>
     <w:lsdException w:name="Block Text" w:semiHidden="1" w:unhideWhenUsed="1"/>
-    <w:lsdException w:name="Hyperlink" w:semiHidden="1" w:unhideWhenUsed="1"/>
-    <w:lsdException w:name="FollowedHyperlink" w:semiHidden="1" w:uiPriority="0" w:unhideWhenUsed="1"/>
     <w:lsdException w:name="Strong" w:uiPriority="22" w:qFormat="1"/>
     <w:lsdException w:name="Emphasis" w:qFormat="1"/>
-    <w:lsdException w:name="Document Map" w:semiHidden="1" w:unhideWhenUsed="1"/>
     <w:lsdException w:name="Plain Text" w:semiHidden="1" w:unhideWhenUsed="1"/>
     <w:lsdException w:name="E-mail Signature" w:semiHidden="1" w:unhideWhenUsed="1"/>
     <w:lsdException w:name="HTML Top of Form" w:semiHidden="1" w:unhideWhenUsed="1"/>
     <w:lsdException w:name="HTML Bottom of Form" w:semiHidden="1" w:unhideWhenUsed="1"/>
-    <w:lsdException w:name="Normal (Web)" w:semiHidden="1" w:unhideWhenUsed="1" w:qFormat="1"/>
+    <w:lsdException w:name="Normal (Web)" w:qFormat="1"/>
     <w:lsdException w:name="HTML Acronym" w:semiHidden="1" w:unhideWhenUsed="1"/>
     <w:lsdException w:name="HTML Address" w:semiHidden="1" w:unhideWhenUsed="1"/>
     <w:lsdException w:name="HTML Cite" w:semiHidden="1" w:unhideWhenUsed="1"/>
@@ -3642,7 +4443,7 @@
     <w:lsdException w:name="Table Web 1" w:semiHidden="1" w:unhideWhenUsed="1"/>
     <w:lsdException w:name="Table Web 2" w:semiHidden="1" w:unhideWhenUsed="1"/>
     <w:lsdException w:name="Table Web 3" w:semiHidden="1" w:unhideWhenUsed="1"/>
-    <w:lsdException w:name="Balloon Text" w:semiHidden="1" w:unhideWhenUsed="1"/>
+    <w:lsdException w:name="Balloon Text" w:unhideWhenUsed="1"/>
     <w:lsdException w:name="Table Grid" w:uiPriority="59"/>
     <w:lsdException w:name="Table Theme" w:semiHidden="1" w:unhideWhenUsed="1"/>
     <w:lsdException w:name="Placeholder Text" w:semiHidden="1"/>
@@ -3654,7 +4455,7 @@
     <w:lsdException w:name="Medium Shading 2" w:uiPriority="64"/>
     <w:lsdException w:name="Medium List 1" w:uiPriority="65"/>
     <w:lsdException w:name="Medium List 2" w:uiPriority="66"/>
-    <w:lsdException w:name="Medium Grid 1" w:uiPriority="67"/>
+    <w:lsdException w:name="Medium Grid 1"/>
     <w:lsdException w:name="Medium Grid 2" w:uiPriority="68"/>
     <w:lsdException w:name="Medium Grid 3" w:uiPriority="69"/>
     <w:lsdException w:name="Dark List" w:uiPriority="70"/>
@@ -3667,7 +4468,7 @@
     <w:lsdException w:name="Medium Shading 1 Accent 1" w:uiPriority="63"/>
     <w:lsdException w:name="Medium Shading 2 Accent 1" w:uiPriority="64"/>
     <w:lsdException w:name="Medium List 1 Accent 1" w:uiPriority="65"/>
-    <w:lsdException w:name="Revision" w:semiHidden="1"/>
+    <w:lsdException w:name="Revision" w:semiHidden="1" w:unhideWhenUsed="1"/>
     <w:lsdException w:name="List Paragraph" w:uiPriority="34" w:qFormat="1"/>
     <w:lsdException w:name="Quote" w:uiPriority="29" w:qFormat="1"/>
     <w:lsdException w:name="Intense Quote" w:uiPriority="30" w:qFormat="1"/>
@@ -3755,7 +4556,7 @@
     <w:lsdException w:name="Intense Reference" w:uiPriority="32" w:qFormat="1"/>
     <w:lsdException w:name="Book Title" w:uiPriority="33" w:qFormat="1"/>
     <w:lsdException w:name="Bibliography" w:semiHidden="1" w:uiPriority="37" w:unhideWhenUsed="1"/>
-    <w:lsdException w:name="TOC Heading" w:semiHidden="1" w:uiPriority="39" w:unhideWhenUsed="1" w:qFormat="1"/>
+    <w:lsdException w:name="TOC Heading" w:uiPriority="39" w:qFormat="1"/>
     <w:lsdException w:name="Plain Table 1" w:uiPriority="41"/>
     <w:lsdException w:name="Plain Table 2" w:uiPriority="42"/>
     <w:lsdException w:name="Plain Table 3" w:uiPriority="43"/>
@@ -3869,16 +4670,13 @@
   <w:style w:type="paragraph" w:default="1" w:styleId="Normal">
     <w:name w:val="Normal"/>
     <w:qFormat/>
-    <w:rsid w:val="000A4B1F"/>
-    <w:pPr>
-      <w:spacing w:after="0" w:line="240" w:lineRule="auto"/>
-    </w:pPr>
-    <w:rPr>
-      <w:rFonts w:eastAsia="Times New Roman" w:cs="Times New Roman"/>
-      <w:kern w:val="0"/>
+    <w:rPr>
+      <w:rFonts w:ascii="Times New Roman" w:eastAsia="Times New Roman" w:hAnsi="Times New Roman" w:cs="Arial"/>
+      <w:bCs/>
+      <w:kern w:val="32"/>
+      <w:sz w:val="26"/>
       <w:szCs w:val="24"/>
-      <w:lang w:val="vi-VN" w:eastAsia="vi-VN"/>
-      <w14:ligatures w14:val="none"/>
+      <w:lang w:val="en-US"/>
     </w:rPr>
   </w:style>
   <w:style w:type="paragraph" w:styleId="Heading1">
@@ -3886,23 +4684,19 @@
     <w:basedOn w:val="Normal"/>
     <w:next w:val="Normal"/>
     <w:link w:val="Heading1Char"/>
-    <w:autoRedefine/>
     <w:qFormat/>
-    <w:rsid w:val="00947C73"/>
     <w:pPr>
       <w:widowControl w:val="0"/>
-      <w:spacing w:before="20" w:after="20" w:line="288" w:lineRule="auto"/>
+      <w:spacing w:before="40" w:after="40" w:line="288" w:lineRule="auto"/>
+      <w:jc w:val="center"/>
       <w:outlineLvl w:val="0"/>
     </w:pPr>
     <w:rPr>
-      <w:rFonts w:eastAsia="Aptos"/>
-      <w:b/>
-      <w:bCs/>
-      <w:color w:val="000000"/>
-      <w:kern w:val="2"/>
-      <w:szCs w:val="26"/>
-      <w:u w:val="single"/>
-      <w:lang w:val="en-US" w:eastAsia="x-none"/>
+      <w:rFonts w:cs="Times New Roman"/>
+      <w:b/>
+      <w:bCs w:val="0"/>
+      <w:sz w:val="32"/>
+      <w:szCs w:val="32"/>
     </w:rPr>
   </w:style>
   <w:style w:type="paragraph" w:styleId="Heading2">
@@ -3910,9 +4704,7 @@
     <w:basedOn w:val="Normal"/>
     <w:next w:val="Normal"/>
     <w:link w:val="Heading2Char"/>
-    <w:autoRedefine/>
     <w:qFormat/>
-    <w:rsid w:val="0079524B"/>
     <w:pPr>
       <w:widowControl w:val="0"/>
       <w:spacing w:before="160" w:line="300" w:lineRule="auto"/>
@@ -3920,12 +4712,12 @@
       <w:outlineLvl w:val="1"/>
     </w:pPr>
     <w:rPr>
-      <w:b/>
-      <w:bCs/>
+      <w:rFonts w:cs="Times New Roman"/>
+      <w:b/>
+      <w:bCs w:val="0"/>
       <w:color w:val="000000"/>
       <w:sz w:val="28"/>
       <w:szCs w:val="26"/>
-      <w:lang w:eastAsia="x-none"/>
     </w:rPr>
   </w:style>
   <w:style w:type="paragraph" w:styleId="Heading3">
@@ -3933,22 +4725,21 @@
     <w:basedOn w:val="Normal"/>
     <w:next w:val="Normal"/>
     <w:link w:val="Heading3Char"/>
-    <w:autoRedefine/>
     <w:qFormat/>
-    <w:rsid w:val="0079524B"/>
     <w:pPr>
       <w:widowControl w:val="0"/>
-      <w:spacing w:line="300" w:lineRule="auto"/>
+      <w:spacing w:before="160" w:line="300" w:lineRule="auto"/>
       <w:jc w:val="both"/>
       <w:outlineLvl w:val="2"/>
     </w:pPr>
     <w:rPr>
+      <w:rFonts w:cs="Times New Roman"/>
       <w:b/>
       <w:i/>
       <w:color w:val="000000"/>
       <w:spacing w:val="2"/>
+      <w:kern w:val="0"/>
       <w:szCs w:val="26"/>
-      <w:lang w:val="x-none" w:eastAsia="x-none"/>
     </w:rPr>
   </w:style>
   <w:style w:type="paragraph" w:styleId="Heading4">
@@ -3956,22 +4747,18 @@
     <w:basedOn w:val="Normal"/>
     <w:next w:val="Normal"/>
     <w:link w:val="Heading4Char"/>
-    <w:uiPriority w:val="9"/>
-    <w:semiHidden/>
-    <w:unhideWhenUsed/>
     <w:qFormat/>
-    <w:rsid w:val="00603C12"/>
-    <w:pPr>
-      <w:keepNext/>
-      <w:keepLines/>
-      <w:spacing w:before="80" w:after="40"/>
+    <w:pPr>
+      <w:autoSpaceDE w:val="0"/>
+      <w:autoSpaceDN w:val="0"/>
+      <w:adjustRightInd w:val="0"/>
+      <w:spacing w:before="60" w:after="60"/>
       <w:outlineLvl w:val="3"/>
     </w:pPr>
     <w:rPr>
-      <w:rFonts w:asciiTheme="minorHAnsi" w:eastAsiaTheme="majorEastAsia" w:hAnsiTheme="minorHAnsi" w:cstheme="majorBidi"/>
-      <w:i/>
-      <w:iCs/>
-      <w:color w:val="0F4761" w:themeColor="accent1" w:themeShade="BF"/>
+      <w:rFonts w:cs="Times New Roman"/>
+      <w:bCs w:val="0"/>
+      <w:kern w:val="0"/>
     </w:rPr>
   </w:style>
   <w:style w:type="paragraph" w:styleId="Heading5">
@@ -3979,7 +4766,7 @@
     <w:basedOn w:val="Normal"/>
     <w:next w:val="Normal"/>
     <w:link w:val="Heading5Char"/>
-    <w:rsid w:val="0079524B"/>
+    <w:qFormat/>
     <w:pPr>
       <w:autoSpaceDE w:val="0"/>
       <w:autoSpaceDN w:val="0"/>
@@ -3987,8 +4774,10 @@
       <w:outlineLvl w:val="4"/>
     </w:pPr>
     <w:rPr>
-      <w:bCs/>
-      <w:lang w:val="x-none" w:eastAsia="x-none"/>
+      <w:rFonts w:cs="Times New Roman"/>
+      <w:bCs w:val="0"/>
+      <w:kern w:val="0"/>
+      <w:sz w:val="24"/>
     </w:rPr>
   </w:style>
   <w:style w:type="paragraph" w:styleId="Heading6">
@@ -3996,7 +4785,7 @@
     <w:basedOn w:val="Normal"/>
     <w:next w:val="Normal"/>
     <w:link w:val="Heading6Char"/>
-    <w:rsid w:val="0079524B"/>
+    <w:qFormat/>
     <w:pPr>
       <w:autoSpaceDE w:val="0"/>
       <w:autoSpaceDN w:val="0"/>
@@ -4004,8 +4793,10 @@
       <w:outlineLvl w:val="5"/>
     </w:pPr>
     <w:rPr>
-      <w:bCs/>
-      <w:lang w:val="x-none" w:eastAsia="x-none"/>
+      <w:rFonts w:cs="Times New Roman"/>
+      <w:bCs w:val="0"/>
+      <w:kern w:val="0"/>
+      <w:sz w:val="24"/>
     </w:rPr>
   </w:style>
   <w:style w:type="paragraph" w:styleId="Heading7">
@@ -4014,7 +4805,7 @@
     <w:next w:val="Normal"/>
     <w:link w:val="Heading7Char"/>
     <w:uiPriority w:val="99"/>
-    <w:rsid w:val="0079524B"/>
+    <w:qFormat/>
     <w:pPr>
       <w:keepNext/>
       <w:spacing w:before="60" w:after="60"/>
@@ -4022,9 +4813,10 @@
       <w:outlineLvl w:val="6"/>
     </w:pPr>
     <w:rPr>
-      <w:bCs/>
+      <w:rFonts w:cs="Times New Roman"/>
+      <w:bCs w:val="0"/>
+      <w:kern w:val="0"/>
       <w:szCs w:val="26"/>
-      <w:lang w:val="x-none" w:eastAsia="x-none"/>
     </w:rPr>
   </w:style>
   <w:style w:type="paragraph" w:styleId="Heading8">
@@ -4033,19 +4825,19 @@
     <w:next w:val="Normal"/>
     <w:link w:val="Heading8Char"/>
     <w:uiPriority w:val="99"/>
-    <w:rsid w:val="0079524B"/>
+    <w:qFormat/>
     <w:pPr>
       <w:keepNext/>
       <w:jc w:val="center"/>
       <w:outlineLvl w:val="7"/>
     </w:pPr>
     <w:rPr>
-      <w:b/>
-      <w:bCs/>
+      <w:rFonts w:cs="Times New Roman"/>
+      <w:b/>
+      <w:bCs w:val="0"/>
       <w:i/>
       <w:sz w:val="28"/>
       <w:szCs w:val="26"/>
-      <w:lang w:val="x-none" w:eastAsia="x-none"/>
     </w:rPr>
   </w:style>
   <w:style w:type="paragraph" w:styleId="Heading9">
@@ -4054,7 +4846,7 @@
     <w:next w:val="Normal"/>
     <w:link w:val="Heading9Char"/>
     <w:uiPriority w:val="99"/>
-    <w:rsid w:val="0079524B"/>
+    <w:qFormat/>
     <w:pPr>
       <w:keepNext/>
       <w:spacing w:line="312" w:lineRule="auto"/>
@@ -4062,10 +4854,10 @@
       <w:outlineLvl w:val="8"/>
     </w:pPr>
     <w:rPr>
+      <w:rFonts w:cs="Times New Roman"/>
       <w:b/>
       <w:sz w:val="40"/>
       <w:szCs w:val="40"/>
-      <w:lang w:val="x-none" w:eastAsia="x-none"/>
     </w:rPr>
   </w:style>
   <w:style w:type="character" w:default="1" w:styleId="DefaultParagraphFont">
@@ -4095,1219 +4887,153 @@
     <w:semiHidden/>
     <w:unhideWhenUsed/>
   </w:style>
-  <w:style w:type="character" w:customStyle="1" w:styleId="Heading1Char">
-    <w:name w:val="Heading 1 Char"/>
-    <w:link w:val="Heading1"/>
-    <w:rsid w:val="00947C73"/>
-    <w:rPr>
-      <w:rFonts w:eastAsia="Aptos" w:cs="Times New Roman"/>
-      <w:b/>
-      <w:bCs/>
-      <w:color w:val="000000"/>
-      <w:szCs w:val="26"/>
-      <w:u w:val="single"/>
-      <w:lang w:eastAsia="x-none"/>
-      <w14:ligatures w14:val="none"/>
-    </w:rPr>
-  </w:style>
-  <w:style w:type="character" w:customStyle="1" w:styleId="Heading2Char">
-    <w:name w:val="Heading 2 Char"/>
-    <w:link w:val="Heading2"/>
-    <w:rsid w:val="0079524B"/>
-    <w:rPr>
-      <w:rFonts w:eastAsia="Times New Roman" w:cs="Times New Roman"/>
-      <w:b/>
-      <w:color w:val="000000"/>
+  <w:style w:type="character" w:customStyle="1" w:styleId="Top21Char">
+    <w:name w:val="Top 2.1 Char"/>
+    <w:link w:val="Top21"/>
+    <w:rPr>
+      <w:rFonts w:ascii="Times New Roman" w:eastAsia="Wingdings" w:hAnsi="Times New Roman"/>
+      <w:b/>
+      <w:sz w:val="28"/>
+      <w:szCs w:val="28"/>
+    </w:rPr>
+  </w:style>
+  <w:style w:type="character" w:customStyle="1" w:styleId="5-PictureChar">
+    <w:name w:val="5-Picture Char"/>
+    <w:link w:val="5-Picture"/>
+    <w:rPr>
+      <w:rFonts w:ascii="Times New Roman" w:eastAsia="Times New Roman" w:hAnsi="Times New Roman"/>
+      <w:sz w:val="24"/>
+      <w:szCs w:val="24"/>
+      <w:lang w:val="vi-VN" w:eastAsia="vi-VN"/>
+    </w:rPr>
+  </w:style>
+  <w:style w:type="character" w:customStyle="1" w:styleId="vanbanChar">
+    <w:name w:val="van ban Char"/>
+    <w:link w:val="vanban"/>
+    <w:rPr>
+      <w:rFonts w:ascii=".VnTime" w:eastAsia="SimSun" w:hAnsi=".VnTime"/>
       <w:kern w:val="32"/>
       <w:sz w:val="28"/>
-      <w:szCs w:val="26"/>
-      <w:lang w:eastAsia="x-none"/>
-      <w14:ligatures w14:val="none"/>
-    </w:rPr>
-  </w:style>
-  <w:style w:type="character" w:customStyle="1" w:styleId="Heading3Char">
-    <w:name w:val="Heading 3 Char"/>
-    <w:link w:val="Heading3"/>
-    <w:rsid w:val="0079524B"/>
-    <w:rPr>
-      <w:rFonts w:eastAsia="Times New Roman" w:cs="Times New Roman"/>
-      <w:b/>
-      <w:bCs/>
-      <w:i/>
-      <w:color w:val="000000"/>
-      <w:spacing w:val="2"/>
-      <w:kern w:val="0"/>
-      <w:sz w:val="26"/>
-      <w:szCs w:val="26"/>
-      <w:lang w:val="x-none" w:eastAsia="x-none"/>
-      <w14:ligatures w14:val="none"/>
-    </w:rPr>
-  </w:style>
-  <w:style w:type="character" w:customStyle="1" w:styleId="Heading4Char">
-    <w:name w:val="Heading 4 Char"/>
-    <w:basedOn w:val="DefaultParagraphFont"/>
-    <w:link w:val="Heading4"/>
-    <w:uiPriority w:val="9"/>
-    <w:semiHidden/>
-    <w:rsid w:val="00603C12"/>
-    <w:rPr>
-      <w:rFonts w:asciiTheme="minorHAnsi" w:eastAsiaTheme="majorEastAsia" w:hAnsiTheme="minorHAnsi" w:cstheme="majorBidi"/>
-      <w:i/>
-      <w:iCs/>
-      <w:color w:val="0F4761" w:themeColor="accent1" w:themeShade="BF"/>
-    </w:rPr>
-  </w:style>
-  <w:style w:type="character" w:customStyle="1" w:styleId="Heading5Char">
-    <w:name w:val="Heading 5 Char"/>
-    <w:link w:val="Heading5"/>
-    <w:rsid w:val="0079524B"/>
-    <w:rPr>
-      <w:rFonts w:eastAsia="Times New Roman" w:cs="Times New Roman"/>
-      <w:kern w:val="0"/>
-      <w:szCs w:val="24"/>
-      <w:lang w:val="x-none" w:eastAsia="x-none"/>
-      <w14:ligatures w14:val="none"/>
-    </w:rPr>
-  </w:style>
-  <w:style w:type="character" w:customStyle="1" w:styleId="Heading6Char">
-    <w:name w:val="Heading 6 Char"/>
-    <w:link w:val="Heading6"/>
-    <w:rsid w:val="0079524B"/>
-    <w:rPr>
-      <w:rFonts w:eastAsia="Times New Roman" w:cs="Times New Roman"/>
-      <w:kern w:val="0"/>
-      <w:szCs w:val="24"/>
-      <w:lang w:val="x-none" w:eastAsia="x-none"/>
-      <w14:ligatures w14:val="none"/>
-    </w:rPr>
-  </w:style>
-  <w:style w:type="character" w:customStyle="1" w:styleId="Heading7Char">
-    <w:name w:val="Heading 7 Char"/>
-    <w:link w:val="Heading7"/>
+      <w:szCs w:val="28"/>
+      <w:lang w:eastAsia="zh-CN"/>
+    </w:rPr>
+  </w:style>
+  <w:style w:type="character" w:styleId="Hyperlink">
+    <w:name w:val="Hyperlink"/>
     <w:uiPriority w:val="99"/>
-    <w:rsid w:val="0079524B"/>
-    <w:rPr>
-      <w:rFonts w:eastAsia="Times New Roman" w:cs="Times New Roman"/>
-      <w:kern w:val="0"/>
-      <w:sz w:val="26"/>
-      <w:szCs w:val="26"/>
-      <w:lang w:val="x-none" w:eastAsia="x-none"/>
-      <w14:ligatures w14:val="none"/>
-    </w:rPr>
-  </w:style>
-  <w:style w:type="character" w:customStyle="1" w:styleId="Heading8Char">
-    <w:name w:val="Heading 8 Char"/>
-    <w:link w:val="Heading8"/>
-    <w:uiPriority w:val="99"/>
-    <w:rsid w:val="0079524B"/>
-    <w:rPr>
-      <w:rFonts w:eastAsia="Times New Roman" w:cs="Times New Roman"/>
-      <w:b/>
-      <w:i/>
-      <w:kern w:val="32"/>
-      <w:sz w:val="28"/>
-      <w:szCs w:val="26"/>
-      <w:lang w:val="x-none" w:eastAsia="x-none"/>
-      <w14:ligatures w14:val="none"/>
-    </w:rPr>
-  </w:style>
-  <w:style w:type="character" w:customStyle="1" w:styleId="Heading9Char">
-    <w:name w:val="Heading 9 Char"/>
-    <w:link w:val="Heading9"/>
-    <w:uiPriority w:val="99"/>
-    <w:rsid w:val="0079524B"/>
-    <w:rPr>
-      <w:rFonts w:eastAsia="Times New Roman" w:cs="Times New Roman"/>
-      <w:b/>
-      <w:bCs/>
-      <w:kern w:val="32"/>
-      <w:sz w:val="40"/>
-      <w:szCs w:val="40"/>
-      <w:lang w:val="x-none" w:eastAsia="x-none"/>
-      <w14:ligatures w14:val="none"/>
-    </w:rPr>
-  </w:style>
-  <w:style w:type="paragraph" w:styleId="Title">
-    <w:name w:val="Title"/>
-    <w:basedOn w:val="Normal"/>
-    <w:link w:val="TitleChar"/>
-    <w:uiPriority w:val="99"/>
-    <w:rsid w:val="0079524B"/>
-    <w:pPr>
-      <w:spacing w:before="60" w:line="312" w:lineRule="auto"/>
-      <w:jc w:val="center"/>
-    </w:pPr>
-    <w:rPr>
-      <w:b/>
-      <w:bCs/>
-      <w:szCs w:val="26"/>
-      <w:lang w:val="x-none" w:eastAsia="x-none"/>
-    </w:rPr>
-  </w:style>
-  <w:style w:type="character" w:customStyle="1" w:styleId="TitleChar">
-    <w:name w:val="Title Char"/>
-    <w:link w:val="Title"/>
-    <w:uiPriority w:val="99"/>
-    <w:rsid w:val="0079524B"/>
-    <w:rPr>
-      <w:rFonts w:eastAsia="Times New Roman" w:cs="Times New Roman"/>
-      <w:b/>
-      <w:kern w:val="0"/>
-      <w:sz w:val="26"/>
-      <w:szCs w:val="26"/>
-      <w:lang w:val="x-none" w:eastAsia="x-none"/>
-      <w14:ligatures w14:val="none"/>
-    </w:rPr>
-  </w:style>
-  <w:style w:type="paragraph" w:styleId="Subtitle">
-    <w:name w:val="Subtitle"/>
-    <w:basedOn w:val="Normal"/>
-    <w:next w:val="Normal"/>
-    <w:link w:val="SubtitleChar"/>
-    <w:uiPriority w:val="11"/>
-    <w:qFormat/>
-    <w:rsid w:val="00603C12"/>
-    <w:pPr>
-      <w:numPr>
-        <w:ilvl w:val="1"/>
-      </w:numPr>
-    </w:pPr>
-    <w:rPr>
-      <w:rFonts w:asciiTheme="minorHAnsi" w:eastAsiaTheme="majorEastAsia" w:hAnsiTheme="minorHAnsi" w:cstheme="majorBidi"/>
-      <w:color w:val="595959" w:themeColor="text1" w:themeTint="A6"/>
-      <w:spacing w:val="15"/>
-      <w:sz w:val="28"/>
-      <w:szCs w:val="28"/>
-    </w:rPr>
-  </w:style>
-  <w:style w:type="character" w:customStyle="1" w:styleId="SubtitleChar">
-    <w:name w:val="Subtitle Char"/>
-    <w:basedOn w:val="DefaultParagraphFont"/>
-    <w:link w:val="Subtitle"/>
-    <w:uiPriority w:val="11"/>
-    <w:rsid w:val="00603C12"/>
-    <w:rPr>
-      <w:rFonts w:asciiTheme="minorHAnsi" w:eastAsiaTheme="majorEastAsia" w:hAnsiTheme="minorHAnsi" w:cstheme="majorBidi"/>
-      <w:color w:val="595959" w:themeColor="text1" w:themeTint="A6"/>
-      <w:spacing w:val="15"/>
-      <w:sz w:val="28"/>
-      <w:szCs w:val="28"/>
-    </w:rPr>
-  </w:style>
-  <w:style w:type="paragraph" w:styleId="Quote">
-    <w:name w:val="Quote"/>
-    <w:basedOn w:val="Normal"/>
-    <w:next w:val="Normal"/>
-    <w:link w:val="QuoteChar"/>
-    <w:uiPriority w:val="29"/>
-    <w:qFormat/>
-    <w:rsid w:val="00603C12"/>
-    <w:pPr>
-      <w:spacing w:before="160"/>
-      <w:jc w:val="center"/>
-    </w:pPr>
-    <w:rPr>
-      <w:i/>
-      <w:iCs/>
-      <w:color w:val="404040" w:themeColor="text1" w:themeTint="BF"/>
-    </w:rPr>
-  </w:style>
-  <w:style w:type="character" w:customStyle="1" w:styleId="QuoteChar">
-    <w:name w:val="Quote Char"/>
-    <w:basedOn w:val="DefaultParagraphFont"/>
-    <w:link w:val="Quote"/>
-    <w:uiPriority w:val="29"/>
-    <w:rsid w:val="00603C12"/>
-    <w:rPr>
-      <w:i/>
-      <w:iCs/>
-      <w:color w:val="404040" w:themeColor="text1" w:themeTint="BF"/>
-    </w:rPr>
-  </w:style>
-  <w:style w:type="paragraph" w:styleId="ListParagraph">
-    <w:name w:val="List Paragraph"/>
-    <w:aliases w:val="H1,chữ trong bảng,Tiêu đề Bảng-Hình,Nguồn trích dẫn,Gạch đầu dòng,Citation List,Graphic,List Paragraph1,Resume Title,heading 4,Ha,Table of contents numbered,List Paragraph Char Char,ADB paragraph numbering,H. List Paragraph,Bullets"/>
-    <w:basedOn w:val="Normal"/>
-    <w:link w:val="ListParagraphChar"/>
-    <w:uiPriority w:val="34"/>
-    <w:qFormat/>
-    <w:rsid w:val="0079524B"/>
-    <w:pPr>
-      <w:ind w:left="720"/>
-      <w:contextualSpacing/>
-    </w:pPr>
-  </w:style>
-  <w:style w:type="character" w:styleId="IntenseEmphasis">
-    <w:name w:val="Intense Emphasis"/>
-    <w:basedOn w:val="DefaultParagraphFont"/>
-    <w:uiPriority w:val="21"/>
-    <w:qFormat/>
-    <w:rsid w:val="00603C12"/>
-    <w:rPr>
-      <w:i/>
-      <w:iCs/>
-      <w:color w:val="0F4761" w:themeColor="accent1" w:themeShade="BF"/>
-    </w:rPr>
-  </w:style>
-  <w:style w:type="paragraph" w:styleId="IntenseQuote">
-    <w:name w:val="Intense Quote"/>
-    <w:basedOn w:val="Normal"/>
-    <w:next w:val="Normal"/>
-    <w:link w:val="IntenseQuoteChar"/>
-    <w:uiPriority w:val="30"/>
-    <w:qFormat/>
-    <w:rsid w:val="00603C12"/>
-    <w:pPr>
-      <w:pBdr>
-        <w:top w:val="single" w:sz="4" w:space="10" w:color="0F4761" w:themeColor="accent1" w:themeShade="BF"/>
-        <w:bottom w:val="single" w:sz="4" w:space="10" w:color="0F4761" w:themeColor="accent1" w:themeShade="BF"/>
-      </w:pBdr>
-      <w:spacing w:before="360" w:after="360"/>
-      <w:ind w:left="864" w:right="864"/>
-      <w:jc w:val="center"/>
-    </w:pPr>
-    <w:rPr>
-      <w:i/>
-      <w:iCs/>
-      <w:color w:val="0F4761" w:themeColor="accent1" w:themeShade="BF"/>
-    </w:rPr>
-  </w:style>
-  <w:style w:type="character" w:customStyle="1" w:styleId="IntenseQuoteChar">
-    <w:name w:val="Intense Quote Char"/>
-    <w:basedOn w:val="DefaultParagraphFont"/>
-    <w:link w:val="IntenseQuote"/>
-    <w:uiPriority w:val="30"/>
-    <w:rsid w:val="00603C12"/>
-    <w:rPr>
-      <w:i/>
-      <w:iCs/>
-      <w:color w:val="0F4761" w:themeColor="accent1" w:themeShade="BF"/>
-    </w:rPr>
-  </w:style>
-  <w:style w:type="character" w:styleId="IntenseReference">
-    <w:name w:val="Intense Reference"/>
-    <w:basedOn w:val="DefaultParagraphFont"/>
-    <w:uiPriority w:val="32"/>
-    <w:qFormat/>
-    <w:rsid w:val="00603C12"/>
-    <w:rPr>
-      <w:b/>
-      <w:bCs/>
-      <w:smallCaps/>
-      <w:color w:val="0F4761" w:themeColor="accent1" w:themeShade="BF"/>
-      <w:spacing w:val="5"/>
-    </w:rPr>
-  </w:style>
-  <w:style w:type="paragraph" w:customStyle="1" w:styleId="KDmBang">
-    <w:name w:val="K. Dm Bang"/>
-    <w:basedOn w:val="Normal"/>
-    <w:link w:val="KDmBangChar"/>
-    <w:qFormat/>
-    <w:rsid w:val="0079524B"/>
-    <w:pPr>
-      <w:spacing w:before="60" w:after="20"/>
-      <w:jc w:val="center"/>
-    </w:pPr>
-    <w:rPr>
-      <w:rFonts w:eastAsia="Aptos"/>
-      <w:b/>
-      <w:kern w:val="2"/>
-      <w:szCs w:val="26"/>
-    </w:rPr>
-  </w:style>
-  <w:style w:type="character" w:customStyle="1" w:styleId="KDmBangChar">
-    <w:name w:val="K. Dm Bang Char"/>
-    <w:link w:val="KDmBang"/>
-    <w:rsid w:val="0079524B"/>
-    <w:rPr>
-      <w:rFonts w:eastAsia="Aptos" w:cs="Times New Roman"/>
-      <w:b/>
-      <w:bCs/>
-      <w:sz w:val="26"/>
-      <w:szCs w:val="26"/>
-      <w14:ligatures w14:val="none"/>
-    </w:rPr>
-  </w:style>
-  <w:style w:type="paragraph" w:styleId="Caption">
-    <w:name w:val="caption"/>
-    <w:aliases w:val="Bảng,02 - Caption,DM Bảng,DM bang,B1,Bảng (K1)"/>
-    <w:basedOn w:val="Normal"/>
-    <w:next w:val="Normal"/>
-    <w:link w:val="CaptionChar"/>
-    <w:autoRedefine/>
-    <w:qFormat/>
-    <w:rsid w:val="0079524B"/>
-    <w:pPr>
-      <w:keepNext/>
-      <w:widowControl w:val="0"/>
-      <w:overflowPunct w:val="0"/>
-      <w:autoSpaceDE w:val="0"/>
-      <w:autoSpaceDN w:val="0"/>
-      <w:adjustRightInd w:val="0"/>
-      <w:spacing w:before="60" w:after="120"/>
-      <w:jc w:val="center"/>
-      <w:textAlignment w:val="baseline"/>
-    </w:pPr>
-    <w:rPr>
-      <w:b/>
-      <w:color w:val="000000"/>
-      <w:szCs w:val="26"/>
-      <w:lang w:eastAsia="x-none"/>
-    </w:rPr>
-  </w:style>
-  <w:style w:type="paragraph" w:customStyle="1" w:styleId="Hinhtrongbang">
-    <w:name w:val="Hinh trong bang"/>
-    <w:basedOn w:val="Normal"/>
-    <w:link w:val="HinhtrongbangChar"/>
-    <w:qFormat/>
-    <w:rsid w:val="00446A9D"/>
-    <w:pPr>
-      <w:keepNext/>
-      <w:spacing w:before="40" w:after="40"/>
-      <w:jc w:val="center"/>
-    </w:pPr>
-    <w:rPr>
-      <w:rFonts w:ascii="Arial" w:hAnsi="Arial"/>
-      <w:noProof/>
-      <w:sz w:val="23"/>
-      <w:lang w:val="en-GB"/>
-    </w:rPr>
-  </w:style>
-  <w:style w:type="character" w:customStyle="1" w:styleId="HinhtrongbangChar">
-    <w:name w:val="Hinh trong bang Char"/>
-    <w:basedOn w:val="DefaultParagraphFont"/>
-    <w:link w:val="Hinhtrongbang"/>
-    <w:rsid w:val="00446A9D"/>
-    <w:rPr>
-      <w:rFonts w:ascii="Arial" w:eastAsia="Times New Roman" w:hAnsi="Arial" w:cs="Arial"/>
-      <w:bCs/>
-      <w:noProof/>
-      <w:kern w:val="32"/>
-      <w:sz w:val="23"/>
-      <w:szCs w:val="24"/>
-      <w:lang w:val="en-GB"/>
-      <w14:ligatures w14:val="none"/>
-    </w:rPr>
-  </w:style>
-  <w:style w:type="paragraph" w:customStyle="1" w:styleId="onvn">
-    <w:name w:val="Đoạn văn"/>
-    <w:basedOn w:val="Normal"/>
-    <w:link w:val="onvnChar"/>
-    <w:qFormat/>
-    <w:rsid w:val="0079524B"/>
-    <w:pPr>
-      <w:spacing w:before="60" w:line="288" w:lineRule="auto"/>
-      <w:jc w:val="both"/>
-    </w:pPr>
-    <w:rPr>
-      <w:i/>
+    <w:rPr>
+      <w:color w:val="0000FF"/>
       <w:u w:val="single"/>
-      <w:lang w:val="x-none" w:eastAsia="x-none"/>
-    </w:rPr>
-  </w:style>
-  <w:style w:type="paragraph" w:customStyle="1" w:styleId="Hinh-trong-bang">
-    <w:name w:val="Hinh-trong-bang"/>
-    <w:basedOn w:val="onvn"/>
-    <w:link w:val="Hinh-trong-bangChar"/>
-    <w:qFormat/>
-    <w:rsid w:val="0079524B"/>
-    <w:pPr>
-      <w:spacing w:before="40" w:after="40" w:line="240" w:lineRule="auto"/>
-      <w:jc w:val="center"/>
-    </w:pPr>
-    <w:rPr>
-      <w:rFonts w:ascii="Arial" w:hAnsi="Arial"/>
-      <w:sz w:val="23"/>
-      <w:lang w:val="en-GB"/>
-    </w:rPr>
-  </w:style>
-  <w:style w:type="character" w:customStyle="1" w:styleId="onvnChar">
-    <w:name w:val="Đoạn văn Char"/>
-    <w:link w:val="onvn"/>
-    <w:qFormat/>
-    <w:rsid w:val="0079524B"/>
-    <w:rPr>
-      <w:rFonts w:eastAsia="Times New Roman" w:cs="Times New Roman"/>
-      <w:bCs/>
-      <w:i/>
-      <w:kern w:val="32"/>
-      <w:sz w:val="26"/>
-      <w:szCs w:val="24"/>
-      <w:u w:val="single"/>
-      <w:lang w:val="x-none" w:eastAsia="x-none"/>
-      <w14:ligatures w14:val="none"/>
-    </w:rPr>
-  </w:style>
-  <w:style w:type="character" w:customStyle="1" w:styleId="Hinh-trong-bangChar">
-    <w:name w:val="Hinh-trong-bang Char"/>
-    <w:link w:val="Hinh-trong-bang"/>
-    <w:rsid w:val="0079524B"/>
-    <w:rPr>
-      <w:rFonts w:ascii="Arial" w:eastAsia="Times New Roman" w:hAnsi="Arial" w:cs="Times New Roman"/>
-      <w:bCs/>
-      <w:kern w:val="32"/>
-      <w:sz w:val="23"/>
-      <w:szCs w:val="24"/>
-      <w:lang w:val="en-GB" w:eastAsia="x-none"/>
-      <w14:ligatures w14:val="none"/>
-    </w:rPr>
-  </w:style>
-  <w:style w:type="paragraph" w:customStyle="1" w:styleId="DMhnhK">
-    <w:name w:val="DM hình. K"/>
-    <w:basedOn w:val="Normal"/>
-    <w:link w:val="DMhnhKChar"/>
-    <w:qFormat/>
-    <w:rsid w:val="0079524B"/>
-    <w:pPr>
-      <w:spacing w:before="20" w:after="120"/>
-      <w:jc w:val="center"/>
-    </w:pPr>
-    <w:rPr>
-      <w:b/>
-      <w:position w:val="-1"/>
-      <w:szCs w:val="26"/>
-      <w:lang w:val="x-none" w:eastAsia="x-none"/>
-    </w:rPr>
-  </w:style>
-  <w:style w:type="character" w:customStyle="1" w:styleId="DMhnhKChar">
-    <w:name w:val="DM hình. K Char"/>
-    <w:link w:val="DMhnhK"/>
-    <w:rsid w:val="0079524B"/>
-    <w:rPr>
-      <w:rFonts w:eastAsia="Times New Roman" w:cs="Times New Roman"/>
-      <w:b/>
-      <w:bCs/>
-      <w:kern w:val="0"/>
-      <w:position w:val="-1"/>
-      <w:sz w:val="26"/>
-      <w:szCs w:val="26"/>
-      <w:lang w:val="x-none" w:eastAsia="x-none"/>
-      <w14:ligatures w14:val="none"/>
-    </w:rPr>
-  </w:style>
-  <w:style w:type="character" w:customStyle="1" w:styleId="ChutrongbangChar">
-    <w:name w:val="Chu trong bang Char"/>
-    <w:link w:val="Chutrongbang"/>
-    <w:locked/>
-    <w:rsid w:val="0079524B"/>
-    <w:rPr>
-      <w:rFonts w:eastAsia="Times New Roman" w:cs="Times New Roman"/>
-      <w:bCs/>
-      <w:kern w:val="32"/>
-      <w:szCs w:val="24"/>
-      <w14:ligatures w14:val="none"/>
-    </w:rPr>
-  </w:style>
-  <w:style w:type="paragraph" w:customStyle="1" w:styleId="Chutrongbang">
-    <w:name w:val="Chu trong bang"/>
-    <w:basedOn w:val="Normal"/>
-    <w:link w:val="ChutrongbangChar"/>
-    <w:qFormat/>
-    <w:rsid w:val="0079524B"/>
-    <w:pPr>
-      <w:spacing w:before="40" w:after="40"/>
-      <w:jc w:val="center"/>
-    </w:pPr>
-  </w:style>
-  <w:style w:type="paragraph" w:customStyle="1" w:styleId="KHnhtrongbng">
-    <w:name w:val="K. Hình trong bảng"/>
-    <w:basedOn w:val="Hinh-trong-bang"/>
-    <w:link w:val="KHnhtrongbngChar"/>
-    <w:qFormat/>
-    <w:rsid w:val="00EA435A"/>
-    <w:pPr>
-      <w:contextualSpacing/>
-    </w:pPr>
-    <w:rPr>
-      <w:i w:val="0"/>
-      <w:u w:val="none"/>
-    </w:rPr>
-  </w:style>
-  <w:style w:type="character" w:customStyle="1" w:styleId="KHnhtrongbngChar">
-    <w:name w:val="K. Hình trong bảng Char"/>
-    <w:link w:val="KHnhtrongbng"/>
-    <w:rsid w:val="00EA435A"/>
-    <w:rPr>
-      <w:rFonts w:ascii="Arial" w:eastAsia="Times New Roman" w:hAnsi="Arial" w:cs="Times New Roman"/>
-      <w:bCs/>
-      <w:kern w:val="32"/>
-      <w:sz w:val="23"/>
-      <w:szCs w:val="24"/>
-      <w:lang w:val="en-GB" w:eastAsia="x-none"/>
-      <w14:ligatures w14:val="none"/>
-    </w:rPr>
-  </w:style>
-  <w:style w:type="paragraph" w:customStyle="1" w:styleId="00-Text">
-    <w:name w:val="00-Text"/>
-    <w:basedOn w:val="Normal"/>
-    <w:uiPriority w:val="99"/>
-    <w:rsid w:val="0079524B"/>
-    <w:pPr>
-      <w:spacing w:before="60" w:after="60" w:line="312" w:lineRule="auto"/>
-      <w:ind w:firstLine="567"/>
-      <w:jc w:val="both"/>
-    </w:pPr>
-    <w:rPr>
-      <w:bCs/>
-      <w:szCs w:val="26"/>
-    </w:rPr>
-  </w:style>
-  <w:style w:type="paragraph" w:customStyle="1" w:styleId="02-Hinh">
-    <w:name w:val="02-Hinh"/>
-    <w:basedOn w:val="Normal"/>
-    <w:link w:val="02-HinhChar"/>
-    <w:rsid w:val="0079524B"/>
-    <w:pPr>
-      <w:spacing w:before="60" w:after="60" w:line="312" w:lineRule="auto"/>
-      <w:jc w:val="center"/>
-    </w:pPr>
-    <w:rPr>
-      <w:b/>
-      <w:position w:val="-1"/>
-      <w:szCs w:val="26"/>
-      <w:lang w:val="es-ES_tradnl" w:eastAsia="x-none"/>
-    </w:rPr>
-  </w:style>
-  <w:style w:type="character" w:customStyle="1" w:styleId="02-HinhChar">
-    <w:name w:val="02-Hinh Char"/>
-    <w:link w:val="02-Hinh"/>
-    <w:locked/>
-    <w:rsid w:val="0079524B"/>
-    <w:rPr>
-      <w:rFonts w:eastAsia="Times New Roman" w:cs="Times New Roman"/>
-      <w:b/>
-      <w:bCs/>
-      <w:kern w:val="0"/>
-      <w:position w:val="-1"/>
-      <w:sz w:val="26"/>
-      <w:szCs w:val="26"/>
-      <w:lang w:val="es-ES_tradnl" w:eastAsia="x-none"/>
-      <w14:ligatures w14:val="none"/>
-    </w:rPr>
-  </w:style>
-  <w:style w:type="paragraph" w:customStyle="1" w:styleId="0-Figure">
-    <w:name w:val="0-Figure"/>
-    <w:basedOn w:val="Normal"/>
-    <w:link w:val="0-FigureChar"/>
-    <w:rsid w:val="0079524B"/>
-    <w:pPr>
-      <w:spacing w:after="120" w:line="276" w:lineRule="auto"/>
-      <w:jc w:val="center"/>
-    </w:pPr>
-    <w:rPr>
-      <w:b/>
-      <w:bCs/>
-      <w:position w:val="-1"/>
-      <w:szCs w:val="20"/>
-    </w:rPr>
-  </w:style>
-  <w:style w:type="character" w:customStyle="1" w:styleId="0-FigureChar">
-    <w:name w:val="0-Figure Char"/>
-    <w:link w:val="0-Figure"/>
-    <w:rsid w:val="0079524B"/>
-    <w:rPr>
-      <w:rFonts w:eastAsia="Times New Roman" w:cs="Times New Roman"/>
-      <w:b/>
-      <w:kern w:val="0"/>
-      <w:position w:val="-1"/>
-      <w:szCs w:val="20"/>
-      <w:lang w:val="vi-VN" w:eastAsia="vi-VN"/>
-      <w14:ligatures w14:val="none"/>
-    </w:rPr>
-  </w:style>
-  <w:style w:type="paragraph" w:customStyle="1" w:styleId="1-Table">
-    <w:name w:val="1-Table"/>
-    <w:basedOn w:val="Normal"/>
-    <w:link w:val="1-TableChar"/>
-    <w:autoRedefine/>
-    <w:rsid w:val="0079524B"/>
-    <w:pPr>
-      <w:widowControl w:val="0"/>
-      <w:spacing w:before="120"/>
-      <w:jc w:val="center"/>
-    </w:pPr>
-    <w:rPr>
-      <w:b/>
-      <w:bCs/>
-      <w:szCs w:val="20"/>
-      <w:bdr w:val="none" w:sz="0" w:space="0" w:color="auto" w:frame="1"/>
-    </w:rPr>
-  </w:style>
-  <w:style w:type="character" w:customStyle="1" w:styleId="1-TableChar">
-    <w:name w:val="1-Table Char"/>
-    <w:link w:val="1-Table"/>
-    <w:rsid w:val="0079524B"/>
-    <w:rPr>
-      <w:rFonts w:eastAsia="Times New Roman" w:cs="Times New Roman"/>
-      <w:b/>
-      <w:kern w:val="0"/>
-      <w:szCs w:val="20"/>
-      <w:bdr w:val="none" w:sz="0" w:space="0" w:color="auto" w:frame="1"/>
-      <w:lang w:val="vi-VN" w:eastAsia="vi-VN"/>
-      <w14:ligatures w14:val="none"/>
-    </w:rPr>
-  </w:style>
-  <w:style w:type="paragraph" w:customStyle="1" w:styleId="2">
-    <w:name w:val="2"/>
-    <w:basedOn w:val="Normal"/>
-    <w:rsid w:val="0079524B"/>
-    <w:pPr>
-      <w:spacing w:before="120" w:line="312" w:lineRule="auto"/>
-      <w:jc w:val="both"/>
-      <w:outlineLvl w:val="0"/>
-    </w:pPr>
-    <w:rPr>
-      <w:b/>
-      <w:bCs/>
-      <w:color w:val="000000"/>
-      <w:szCs w:val="26"/>
-    </w:rPr>
-  </w:style>
-  <w:style w:type="paragraph" w:customStyle="1" w:styleId="2-Intable">
-    <w:name w:val="2-Intable"/>
-    <w:basedOn w:val="Normal"/>
-    <w:link w:val="2-IntableChar"/>
-    <w:rsid w:val="0079524B"/>
-    <w:pPr>
-      <w:jc w:val="center"/>
-    </w:pPr>
-    <w:rPr>
-      <w:lang w:eastAsia="x-none"/>
-    </w:rPr>
-  </w:style>
-  <w:style w:type="character" w:customStyle="1" w:styleId="2-IntableChar">
-    <w:name w:val="2-Intable Char"/>
-    <w:link w:val="2-Intable"/>
-    <w:rsid w:val="0079524B"/>
-    <w:rPr>
-      <w:rFonts w:eastAsia="Times New Roman" w:cs="Times New Roman"/>
-      <w:bCs/>
-      <w:kern w:val="32"/>
-      <w:szCs w:val="24"/>
-      <w:lang w:val="vi-VN" w:eastAsia="x-none"/>
-      <w14:ligatures w14:val="none"/>
-    </w:rPr>
-  </w:style>
-  <w:style w:type="paragraph" w:customStyle="1" w:styleId="2-Picture">
-    <w:name w:val="2-Picture"/>
-    <w:basedOn w:val="Normal"/>
-    <w:link w:val="2-PictureChar"/>
-    <w:rsid w:val="0079524B"/>
-    <w:pPr>
-      <w:widowControl w:val="0"/>
-      <w:spacing w:before="40" w:after="40"/>
-      <w:jc w:val="center"/>
-    </w:pPr>
-    <w:rPr>
-      <w:szCs w:val="26"/>
-    </w:rPr>
-  </w:style>
-  <w:style w:type="character" w:customStyle="1" w:styleId="2-PictureChar">
-    <w:name w:val="2-Picture Char"/>
-    <w:link w:val="2-Picture"/>
-    <w:rsid w:val="0079524B"/>
-    <w:rPr>
-      <w:rFonts w:eastAsia="Times New Roman" w:cs="Times New Roman"/>
-      <w:bCs/>
-      <w:kern w:val="0"/>
-      <w:szCs w:val="26"/>
-      <w:lang w:val="vi-VN" w:eastAsia="vi-VN"/>
-      <w14:ligatures w14:val="none"/>
-    </w:rPr>
-  </w:style>
-  <w:style w:type="paragraph" w:customStyle="1" w:styleId="4-Bodytext">
-    <w:name w:val="4-Bodytext"/>
-    <w:basedOn w:val="Normal"/>
-    <w:link w:val="4-BodytextChar"/>
-    <w:rsid w:val="0079524B"/>
-    <w:pPr>
-      <w:spacing w:before="60" w:after="60" w:line="276" w:lineRule="auto"/>
-      <w:jc w:val="both"/>
-    </w:pPr>
-    <w:rPr>
-      <w:lang w:eastAsia="x-none"/>
     </w:rPr>
   </w:style>
   <w:style w:type="character" w:customStyle="1" w:styleId="4-BodytextChar">
     <w:name w:val="4-Bodytext Char"/>
     <w:link w:val="4-Bodytext"/>
     <w:locked/>
-    <w:rsid w:val="0079524B"/>
-    <w:rPr>
-      <w:rFonts w:eastAsia="Times New Roman" w:cs="Times New Roman"/>
+    <w:rPr>
+      <w:rFonts w:ascii="Times New Roman" w:eastAsia="Times New Roman" w:hAnsi="Times New Roman"/>
       <w:bCs/>
       <w:kern w:val="32"/>
       <w:sz w:val="26"/>
       <w:szCs w:val="24"/>
-      <w:lang w:val="vi-VN" w:eastAsia="x-none"/>
-      <w14:ligatures w14:val="none"/>
-    </w:rPr>
-  </w:style>
-  <w:style w:type="paragraph" w:customStyle="1" w:styleId="4-Picture">
-    <w:name w:val="4-Picture"/>
-    <w:basedOn w:val="Normal"/>
-    <w:link w:val="4-PictureChar"/>
-    <w:rsid w:val="0079524B"/>
-    <w:pPr>
-      <w:spacing w:line="312" w:lineRule="auto"/>
-      <w:jc w:val="center"/>
-    </w:pPr>
-    <w:rPr>
-      <w:rFonts w:ascii="Calibri" w:eastAsia="Calibri" w:hAnsi="Calibri"/>
-      <w:lang w:eastAsia="x-none"/>
-    </w:rPr>
-  </w:style>
-  <w:style w:type="character" w:customStyle="1" w:styleId="4-PictureChar">
-    <w:name w:val="4-Picture Char"/>
-    <w:link w:val="4-Picture"/>
-    <w:locked/>
-    <w:rsid w:val="0079524B"/>
-    <w:rPr>
-      <w:rFonts w:ascii="Calibri" w:eastAsia="Calibri" w:hAnsi="Calibri" w:cs="Times New Roman"/>
+      <w:lang w:val="vi-VN"/>
+    </w:rPr>
+  </w:style>
+  <w:style w:type="character" w:customStyle="1" w:styleId="DMHNHChar">
+    <w:name w:val="DM HÌNH Char"/>
+    <w:link w:val="DMHNH"/>
+    <w:rPr>
+      <w:rFonts w:ascii="Times New Roman" w:eastAsia="Times New Roman" w:hAnsi="Times New Roman"/>
+      <w:b/>
+      <w:bCs/>
+      <w:position w:val="-1"/>
+      <w:sz w:val="26"/>
+    </w:rPr>
+  </w:style>
+  <w:style w:type="character" w:customStyle="1" w:styleId="HeaderChar">
+    <w:name w:val="Header Char"/>
+    <w:link w:val="Header"/>
+    <w:uiPriority w:val="99"/>
+    <w:rPr>
+      <w:rFonts w:ascii="Times New Roman" w:eastAsia="Times New Roman" w:hAnsi="Times New Roman" w:cs="Arial"/>
       <w:bCs/>
       <w:kern w:val="32"/>
       <w:sz w:val="26"/>
       <w:szCs w:val="24"/>
-      <w:lang w:eastAsia="x-none"/>
-      <w14:ligatures w14:val="none"/>
-    </w:rPr>
-  </w:style>
-  <w:style w:type="paragraph" w:customStyle="1" w:styleId="onvndibng">
-    <w:name w:val="Đoạn văn dưới bảng"/>
-    <w:basedOn w:val="Normal"/>
-    <w:link w:val="onvndibngChar"/>
-    <w:qFormat/>
-    <w:rsid w:val="0079524B"/>
-    <w:pPr>
-      <w:spacing w:before="180" w:after="60" w:line="288" w:lineRule="auto"/>
-      <w:jc w:val="both"/>
-    </w:pPr>
-  </w:style>
-  <w:style w:type="character" w:customStyle="1" w:styleId="onvndibngChar">
-    <w:name w:val="Đoạn văn dưới bảng Char"/>
-    <w:link w:val="onvndibng"/>
-    <w:locked/>
-    <w:rsid w:val="0079524B"/>
-    <w:rPr>
-      <w:rFonts w:eastAsia="Times New Roman" w:cs="Times New Roman"/>
-      <w:bCs/>
-      <w:kern w:val="0"/>
+    </w:rPr>
+  </w:style>
+  <w:style w:type="character" w:customStyle="1" w:styleId="Bodytext12">
+    <w:name w:val="Body text (12)_"/>
+    <w:link w:val="Bodytext120"/>
+    <w:rPr>
+      <w:rFonts w:ascii="Times New Roman" w:eastAsia="Times New Roman" w:hAnsi="Times New Roman"/>
+      <w:b/>
+      <w:sz w:val="24"/>
+      <w:szCs w:val="26"/>
+      <w:shd w:val="clear" w:color="auto" w:fill="FFFFFF"/>
+      <w:lang w:val="vi-VN" w:eastAsia="vi-VN"/>
+    </w:rPr>
+  </w:style>
+  <w:style w:type="character" w:customStyle="1" w:styleId="Top1Char">
+    <w:name w:val="Top 1 Char"/>
+    <w:link w:val="Top1"/>
+    <w:rPr>
+      <w:rFonts w:ascii="Times New Roman" w:eastAsia="Times New Roman" w:hAnsi="Times New Roman"/>
+      <w:b/>
+      <w:sz w:val="32"/>
+      <w:szCs w:val="32"/>
+    </w:rPr>
+  </w:style>
+  <w:style w:type="character" w:customStyle="1" w:styleId="QuoteChar">
+    <w:name w:val="Quote Char"/>
+    <w:link w:val="Quote"/>
+    <w:uiPriority w:val="29"/>
+    <w:rPr>
+      <w:rFonts w:ascii="Times New Roman" w:eastAsia="Times New Roman" w:hAnsi="Times New Roman"/>
+      <w:i/>
+      <w:iCs/>
+      <w:color w:val="404040"/>
+      <w:sz w:val="24"/>
       <w:szCs w:val="24"/>
       <w:lang w:val="vi-VN" w:eastAsia="vi-VN"/>
-      <w14:ligatures w14:val="none"/>
-    </w:rPr>
-  </w:style>
-  <w:style w:type="paragraph" w:customStyle="1" w:styleId="5-Picture">
-    <w:name w:val="5-Picture"/>
-    <w:basedOn w:val="onvndibng"/>
-    <w:link w:val="5-PictureChar"/>
-    <w:rsid w:val="0079524B"/>
-    <w:pPr>
-      <w:spacing w:before="0" w:after="0"/>
-      <w:jc w:val="center"/>
-    </w:pPr>
-  </w:style>
-  <w:style w:type="character" w:customStyle="1" w:styleId="5-PictureChar">
-    <w:name w:val="5-Picture Char"/>
-    <w:link w:val="5-Picture"/>
-    <w:rsid w:val="0079524B"/>
-    <w:rPr>
-      <w:rFonts w:eastAsia="Times New Roman" w:cs="Times New Roman"/>
+    </w:rPr>
+  </w:style>
+  <w:style w:type="character" w:customStyle="1" w:styleId="c3Char">
+    <w:name w:val="c3 Char"/>
+    <w:link w:val="c3"/>
+    <w:rPr>
+      <w:rFonts w:ascii="Times New Roman" w:eastAsia="Times New Roman" w:hAnsi="Times New Roman"/>
+      <w:b/>
       <w:bCs/>
-      <w:kern w:val="0"/>
+      <w:i/>
+      <w:sz w:val="26"/>
       <w:szCs w:val="24"/>
+    </w:rPr>
+  </w:style>
+  <w:style w:type="character" w:customStyle="1" w:styleId="2-PictureChar">
+    <w:name w:val="2-Picture Char"/>
+    <w:link w:val="2-Picture"/>
+    <w:rPr>
+      <w:rFonts w:ascii="Times New Roman" w:eastAsia="Times New Roman" w:hAnsi="Times New Roman"/>
+      <w:sz w:val="24"/>
+      <w:szCs w:val="26"/>
       <w:lang w:val="vi-VN" w:eastAsia="vi-VN"/>
-      <w14:ligatures w14:val="none"/>
-    </w:rPr>
-  </w:style>
-  <w:style w:type="character" w:customStyle="1" w:styleId="a">
-    <w:name w:val="a"/>
-    <w:rsid w:val="0079524B"/>
-  </w:style>
-  <w:style w:type="paragraph" w:customStyle="1" w:styleId="A1">
-    <w:name w:val="A1"/>
-    <w:basedOn w:val="Normal"/>
-    <w:link w:val="A1Char"/>
-    <w:rsid w:val="0079524B"/>
-    <w:pPr>
-      <w:jc w:val="center"/>
-    </w:pPr>
-    <w:rPr>
-      <w:b/>
-      <w:sz w:val="28"/>
-      <w:szCs w:val="32"/>
-      <w:lang w:val="x-none" w:eastAsia="x-none"/>
-    </w:rPr>
-  </w:style>
-  <w:style w:type="character" w:customStyle="1" w:styleId="A1Char">
-    <w:name w:val="A1 Char"/>
-    <w:link w:val="A1"/>
-    <w:rsid w:val="0079524B"/>
-    <w:rPr>
-      <w:rFonts w:eastAsia="Times New Roman" w:cs="Times New Roman"/>
-      <w:b/>
-      <w:bCs/>
-      <w:kern w:val="32"/>
-      <w:sz w:val="28"/>
-      <w:szCs w:val="32"/>
-      <w:lang w:val="x-none" w:eastAsia="x-none"/>
-      <w14:ligatures w14:val="none"/>
-    </w:rPr>
-  </w:style>
-  <w:style w:type="paragraph" w:customStyle="1" w:styleId="A2">
-    <w:name w:val="A2"/>
-    <w:basedOn w:val="Normal"/>
+    </w:rPr>
+  </w:style>
+  <w:style w:type="character" w:customStyle="1" w:styleId="DocumentMapChar">
+    <w:name w:val="Document Map Char"/>
+    <w:link w:val="DocumentMap"/>
     <w:uiPriority w:val="99"/>
-    <w:rsid w:val="0079524B"/>
-    <w:pPr>
-      <w:widowControl w:val="0"/>
-      <w:spacing w:before="60" w:after="60" w:line="312" w:lineRule="auto"/>
-      <w:jc w:val="both"/>
-    </w:pPr>
-    <w:rPr>
-      <w:rFonts w:eastAsia="Calibri"/>
-      <w:b/>
-      <w:i/>
-      <w:sz w:val="20"/>
-      <w:szCs w:val="26"/>
-    </w:rPr>
-  </w:style>
-  <w:style w:type="character" w:customStyle="1" w:styleId="apple-converted-space">
-    <w:name w:val="apple-converted-space"/>
-    <w:basedOn w:val="DefaultParagraphFont"/>
-    <w:rsid w:val="0079524B"/>
-  </w:style>
-  <w:style w:type="paragraph" w:customStyle="1" w:styleId="b">
-    <w:name w:val="b"/>
-    <w:basedOn w:val="Normal"/>
-    <w:uiPriority w:val="99"/>
-    <w:rsid w:val="0079524B"/>
-    <w:pPr>
-      <w:spacing w:after="120" w:line="312" w:lineRule="auto"/>
-      <w:ind w:firstLine="357"/>
-    </w:pPr>
-    <w:rPr>
-      <w:rFonts w:eastAsia="Calibri"/>
-      <w:b/>
-      <w:iCs/>
-      <w:color w:val="000000"/>
-      <w:sz w:val="20"/>
-      <w:szCs w:val="26"/>
-      <w:lang w:val="es-ES_tradnl"/>
-    </w:rPr>
-  </w:style>
-  <w:style w:type="paragraph" w:customStyle="1" w:styleId="b1">
-    <w:name w:val="b1"/>
-    <w:basedOn w:val="Normal"/>
-    <w:uiPriority w:val="99"/>
-    <w:rsid w:val="0079524B"/>
-    <w:rPr>
-      <w:b/>
-      <w:sz w:val="20"/>
-      <w:szCs w:val="26"/>
-    </w:rPr>
-  </w:style>
-  <w:style w:type="paragraph" w:customStyle="1" w:styleId="B2">
-    <w:name w:val="B2"/>
-    <w:basedOn w:val="Normal"/>
-    <w:uiPriority w:val="99"/>
-    <w:rsid w:val="0079524B"/>
-    <w:pPr>
-      <w:spacing w:before="60" w:line="312" w:lineRule="auto"/>
-      <w:ind w:left="18"/>
-    </w:pPr>
-    <w:rPr>
-      <w:b/>
-      <w:sz w:val="20"/>
-      <w:szCs w:val="26"/>
-      <w:lang w:val="es-ES_tradnl"/>
-    </w:rPr>
-  </w:style>
-  <w:style w:type="paragraph" w:customStyle="1" w:styleId="b20">
-    <w:name w:val="b2"/>
-    <w:basedOn w:val="Normal"/>
-    <w:uiPriority w:val="99"/>
-    <w:rsid w:val="0079524B"/>
-    <w:pPr>
-      <w:spacing w:before="60" w:line="312" w:lineRule="auto"/>
-    </w:pPr>
-    <w:rPr>
-      <w:b/>
-      <w:sz w:val="20"/>
-      <w:szCs w:val="26"/>
-    </w:rPr>
-  </w:style>
-  <w:style w:type="paragraph" w:customStyle="1" w:styleId="b3">
-    <w:name w:val="b3"/>
-    <w:basedOn w:val="Normal"/>
-    <w:link w:val="b3Char"/>
-    <w:rsid w:val="0079524B"/>
-    <w:pPr>
-      <w:widowControl w:val="0"/>
-      <w:spacing w:before="60" w:line="312" w:lineRule="auto"/>
-      <w:ind w:firstLine="357"/>
-      <w:jc w:val="both"/>
-    </w:pPr>
-    <w:rPr>
-      <w:b/>
-      <w:bCs/>
-      <w:szCs w:val="26"/>
-      <w:lang w:val="es-ES_tradnl" w:eastAsia="x-none"/>
-    </w:rPr>
-  </w:style>
-  <w:style w:type="character" w:customStyle="1" w:styleId="b3Char">
-    <w:name w:val="b3 Char"/>
-    <w:link w:val="b3"/>
-    <w:rsid w:val="0079524B"/>
-    <w:rPr>
-      <w:rFonts w:eastAsia="Times New Roman" w:cs="Times New Roman"/>
-      <w:b/>
-      <w:kern w:val="0"/>
-      <w:sz w:val="26"/>
-      <w:szCs w:val="26"/>
-      <w:lang w:val="es-ES_tradnl" w:eastAsia="x-none"/>
-      <w14:ligatures w14:val="none"/>
-    </w:rPr>
-  </w:style>
-  <w:style w:type="paragraph" w:styleId="BalloonText">
-    <w:name w:val="Balloon Text"/>
-    <w:basedOn w:val="Normal"/>
-    <w:link w:val="BalloonTextChar"/>
-    <w:uiPriority w:val="99"/>
-    <w:unhideWhenUsed/>
-    <w:rsid w:val="0079524B"/>
-    <w:rPr>
-      <w:rFonts w:ascii="Tahoma" w:hAnsi="Tahoma"/>
-      <w:sz w:val="16"/>
-      <w:szCs w:val="16"/>
-      <w:lang w:val="x-none" w:eastAsia="x-none"/>
-    </w:rPr>
-  </w:style>
-  <w:style w:type="character" w:customStyle="1" w:styleId="BalloonTextChar">
-    <w:name w:val="Balloon Text Char"/>
-    <w:link w:val="BalloonText"/>
-    <w:uiPriority w:val="99"/>
-    <w:rsid w:val="0079524B"/>
-    <w:rPr>
-      <w:rFonts w:ascii="Tahoma" w:eastAsia="Times New Roman" w:hAnsi="Tahoma" w:cs="Times New Roman"/>
+    <w:rPr>
+      <w:rFonts w:ascii="Tahoma" w:eastAsia="Times New Roman" w:hAnsi="Tahoma"/>
       <w:bCs/>
       <w:kern w:val="32"/>
       <w:sz w:val="16"/>
       <w:szCs w:val="16"/>
-      <w:lang w:val="x-none" w:eastAsia="x-none"/>
-      <w14:ligatures w14:val="none"/>
-    </w:rPr>
-  </w:style>
-  <w:style w:type="paragraph" w:customStyle="1" w:styleId="Danhmucbng">
-    <w:name w:val="Danh muc bảng"/>
-    <w:basedOn w:val="Normal"/>
-    <w:link w:val="DanhmucbngChar"/>
-    <w:rsid w:val="0079524B"/>
-    <w:pPr>
-      <w:tabs>
-        <w:tab w:val="left" w:pos="9000"/>
-      </w:tabs>
-      <w:spacing w:before="60" w:after="60" w:line="312" w:lineRule="auto"/>
-      <w:jc w:val="center"/>
-    </w:pPr>
-    <w:rPr>
-      <w:b/>
-      <w:szCs w:val="26"/>
-      <w:lang w:val="x-none" w:eastAsia="x-none"/>
-    </w:rPr>
-  </w:style>
-  <w:style w:type="character" w:customStyle="1" w:styleId="DanhmucbngChar">
-    <w:name w:val="Danh muc bảng Char"/>
-    <w:link w:val="Danhmucbng"/>
-    <w:rsid w:val="0079524B"/>
-    <w:rPr>
-      <w:rFonts w:eastAsia="Times New Roman" w:cs="Times New Roman"/>
-      <w:b/>
-      <w:bCs/>
-      <w:kern w:val="0"/>
-      <w:sz w:val="26"/>
-      <w:szCs w:val="26"/>
-      <w:lang w:val="x-none" w:eastAsia="x-none"/>
-      <w14:ligatures w14:val="none"/>
-    </w:rPr>
-  </w:style>
-  <w:style w:type="paragraph" w:customStyle="1" w:styleId="Bang">
-    <w:name w:val="Bang"/>
-    <w:basedOn w:val="Danhmucbng"/>
-    <w:link w:val="BangChar"/>
-    <w:autoRedefine/>
-    <w:rsid w:val="0079524B"/>
-    <w:pPr>
-      <w:spacing w:line="360" w:lineRule="auto"/>
-    </w:pPr>
-  </w:style>
-  <w:style w:type="character" w:customStyle="1" w:styleId="BangChar">
-    <w:name w:val="Bang Char"/>
-    <w:link w:val="Bang"/>
-    <w:rsid w:val="0079524B"/>
-    <w:rPr>
-      <w:rFonts w:eastAsia="Times New Roman" w:cs="Times New Roman"/>
-      <w:b/>
-      <w:bCs/>
-      <w:kern w:val="0"/>
-      <w:sz w:val="26"/>
-      <w:szCs w:val="26"/>
-      <w:lang w:val="x-none" w:eastAsia="x-none"/>
-      <w14:ligatures w14:val="none"/>
-    </w:rPr>
-  </w:style>
-  <w:style w:type="character" w:customStyle="1" w:styleId="CaptionChar">
-    <w:name w:val="Caption Char"/>
-    <w:aliases w:val="Bảng Char,02 - Caption Char,DM Bảng Char,DM bang Char,B1 Char,Bảng (K1) Char"/>
-    <w:link w:val="Caption"/>
-    <w:qFormat/>
-    <w:rsid w:val="0079524B"/>
-    <w:rPr>
-      <w:rFonts w:eastAsia="Times New Roman" w:cs="Times New Roman"/>
-      <w:b/>
-      <w:bCs/>
-      <w:color w:val="000000"/>
-      <w:kern w:val="0"/>
-      <w:sz w:val="26"/>
-      <w:szCs w:val="26"/>
-      <w:lang w:val="vi-VN" w:eastAsia="x-none"/>
-      <w14:ligatures w14:val="none"/>
-    </w:rPr>
-  </w:style>
-  <w:style w:type="paragraph" w:customStyle="1" w:styleId="Bangbieu">
-    <w:name w:val="Bang bieu"/>
-    <w:basedOn w:val="Caption"/>
-    <w:link w:val="BangbieuChar"/>
-    <w:autoRedefine/>
-    <w:rsid w:val="0079524B"/>
-    <w:pPr>
-      <w:keepLines/>
-      <w:widowControl/>
-      <w:spacing w:after="60" w:line="312" w:lineRule="auto"/>
-      <w:textAlignment w:val="auto"/>
-    </w:pPr>
-    <w:rPr>
-      <w:bCs/>
-      <w:iCs/>
-      <w:color w:val="auto"/>
-      <w:position w:val="-1"/>
-    </w:rPr>
-  </w:style>
-  <w:style w:type="character" w:customStyle="1" w:styleId="BangbieuChar">
-    <w:name w:val="Bang bieu Char"/>
-    <w:link w:val="Bangbieu"/>
-    <w:locked/>
-    <w:rsid w:val="0079524B"/>
-    <w:rPr>
-      <w:rFonts w:eastAsia="Times New Roman" w:cs="Times New Roman"/>
-      <w:b/>
-      <w:iCs/>
-      <w:kern w:val="0"/>
-      <w:position w:val="-1"/>
-      <w:sz w:val="26"/>
-      <w:szCs w:val="26"/>
-      <w:lang w:val="vi-VN" w:eastAsia="x-none"/>
-      <w14:ligatures w14:val="none"/>
-    </w:rPr>
-  </w:style>
-  <w:style w:type="paragraph" w:styleId="BodyText">
-    <w:name w:val="Body Text"/>
-    <w:basedOn w:val="Normal"/>
-    <w:link w:val="BodyTextChar"/>
-    <w:uiPriority w:val="99"/>
-    <w:rsid w:val="0079524B"/>
-    <w:pPr>
-      <w:jc w:val="both"/>
-    </w:pPr>
-    <w:rPr>
-      <w:rFonts w:ascii=".VnTime" w:hAnsi=".VnTime"/>
-      <w:bCs/>
-      <w:sz w:val="28"/>
-      <w:szCs w:val="28"/>
-      <w:lang w:val="x-none" w:eastAsia="zh-CN"/>
-    </w:rPr>
-  </w:style>
-  <w:style w:type="character" w:customStyle="1" w:styleId="BodyTextChar">
-    <w:name w:val="Body Text Char"/>
-    <w:link w:val="BodyText"/>
-    <w:uiPriority w:val="99"/>
-    <w:rsid w:val="0079524B"/>
-    <w:rPr>
-      <w:rFonts w:ascii=".VnTime" w:eastAsia="Times New Roman" w:hAnsi=".VnTime" w:cs="Times New Roman"/>
-      <w:kern w:val="0"/>
-      <w:sz w:val="28"/>
-      <w:szCs w:val="28"/>
-      <w:lang w:val="x-none" w:eastAsia="zh-CN"/>
-      <w14:ligatures w14:val="none"/>
-    </w:rPr>
-  </w:style>
-  <w:style w:type="paragraph" w:customStyle="1" w:styleId="Bodytext10">
-    <w:name w:val="Body text (10)"/>
-    <w:basedOn w:val="Normal"/>
-    <w:link w:val="Bodytext100"/>
-    <w:rsid w:val="0079524B"/>
-    <w:pPr>
-      <w:widowControl w:val="0"/>
-      <w:shd w:val="clear" w:color="auto" w:fill="FFFFFF"/>
-      <w:spacing w:line="384" w:lineRule="exact"/>
-      <w:jc w:val="both"/>
-    </w:pPr>
-    <w:rPr>
-      <w:bCs/>
-      <w:i/>
-      <w:iCs/>
-      <w:szCs w:val="26"/>
-    </w:rPr>
-  </w:style>
-  <w:style w:type="character" w:customStyle="1" w:styleId="Bodytext100">
-    <w:name w:val="Body text (10)_"/>
-    <w:link w:val="Bodytext10"/>
-    <w:rsid w:val="0079524B"/>
-    <w:rPr>
-      <w:rFonts w:eastAsia="Times New Roman" w:cs="Times New Roman"/>
-      <w:i/>
-      <w:iCs/>
-      <w:kern w:val="0"/>
-      <w:sz w:val="26"/>
-      <w:szCs w:val="26"/>
-      <w:shd w:val="clear" w:color="auto" w:fill="FFFFFF"/>
-      <w14:ligatures w14:val="none"/>
-    </w:rPr>
-  </w:style>
-  <w:style w:type="paragraph" w:customStyle="1" w:styleId="Bodytext12">
-    <w:name w:val="Body text (12)"/>
-    <w:basedOn w:val="Normal"/>
-    <w:link w:val="Bodytext120"/>
-    <w:rsid w:val="0079524B"/>
-    <w:pPr>
-      <w:widowControl w:val="0"/>
-      <w:shd w:val="clear" w:color="auto" w:fill="FFFFFF"/>
-      <w:spacing w:before="1020" w:after="180" w:line="0" w:lineRule="atLeast"/>
-      <w:jc w:val="both"/>
-    </w:pPr>
-    <w:rPr>
-      <w:b/>
-      <w:szCs w:val="26"/>
-    </w:rPr>
-  </w:style>
-  <w:style w:type="character" w:customStyle="1" w:styleId="Bodytext120">
-    <w:name w:val="Body text (12)_"/>
-    <w:link w:val="Bodytext12"/>
-    <w:rsid w:val="0079524B"/>
-    <w:rPr>
-      <w:rFonts w:eastAsia="Times New Roman" w:cs="Times New Roman"/>
-      <w:b/>
-      <w:bCs/>
-      <w:kern w:val="0"/>
-      <w:sz w:val="26"/>
-      <w:szCs w:val="26"/>
-      <w:shd w:val="clear" w:color="auto" w:fill="FFFFFF"/>
-      <w14:ligatures w14:val="none"/>
     </w:rPr>
   </w:style>
   <w:style w:type="character" w:customStyle="1" w:styleId="Bodytext2">
     <w:name w:val="Body text (2)"/>
-    <w:rsid w:val="0079524B"/>
     <w:rPr>
       <w:rFonts w:ascii="Times New Roman" w:eastAsia="Times New Roman" w:hAnsi="Times New Roman" w:cs="Times New Roman"/>
       <w:b w:val="0"/>
@@ -5326,9 +5052,474 @@
       <w:lang w:val="vi-VN" w:eastAsia="vi-VN" w:bidi="vi-VN"/>
     </w:rPr>
   </w:style>
+  <w:style w:type="character" w:customStyle="1" w:styleId="BangbieuChar">
+    <w:name w:val="Bang bieu Char"/>
+    <w:link w:val="Bangbieu"/>
+    <w:locked/>
+    <w:rPr>
+      <w:rFonts w:ascii="Times New Roman" w:eastAsia="Times New Roman" w:hAnsi="Times New Roman"/>
+      <w:b/>
+      <w:iCs/>
+      <w:position w:val="-1"/>
+      <w:sz w:val="26"/>
+      <w:szCs w:val="26"/>
+    </w:rPr>
+  </w:style>
+  <w:style w:type="character" w:customStyle="1" w:styleId="DanhmucbangChar">
+    <w:name w:val="Danh muc bang Char"/>
+    <w:link w:val="Danhmucbang"/>
+    <w:rPr>
+      <w:rFonts w:ascii="Times New Roman" w:eastAsia="Times New Roman" w:hAnsi="Times New Roman"/>
+      <w:b/>
+      <w:color w:val="000000"/>
+      <w:sz w:val="24"/>
+      <w:szCs w:val="26"/>
+    </w:rPr>
+  </w:style>
+  <w:style w:type="character" w:customStyle="1" w:styleId="A1Char">
+    <w:name w:val="A1 Char"/>
+    <w:link w:val="A1"/>
+    <w:rPr>
+      <w:rFonts w:ascii="Times New Roman" w:eastAsia="Times New Roman" w:hAnsi="Times New Roman" w:cs="Arial"/>
+      <w:b/>
+      <w:bCs/>
+      <w:kern w:val="32"/>
+      <w:sz w:val="28"/>
+      <w:szCs w:val="32"/>
+    </w:rPr>
+  </w:style>
+  <w:style w:type="character" w:customStyle="1" w:styleId="KDmBangChar">
+    <w:name w:val="K. Dm Bang Char"/>
+    <w:link w:val="KDmBang"/>
+    <w:rPr>
+      <w:rFonts w:ascii="Times New Roman" w:eastAsia="Aptos" w:hAnsi="Times New Roman"/>
+      <w:b/>
+      <w:kern w:val="2"/>
+      <w:sz w:val="24"/>
+      <w:szCs w:val="26"/>
+      <w:lang w:val="vi-VN" w:eastAsia="vi-VN"/>
+    </w:rPr>
+  </w:style>
+  <w:style w:type="character" w:customStyle="1" w:styleId="DanhmucbngChar">
+    <w:name w:val="Danh muc bảng Char"/>
+    <w:link w:val="Danhmucbng"/>
+    <w:rPr>
+      <w:rFonts w:ascii="Times New Roman" w:eastAsia="Times New Roman" w:hAnsi="Times New Roman"/>
+      <w:b/>
+      <w:bCs/>
+      <w:sz w:val="26"/>
+      <w:szCs w:val="26"/>
+    </w:rPr>
+  </w:style>
+  <w:style w:type="character" w:customStyle="1" w:styleId="TextChar1">
+    <w:name w:val="Text Char1"/>
+    <w:link w:val="00"/>
+    <w:rPr>
+      <w:rFonts w:ascii="Times New Roman" w:eastAsia="Times New Roman" w:hAnsi="Times New Roman"/>
+      <w:sz w:val="26"/>
+      <w:szCs w:val="26"/>
+      <w:lang w:val="es-ES_tradnl"/>
+    </w:rPr>
+  </w:style>
+  <w:style w:type="character" w:customStyle="1" w:styleId="Heading9Char">
+    <w:name w:val="Heading 9 Char"/>
+    <w:link w:val="Heading9"/>
+    <w:uiPriority w:val="99"/>
+    <w:rPr>
+      <w:rFonts w:ascii="Times New Roman" w:eastAsia="Times New Roman" w:hAnsi="Times New Roman" w:cs="Arial"/>
+      <w:b/>
+      <w:bCs/>
+      <w:kern w:val="32"/>
+      <w:sz w:val="40"/>
+      <w:szCs w:val="40"/>
+    </w:rPr>
+  </w:style>
+  <w:style w:type="character" w:customStyle="1" w:styleId="4-PictureChar">
+    <w:name w:val="4-Picture Char"/>
+    <w:link w:val="4-Picture"/>
+    <w:locked/>
+    <w:rPr>
+      <w:sz w:val="24"/>
+      <w:szCs w:val="24"/>
+      <w:lang w:val="vi-VN"/>
+    </w:rPr>
+  </w:style>
+  <w:style w:type="character" w:customStyle="1" w:styleId="LiVa1">
+    <w:name w:val="Lưới Vừa 1"/>
+    <w:uiPriority w:val="99"/>
+    <w:semiHidden/>
+    <w:rPr>
+      <w:color w:val="808080"/>
+    </w:rPr>
+  </w:style>
+  <w:style w:type="character" w:styleId="FollowedHyperlink">
+    <w:name w:val="FollowedHyperlink"/>
+    <w:uiPriority w:val="99"/>
+    <w:rPr>
+      <w:color w:val="800080"/>
+      <w:u w:val="single"/>
+    </w:rPr>
+  </w:style>
+  <w:style w:type="character" w:customStyle="1" w:styleId="UnresolvedMention1">
+    <w:name w:val="Unresolved Mention1"/>
+    <w:uiPriority w:val="99"/>
+    <w:unhideWhenUsed/>
+    <w:rPr>
+      <w:color w:val="605E5C"/>
+      <w:shd w:val="clear" w:color="auto" w:fill="E1DFDD"/>
+    </w:rPr>
+  </w:style>
+  <w:style w:type="character" w:customStyle="1" w:styleId="onvnChar">
+    <w:name w:val="Đoạn văn Char"/>
+    <w:link w:val="onvn"/>
+    <w:qFormat/>
+    <w:rPr>
+      <w:rFonts w:ascii="Times New Roman" w:eastAsia="Times New Roman" w:hAnsi="Times New Roman"/>
+      <w:bCs/>
+      <w:kern w:val="32"/>
+      <w:sz w:val="26"/>
+      <w:szCs w:val="24"/>
+    </w:rPr>
+  </w:style>
+  <w:style w:type="character" w:styleId="CommentReference">
+    <w:name w:val="annotation reference"/>
+    <w:unhideWhenUsed/>
+    <w:rPr>
+      <w:sz w:val="16"/>
+      <w:szCs w:val="16"/>
+    </w:rPr>
+  </w:style>
+  <w:style w:type="character" w:customStyle="1" w:styleId="Hinh-trong-bangChar">
+    <w:name w:val="Hinh-trong-bang Char"/>
+    <w:link w:val="Hinh-trong-bang"/>
+    <w:qFormat/>
+    <w:rPr>
+      <w:rFonts w:ascii="Arial" w:eastAsia="Times New Roman" w:hAnsi="Arial"/>
+      <w:bCs/>
+      <w:kern w:val="32"/>
+      <w:sz w:val="23"/>
+      <w:szCs w:val="24"/>
+      <w:lang w:val="en-GB"/>
+    </w:rPr>
+  </w:style>
+  <w:style w:type="character" w:customStyle="1" w:styleId="Heading5Char">
+    <w:name w:val="Heading 5 Char"/>
+    <w:link w:val="Heading5"/>
+    <w:rPr>
+      <w:rFonts w:ascii="Times New Roman" w:eastAsia="Times New Roman" w:hAnsi="Times New Roman"/>
+      <w:sz w:val="24"/>
+      <w:szCs w:val="24"/>
+    </w:rPr>
+  </w:style>
+  <w:style w:type="character" w:customStyle="1" w:styleId="ZACEChar">
+    <w:name w:val="Z(A_C_E) Char"/>
+    <w:link w:val="ZACE"/>
+    <w:rPr>
+      <w:rFonts w:ascii="Times New Roman" w:eastAsia="Times New Roman" w:hAnsi="Times New Roman"/>
+      <w:bCs/>
+      <w:kern w:val="32"/>
+      <w:sz w:val="26"/>
+      <w:szCs w:val="24"/>
+      <w:lang w:val="en-GB"/>
+    </w:rPr>
+  </w:style>
+  <w:style w:type="character" w:customStyle="1" w:styleId="DMBNGChar">
+    <w:name w:val="DM BẢNG Char"/>
+    <w:link w:val="DMBNG"/>
+    <w:rPr>
+      <w:rFonts w:ascii="Times New Roman" w:eastAsia="Times New Roman" w:hAnsi="Times New Roman"/>
+      <w:b/>
+      <w:sz w:val="24"/>
+      <w:lang w:val="vi-VN"/>
+    </w:rPr>
+  </w:style>
+  <w:style w:type="character" w:customStyle="1" w:styleId="headling1Char">
+    <w:name w:val="headling 1 Char"/>
+    <w:link w:val="headling1"/>
+    <w:rPr>
+      <w:rFonts w:ascii="Times New Roman" w:eastAsia="Times New Roman" w:hAnsi="Times New Roman"/>
+      <w:bCs/>
+      <w:color w:val="548DD4"/>
+      <w:kern w:val="32"/>
+      <w:sz w:val="34"/>
+      <w:szCs w:val="24"/>
+    </w:rPr>
+  </w:style>
+  <w:style w:type="character" w:styleId="FootnoteReference">
+    <w:name w:val="footnote reference"/>
+    <w:uiPriority w:val="99"/>
+    <w:unhideWhenUsed/>
+    <w:rPr>
+      <w:vertAlign w:val="superscript"/>
+    </w:rPr>
+  </w:style>
+  <w:style w:type="character" w:customStyle="1" w:styleId="DMhnhChar0">
+    <w:name w:val="DM hình Char"/>
+    <w:link w:val="DMhnh0"/>
+    <w:rPr>
+      <w:rFonts w:ascii="Times New Roman" w:eastAsia="Times New Roman" w:hAnsi="Times New Roman"/>
+      <w:b/>
+      <w:bCs/>
+      <w:position w:val="-1"/>
+      <w:sz w:val="26"/>
+      <w:szCs w:val="26"/>
+    </w:rPr>
+  </w:style>
+  <w:style w:type="character" w:customStyle="1" w:styleId="Heading2Char">
+    <w:name w:val="Heading 2 Char"/>
+    <w:link w:val="Heading2"/>
+    <w:rPr>
+      <w:rFonts w:ascii="Times New Roman" w:eastAsia="Times New Roman" w:hAnsi="Times New Roman"/>
+      <w:b/>
+      <w:color w:val="000000"/>
+      <w:kern w:val="32"/>
+      <w:sz w:val="28"/>
+      <w:szCs w:val="26"/>
+    </w:rPr>
+  </w:style>
+  <w:style w:type="character" w:customStyle="1" w:styleId="DMhnhKChar">
+    <w:name w:val="DM hình. K Char"/>
+    <w:link w:val="DMhnhK"/>
+    <w:rPr>
+      <w:rFonts w:ascii="Times New Roman" w:eastAsia="Times New Roman" w:hAnsi="Times New Roman"/>
+      <w:b/>
+      <w:position w:val="-1"/>
+      <w:sz w:val="24"/>
+      <w:szCs w:val="26"/>
+    </w:rPr>
+  </w:style>
+  <w:style w:type="character" w:customStyle="1" w:styleId="NormalWebChar">
+    <w:name w:val="Normal (Web) Char"/>
+    <w:link w:val="NormalWeb"/>
+    <w:uiPriority w:val="99"/>
+    <w:qFormat/>
+    <w:locked/>
+    <w:rPr>
+      <w:rFonts w:ascii="Times New Roman" w:eastAsia="Times New Roman" w:hAnsi="Times New Roman" w:cs="Times New Roman"/>
+      <w:bCs/>
+      <w:sz w:val="24"/>
+      <w:szCs w:val="20"/>
+    </w:rPr>
+  </w:style>
+  <w:style w:type="character" w:customStyle="1" w:styleId="lrzxr">
+    <w:name w:val="lrzxr"/>
+  </w:style>
+  <w:style w:type="character" w:customStyle="1" w:styleId="BodyTextIndent3Char">
+    <w:name w:val="Body Text Indent 3 Char"/>
+    <w:link w:val="BodyTextIndent3"/>
+    <w:uiPriority w:val="99"/>
+    <w:rPr>
+      <w:rFonts w:ascii=".VnTime" w:eastAsia="Times New Roman" w:hAnsi=".VnTime"/>
+      <w:b/>
+      <w:bCs/>
+      <w:kern w:val="32"/>
+      <w:sz w:val="16"/>
+      <w:szCs w:val="16"/>
+    </w:rPr>
+  </w:style>
+  <w:style w:type="character" w:customStyle="1" w:styleId="DMbngChar0">
+    <w:name w:val="DM bảng Char"/>
+    <w:link w:val="DMbng0"/>
+    <w:rPr>
+      <w:rFonts w:ascii="Times New Roman" w:hAnsi="Times New Roman"/>
+      <w:b/>
+      <w:spacing w:val="2"/>
+      <w:sz w:val="24"/>
+      <w:szCs w:val="26"/>
+    </w:rPr>
+  </w:style>
+  <w:style w:type="character" w:customStyle="1" w:styleId="CaptionChar">
+    <w:name w:val="Caption Char"/>
+    <w:aliases w:val="Bảng Char,02 - Caption Char,DM Bảng Char,DM bang Char,Bảng (K1) Char,B1 Char,Caption Char1 Char Char,Caption Char Char Char Char,Caption Char1 Char Char1 Char Char,Caption Char Char Char Char1 Char Char,Caption Char1 Char1,Ch Char,NN Char"/>
+    <w:link w:val="Caption"/>
+    <w:qFormat/>
+    <w:rPr>
+      <w:rFonts w:ascii="Times New Roman" w:eastAsia="Times New Roman" w:hAnsi="Times New Roman"/>
+      <w:b/>
+      <w:bCs/>
+      <w:color w:val="000000"/>
+      <w:sz w:val="26"/>
+      <w:szCs w:val="26"/>
+      <w:lang w:val="vi-VN"/>
+    </w:rPr>
+  </w:style>
+  <w:style w:type="character" w:customStyle="1" w:styleId="ListOtherChar">
+    <w:name w:val="List Other Char"/>
+    <w:link w:val="ListOther"/>
+    <w:rPr>
+      <w:rFonts w:ascii="Times New Roman" w:eastAsia="Times New Roman" w:hAnsi="Times New Roman"/>
+      <w:b/>
+      <w:bCs/>
+      <w:i/>
+      <w:kern w:val="32"/>
+      <w:sz w:val="26"/>
+      <w:szCs w:val="22"/>
+    </w:rPr>
+  </w:style>
+  <w:style w:type="character" w:customStyle="1" w:styleId="Heading7Char">
+    <w:name w:val="Heading 7 Char"/>
+    <w:link w:val="Heading7"/>
+    <w:uiPriority w:val="99"/>
+    <w:rPr>
+      <w:rFonts w:ascii="Times New Roman" w:eastAsia="Times New Roman" w:hAnsi="Times New Roman"/>
+      <w:sz w:val="26"/>
+      <w:szCs w:val="26"/>
+    </w:rPr>
+  </w:style>
+  <w:style w:type="character" w:customStyle="1" w:styleId="DMhinhChar">
+    <w:name w:val="DM hinh Char"/>
+    <w:link w:val="DMhinh"/>
+    <w:rPr>
+      <w:rFonts w:ascii="Times New Roman" w:eastAsia="Times New Roman" w:hAnsi="Times New Roman"/>
+      <w:b/>
+      <w:bCs/>
+      <w:position w:val="-1"/>
+      <w:sz w:val="26"/>
+      <w:szCs w:val="26"/>
+    </w:rPr>
+  </w:style>
+  <w:style w:type="character" w:customStyle="1" w:styleId="0-FigureChar">
+    <w:name w:val="0-Figure Char"/>
+    <w:link w:val="0-Figure"/>
+    <w:rPr>
+      <w:rFonts w:ascii="Times New Roman" w:eastAsia="Times New Roman" w:hAnsi="Times New Roman"/>
+      <w:b/>
+      <w:bCs/>
+      <w:position w:val="-1"/>
+      <w:sz w:val="24"/>
+      <w:lang w:val="vi-VN" w:eastAsia="vi-VN"/>
+    </w:rPr>
+  </w:style>
+  <w:style w:type="character" w:customStyle="1" w:styleId="02-HinhChar">
+    <w:name w:val="02-Hinh Char"/>
+    <w:link w:val="02-Hinh"/>
+    <w:locked/>
+    <w:rPr>
+      <w:rFonts w:ascii="Times New Roman" w:eastAsia="Times New Roman" w:hAnsi="Times New Roman"/>
+      <w:b/>
+      <w:bCs/>
+      <w:position w:val="-1"/>
+      <w:sz w:val="26"/>
+      <w:szCs w:val="26"/>
+      <w:lang w:val="es-ES_tradnl"/>
+    </w:rPr>
+  </w:style>
+  <w:style w:type="character" w:styleId="Emphasis">
+    <w:name w:val="Emphasis"/>
+    <w:uiPriority w:val="99"/>
+    <w:qFormat/>
+    <w:rPr>
+      <w:i/>
+      <w:iCs/>
+    </w:rPr>
+  </w:style>
+  <w:style w:type="character" w:customStyle="1" w:styleId="Top2Char">
+    <w:name w:val="Top 2 Char"/>
+    <w:link w:val="Top2"/>
+    <w:rPr>
+      <w:rFonts w:ascii="Times New Roman" w:eastAsia="Wingdings" w:hAnsi="Times New Roman"/>
+      <w:b/>
+      <w:sz w:val="28"/>
+      <w:szCs w:val="28"/>
+    </w:rPr>
+  </w:style>
+  <w:style w:type="character" w:customStyle="1" w:styleId="Heading2Char0">
+    <w:name w:val="Heading2 Char"/>
+    <w:link w:val="Heading20"/>
+    <w:rPr>
+      <w:rFonts w:ascii="Times New Roman" w:eastAsia="Times New Roman" w:hAnsi="Times New Roman"/>
+      <w:b/>
+      <w:i/>
+      <w:iCs/>
+      <w:sz w:val="26"/>
+      <w:szCs w:val="28"/>
+      <w:lang w:val="vi-VN"/>
+    </w:rPr>
+  </w:style>
+  <w:style w:type="character" w:customStyle="1" w:styleId="CommentTextChar">
+    <w:name w:val="Comment Text Char"/>
+    <w:link w:val="CommentText"/>
+    <w:uiPriority w:val="99"/>
+    <w:semiHidden/>
+    <w:rPr>
+      <w:rFonts w:ascii="Times New Roman" w:eastAsia="Times New Roman" w:hAnsi="Times New Roman"/>
+      <w:bCs/>
+    </w:rPr>
+  </w:style>
+  <w:style w:type="character" w:customStyle="1" w:styleId="IMGinTableChar">
+    <w:name w:val="IMG in Table Char"/>
+    <w:link w:val="IMGinTable"/>
+    <w:rPr>
+      <w:rFonts w:ascii="Times New Roman" w:eastAsia="Times New Roman" w:hAnsi="Times New Roman"/>
+      <w:bCs/>
+      <w:kern w:val="32"/>
+      <w:sz w:val="24"/>
+      <w:szCs w:val="24"/>
+      <w:lang w:val="en-GB"/>
+    </w:rPr>
+  </w:style>
+  <w:style w:type="character" w:customStyle="1" w:styleId="cpChagiiquyt1">
+    <w:name w:val="Đề cập Chưa giải quyết1"/>
+    <w:uiPriority w:val="99"/>
+    <w:unhideWhenUsed/>
+    <w:rPr>
+      <w:color w:val="605E5C"/>
+      <w:shd w:val="clear" w:color="auto" w:fill="E1DFDD"/>
+    </w:rPr>
+  </w:style>
+  <w:style w:type="character" w:customStyle="1" w:styleId="Text-in-TableChar">
+    <w:name w:val="Text-in-Table Char"/>
+    <w:link w:val="Text-in-Table"/>
+    <w:rPr>
+      <w:rFonts w:ascii="Times New Roman" w:eastAsia="Times New Roman" w:hAnsi="Times New Roman"/>
+      <w:bCs/>
+      <w:kern w:val="32"/>
+      <w:sz w:val="24"/>
+      <w:szCs w:val="24"/>
+      <w:lang w:val="en-GB"/>
+    </w:rPr>
+  </w:style>
+  <w:style w:type="character" w:styleId="IntenseEmphasis">
+    <w:name w:val="Intense Emphasis"/>
+    <w:uiPriority w:val="21"/>
+    <w:qFormat/>
+    <w:rPr>
+      <w:i/>
+      <w:iCs/>
+      <w:color w:val="0F4761"/>
+    </w:rPr>
+  </w:style>
+  <w:style w:type="character" w:customStyle="1" w:styleId="BangChar">
+    <w:name w:val="Bang Char"/>
+    <w:link w:val="Bang"/>
+    <w:rPr>
+      <w:rFonts w:ascii="Times New Roman" w:eastAsia="Times New Roman" w:hAnsi="Times New Roman"/>
+      <w:b/>
+      <w:bCs/>
+      <w:sz w:val="26"/>
+      <w:szCs w:val="26"/>
+    </w:rPr>
+  </w:style>
+  <w:style w:type="character" w:customStyle="1" w:styleId="IMG-intableChar">
+    <w:name w:val="IMG-in table Char"/>
+    <w:link w:val="IMG-intable"/>
+    <w:rPr>
+      <w:rFonts w:ascii="Times New Roman" w:eastAsia="Times New Roman" w:hAnsi="Times New Roman"/>
+      <w:bCs/>
+      <w:position w:val="-1"/>
+      <w:sz w:val="24"/>
+    </w:rPr>
+  </w:style>
+  <w:style w:type="character" w:customStyle="1" w:styleId="MediumGrid11">
+    <w:name w:val="Medium Grid 11"/>
+    <w:uiPriority w:val="99"/>
+    <w:semiHidden/>
+    <w:rPr>
+      <w:color w:val="808080"/>
+    </w:rPr>
+  </w:style>
   <w:style w:type="character" w:customStyle="1" w:styleId="Bodytext2Bold">
     <w:name w:val="Body text (2) + Bold"/>
-    <w:rsid w:val="0079524B"/>
     <w:rPr>
       <w:rFonts w:ascii="Times New Roman" w:eastAsia="Times New Roman" w:hAnsi="Times New Roman" w:cs="Times New Roman"/>
       <w:b/>
@@ -5347,9 +5538,107 @@
       <w:lang w:val="vi-VN" w:eastAsia="vi-VN" w:bidi="vi-VN"/>
     </w:rPr>
   </w:style>
+  <w:style w:type="character" w:customStyle="1" w:styleId="DoanvanChar">
+    <w:name w:val="Doan van Char"/>
+    <w:link w:val="Doanvan"/>
+    <w:locked/>
+    <w:rPr>
+      <w:rFonts w:ascii="Times New Roman" w:eastAsia="Times New Roman" w:hAnsi="Times New Roman"/>
+      <w:sz w:val="26"/>
+      <w:szCs w:val="24"/>
+    </w:rPr>
+  </w:style>
+  <w:style w:type="character" w:customStyle="1" w:styleId="TableofFiguresChar">
+    <w:name w:val="Table of Figures Char"/>
+    <w:link w:val="TableofFigures"/>
+    <w:uiPriority w:val="99"/>
+    <w:rPr>
+      <w:rFonts w:ascii="Times New Roman" w:eastAsia="Times New Roman" w:hAnsi="Times New Roman"/>
+      <w:bCs/>
+      <w:i/>
+      <w:kern w:val="32"/>
+      <w:sz w:val="24"/>
+      <w:szCs w:val="24"/>
+    </w:rPr>
+  </w:style>
+  <w:style w:type="character" w:customStyle="1" w:styleId="a">
+    <w:name w:val="a"/>
+  </w:style>
+  <w:style w:type="character" w:customStyle="1" w:styleId="c1Char">
+    <w:name w:val="c1 Char"/>
+    <w:link w:val="c1"/>
+    <w:rPr>
+      <w:rFonts w:ascii="Times New Roman" w:eastAsia="Times New Roman" w:hAnsi="Times New Roman"/>
+      <w:i/>
+      <w:sz w:val="32"/>
+      <w:szCs w:val="32"/>
+    </w:rPr>
+  </w:style>
+  <w:style w:type="character" w:styleId="Strong">
+    <w:name w:val="Strong"/>
+    <w:uiPriority w:val="22"/>
+    <w:qFormat/>
+    <w:rPr>
+      <w:b/>
+      <w:bCs/>
+    </w:rPr>
+  </w:style>
+  <w:style w:type="character" w:customStyle="1" w:styleId="IntenseQuoteChar">
+    <w:name w:val="Intense Quote Char"/>
+    <w:link w:val="IntenseQuote"/>
+    <w:uiPriority w:val="30"/>
+    <w:rPr>
+      <w:rFonts w:ascii="Times New Roman" w:eastAsia="Times New Roman" w:hAnsi="Times New Roman"/>
+      <w:i/>
+      <w:iCs/>
+      <w:color w:val="0F4761"/>
+      <w:sz w:val="24"/>
+      <w:szCs w:val="24"/>
+      <w:lang w:val="vi-VN" w:eastAsia="vi-VN"/>
+    </w:rPr>
+  </w:style>
+  <w:style w:type="character" w:customStyle="1" w:styleId="CommentSubjectChar">
+    <w:name w:val="Comment Subject Char"/>
+    <w:link w:val="CommentSubject"/>
+    <w:uiPriority w:val="99"/>
+    <w:semiHidden/>
+    <w:rPr>
+      <w:rFonts w:ascii="Times New Roman" w:eastAsia="Times New Roman" w:hAnsi="Times New Roman"/>
+      <w:b/>
+      <w:bCs/>
+    </w:rPr>
+  </w:style>
+  <w:style w:type="character" w:styleId="PageNumber">
+    <w:name w:val="page number"/>
+    <w:basedOn w:val="DefaultParagraphFont"/>
+  </w:style>
+  <w:style w:type="character" w:customStyle="1" w:styleId="TextinTableChar">
+    <w:name w:val="Text in Table Char"/>
+    <w:link w:val="TextinTable"/>
+    <w:rPr>
+      <w:rFonts w:ascii="Times New Roman" w:eastAsia="Times New Roman" w:hAnsi="Times New Roman"/>
+      <w:bCs/>
+      <w:kern w:val="32"/>
+      <w:sz w:val="24"/>
+      <w:szCs w:val="24"/>
+      <w:lang w:val="en-GB"/>
+    </w:rPr>
+  </w:style>
+  <w:style w:type="character" w:customStyle="1" w:styleId="Heading8Char">
+    <w:name w:val="Heading 8 Char"/>
+    <w:link w:val="Heading8"/>
+    <w:uiPriority w:val="99"/>
+    <w:rPr>
+      <w:rFonts w:ascii="Times New Roman" w:eastAsia="Times New Roman" w:hAnsi="Times New Roman" w:cs="Arial"/>
+      <w:b/>
+      <w:i/>
+      <w:kern w:val="32"/>
+      <w:sz w:val="28"/>
+      <w:szCs w:val="26"/>
+    </w:rPr>
+  </w:style>
   <w:style w:type="character" w:customStyle="1" w:styleId="Bodytext20">
     <w:name w:val="Body text (2)_"/>
-    <w:rsid w:val="0079524B"/>
     <w:rPr>
       <w:rFonts w:ascii="Times New Roman" w:eastAsia="Times New Roman" w:hAnsi="Times New Roman" w:cs="Times New Roman"/>
       <w:b w:val="0"/>
@@ -5363,90 +5652,694 @@
       <w:u w:val="none"/>
     </w:rPr>
   </w:style>
-  <w:style w:type="paragraph" w:styleId="BodyText21">
-    <w:name w:val="Body Text 2"/>
-    <w:basedOn w:val="Normal"/>
-    <w:link w:val="BodyText2Char"/>
+  <w:style w:type="character" w:customStyle="1" w:styleId="BodyTextIndent2Char">
+    <w:name w:val="Body Text Indent 2 Char"/>
+    <w:link w:val="BodyTextIndent2"/>
     <w:uiPriority w:val="99"/>
-    <w:rsid w:val="0079524B"/>
-    <w:rPr>
-      <w:rFonts w:ascii=".VnTime" w:hAnsi=".VnTime"/>
+    <w:rPr>
+      <w:rFonts w:ascii=".VnTime" w:eastAsia="Times New Roman" w:hAnsi=".VnTime"/>
+      <w:b/>
       <w:bCs/>
-      <w:szCs w:val="20"/>
-      <w:lang w:val="x-none" w:eastAsia="x-none"/>
+      <w:kern w:val="32"/>
+      <w:sz w:val="28"/>
+      <w:szCs w:val="32"/>
+    </w:rPr>
+  </w:style>
+  <w:style w:type="character" w:customStyle="1" w:styleId="TextBodyChar">
+    <w:name w:val="Text Body Char"/>
+    <w:link w:val="TextBody"/>
+    <w:locked/>
+    <w:rPr>
+      <w:rFonts w:ascii="Times New Roman" w:eastAsia="Times New Roman" w:hAnsi="Times New Roman"/>
+      <w:bCs/>
+      <w:kern w:val="32"/>
+      <w:sz w:val="26"/>
+      <w:szCs w:val="24"/>
+      <w:lang w:val="vi-VN"/>
+    </w:rPr>
+  </w:style>
+  <w:style w:type="character" w:customStyle="1" w:styleId="BodyTextChar">
+    <w:name w:val="Body Text Char"/>
+    <w:link w:val="BodyText"/>
+    <w:uiPriority w:val="99"/>
+    <w:rPr>
+      <w:rFonts w:ascii=".VnTime" w:eastAsia="Times New Roman" w:hAnsi=".VnTime"/>
+      <w:sz w:val="28"/>
+      <w:szCs w:val="28"/>
+      <w:lang w:eastAsia="zh-CN"/>
+    </w:rPr>
+  </w:style>
+  <w:style w:type="character" w:customStyle="1" w:styleId="ListofFiguresChar">
+    <w:name w:val="List of Figures Char"/>
+    <w:link w:val="ListofFigures"/>
+    <w:rPr>
+      <w:rFonts w:ascii="Times New Roman" w:eastAsia="Times New Roman" w:hAnsi="Times New Roman"/>
+      <w:b/>
+      <w:bCs/>
+      <w:position w:val="-1"/>
+      <w:sz w:val="26"/>
+    </w:rPr>
+  </w:style>
+  <w:style w:type="character" w:customStyle="1" w:styleId="DmucBangChar">
+    <w:name w:val="Dmuc Bang Char"/>
+    <w:link w:val="DmucBang"/>
+    <w:rPr>
+      <w:rFonts w:ascii="Times New Roman" w:eastAsia="Aptos" w:hAnsi="Times New Roman"/>
+      <w:b/>
+      <w:kern w:val="2"/>
+      <w:sz w:val="24"/>
+      <w:szCs w:val="26"/>
+      <w:lang w:val="vi-VN" w:eastAsia="vi-VN"/>
+    </w:rPr>
+  </w:style>
+  <w:style w:type="character" w:customStyle="1" w:styleId="c2Char">
+    <w:name w:val="c2 Char"/>
+    <w:link w:val="c2"/>
+    <w:rPr>
+      <w:rFonts w:ascii="Times New Roman" w:eastAsia="Wingdings" w:hAnsi="Times New Roman" w:cs="Arial"/>
+      <w:b/>
+      <w:bCs/>
+      <w:kern w:val="32"/>
+      <w:sz w:val="26"/>
+      <w:szCs w:val="26"/>
+    </w:rPr>
+  </w:style>
+  <w:style w:type="character" w:customStyle="1" w:styleId="2-IntableChar">
+    <w:name w:val="2-Intable Char"/>
+    <w:link w:val="2-Intable"/>
+    <w:rPr>
+      <w:rFonts w:ascii="Times New Roman" w:eastAsia="Times New Roman" w:hAnsi="Times New Roman"/>
+      <w:bCs/>
+      <w:kern w:val="32"/>
+      <w:sz w:val="24"/>
+      <w:szCs w:val="24"/>
+      <w:lang w:val="vi-VN"/>
+    </w:rPr>
+  </w:style>
+  <w:style w:type="character" w:customStyle="1" w:styleId="DanhmchnhChar">
+    <w:name w:val="Danh mục hình Char"/>
+    <w:link w:val="Danhmchnh"/>
+    <w:rPr>
+      <w:rFonts w:ascii="Times New Roman" w:eastAsia="Times New Roman" w:hAnsi="Times New Roman"/>
+      <w:b/>
+      <w:bCs/>
+      <w:position w:val="-1"/>
+      <w:sz w:val="26"/>
+      <w:szCs w:val="26"/>
+    </w:rPr>
+  </w:style>
+  <w:style w:type="character" w:customStyle="1" w:styleId="Text-inChar">
+    <w:name w:val="Text-in Char"/>
+    <w:link w:val="Text-in"/>
+    <w:rPr>
+      <w:rFonts w:ascii="Times New Roman" w:eastAsia="Times New Roman" w:hAnsi="Times New Roman"/>
+      <w:sz w:val="24"/>
+      <w:szCs w:val="24"/>
+      <w:lang w:val="vi-VN"/>
+    </w:rPr>
+  </w:style>
+  <w:style w:type="character" w:customStyle="1" w:styleId="HinhChar">
+    <w:name w:val="Hinh Char"/>
+    <w:link w:val="Hinh"/>
+    <w:rPr>
+      <w:rFonts w:ascii="Times New Roman" w:eastAsia="Times New Roman" w:hAnsi="Times New Roman"/>
+      <w:b/>
+      <w:bCs/>
+      <w:position w:val="-1"/>
+      <w:sz w:val="26"/>
+      <w:szCs w:val="26"/>
+    </w:rPr>
+  </w:style>
+  <w:style w:type="character" w:styleId="IntenseReference">
+    <w:name w:val="Intense Reference"/>
+    <w:uiPriority w:val="32"/>
+    <w:qFormat/>
+    <w:rPr>
+      <w:b/>
+      <w:bCs/>
+      <w:smallCaps/>
+      <w:color w:val="0F4761"/>
+      <w:spacing w:val="5"/>
     </w:rPr>
   </w:style>
   <w:style w:type="character" w:customStyle="1" w:styleId="BodyText2Char">
     <w:name w:val="Body Text 2 Char"/>
     <w:link w:val="BodyText21"/>
     <w:uiPriority w:val="99"/>
-    <w:rsid w:val="0079524B"/>
-    <w:rPr>
-      <w:rFonts w:ascii=".VnTime" w:eastAsia="Times New Roman" w:hAnsi=".VnTime" w:cs="Times New Roman"/>
-      <w:kern w:val="0"/>
-      <w:szCs w:val="20"/>
-      <w:lang w:val="x-none" w:eastAsia="x-none"/>
-      <w14:ligatures w14:val="none"/>
-    </w:rPr>
-  </w:style>
-  <w:style w:type="paragraph" w:styleId="BodyText3">
-    <w:name w:val="Body Text 3"/>
-    <w:basedOn w:val="Normal"/>
-    <w:link w:val="BodyText3Char"/>
+    <w:rPr>
+      <w:rFonts w:ascii=".VnTime" w:eastAsia="Times New Roman" w:hAnsi=".VnTime"/>
+      <w:sz w:val="24"/>
+    </w:rPr>
+  </w:style>
+  <w:style w:type="character" w:customStyle="1" w:styleId="HnhtrongbngChar">
+    <w:name w:val="Hình trong bảng Char"/>
+    <w:link w:val="Hnhtrongbng"/>
+    <w:rPr>
+      <w:rFonts w:ascii="Times New Roman" w:eastAsia="Times New Roman" w:hAnsi="Times New Roman"/>
+      <w:bCs/>
+      <w:kern w:val="32"/>
+      <w:sz w:val="24"/>
+      <w:szCs w:val="24"/>
+      <w:lang w:val="en-GB"/>
+    </w:rPr>
+  </w:style>
+  <w:style w:type="character" w:customStyle="1" w:styleId="Heading6Char">
+    <w:name w:val="Heading 6 Char"/>
+    <w:link w:val="Heading6"/>
+    <w:rPr>
+      <w:rFonts w:ascii="Times New Roman" w:eastAsia="Times New Roman" w:hAnsi="Times New Roman"/>
+      <w:sz w:val="24"/>
+      <w:szCs w:val="24"/>
+    </w:rPr>
+  </w:style>
+  <w:style w:type="character" w:customStyle="1" w:styleId="fontstyle01">
+    <w:name w:val="fontstyle01"/>
+    <w:rPr>
+      <w:rFonts w:ascii="Arial-BoldMT" w:hAnsi="Arial-BoldMT" w:hint="default"/>
+      <w:b/>
+      <w:bCs/>
+      <w:i w:val="0"/>
+      <w:iCs w:val="0"/>
+      <w:color w:val="000000"/>
+      <w:sz w:val="16"/>
+      <w:szCs w:val="16"/>
+    </w:rPr>
+  </w:style>
+  <w:style w:type="character" w:customStyle="1" w:styleId="BalloonTextChar">
+    <w:name w:val="Balloon Text Char"/>
+    <w:link w:val="BalloonText"/>
     <w:uiPriority w:val="99"/>
-    <w:rsid w:val="0079524B"/>
-    <w:pPr>
-      <w:jc w:val="center"/>
-    </w:pPr>
-    <w:rPr>
+    <w:rPr>
+      <w:rFonts w:ascii="Tahoma" w:eastAsia="Times New Roman" w:hAnsi="Tahoma" w:cs="Tahoma"/>
       <w:bCs/>
-      <w:sz w:val="14"/>
+      <w:kern w:val="32"/>
+      <w:sz w:val="16"/>
+      <w:szCs w:val="16"/>
+    </w:rPr>
+  </w:style>
+  <w:style w:type="character" w:customStyle="1" w:styleId="DanhmchnhK2Char">
+    <w:name w:val="Danh mục hình (K2) Char"/>
+    <w:link w:val="DanhmchnhK2"/>
+    <w:rPr>
+      <w:rFonts w:ascii="Times New Roman" w:eastAsia="Times New Roman" w:hAnsi="Times New Roman"/>
+      <w:b/>
+      <w:bCs/>
+      <w:position w:val="-1"/>
+      <w:sz w:val="26"/>
+      <w:szCs w:val="26"/>
+    </w:rPr>
+  </w:style>
+  <w:style w:type="character" w:customStyle="1" w:styleId="TextintableChar0">
+    <w:name w:val="Text in table Char"/>
+    <w:link w:val="Textintable0"/>
+    <w:rPr>
+      <w:rFonts w:ascii="Times New Roman" w:eastAsia="Times New Roman" w:hAnsi="Times New Roman"/>
+      <w:bCs/>
+      <w:kern w:val="32"/>
+      <w:sz w:val="24"/>
+      <w:szCs w:val="24"/>
+      <w:lang w:val="en-GB"/>
+    </w:rPr>
+  </w:style>
+  <w:style w:type="character" w:customStyle="1" w:styleId="onvndibngChar">
+    <w:name w:val="Đoạn văn dưới bảng Char"/>
+    <w:link w:val="onvndibng"/>
+    <w:locked/>
+    <w:rPr>
+      <w:rFonts w:ascii="Times New Roman" w:eastAsia="Times New Roman" w:hAnsi="Times New Roman"/>
+      <w:sz w:val="26"/>
+      <w:szCs w:val="24"/>
+    </w:rPr>
+  </w:style>
+  <w:style w:type="character" w:customStyle="1" w:styleId="DanhmcbngChar">
+    <w:name w:val="Danh mục bảng Char"/>
+    <w:link w:val="Danhmcbng"/>
+    <w:rPr>
+      <w:rFonts w:ascii="Times New Roman" w:hAnsi="Times New Roman"/>
+      <w:b/>
+      <w:bCs/>
+      <w:spacing w:val="2"/>
+      <w:sz w:val="26"/>
+      <w:szCs w:val="26"/>
+    </w:rPr>
+  </w:style>
+  <w:style w:type="character" w:customStyle="1" w:styleId="Bodytext10">
+    <w:name w:val="Body text (10)_"/>
+    <w:link w:val="Bodytext100"/>
+    <w:rPr>
+      <w:rFonts w:ascii="Times New Roman" w:eastAsia="Times New Roman" w:hAnsi="Times New Roman"/>
+      <w:bCs/>
+      <w:i/>
+      <w:iCs/>
+      <w:sz w:val="24"/>
+      <w:szCs w:val="26"/>
+      <w:shd w:val="clear" w:color="auto" w:fill="FFFFFF"/>
+      <w:lang w:val="vi-VN" w:eastAsia="vi-VN"/>
+    </w:rPr>
+  </w:style>
+  <w:style w:type="character" w:customStyle="1" w:styleId="BodyTextIndentChar">
+    <w:name w:val="Body Text Indent Char"/>
+    <w:link w:val="BodyTextIndent"/>
+    <w:uiPriority w:val="99"/>
+    <w:rPr>
+      <w:rFonts w:ascii="Times New Roman" w:eastAsia="Times New Roman" w:hAnsi="Times New Roman" w:cs="Arial"/>
+      <w:bCs/>
+      <w:kern w:val="32"/>
+      <w:sz w:val="26"/>
+      <w:szCs w:val="24"/>
+    </w:rPr>
+  </w:style>
+  <w:style w:type="character" w:customStyle="1" w:styleId="normalChar">
+    <w:name w:val="normal Char"/>
+    <w:link w:val="Normal1"/>
+    <w:locked/>
+    <w:rPr>
+      <w:rFonts w:ascii="Times New Roman" w:eastAsia="Times New Roman" w:hAnsi="Times New Roman"/>
+      <w:sz w:val="24"/>
+      <w:szCs w:val="24"/>
+    </w:rPr>
+  </w:style>
+  <w:style w:type="character" w:customStyle="1" w:styleId="Heading1Char">
+    <w:name w:val="Heading 1 Char"/>
+    <w:link w:val="Heading1"/>
+    <w:rPr>
+      <w:rFonts w:ascii="Times New Roman" w:eastAsia="Times New Roman" w:hAnsi="Times New Roman"/>
+      <w:b/>
+      <w:kern w:val="32"/>
+      <w:sz w:val="32"/>
+      <w:szCs w:val="32"/>
+    </w:rPr>
+  </w:style>
+  <w:style w:type="character" w:customStyle="1" w:styleId="ChtrongbngChar">
+    <w:name w:val="Chữ trong bảng Char"/>
+    <w:link w:val="Chtrongbng"/>
+    <w:rPr>
+      <w:rFonts w:ascii="Times New Roman" w:eastAsia="Times New Roman" w:hAnsi="Times New Roman"/>
+      <w:bCs/>
+      <w:color w:val="000000"/>
+      <w:sz w:val="24"/>
+      <w:szCs w:val="23"/>
+      <w:lang w:val="vi-VN" w:eastAsia="vi-VN"/>
+    </w:rPr>
+  </w:style>
+  <w:style w:type="character" w:customStyle="1" w:styleId="ListParagraphChar">
+    <w:name w:val="List Paragraph Char"/>
+    <w:link w:val="ListParagraph"/>
+    <w:uiPriority w:val="34"/>
+    <w:qFormat/>
+    <w:locked/>
+    <w:rPr>
+      <w:rFonts w:ascii="Times New Roman" w:eastAsia="Times New Roman" w:hAnsi="Times New Roman" w:cs="Arial"/>
+      <w:bCs/>
+      <w:kern w:val="32"/>
+      <w:sz w:val="26"/>
+      <w:szCs w:val="24"/>
+    </w:rPr>
+  </w:style>
+  <w:style w:type="character" w:customStyle="1" w:styleId="00TextChar">
+    <w:name w:val="00.Text Char"/>
+    <w:link w:val="00Text"/>
+    <w:rPr>
+      <w:rFonts w:ascii="Times New Roman" w:eastAsia="Times New Roman" w:hAnsi="Times New Roman"/>
+      <w:bCs/>
+      <w:sz w:val="26"/>
+      <w:szCs w:val="26"/>
+    </w:rPr>
+  </w:style>
+  <w:style w:type="character" w:customStyle="1" w:styleId="FootnoteTextChar">
+    <w:name w:val="Footnote Text Char"/>
+    <w:link w:val="FootnoteText"/>
+    <w:uiPriority w:val="99"/>
+    <w:semiHidden/>
+    <w:rPr>
+      <w:rFonts w:ascii="Times New Roman" w:eastAsia="Times New Roman" w:hAnsi="Times New Roman" w:cs="Arial"/>
+      <w:bCs/>
+      <w:kern w:val="32"/>
+    </w:rPr>
+  </w:style>
+  <w:style w:type="character" w:customStyle="1" w:styleId="KHnhtrongbngChar">
+    <w:name w:val="K. Hình trong bảng Char"/>
+    <w:link w:val="KHnhtrongbng"/>
+    <w:rPr>
+      <w:rFonts w:ascii="Arial" w:eastAsia="Times New Roman" w:hAnsi="Arial"/>
+      <w:sz w:val="23"/>
+      <w:szCs w:val="24"/>
+      <w:lang w:val="en-GB"/>
+    </w:rPr>
+  </w:style>
+  <w:style w:type="character" w:customStyle="1" w:styleId="onvnnhnxtChar">
+    <w:name w:val="Đoạn văn nhận xét Char"/>
+    <w:link w:val="onvnnhnxt"/>
+    <w:rPr>
+      <w:rFonts w:ascii="Times New Roman" w:eastAsia="Times New Roman" w:hAnsi="Times New Roman"/>
+      <w:i/>
+      <w:sz w:val="24"/>
+      <w:szCs w:val="24"/>
+      <w:u w:val="single"/>
+      <w:lang w:val="vi-VN" w:eastAsia="vi-VN"/>
+    </w:rPr>
+  </w:style>
+  <w:style w:type="character" w:customStyle="1" w:styleId="Heading4Char">
+    <w:name w:val="Heading 4 Char"/>
+    <w:link w:val="Heading4"/>
+    <w:rPr>
+      <w:rFonts w:ascii="Times New Roman" w:eastAsia="Times New Roman" w:hAnsi="Times New Roman"/>
+      <w:sz w:val="26"/>
+      <w:szCs w:val="24"/>
+    </w:rPr>
+  </w:style>
+  <w:style w:type="character" w:customStyle="1" w:styleId="SubtitleChar">
+    <w:name w:val="Subtitle Char"/>
+    <w:link w:val="Subtitle"/>
+    <w:uiPriority w:val="11"/>
+    <w:rPr>
+      <w:rFonts w:ascii="Aptos" w:eastAsia="DengXian Light" w:hAnsi="Aptos"/>
+      <w:color w:val="595959"/>
+      <w:spacing w:val="15"/>
+      <w:sz w:val="28"/>
       <w:szCs w:val="28"/>
-      <w:lang w:val="x-none" w:eastAsia="x-none"/>
+      <w:lang w:val="vi-VN" w:eastAsia="vi-VN"/>
+    </w:rPr>
+  </w:style>
+  <w:style w:type="character" w:customStyle="1" w:styleId="ChutrongbangChar">
+    <w:name w:val="Chu trong bang Char"/>
+    <w:link w:val="Chutrongbang"/>
+    <w:locked/>
+    <w:rPr>
+      <w:rFonts w:ascii="Times New Roman" w:eastAsia="Times New Roman" w:hAnsi="Times New Roman"/>
+      <w:bCs/>
+      <w:kern w:val="32"/>
+      <w:sz w:val="24"/>
+      <w:szCs w:val="24"/>
+    </w:rPr>
+  </w:style>
+  <w:style w:type="character" w:customStyle="1" w:styleId="LiVa11">
+    <w:name w:val="Lưới Vừa 11"/>
+    <w:uiPriority w:val="99"/>
+    <w:semiHidden/>
+    <w:rPr>
+      <w:color w:val="808080"/>
+    </w:rPr>
+  </w:style>
+  <w:style w:type="character" w:customStyle="1" w:styleId="FiguresChar">
+    <w:name w:val="Figures Char"/>
+    <w:link w:val="Figures"/>
+    <w:rPr>
+      <w:rFonts w:ascii="Times New Roman" w:eastAsia="Times New Roman" w:hAnsi="Times New Roman"/>
+      <w:bCs/>
+      <w:kern w:val="32"/>
+      <w:sz w:val="26"/>
+      <w:szCs w:val="24"/>
+      <w:lang w:val="en-VN" w:eastAsia="en-US"/>
+    </w:rPr>
+  </w:style>
+  <w:style w:type="character" w:customStyle="1" w:styleId="LiVa12">
+    <w:name w:val="Lưới Vừa 12"/>
+    <w:uiPriority w:val="99"/>
+    <w:semiHidden/>
+    <w:rPr>
+      <w:color w:val="808080"/>
+    </w:rPr>
+  </w:style>
+  <w:style w:type="character" w:customStyle="1" w:styleId="b3Char">
+    <w:name w:val="b3 Char"/>
+    <w:link w:val="b3"/>
+    <w:rPr>
+      <w:rFonts w:ascii="Times New Roman" w:eastAsia="Times New Roman" w:hAnsi="Times New Roman"/>
+      <w:b/>
+      <w:sz w:val="26"/>
+      <w:szCs w:val="26"/>
+      <w:lang w:val="es-ES_tradnl"/>
+    </w:rPr>
+  </w:style>
+  <w:style w:type="character" w:customStyle="1" w:styleId="DMHinhChar0">
+    <w:name w:val="DM Hinh Char"/>
+    <w:link w:val="DMHinh0"/>
+  </w:style>
+  <w:style w:type="character" w:customStyle="1" w:styleId="ListofTablesChar">
+    <w:name w:val="List of Tables Char"/>
+    <w:link w:val="ListofTables"/>
+    <w:rPr>
+      <w:rFonts w:ascii="Times New Roman" w:eastAsia="Times New Roman" w:hAnsi="Times New Roman"/>
+      <w:b/>
+      <w:bCs/>
+      <w:sz w:val="26"/>
+      <w:lang w:val="vi-VN"/>
+    </w:rPr>
+  </w:style>
+  <w:style w:type="character" w:customStyle="1" w:styleId="FooterChar">
+    <w:name w:val="Footer Char"/>
+    <w:link w:val="Footer"/>
+    <w:uiPriority w:val="99"/>
+    <w:rPr>
+      <w:rFonts w:ascii="Times New Roman" w:eastAsia="Times New Roman" w:hAnsi="Times New Roman"/>
+      <w:bCs/>
+      <w:kern w:val="32"/>
+      <w:sz w:val="26"/>
+      <w:szCs w:val="24"/>
+    </w:rPr>
+  </w:style>
+  <w:style w:type="character" w:styleId="UnresolvedMention">
+    <w:name w:val="Unresolved Mention"/>
+    <w:uiPriority w:val="99"/>
+    <w:unhideWhenUsed/>
+    <w:rPr>
+      <w:color w:val="605E5C"/>
+      <w:shd w:val="clear" w:color="auto" w:fill="E1DFDD"/>
+    </w:rPr>
+  </w:style>
+  <w:style w:type="character" w:customStyle="1" w:styleId="apple-converted-space">
+    <w:name w:val="apple-converted-space"/>
+    <w:basedOn w:val="DefaultParagraphFont"/>
+  </w:style>
+  <w:style w:type="character" w:styleId="PlaceholderText">
+    <w:name w:val="Placeholder Text"/>
+    <w:uiPriority w:val="99"/>
+    <w:semiHidden/>
+    <w:rPr>
+      <w:color w:val="808080"/>
     </w:rPr>
   </w:style>
   <w:style w:type="character" w:customStyle="1" w:styleId="BodyText3Char">
     <w:name w:val="Body Text 3 Char"/>
     <w:link w:val="BodyText3"/>
     <w:uiPriority w:val="99"/>
-    <w:rsid w:val="0079524B"/>
-    <w:rPr>
-      <w:rFonts w:eastAsia="Times New Roman" w:cs="Times New Roman"/>
-      <w:kern w:val="0"/>
+    <w:rPr>
+      <w:rFonts w:ascii="Times New Roman" w:eastAsia="Times New Roman" w:hAnsi="Times New Roman"/>
       <w:sz w:val="14"/>
       <w:szCs w:val="28"/>
-      <w:lang w:val="x-none" w:eastAsia="x-none"/>
-      <w14:ligatures w14:val="none"/>
-    </w:rPr>
-  </w:style>
-  <w:style w:type="paragraph" w:styleId="BodyTextIndent">
-    <w:name w:val="Body Text Indent"/>
-    <w:basedOn w:val="Normal"/>
-    <w:link w:val="BodyTextIndentChar"/>
+    </w:rPr>
+  </w:style>
+  <w:style w:type="character" w:customStyle="1" w:styleId="1-TableChar">
+    <w:name w:val="1-Table Char"/>
+    <w:link w:val="1-Table"/>
+    <w:rPr>
+      <w:rFonts w:ascii="Times New Roman" w:eastAsia="Times New Roman" w:hAnsi="Times New Roman"/>
+      <w:b/>
+      <w:bCs/>
+      <w:color w:val="FF0000"/>
+      <w:sz w:val="26"/>
+    </w:rPr>
+  </w:style>
+  <w:style w:type="character" w:customStyle="1" w:styleId="Heading3Char">
+    <w:name w:val="Heading 3 Char"/>
+    <w:link w:val="Heading3"/>
+    <w:rPr>
+      <w:rFonts w:ascii="Times New Roman" w:eastAsia="Times New Roman" w:hAnsi="Times New Roman"/>
+      <w:b/>
+      <w:bCs/>
+      <w:i/>
+      <w:color w:val="000000"/>
+      <w:spacing w:val="2"/>
+      <w:sz w:val="26"/>
+      <w:szCs w:val="26"/>
+    </w:rPr>
+  </w:style>
+  <w:style w:type="character" w:customStyle="1" w:styleId="Heading3Char0">
+    <w:name w:val="Heading3 Char"/>
+    <w:link w:val="Heading30"/>
+    <w:rPr>
+      <w:rFonts w:ascii="Times New Roman" w:eastAsia="Times New Roman" w:hAnsi="Times New Roman"/>
+      <w:b/>
+      <w:bCs/>
+      <w:i/>
+      <w:color w:val="000000"/>
+      <w:spacing w:val="2"/>
+      <w:sz w:val="26"/>
+      <w:szCs w:val="26"/>
+    </w:rPr>
+  </w:style>
+  <w:style w:type="character" w:customStyle="1" w:styleId="TitleChar">
+    <w:name w:val="Title Char"/>
+    <w:link w:val="Title"/>
     <w:uiPriority w:val="99"/>
+    <w:rPr>
+      <w:rFonts w:ascii="Times New Roman" w:eastAsia="Times New Roman" w:hAnsi="Times New Roman"/>
+      <w:b/>
+      <w:sz w:val="26"/>
+      <w:szCs w:val="26"/>
+    </w:rPr>
+  </w:style>
+  <w:style w:type="character" w:customStyle="1" w:styleId="il">
+    <w:name w:val="il"/>
+    <w:basedOn w:val="DefaultParagraphFont"/>
+  </w:style>
+  <w:style w:type="character" w:customStyle="1" w:styleId="copy">
+    <w:name w:val="copy"/>
+  </w:style>
+  <w:style w:type="character" w:customStyle="1" w:styleId="H2Char">
+    <w:name w:val="H_2 Char"/>
+    <w:link w:val="H2"/>
+    <w:rPr>
+      <w:rFonts w:ascii="Times New Roman" w:eastAsia="MS Mincho" w:hAnsi="Times New Roman"/>
+      <w:b/>
+      <w:color w:val="0000FF"/>
+      <w:sz w:val="24"/>
+      <w:szCs w:val="24"/>
+    </w:rPr>
+  </w:style>
+  <w:style w:type="paragraph" w:styleId="TOC7">
+    <w:name w:val="toc 7"/>
+    <w:basedOn w:val="Normal"/>
+    <w:next w:val="Normal"/>
+    <w:uiPriority w:val="39"/>
     <w:unhideWhenUsed/>
-    <w:rsid w:val="0079524B"/>
-    <w:pPr>
-      <w:spacing w:after="120"/>
-      <w:ind w:left="360"/>
-    </w:pPr>
-    <w:rPr>
-      <w:lang w:val="x-none" w:eastAsia="x-none"/>
-    </w:rPr>
-  </w:style>
-  <w:style w:type="character" w:customStyle="1" w:styleId="BodyTextIndentChar">
-    <w:name w:val="Body Text Indent Char"/>
-    <w:link w:val="BodyTextIndent"/>
+    <w:pPr>
+      <w:spacing w:after="100" w:line="276" w:lineRule="auto"/>
+      <w:ind w:left="1320"/>
+    </w:pPr>
+    <w:rPr>
+      <w:rFonts w:ascii="Calibri" w:hAnsi="Calibri" w:cs="Times New Roman"/>
+      <w:bCs w:val="0"/>
+      <w:kern w:val="0"/>
+      <w:sz w:val="22"/>
+      <w:szCs w:val="22"/>
+    </w:rPr>
+  </w:style>
+  <w:style w:type="paragraph" w:customStyle="1" w:styleId="A1">
+    <w:name w:val="A1"/>
+    <w:basedOn w:val="Normal"/>
+    <w:link w:val="A1Char"/>
+    <w:pPr>
+      <w:jc w:val="center"/>
+    </w:pPr>
+    <w:rPr>
+      <w:rFonts w:cs="Times New Roman"/>
+      <w:b/>
+      <w:sz w:val="28"/>
+      <w:szCs w:val="32"/>
+    </w:rPr>
+  </w:style>
+  <w:style w:type="paragraph" w:customStyle="1" w:styleId="b2">
+    <w:name w:val="b2"/>
+    <w:basedOn w:val="Normal"/>
     <w:uiPriority w:val="99"/>
-    <w:rsid w:val="0079524B"/>
-    <w:rPr>
-      <w:rFonts w:eastAsia="Times New Roman" w:cs="Times New Roman"/>
-      <w:bCs/>
-      <w:kern w:val="32"/>
-      <w:sz w:val="26"/>
-      <w:szCs w:val="24"/>
-      <w:lang w:val="x-none" w:eastAsia="x-none"/>
-      <w14:ligatures w14:val="none"/>
+    <w:pPr>
+      <w:spacing w:before="60" w:line="312" w:lineRule="auto"/>
+    </w:pPr>
+    <w:rPr>
+      <w:rFonts w:cs="Times New Roman"/>
+      <w:b/>
+      <w:kern w:val="0"/>
+      <w:sz w:val="20"/>
+      <w:szCs w:val="26"/>
+    </w:rPr>
+  </w:style>
+  <w:style w:type="paragraph" w:customStyle="1" w:styleId="4-Picture">
+    <w:name w:val="4-Picture"/>
+    <w:basedOn w:val="Normal"/>
+    <w:link w:val="4-PictureChar"/>
+    <w:pPr>
+      <w:spacing w:line="312" w:lineRule="auto"/>
+      <w:jc w:val="center"/>
+    </w:pPr>
+    <w:rPr>
+      <w:rFonts w:ascii="Calibri" w:eastAsia="Calibri" w:hAnsi="Calibri" w:cs="Times New Roman"/>
+      <w:bCs w:val="0"/>
+      <w:kern w:val="0"/>
+      <w:sz w:val="24"/>
+      <w:lang w:val="vi-VN"/>
+    </w:rPr>
+  </w:style>
+  <w:style w:type="paragraph" w:customStyle="1" w:styleId="Figures">
+    <w:name w:val="Figures"/>
+    <w:basedOn w:val="TextBody"/>
+    <w:link w:val="FiguresChar"/>
+    <w:pPr>
+      <w:spacing w:before="0" w:after="40" w:line="240" w:lineRule="auto"/>
+      <w:jc w:val="center"/>
+    </w:pPr>
+    <w:rPr>
+      <w:lang w:val="en-US"/>
+    </w:rPr>
+  </w:style>
+  <w:style w:type="paragraph" w:customStyle="1" w:styleId="xl236">
+    <w:name w:val="xl236"/>
+    <w:basedOn w:val="Normal"/>
+    <w:pPr>
+      <w:pBdr>
+        <w:top w:val="single" w:sz="4" w:space="0" w:color="1F4E78"/>
+        <w:left w:val="single" w:sz="4" w:space="0" w:color="1F4E78"/>
+        <w:bottom w:val="single" w:sz="4" w:space="0" w:color="1F4E78"/>
+        <w:right w:val="single" w:sz="4" w:space="0" w:color="1F4E78"/>
+      </w:pBdr>
+      <w:shd w:val="clear" w:color="000000" w:fill="DDEBF7"/>
+      <w:spacing w:before="100" w:beforeAutospacing="1" w:after="100" w:afterAutospacing="1"/>
+      <w:jc w:val="center"/>
+    </w:pPr>
+    <w:rPr>
+      <w:rFonts w:cs="Times New Roman"/>
+      <w:b/>
+      <w:color w:val="203764"/>
+      <w:kern w:val="0"/>
+      <w:sz w:val="24"/>
+    </w:rPr>
+  </w:style>
+  <w:style w:type="paragraph" w:customStyle="1" w:styleId="TextBang">
+    <w:name w:val="Text Bang"/>
+    <w:basedOn w:val="Normal"/>
+    <w:qFormat/>
+    <w:pPr>
+      <w:spacing w:before="40" w:after="40"/>
+      <w:jc w:val="center"/>
+    </w:pPr>
+    <w:rPr>
+      <w:rFonts w:cs="Times New Roman"/>
+      <w:kern w:val="0"/>
+      <w:sz w:val="24"/>
+      <w:lang w:val="vi-VN" w:eastAsia="vi-VN"/>
+    </w:rPr>
+  </w:style>
+  <w:style w:type="paragraph" w:customStyle="1" w:styleId="onvndibng">
+    <w:name w:val="Đoạn văn dưới bảng"/>
+    <w:basedOn w:val="Normal"/>
+    <w:link w:val="onvndibngChar"/>
+    <w:qFormat/>
+    <w:pPr>
+      <w:spacing w:before="180" w:after="60" w:line="288" w:lineRule="auto"/>
+      <w:jc w:val="both"/>
+    </w:pPr>
+    <w:rPr>
+      <w:rFonts w:cs="Times New Roman"/>
+      <w:bCs w:val="0"/>
+      <w:kern w:val="0"/>
+    </w:rPr>
+  </w:style>
+  <w:style w:type="paragraph" w:customStyle="1" w:styleId="Noidung">
+    <w:name w:val="Noi dung"/>
+    <w:basedOn w:val="Normal"/>
+    <w:uiPriority w:val="99"/>
+    <w:pPr>
+      <w:widowControl w:val="0"/>
+      <w:spacing w:before="60" w:after="60" w:line="312" w:lineRule="auto"/>
+      <w:ind w:firstLine="567"/>
+      <w:jc w:val="both"/>
+    </w:pPr>
+    <w:rPr>
+      <w:rFonts w:cs="Times New Roman"/>
+      <w:kern w:val="0"/>
+      <w:szCs w:val="26"/>
+      <w:lang w:val="es-ES_tradnl"/>
     </w:rPr>
   </w:style>
   <w:style w:type="paragraph" w:styleId="BodyTextIndent2">
@@ -5454,265 +6347,255 @@
     <w:basedOn w:val="Normal"/>
     <w:link w:val="BodyTextIndent2Char"/>
     <w:uiPriority w:val="99"/>
-    <w:rsid w:val="0079524B"/>
     <w:pPr>
       <w:spacing w:after="120" w:line="480" w:lineRule="auto"/>
       <w:ind w:left="360"/>
     </w:pPr>
     <w:rPr>
-      <w:rFonts w:ascii=".VnTime" w:hAnsi=".VnTime"/>
+      <w:rFonts w:ascii=".VnTime" w:hAnsi=".VnTime" w:cs="Times New Roman"/>
       <w:b/>
       <w:sz w:val="28"/>
       <w:szCs w:val="32"/>
-      <w:lang w:val="x-none" w:eastAsia="x-none"/>
-    </w:rPr>
-  </w:style>
-  <w:style w:type="character" w:customStyle="1" w:styleId="BodyTextIndent2Char">
-    <w:name w:val="Body Text Indent 2 Char"/>
-    <w:link w:val="BodyTextIndent2"/>
+    </w:rPr>
+  </w:style>
+  <w:style w:type="paragraph" w:customStyle="1" w:styleId="00Text">
+    <w:name w:val="00.Text"/>
+    <w:basedOn w:val="Normal"/>
+    <w:link w:val="00TextChar"/>
+    <w:qFormat/>
+    <w:pPr>
+      <w:widowControl w:val="0"/>
+      <w:spacing w:before="60" w:after="60" w:line="312" w:lineRule="auto"/>
+      <w:ind w:firstLine="567"/>
+      <w:jc w:val="both"/>
+    </w:pPr>
+    <w:rPr>
+      <w:rFonts w:cs="Times New Roman"/>
+      <w:kern w:val="0"/>
+      <w:szCs w:val="26"/>
+    </w:rPr>
+  </w:style>
+  <w:style w:type="paragraph" w:customStyle="1" w:styleId="xl227">
+    <w:name w:val="xl227"/>
+    <w:basedOn w:val="Normal"/>
+    <w:pPr>
+      <w:spacing w:before="100" w:beforeAutospacing="1" w:after="100" w:afterAutospacing="1"/>
+      <w:jc w:val="center"/>
+    </w:pPr>
+    <w:rPr>
+      <w:rFonts w:cs="Times New Roman"/>
+      <w:bCs w:val="0"/>
+      <w:kern w:val="0"/>
+      <w:sz w:val="24"/>
+    </w:rPr>
+  </w:style>
+  <w:style w:type="paragraph" w:styleId="BodyText3">
+    <w:name w:val="Body Text 3"/>
+    <w:basedOn w:val="Normal"/>
+    <w:link w:val="BodyText3Char"/>
     <w:uiPriority w:val="99"/>
-    <w:rsid w:val="0079524B"/>
-    <w:rPr>
-      <w:rFonts w:ascii=".VnTime" w:eastAsia="Times New Roman" w:hAnsi=".VnTime" w:cs="Times New Roman"/>
-      <w:b/>
-      <w:bCs/>
-      <w:kern w:val="32"/>
-      <w:sz w:val="28"/>
-      <w:szCs w:val="32"/>
-      <w:lang w:val="x-none" w:eastAsia="x-none"/>
-      <w14:ligatures w14:val="none"/>
-    </w:rPr>
-  </w:style>
-  <w:style w:type="paragraph" w:styleId="BodyTextIndent3">
-    <w:name w:val="Body Text Indent 3"/>
-    <w:basedOn w:val="Normal"/>
-    <w:link w:val="BodyTextIndent3Char"/>
+    <w:pPr>
+      <w:jc w:val="center"/>
+    </w:pPr>
+    <w:rPr>
+      <w:rFonts w:cs="Times New Roman"/>
+      <w:bCs w:val="0"/>
+      <w:kern w:val="0"/>
+      <w:sz w:val="14"/>
+      <w:szCs w:val="28"/>
+    </w:rPr>
+  </w:style>
+  <w:style w:type="paragraph" w:customStyle="1" w:styleId="c3">
+    <w:name w:val="c3"/>
+    <w:basedOn w:val="Normal"/>
+    <w:link w:val="c3Char"/>
+    <w:pPr>
+      <w:spacing w:before="120" w:after="120"/>
+      <w:jc w:val="both"/>
+    </w:pPr>
+    <w:rPr>
+      <w:rFonts w:cs="Times New Roman"/>
+      <w:b/>
+      <w:i/>
+      <w:kern w:val="0"/>
+    </w:rPr>
+  </w:style>
+  <w:style w:type="paragraph" w:customStyle="1" w:styleId="xl85">
+    <w:name w:val="xl85"/>
+    <w:basedOn w:val="Normal"/>
+    <w:pPr>
+      <w:pBdr>
+        <w:left w:val="single" w:sz="4" w:space="0" w:color="auto"/>
+        <w:bottom w:val="single" w:sz="4" w:space="0" w:color="auto"/>
+        <w:right w:val="single" w:sz="4" w:space="0" w:color="auto"/>
+      </w:pBdr>
+      <w:shd w:val="clear" w:color="000000" w:fill="D9E1F2"/>
+      <w:spacing w:before="100" w:beforeAutospacing="1" w:after="100" w:afterAutospacing="1"/>
+      <w:textAlignment w:val="center"/>
+    </w:pPr>
+    <w:rPr>
+      <w:rFonts w:cs="Times New Roman"/>
+      <w:b/>
+      <w:bCs w:val="0"/>
+      <w:kern w:val="0"/>
+      <w:sz w:val="24"/>
+      <w:lang w:val="vi-VN" w:eastAsia="vi-VN"/>
+    </w:rPr>
+  </w:style>
+  <w:style w:type="paragraph" w:customStyle="1" w:styleId="xl69">
+    <w:name w:val="xl69"/>
+    <w:basedOn w:val="Normal"/>
+    <w:pPr>
+      <w:pBdr>
+        <w:left w:val="single" w:sz="4" w:space="0" w:color="auto"/>
+        <w:right w:val="single" w:sz="4" w:space="0" w:color="auto"/>
+      </w:pBdr>
+      <w:shd w:val="clear" w:color="000000" w:fill="D9E1F2"/>
+      <w:spacing w:before="100" w:beforeAutospacing="1" w:after="100" w:afterAutospacing="1"/>
+      <w:textAlignment w:val="center"/>
+    </w:pPr>
+    <w:rPr>
+      <w:rFonts w:cs="Times New Roman"/>
+      <w:b/>
+      <w:bCs w:val="0"/>
+      <w:kern w:val="0"/>
+      <w:sz w:val="24"/>
+      <w:lang w:val="vi-VN" w:eastAsia="vi-VN"/>
+    </w:rPr>
+  </w:style>
+  <w:style w:type="paragraph" w:customStyle="1" w:styleId="Hnhtrongbng">
+    <w:name w:val="Hình trong bảng"/>
+    <w:basedOn w:val="TextinTable"/>
+    <w:link w:val="HnhtrongbngChar"/>
+    <w:qFormat/>
+    <w:pPr>
+      <w:spacing w:before="40" w:after="40"/>
+      <w:contextualSpacing/>
+    </w:pPr>
+  </w:style>
+  <w:style w:type="paragraph" w:styleId="EnvelopeReturn">
+    <w:name w:val="envelope return"/>
+    <w:basedOn w:val="Normal"/>
     <w:uiPriority w:val="99"/>
-    <w:rsid w:val="0079524B"/>
-    <w:pPr>
-      <w:spacing w:after="120"/>
-      <w:ind w:left="360"/>
-    </w:pPr>
-    <w:rPr>
-      <w:rFonts w:ascii=".VnTime" w:hAnsi=".VnTime"/>
-      <w:b/>
-      <w:sz w:val="16"/>
-      <w:szCs w:val="16"/>
-      <w:lang w:val="x-none" w:eastAsia="x-none"/>
-    </w:rPr>
-  </w:style>
-  <w:style w:type="character" w:customStyle="1" w:styleId="BodyTextIndent3Char">
-    <w:name w:val="Body Text Indent 3 Char"/>
-    <w:link w:val="BodyTextIndent3"/>
-    <w:uiPriority w:val="99"/>
-    <w:rsid w:val="0079524B"/>
-    <w:rPr>
-      <w:rFonts w:ascii=".VnTime" w:eastAsia="Times New Roman" w:hAnsi=".VnTime" w:cs="Times New Roman"/>
-      <w:b/>
-      <w:bCs/>
-      <w:kern w:val="32"/>
-      <w:sz w:val="16"/>
-      <w:szCs w:val="16"/>
-      <w:lang w:val="x-none" w:eastAsia="x-none"/>
-      <w14:ligatures w14:val="none"/>
+    <w:rPr>
+      <w:rFonts w:ascii=".VnArial" w:hAnsi=".VnArial" w:cs="Times New Roman"/>
+      <w:kern w:val="0"/>
+      <w:sz w:val="24"/>
+      <w:szCs w:val="20"/>
     </w:rPr>
   </w:style>
   <w:style w:type="paragraph" w:customStyle="1" w:styleId="c1">
     <w:name w:val="c1"/>
     <w:basedOn w:val="Normal"/>
     <w:link w:val="c1Char"/>
-    <w:rsid w:val="0079524B"/>
     <w:pPr>
       <w:jc w:val="center"/>
     </w:pPr>
     <w:rPr>
-      <w:bCs/>
+      <w:rFonts w:cs="Times New Roman"/>
+      <w:bCs w:val="0"/>
       <w:i/>
+      <w:kern w:val="0"/>
       <w:sz w:val="32"/>
       <w:szCs w:val="32"/>
-      <w:lang w:val="x-none" w:eastAsia="x-none"/>
-    </w:rPr>
-  </w:style>
-  <w:style w:type="character" w:customStyle="1" w:styleId="c1Char">
-    <w:name w:val="c1 Char"/>
-    <w:link w:val="c1"/>
-    <w:rsid w:val="0079524B"/>
-    <w:rPr>
-      <w:rFonts w:eastAsia="Times New Roman" w:cs="Times New Roman"/>
-      <w:i/>
-      <w:kern w:val="0"/>
-      <w:sz w:val="32"/>
-      <w:szCs w:val="32"/>
-      <w:lang w:val="x-none" w:eastAsia="x-none"/>
-      <w14:ligatures w14:val="none"/>
-    </w:rPr>
-  </w:style>
-  <w:style w:type="paragraph" w:customStyle="1" w:styleId="c2">
-    <w:name w:val="c2"/>
-    <w:basedOn w:val="Normal"/>
-    <w:link w:val="c2Char"/>
-    <w:rsid w:val="0079524B"/>
-    <w:pPr>
-      <w:spacing w:before="120" w:after="120"/>
-      <w:ind w:right="-23"/>
-    </w:pPr>
-    <w:rPr>
-      <w:rFonts w:eastAsia="Wingdings"/>
-      <w:b/>
+    </w:rPr>
+  </w:style>
+  <w:style w:type="paragraph" w:customStyle="1" w:styleId="b">
+    <w:name w:val="b"/>
+    <w:basedOn w:val="Normal"/>
+    <w:uiPriority w:val="99"/>
+    <w:pPr>
+      <w:spacing w:after="120" w:line="312" w:lineRule="auto"/>
+      <w:ind w:firstLine="357"/>
+    </w:pPr>
+    <w:rPr>
+      <w:rFonts w:eastAsia="Calibri" w:cs="Times New Roman"/>
+      <w:b/>
+      <w:iCs/>
+      <w:color w:val="000000"/>
+      <w:kern w:val="0"/>
+      <w:sz w:val="20"/>
       <w:szCs w:val="26"/>
-      <w:lang w:val="x-none" w:eastAsia="x-none"/>
-    </w:rPr>
-  </w:style>
-  <w:style w:type="character" w:customStyle="1" w:styleId="c2Char">
-    <w:name w:val="c2 Char"/>
-    <w:link w:val="c2"/>
-    <w:rsid w:val="0079524B"/>
-    <w:rPr>
-      <w:rFonts w:eastAsia="Wingdings" w:cs="Times New Roman"/>
-      <w:b/>
+      <w:lang w:val="es-ES_tradnl"/>
+    </w:rPr>
+  </w:style>
+  <w:style w:type="paragraph" w:customStyle="1" w:styleId="xl228">
+    <w:name w:val="xl228"/>
+    <w:basedOn w:val="Normal"/>
+    <w:pPr>
+      <w:spacing w:before="100" w:beforeAutospacing="1" w:after="100" w:afterAutospacing="1"/>
+      <w:jc w:val="center"/>
+    </w:pPr>
+    <w:rPr>
+      <w:rFonts w:cs="Times New Roman"/>
+      <w:bCs w:val="0"/>
+      <w:kern w:val="0"/>
+      <w:sz w:val="24"/>
+    </w:rPr>
+  </w:style>
+  <w:style w:type="paragraph" w:customStyle="1" w:styleId="b1">
+    <w:name w:val="b1"/>
+    <w:basedOn w:val="Normal"/>
+    <w:uiPriority w:val="99"/>
+    <w:rPr>
+      <w:rFonts w:cs="Times New Roman"/>
+      <w:b/>
+      <w:kern w:val="0"/>
+      <w:sz w:val="20"/>
+      <w:szCs w:val="26"/>
+    </w:rPr>
+  </w:style>
+  <w:style w:type="paragraph" w:customStyle="1" w:styleId="TOCHeading1">
+    <w:name w:val="TOC Heading1"/>
+    <w:basedOn w:val="Heading1"/>
+    <w:next w:val="Normal"/>
+    <w:uiPriority w:val="39"/>
+    <w:pPr>
+      <w:spacing w:line="276" w:lineRule="auto"/>
+      <w:outlineLvl w:val="9"/>
+    </w:pPr>
+    <w:rPr>
       <w:bCs/>
-      <w:kern w:val="32"/>
-      <w:sz w:val="26"/>
-      <w:szCs w:val="26"/>
-      <w:lang w:val="x-none" w:eastAsia="x-none"/>
-      <w14:ligatures w14:val="none"/>
-    </w:rPr>
-  </w:style>
-  <w:style w:type="paragraph" w:customStyle="1" w:styleId="C289308D74E2492DA70DEFAE9D5EDFC8">
-    <w:name w:val="C289308D74E2492DA70DEFAE9D5EDFC8"/>
-    <w:uiPriority w:val="99"/>
-    <w:rsid w:val="0079524B"/>
-    <w:pPr>
-      <w:spacing w:after="200" w:line="276" w:lineRule="auto"/>
-    </w:pPr>
-    <w:rPr>
-      <w:rFonts w:ascii="Calibri" w:eastAsia="MS Mincho" w:hAnsi="Calibri" w:cs="Arial"/>
-      <w:kern w:val="0"/>
-      <w:sz w:val="22"/>
+      <w:kern w:val="0"/>
       <w:lang w:eastAsia="ja-JP"/>
-      <w14:ligatures w14:val="none"/>
-    </w:rPr>
-  </w:style>
-  <w:style w:type="paragraph" w:customStyle="1" w:styleId="c3">
-    <w:name w:val="c3"/>
-    <w:basedOn w:val="Normal"/>
-    <w:link w:val="c3Char"/>
-    <w:rsid w:val="0079524B"/>
-    <w:pPr>
-      <w:spacing w:before="120" w:after="120"/>
-      <w:jc w:val="both"/>
-    </w:pPr>
-    <w:rPr>
-      <w:b/>
-      <w:i/>
-      <w:lang w:val="x-none" w:eastAsia="x-none"/>
-    </w:rPr>
-  </w:style>
-  <w:style w:type="character" w:customStyle="1" w:styleId="c3Char">
-    <w:name w:val="c3 Char"/>
-    <w:link w:val="c3"/>
-    <w:rsid w:val="0079524B"/>
-    <w:rPr>
-      <w:rFonts w:eastAsia="Times New Roman" w:cs="Times New Roman"/>
-      <w:b/>
-      <w:bCs/>
-      <w:i/>
-      <w:kern w:val="0"/>
-      <w:sz w:val="26"/>
-      <w:szCs w:val="24"/>
-      <w:lang w:val="x-none" w:eastAsia="x-none"/>
-      <w14:ligatures w14:val="none"/>
-    </w:rPr>
-  </w:style>
-  <w:style w:type="paragraph" w:customStyle="1" w:styleId="CharCharCharCharCharCharCharCharCharCharCharCharCharCharChar">
-    <w:name w:val="Char Char Char Char Char Char Char Char Char Char Char Char Char Char Char"/>
-    <w:basedOn w:val="Normal"/>
-    <w:uiPriority w:val="99"/>
-    <w:rsid w:val="0079524B"/>
-    <w:pPr>
-      <w:spacing w:after="160" w:line="240" w:lineRule="exact"/>
-    </w:pPr>
-    <w:rPr>
-      <w:rFonts w:ascii="Verdana" w:eastAsia="MS Mincho" w:hAnsi="Verdana"/>
-      <w:sz w:val="20"/>
+    </w:rPr>
+  </w:style>
+  <w:style w:type="paragraph" w:customStyle="1" w:styleId="xl74">
+    <w:name w:val="xl74"/>
+    <w:basedOn w:val="Normal"/>
+    <w:pPr>
+      <w:pBdr>
+        <w:top w:val="single" w:sz="4" w:space="0" w:color="auto"/>
+        <w:left w:val="single" w:sz="4" w:space="0" w:color="auto"/>
+        <w:bottom w:val="single" w:sz="4" w:space="0" w:color="auto"/>
+        <w:right w:val="single" w:sz="4" w:space="0" w:color="auto"/>
+      </w:pBdr>
+      <w:shd w:val="clear" w:color="000000" w:fill="F8CBAD"/>
+      <w:spacing w:before="100" w:beforeAutospacing="1" w:after="100" w:afterAutospacing="1"/>
+    </w:pPr>
+    <w:rPr>
+      <w:rFonts w:cs="Times New Roman"/>
+      <w:b/>
+      <w:bCs w:val="0"/>
+      <w:kern w:val="0"/>
+      <w:sz w:val="24"/>
+      <w:lang w:val="vi-VN" w:eastAsia="vi-VN"/>
+    </w:rPr>
+  </w:style>
+  <w:style w:type="paragraph" w:customStyle="1" w:styleId="IMG-intable">
+    <w:name w:val="IMG-in table"/>
+    <w:basedOn w:val="Normal"/>
+    <w:link w:val="IMG-intableChar"/>
+    <w:pPr>
+      <w:spacing w:before="40" w:after="40"/>
+      <w:jc w:val="center"/>
+    </w:pPr>
+    <w:rPr>
+      <w:rFonts w:cs="Times New Roman"/>
+      <w:kern w:val="0"/>
+      <w:position w:val="-1"/>
+      <w:sz w:val="24"/>
       <w:szCs w:val="20"/>
-    </w:rPr>
-  </w:style>
-  <w:style w:type="paragraph" w:customStyle="1" w:styleId="Chtrongbng">
-    <w:name w:val="Chữ trong bảng"/>
-    <w:basedOn w:val="Normal"/>
-    <w:link w:val="ChtrongbngChar"/>
-    <w:rsid w:val="0079524B"/>
-    <w:pPr>
-      <w:spacing w:before="40" w:after="40" w:line="360" w:lineRule="auto"/>
-      <w:jc w:val="center"/>
-    </w:pPr>
-    <w:rPr>
-      <w:bCs/>
-      <w:color w:val="000000"/>
-      <w:szCs w:val="23"/>
-    </w:rPr>
-  </w:style>
-  <w:style w:type="character" w:customStyle="1" w:styleId="ChtrongbngChar">
-    <w:name w:val="Chữ trong bảng Char"/>
-    <w:link w:val="Chtrongbng"/>
-    <w:rsid w:val="0079524B"/>
-    <w:rPr>
-      <w:rFonts w:eastAsia="Times New Roman" w:cs="Arial"/>
-      <w:color w:val="000000"/>
-      <w:kern w:val="0"/>
-      <w:szCs w:val="23"/>
-      <w14:ligatures w14:val="none"/>
-    </w:rPr>
-  </w:style>
-  <w:style w:type="paragraph" w:customStyle="1" w:styleId="ColorfulList-Accent11">
-    <w:name w:val="Colorful List - Accent 11"/>
-    <w:basedOn w:val="Normal"/>
-    <w:uiPriority w:val="34"/>
-    <w:rsid w:val="0079524B"/>
-    <w:pPr>
-      <w:ind w:left="720"/>
-      <w:contextualSpacing/>
-    </w:pPr>
-  </w:style>
-  <w:style w:type="character" w:styleId="CommentReference">
-    <w:name w:val="annotation reference"/>
-    <w:semiHidden/>
-    <w:unhideWhenUsed/>
-    <w:rsid w:val="0079524B"/>
-    <w:rPr>
-      <w:sz w:val="16"/>
-      <w:szCs w:val="16"/>
-    </w:rPr>
-  </w:style>
-  <w:style w:type="paragraph" w:styleId="CommentText">
-    <w:name w:val="annotation text"/>
-    <w:basedOn w:val="Normal"/>
-    <w:link w:val="CommentTextChar"/>
-    <w:uiPriority w:val="99"/>
-    <w:semiHidden/>
-    <w:unhideWhenUsed/>
-    <w:rsid w:val="0079524B"/>
-    <w:rPr>
-      <w:sz w:val="20"/>
-      <w:szCs w:val="20"/>
-      <w:lang w:val="x-none" w:eastAsia="x-none"/>
-    </w:rPr>
-  </w:style>
-  <w:style w:type="character" w:customStyle="1" w:styleId="CommentTextChar">
-    <w:name w:val="Comment Text Char"/>
-    <w:link w:val="CommentText"/>
-    <w:uiPriority w:val="99"/>
-    <w:semiHidden/>
-    <w:rsid w:val="0079524B"/>
-    <w:rPr>
-      <w:rFonts w:eastAsia="Times New Roman" w:cs="Times New Roman"/>
-      <w:bCs/>
-      <w:kern w:val="0"/>
-      <w:sz w:val="20"/>
-      <w:szCs w:val="20"/>
-      <w:lang w:val="x-none" w:eastAsia="x-none"/>
-      <w14:ligatures w14:val="none"/>
     </w:rPr>
   </w:style>
   <w:style w:type="paragraph" w:styleId="CommentSubject">
@@ -5721,535 +6604,515 @@
     <w:next w:val="CommentText"/>
     <w:link w:val="CommentSubjectChar"/>
     <w:uiPriority w:val="99"/>
-    <w:semiHidden/>
     <w:unhideWhenUsed/>
-    <w:rsid w:val="0079524B"/>
-    <w:rPr>
-      <w:b/>
-    </w:rPr>
-  </w:style>
-  <w:style w:type="character" w:customStyle="1" w:styleId="CommentSubjectChar">
-    <w:name w:val="Comment Subject Char"/>
-    <w:link w:val="CommentSubject"/>
+    <w:rPr>
+      <w:b/>
+    </w:rPr>
+  </w:style>
+  <w:style w:type="paragraph" w:customStyle="1" w:styleId="A2">
+    <w:name w:val="A2"/>
+    <w:basedOn w:val="Normal"/>
     <w:uiPriority w:val="99"/>
-    <w:semiHidden/>
-    <w:rsid w:val="0079524B"/>
-    <w:rPr>
-      <w:rFonts w:eastAsia="Times New Roman" w:cs="Times New Roman"/>
-      <w:b/>
-      <w:bCs/>
+    <w:pPr>
+      <w:widowControl w:val="0"/>
+      <w:spacing w:before="60" w:after="60" w:line="312" w:lineRule="auto"/>
+      <w:jc w:val="both"/>
+    </w:pPr>
+    <w:rPr>
+      <w:rFonts w:eastAsia="Calibri" w:cs="Times New Roman"/>
+      <w:b/>
+      <w:i/>
       <w:kern w:val="0"/>
       <w:sz w:val="20"/>
+      <w:szCs w:val="26"/>
+    </w:rPr>
+  </w:style>
+  <w:style w:type="paragraph" w:customStyle="1" w:styleId="font6">
+    <w:name w:val="font6"/>
+    <w:basedOn w:val="Normal"/>
+    <w:pPr>
+      <w:spacing w:before="100" w:beforeAutospacing="1" w:after="100" w:afterAutospacing="1"/>
+    </w:pPr>
+    <w:rPr>
+      <w:rFonts w:cs="Times New Roman"/>
+      <w:b/>
+      <w:i/>
+      <w:iCs/>
+      <w:color w:val="203764"/>
+      <w:kern w:val="0"/>
+      <w:sz w:val="22"/>
+      <w:szCs w:val="22"/>
+    </w:rPr>
+  </w:style>
+  <w:style w:type="paragraph" w:customStyle="1" w:styleId="KHnhtrongbng">
+    <w:name w:val="K. Hình trong bảng"/>
+    <w:basedOn w:val="Normal"/>
+    <w:link w:val="KHnhtrongbngChar"/>
+    <w:qFormat/>
+    <w:pPr>
+      <w:spacing w:before="40" w:after="40"/>
+      <w:contextualSpacing/>
+      <w:jc w:val="center"/>
+    </w:pPr>
+    <w:rPr>
+      <w:rFonts w:ascii="Arial" w:hAnsi="Arial" w:cs="Times New Roman"/>
+      <w:bCs w:val="0"/>
+      <w:kern w:val="0"/>
+      <w:sz w:val="23"/>
+      <w:lang w:val="en-GB"/>
+    </w:rPr>
+  </w:style>
+  <w:style w:type="paragraph" w:styleId="BodyText21">
+    <w:name w:val="Body Text 2"/>
+    <w:basedOn w:val="Normal"/>
+    <w:link w:val="BodyText2Char"/>
+    <w:uiPriority w:val="99"/>
+    <w:rPr>
+      <w:rFonts w:ascii=".VnTime" w:hAnsi=".VnTime" w:cs="Times New Roman"/>
+      <w:bCs w:val="0"/>
+      <w:kern w:val="0"/>
+      <w:sz w:val="24"/>
       <w:szCs w:val="20"/>
-      <w:lang w:val="x-none" w:eastAsia="x-none"/>
-      <w14:ligatures w14:val="none"/>
-    </w:rPr>
-  </w:style>
-  <w:style w:type="character" w:customStyle="1" w:styleId="copy">
-    <w:name w:val="copy"/>
-    <w:rsid w:val="0079524B"/>
-  </w:style>
-  <w:style w:type="paragraph" w:customStyle="1" w:styleId="Danhmucbang">
-    <w:name w:val="Danh muc bang"/>
-    <w:basedOn w:val="Caption"/>
-    <w:link w:val="DanhmucbangChar"/>
-    <w:rsid w:val="0079524B"/>
-    <w:pPr>
-      <w:spacing w:before="120" w:after="0"/>
-      <w:ind w:left="720" w:hanging="720"/>
-    </w:pPr>
-    <w:rPr>
-      <w:lang w:val="en-US"/>
-    </w:rPr>
-  </w:style>
-  <w:style w:type="character" w:customStyle="1" w:styleId="DanhmucbangChar">
-    <w:name w:val="Danh muc bang Char"/>
-    <w:link w:val="Danhmucbang"/>
-    <w:rsid w:val="0079524B"/>
-    <w:rPr>
-      <w:rFonts w:eastAsia="Times New Roman" w:cs="Times New Roman"/>
-      <w:b/>
-      <w:bCs/>
-      <w:color w:val="000000"/>
-      <w:kern w:val="0"/>
-      <w:sz w:val="26"/>
-      <w:szCs w:val="26"/>
-      <w:lang w:eastAsia="x-none"/>
-      <w14:ligatures w14:val="none"/>
-    </w:rPr>
-  </w:style>
-  <w:style w:type="paragraph" w:customStyle="1" w:styleId="Danhmcbng">
-    <w:name w:val="Danh mục bảng"/>
-    <w:basedOn w:val="Normal"/>
-    <w:link w:val="DanhmcbngChar"/>
-    <w:autoRedefine/>
-    <w:rsid w:val="0079524B"/>
-    <w:pPr>
-      <w:widowControl w:val="0"/>
-      <w:spacing w:before="120" w:after="60" w:line="312" w:lineRule="auto"/>
-      <w:jc w:val="both"/>
-    </w:pPr>
-    <w:rPr>
-      <w:rFonts w:eastAsia="Calibri"/>
-      <w:b/>
-      <w:spacing w:val="2"/>
-      <w:szCs w:val="26"/>
-      <w:bdr w:val="none" w:sz="0" w:space="0" w:color="auto" w:frame="1"/>
-      <w:lang w:val="x-none" w:eastAsia="x-none"/>
-    </w:rPr>
-  </w:style>
-  <w:style w:type="character" w:customStyle="1" w:styleId="DanhmcbngChar">
-    <w:name w:val="Danh mục bảng Char"/>
-    <w:link w:val="Danhmcbng"/>
-    <w:rsid w:val="0079524B"/>
-    <w:rPr>
-      <w:rFonts w:eastAsia="Calibri" w:cs="Times New Roman"/>
-      <w:b/>
-      <w:bCs/>
-      <w:spacing w:val="2"/>
-      <w:kern w:val="0"/>
-      <w:sz w:val="26"/>
-      <w:szCs w:val="26"/>
-      <w:bdr w:val="none" w:sz="0" w:space="0" w:color="auto" w:frame="1"/>
-      <w:lang w:val="x-none" w:eastAsia="x-none"/>
-      <w14:ligatures w14:val="none"/>
-    </w:rPr>
-  </w:style>
-  <w:style w:type="paragraph" w:customStyle="1" w:styleId="Danhmchnh">
-    <w:name w:val="Danh mục hình"/>
-    <w:basedOn w:val="Normal"/>
-    <w:link w:val="DanhmchnhChar"/>
-    <w:qFormat/>
-    <w:rsid w:val="0079524B"/>
-    <w:pPr>
-      <w:spacing w:before="60" w:after="120"/>
-      <w:jc w:val="center"/>
-    </w:pPr>
-    <w:rPr>
-      <w:b/>
-      <w:position w:val="-1"/>
-      <w:szCs w:val="26"/>
-      <w:lang w:val="x-none" w:eastAsia="x-none"/>
-    </w:rPr>
-  </w:style>
-  <w:style w:type="character" w:customStyle="1" w:styleId="DanhmchnhChar">
-    <w:name w:val="Danh mục hình Char"/>
-    <w:link w:val="Danhmchnh"/>
-    <w:rsid w:val="0079524B"/>
-    <w:rPr>
-      <w:rFonts w:eastAsia="Times New Roman" w:cs="Times New Roman"/>
-      <w:b/>
-      <w:bCs/>
-      <w:kern w:val="0"/>
-      <w:position w:val="-1"/>
-      <w:sz w:val="26"/>
-      <w:szCs w:val="26"/>
-      <w:lang w:val="x-none" w:eastAsia="x-none"/>
-      <w14:ligatures w14:val="none"/>
-    </w:rPr>
-  </w:style>
-  <w:style w:type="paragraph" w:customStyle="1" w:styleId="DanhsachScs-Nhnmanh11">
-    <w:name w:val="Danh sách Sặc sỡ - Nhấn mạnh 11"/>
-    <w:basedOn w:val="Normal"/>
-    <w:uiPriority w:val="34"/>
-    <w:rsid w:val="0079524B"/>
-    <w:pPr>
-      <w:ind w:left="720"/>
-      <w:contextualSpacing/>
-    </w:pPr>
+    </w:rPr>
+  </w:style>
+  <w:style w:type="paragraph" w:customStyle="1" w:styleId="xl84">
+    <w:name w:val="xl84"/>
+    <w:basedOn w:val="Normal"/>
+    <w:pPr>
+      <w:pBdr>
+        <w:top w:val="single" w:sz="4" w:space="0" w:color="auto"/>
+        <w:left w:val="single" w:sz="4" w:space="0" w:color="auto"/>
+        <w:right w:val="single" w:sz="4" w:space="0" w:color="auto"/>
+      </w:pBdr>
+      <w:shd w:val="clear" w:color="000000" w:fill="D9E1F2"/>
+      <w:spacing w:before="100" w:beforeAutospacing="1" w:after="100" w:afterAutospacing="1"/>
+      <w:textAlignment w:val="center"/>
+    </w:pPr>
+    <w:rPr>
+      <w:rFonts w:cs="Times New Roman"/>
+      <w:b/>
+      <w:bCs w:val="0"/>
+      <w:kern w:val="0"/>
+      <w:sz w:val="24"/>
+      <w:lang w:val="vi-VN" w:eastAsia="vi-VN"/>
+    </w:rPr>
   </w:style>
   <w:style w:type="paragraph" w:customStyle="1" w:styleId="uMucluc1">
     <w:name w:val="Đầu đề Mục lục1"/>
     <w:basedOn w:val="Heading1"/>
     <w:next w:val="Normal"/>
     <w:uiPriority w:val="39"/>
-    <w:rsid w:val="0079524B"/>
     <w:pPr>
       <w:spacing w:before="60" w:after="60" w:line="276" w:lineRule="auto"/>
+      <w:jc w:val="left"/>
       <w:outlineLvl w:val="9"/>
     </w:pPr>
     <w:rPr>
+      <w:rFonts w:eastAsia="Aptos"/>
+      <w:color w:val="000000"/>
+      <w:kern w:val="0"/>
+      <w:sz w:val="24"/>
+      <w:szCs w:val="26"/>
+      <w:u w:val="single"/>
+      <w:lang w:eastAsia="ja-JP"/>
+    </w:rPr>
+  </w:style>
+  <w:style w:type="paragraph" w:customStyle="1" w:styleId="00-Text">
+    <w:name w:val="00-Text"/>
+    <w:basedOn w:val="Normal"/>
+    <w:uiPriority w:val="99"/>
+    <w:pPr>
+      <w:spacing w:before="60" w:after="60" w:line="312" w:lineRule="auto"/>
+      <w:ind w:firstLine="567"/>
+      <w:jc w:val="both"/>
+    </w:pPr>
+    <w:rPr>
+      <w:rFonts w:cs="Times New Roman"/>
       <w:bCs w:val="0"/>
       <w:kern w:val="0"/>
-      <w:lang w:eastAsia="ja-JP"/>
-    </w:rPr>
-  </w:style>
-  <w:style w:type="character" w:customStyle="1" w:styleId="cpChagiiquyt1">
-    <w:name w:val="Đề cập Chưa giải quyết1"/>
+      <w:szCs w:val="26"/>
+    </w:rPr>
+  </w:style>
+  <w:style w:type="paragraph" w:styleId="TableofFigures">
+    <w:name w:val="table of figures"/>
+    <w:basedOn w:val="Normal"/>
+    <w:next w:val="Normal"/>
+    <w:link w:val="TableofFiguresChar"/>
     <w:uiPriority w:val="99"/>
-    <w:semiHidden/>
     <w:unhideWhenUsed/>
-    <w:rsid w:val="0079524B"/>
-    <w:rPr>
-      <w:color w:val="605E5C"/>
-      <w:shd w:val="clear" w:color="auto" w:fill="E1DFDD"/>
+    <w:pPr>
+      <w:spacing w:before="40" w:after="40" w:line="288" w:lineRule="auto"/>
+      <w:jc w:val="both"/>
+    </w:pPr>
+    <w:rPr>
+      <w:rFonts w:cs="Times New Roman"/>
+      <w:i/>
+      <w:sz w:val="24"/>
+    </w:rPr>
+  </w:style>
+  <w:style w:type="paragraph" w:customStyle="1" w:styleId="5-Picture">
+    <w:name w:val="5-Picture"/>
+    <w:basedOn w:val="onvndibng"/>
+    <w:link w:val="5-PictureChar"/>
+    <w:pPr>
+      <w:spacing w:before="0" w:after="0"/>
+      <w:jc w:val="center"/>
+    </w:pPr>
+    <w:rPr>
+      <w:sz w:val="24"/>
+      <w:lang w:val="vi-VN" w:eastAsia="vi-VN"/>
+    </w:rPr>
+  </w:style>
+  <w:style w:type="paragraph" w:customStyle="1" w:styleId="4-Bodytext">
+    <w:name w:val="4-Bodytext"/>
+    <w:basedOn w:val="Normal"/>
+    <w:link w:val="4-BodytextChar"/>
+    <w:pPr>
+      <w:spacing w:before="60" w:after="60" w:line="276" w:lineRule="auto"/>
+      <w:jc w:val="both"/>
+    </w:pPr>
+    <w:rPr>
+      <w:rFonts w:cs="Times New Roman"/>
+      <w:lang w:val="vi-VN"/>
+    </w:rPr>
+  </w:style>
+  <w:style w:type="paragraph" w:customStyle="1" w:styleId="ListofTables">
+    <w:name w:val="List of Tables"/>
+    <w:basedOn w:val="Normal"/>
+    <w:link w:val="ListofTablesChar"/>
+    <w:qFormat/>
+    <w:pPr>
+      <w:widowControl w:val="0"/>
+      <w:spacing w:before="120" w:after="40"/>
+      <w:jc w:val="center"/>
+    </w:pPr>
+    <w:rPr>
+      <w:rFonts w:cs="Times New Roman"/>
+      <w:b/>
+      <w:kern w:val="0"/>
+      <w:szCs w:val="20"/>
+      <w:lang w:val="vi-VN"/>
+    </w:rPr>
+  </w:style>
+  <w:style w:type="paragraph" w:customStyle="1" w:styleId="Dulieubang">
+    <w:name w:val="Du lieu bang"/>
+    <w:basedOn w:val="Normal"/>
+    <w:pPr>
+      <w:spacing w:before="40" w:after="40"/>
+      <w:jc w:val="both"/>
+    </w:pPr>
+  </w:style>
+  <w:style w:type="paragraph" w:styleId="Title">
+    <w:name w:val="Title"/>
+    <w:basedOn w:val="Normal"/>
+    <w:link w:val="TitleChar"/>
+    <w:uiPriority w:val="99"/>
+    <w:qFormat/>
+    <w:pPr>
+      <w:spacing w:before="60" w:line="312" w:lineRule="auto"/>
+      <w:jc w:val="center"/>
+    </w:pPr>
+    <w:rPr>
+      <w:rFonts w:cs="Times New Roman"/>
+      <w:b/>
+      <w:bCs w:val="0"/>
+      <w:kern w:val="0"/>
+      <w:szCs w:val="26"/>
+    </w:rPr>
+  </w:style>
+  <w:style w:type="paragraph" w:customStyle="1" w:styleId="xl72">
+    <w:name w:val="xl72"/>
+    <w:basedOn w:val="Normal"/>
+    <w:pPr>
+      <w:pBdr>
+        <w:top w:val="single" w:sz="4" w:space="0" w:color="auto"/>
+        <w:left w:val="single" w:sz="4" w:space="0" w:color="auto"/>
+        <w:bottom w:val="single" w:sz="4" w:space="0" w:color="auto"/>
+        <w:right w:val="single" w:sz="4" w:space="0" w:color="auto"/>
+      </w:pBdr>
+      <w:shd w:val="clear" w:color="000000" w:fill="F8CBAD"/>
+      <w:spacing w:before="100" w:beforeAutospacing="1" w:after="100" w:afterAutospacing="1"/>
+      <w:jc w:val="center"/>
+      <w:textAlignment w:val="center"/>
+    </w:pPr>
+    <w:rPr>
+      <w:rFonts w:cs="Times New Roman"/>
+      <w:b/>
+      <w:bCs w:val="0"/>
+      <w:kern w:val="0"/>
+      <w:sz w:val="24"/>
+      <w:lang w:val="vi-VN" w:eastAsia="vi-VN"/>
+    </w:rPr>
+  </w:style>
+  <w:style w:type="paragraph" w:styleId="NormalWeb">
+    <w:name w:val="Normal (Web)"/>
+    <w:basedOn w:val="Normal"/>
+    <w:link w:val="NormalWebChar"/>
+    <w:uiPriority w:val="99"/>
+    <w:qFormat/>
+    <w:pPr>
+      <w:spacing w:before="100" w:beforeAutospacing="1" w:after="100" w:afterAutospacing="1"/>
+    </w:pPr>
+    <w:rPr>
+      <w:rFonts w:cs="Times New Roman"/>
+      <w:kern w:val="0"/>
+      <w:sz w:val="24"/>
+      <w:szCs w:val="20"/>
+    </w:rPr>
+  </w:style>
+  <w:style w:type="paragraph" w:customStyle="1" w:styleId="xl233">
+    <w:name w:val="xl233"/>
+    <w:basedOn w:val="Normal"/>
+    <w:pPr>
+      <w:pBdr>
+        <w:top w:val="single" w:sz="4" w:space="0" w:color="1F4E78"/>
+        <w:left w:val="single" w:sz="4" w:space="0" w:color="1F4E78"/>
+        <w:bottom w:val="single" w:sz="4" w:space="0" w:color="1F4E78"/>
+        <w:right w:val="single" w:sz="4" w:space="0" w:color="1F4E78"/>
+      </w:pBdr>
+      <w:shd w:val="clear" w:color="000000" w:fill="FFFFFF"/>
+      <w:spacing w:before="100" w:beforeAutospacing="1" w:after="100" w:afterAutospacing="1"/>
+      <w:jc w:val="center"/>
+    </w:pPr>
+    <w:rPr>
+      <w:rFonts w:cs="Times New Roman"/>
+      <w:bCs w:val="0"/>
+      <w:kern w:val="0"/>
+      <w:sz w:val="24"/>
+    </w:rPr>
+  </w:style>
+  <w:style w:type="paragraph" w:customStyle="1" w:styleId="2">
+    <w:name w:val="2"/>
+    <w:basedOn w:val="Normal"/>
+    <w:pPr>
+      <w:spacing w:before="120" w:line="312" w:lineRule="auto"/>
+      <w:jc w:val="both"/>
+      <w:outlineLvl w:val="0"/>
+    </w:pPr>
+    <w:rPr>
+      <w:rFonts w:cs="Times New Roman"/>
+      <w:b/>
+      <w:bCs w:val="0"/>
+      <w:color w:val="000000"/>
+      <w:kern w:val="0"/>
+      <w:szCs w:val="26"/>
+    </w:rPr>
+  </w:style>
+  <w:style w:type="paragraph" w:customStyle="1" w:styleId="1-Table">
+    <w:name w:val="1-Table"/>
+    <w:basedOn w:val="Normal"/>
+    <w:link w:val="1-TableChar"/>
+    <w:pPr>
+      <w:widowControl w:val="0"/>
+      <w:spacing w:before="120" w:line="312" w:lineRule="auto"/>
+      <w:jc w:val="center"/>
+    </w:pPr>
+    <w:rPr>
+      <w:rFonts w:cs="Times New Roman"/>
+      <w:b/>
+      <w:color w:val="FF0000"/>
+      <w:kern w:val="0"/>
+      <w:szCs w:val="20"/>
+    </w:rPr>
+  </w:style>
+  <w:style w:type="paragraph" w:customStyle="1" w:styleId="c2">
+    <w:name w:val="c2"/>
+    <w:basedOn w:val="Normal"/>
+    <w:link w:val="c2Char"/>
+    <w:pPr>
+      <w:spacing w:before="120" w:after="120"/>
+      <w:ind w:right="-23"/>
+    </w:pPr>
+    <w:rPr>
+      <w:rFonts w:eastAsia="Wingdings" w:cs="Times New Roman"/>
+      <w:b/>
+      <w:szCs w:val="26"/>
     </w:rPr>
   </w:style>
   <w:style w:type="paragraph" w:customStyle="1" w:styleId="Default">
     <w:name w:val="Default"/>
     <w:uiPriority w:val="99"/>
-    <w:rsid w:val="0079524B"/>
     <w:pPr>
       <w:widowControl w:val="0"/>
       <w:autoSpaceDE w:val="0"/>
       <w:autoSpaceDN w:val="0"/>
       <w:adjustRightInd w:val="0"/>
-      <w:spacing w:after="0" w:line="240" w:lineRule="auto"/>
-    </w:pPr>
-    <w:rPr>
-      <w:rFonts w:eastAsia="Times New Roman" w:cs="Times New Roman"/>
+    </w:pPr>
+    <w:rPr>
+      <w:rFonts w:ascii="Times New Roman" w:eastAsia="Times New Roman" w:hAnsi="Times New Roman"/>
       <w:color w:val="000000"/>
-      <w:kern w:val="0"/>
+      <w:sz w:val="24"/>
       <w:szCs w:val="24"/>
-      <w14:ligatures w14:val="none"/>
-    </w:rPr>
-  </w:style>
-  <w:style w:type="paragraph" w:customStyle="1" w:styleId="DMbng">
-    <w:name w:val="DM bảng"/>
-    <w:basedOn w:val="Normal"/>
-    <w:link w:val="DMbngChar"/>
-    <w:autoRedefine/>
-    <w:rsid w:val="0079524B"/>
+      <w:lang w:val="en-US"/>
+    </w:rPr>
+  </w:style>
+  <w:style w:type="paragraph" w:customStyle="1" w:styleId="xl75">
+    <w:name w:val="xl75"/>
+    <w:basedOn w:val="Normal"/>
+    <w:pPr>
+      <w:pBdr>
+        <w:top w:val="single" w:sz="4" w:space="0" w:color="auto"/>
+        <w:left w:val="single" w:sz="4" w:space="0" w:color="auto"/>
+        <w:bottom w:val="single" w:sz="4" w:space="0" w:color="auto"/>
+        <w:right w:val="single" w:sz="4" w:space="0" w:color="auto"/>
+      </w:pBdr>
+      <w:spacing w:before="100" w:beforeAutospacing="1" w:after="100" w:afterAutospacing="1"/>
+    </w:pPr>
+    <w:rPr>
+      <w:rFonts w:cs="Times New Roman"/>
+      <w:kern w:val="0"/>
+      <w:sz w:val="24"/>
+      <w:lang w:val="vi-VN" w:eastAsia="vi-VN"/>
+    </w:rPr>
+  </w:style>
+  <w:style w:type="paragraph" w:styleId="ListParagraph">
+    <w:name w:val="List Paragraph"/>
+    <w:basedOn w:val="Normal"/>
+    <w:link w:val="ListParagraphChar"/>
+    <w:uiPriority w:val="34"/>
+    <w:qFormat/>
+    <w:pPr>
+      <w:ind w:left="720"/>
+      <w:contextualSpacing/>
+    </w:pPr>
+  </w:style>
+  <w:style w:type="paragraph" w:customStyle="1" w:styleId="ColorfulList-Accent11">
+    <w:name w:val="Colorful List - Accent 11"/>
+    <w:basedOn w:val="Normal"/>
+    <w:uiPriority w:val="34"/>
+    <w:pPr>
+      <w:ind w:left="720"/>
+      <w:contextualSpacing/>
+    </w:pPr>
+  </w:style>
+  <w:style w:type="paragraph" w:customStyle="1" w:styleId="Danhmcbng">
+    <w:name w:val="Danh mục bảng"/>
+    <w:basedOn w:val="Normal"/>
+    <w:link w:val="DanhmcbngChar"/>
     <w:pPr>
       <w:widowControl w:val="0"/>
       <w:spacing w:before="120" w:after="60" w:line="312" w:lineRule="auto"/>
+      <w:jc w:val="both"/>
+    </w:pPr>
+    <w:rPr>
+      <w:rFonts w:eastAsia="Calibri" w:cs="Times New Roman"/>
+      <w:b/>
+      <w:spacing w:val="2"/>
+      <w:kern w:val="0"/>
+      <w:szCs w:val="26"/>
+    </w:rPr>
+  </w:style>
+  <w:style w:type="paragraph" w:customStyle="1" w:styleId="xl82">
+    <w:name w:val="xl82"/>
+    <w:basedOn w:val="Normal"/>
+    <w:pPr>
+      <w:pBdr>
+        <w:left w:val="single" w:sz="4" w:space="0" w:color="auto"/>
+        <w:right w:val="single" w:sz="4" w:space="0" w:color="auto"/>
+      </w:pBdr>
+      <w:shd w:val="clear" w:color="000000" w:fill="D9E1F2"/>
+      <w:spacing w:before="100" w:beforeAutospacing="1" w:after="100" w:afterAutospacing="1"/>
+      <w:textAlignment w:val="center"/>
+    </w:pPr>
+    <w:rPr>
+      <w:rFonts w:cs="Times New Roman"/>
+      <w:b/>
+      <w:bCs w:val="0"/>
+      <w:kern w:val="0"/>
+      <w:sz w:val="24"/>
+      <w:lang w:val="vi-VN" w:eastAsia="vi-VN"/>
+    </w:rPr>
+  </w:style>
+  <w:style w:type="paragraph" w:styleId="BalloonText">
+    <w:name w:val="Balloon Text"/>
+    <w:basedOn w:val="Normal"/>
+    <w:link w:val="BalloonTextChar"/>
+    <w:uiPriority w:val="99"/>
+    <w:unhideWhenUsed/>
+    <w:rPr>
+      <w:rFonts w:ascii="Tahoma" w:hAnsi="Tahoma" w:cs="Times New Roman"/>
+      <w:sz w:val="16"/>
+      <w:szCs w:val="16"/>
+    </w:rPr>
+  </w:style>
+  <w:style w:type="paragraph" w:styleId="TOC6">
+    <w:name w:val="toc 6"/>
+    <w:basedOn w:val="Normal"/>
+    <w:next w:val="Normal"/>
+    <w:uiPriority w:val="39"/>
+    <w:unhideWhenUsed/>
+    <w:pPr>
+      <w:spacing w:after="100" w:line="276" w:lineRule="auto"/>
+      <w:ind w:left="1100"/>
+    </w:pPr>
+    <w:rPr>
+      <w:rFonts w:ascii="Calibri" w:hAnsi="Calibri" w:cs="Times New Roman"/>
+      <w:bCs w:val="0"/>
+      <w:kern w:val="0"/>
+      <w:sz w:val="22"/>
+      <w:szCs w:val="22"/>
+    </w:rPr>
+  </w:style>
+  <w:style w:type="paragraph" w:customStyle="1" w:styleId="xl226">
+    <w:name w:val="xl226"/>
+    <w:basedOn w:val="Normal"/>
+    <w:pPr>
+      <w:spacing w:before="100" w:beforeAutospacing="1" w:after="100" w:afterAutospacing="1"/>
       <w:jc w:val="center"/>
     </w:pPr>
     <w:rPr>
-      <w:rFonts w:eastAsia="Calibri"/>
-      <w:b/>
-      <w:spacing w:val="2"/>
-      <w:szCs w:val="26"/>
-      <w:bdr w:val="none" w:sz="0" w:space="0" w:color="auto" w:frame="1"/>
-      <w:lang w:val="x-none" w:eastAsia="x-none"/>
-    </w:rPr>
-  </w:style>
-  <w:style w:type="character" w:customStyle="1" w:styleId="DMbngChar">
-    <w:name w:val="DM bảng Char"/>
-    <w:link w:val="DMbng"/>
-    <w:rsid w:val="0079524B"/>
-    <w:rPr>
-      <w:rFonts w:eastAsia="Calibri" w:cs="Times New Roman"/>
-      <w:b/>
-      <w:bCs/>
-      <w:spacing w:val="2"/>
-      <w:kern w:val="0"/>
-      <w:sz w:val="26"/>
-      <w:szCs w:val="26"/>
-      <w:bdr w:val="none" w:sz="0" w:space="0" w:color="auto" w:frame="1"/>
-      <w:lang w:val="x-none" w:eastAsia="x-none"/>
-      <w14:ligatures w14:val="none"/>
-    </w:rPr>
-  </w:style>
-  <w:style w:type="paragraph" w:customStyle="1" w:styleId="DMBNG0">
+      <w:rFonts w:cs="Times New Roman"/>
+      <w:bCs w:val="0"/>
+      <w:kern w:val="0"/>
+      <w:sz w:val="24"/>
+    </w:rPr>
+  </w:style>
+  <w:style w:type="paragraph" w:customStyle="1" w:styleId="DMBNG">
     <w:name w:val="DM BẢNG"/>
     <w:basedOn w:val="Normal"/>
-    <w:link w:val="DMBNGChar0"/>
-    <w:autoRedefine/>
-    <w:rsid w:val="0079524B"/>
+    <w:link w:val="DMBNGChar"/>
     <w:pPr>
       <w:widowControl w:val="0"/>
       <w:spacing w:before="120" w:after="60" w:line="276" w:lineRule="auto"/>
       <w:jc w:val="center"/>
     </w:pPr>
     <w:rPr>
-      <w:b/>
+      <w:rFonts w:cs="Times New Roman"/>
+      <w:b/>
+      <w:bCs w:val="0"/>
+      <w:kern w:val="0"/>
+      <w:sz w:val="24"/>
       <w:szCs w:val="20"/>
-      <w:bdr w:val="none" w:sz="0" w:space="0" w:color="auto" w:frame="1"/>
-      <w:lang w:eastAsia="x-none"/>
-    </w:rPr>
-  </w:style>
-  <w:style w:type="character" w:customStyle="1" w:styleId="DMBNGChar0">
-    <w:name w:val="DM BẢNG Char"/>
-    <w:link w:val="DMBNG0"/>
-    <w:rsid w:val="0079524B"/>
-    <w:rPr>
-      <w:rFonts w:eastAsia="Times New Roman" w:cs="Times New Roman"/>
-      <w:b/>
-      <w:bCs/>
-      <w:kern w:val="0"/>
-      <w:sz w:val="26"/>
-      <w:szCs w:val="20"/>
-      <w:bdr w:val="none" w:sz="0" w:space="0" w:color="auto" w:frame="1"/>
-      <w:lang w:val="vi-VN" w:eastAsia="x-none"/>
-      <w14:ligatures w14:val="none"/>
-    </w:rPr>
-  </w:style>
-  <w:style w:type="paragraph" w:customStyle="1" w:styleId="DMHinh">
-    <w:name w:val="DM Hinh"/>
-    <w:basedOn w:val="Caption"/>
-    <w:link w:val="DMHinhChar"/>
+      <w:lang w:val="vi-VN"/>
+    </w:rPr>
+  </w:style>
+  <w:style w:type="paragraph" w:customStyle="1" w:styleId="Heading30">
+    <w:name w:val="Heading3"/>
+    <w:basedOn w:val="Heading3"/>
+    <w:link w:val="Heading3Char0"/>
+  </w:style>
+  <w:style w:type="paragraph" w:customStyle="1" w:styleId="ListofFigures">
+    <w:name w:val="List of Figures"/>
+    <w:basedOn w:val="Normal"/>
+    <w:link w:val="ListofFiguresChar"/>
     <w:qFormat/>
-    <w:rsid w:val="0079524B"/>
-    <w:pPr>
-      <w:spacing w:before="0"/>
-    </w:pPr>
-  </w:style>
-  <w:style w:type="character" w:customStyle="1" w:styleId="DMHinhChar">
-    <w:name w:val="DM Hinh Char"/>
-    <w:link w:val="DMHinh"/>
-    <w:rsid w:val="0079524B"/>
-    <w:rPr>
-      <w:rFonts w:eastAsia="Times New Roman" w:cs="Times New Roman"/>
-      <w:b/>
-      <w:bCs/>
-      <w:color w:val="000000"/>
-      <w:kern w:val="0"/>
-      <w:sz w:val="26"/>
-      <w:szCs w:val="26"/>
-      <w:lang w:val="vi-VN" w:eastAsia="x-none"/>
-      <w14:ligatures w14:val="none"/>
-    </w:rPr>
-  </w:style>
-  <w:style w:type="paragraph" w:customStyle="1" w:styleId="DMhinh0">
-    <w:name w:val="DM hinh"/>
-    <w:basedOn w:val="Normal"/>
-    <w:link w:val="DMhinhChar0"/>
-    <w:rsid w:val="0079524B"/>
-    <w:pPr>
-      <w:spacing w:before="80" w:after="40" w:line="312" w:lineRule="auto"/>
+    <w:pPr>
+      <w:spacing w:before="60" w:after="140"/>
       <w:jc w:val="center"/>
     </w:pPr>
     <w:rPr>
-      <w:b/>
-      <w:position w:val="-1"/>
-      <w:szCs w:val="26"/>
-      <w:lang w:val="x-none" w:eastAsia="x-none"/>
-    </w:rPr>
-  </w:style>
-  <w:style w:type="character" w:customStyle="1" w:styleId="DMhinhChar0">
-    <w:name w:val="DM hinh Char"/>
-    <w:link w:val="DMhinh0"/>
-    <w:rsid w:val="0079524B"/>
-    <w:rPr>
-      <w:rFonts w:eastAsia="Times New Roman" w:cs="Times New Roman"/>
-      <w:b/>
-      <w:bCs/>
-      <w:kern w:val="0"/>
-      <w:position w:val="-1"/>
-      <w:sz w:val="26"/>
-      <w:szCs w:val="26"/>
-      <w:lang w:val="x-none" w:eastAsia="x-none"/>
-      <w14:ligatures w14:val="none"/>
-    </w:rPr>
-  </w:style>
-  <w:style w:type="paragraph" w:customStyle="1" w:styleId="DMHNH">
-    <w:name w:val="DM HÌNH"/>
-    <w:basedOn w:val="Normal"/>
-    <w:link w:val="DMHNHChar"/>
-    <w:rsid w:val="0079524B"/>
-    <w:pPr>
-      <w:spacing w:after="120" w:line="312" w:lineRule="auto"/>
-      <w:jc w:val="center"/>
-    </w:pPr>
-    <w:rPr>
-      <w:b/>
+      <w:rFonts w:cs="Times New Roman"/>
+      <w:b/>
+      <w:kern w:val="0"/>
       <w:position w:val="-1"/>
       <w:szCs w:val="20"/>
-      <w:lang w:val="x-none" w:eastAsia="x-none"/>
-    </w:rPr>
-  </w:style>
-  <w:style w:type="character" w:customStyle="1" w:styleId="DMHNHChar">
-    <w:name w:val="DM HÌNH Char"/>
-    <w:link w:val="DMHNH"/>
-    <w:rsid w:val="0079524B"/>
-    <w:rPr>
-      <w:rFonts w:eastAsia="Times New Roman" w:cs="Times New Roman"/>
-      <w:b/>
-      <w:bCs/>
-      <w:kern w:val="0"/>
-      <w:position w:val="-1"/>
-      <w:sz w:val="26"/>
-      <w:szCs w:val="20"/>
-      <w:lang w:val="x-none" w:eastAsia="x-none"/>
-      <w14:ligatures w14:val="none"/>
-    </w:rPr>
-  </w:style>
-  <w:style w:type="paragraph" w:customStyle="1" w:styleId="DmucBang">
-    <w:name w:val="Dmuc Bang"/>
-    <w:basedOn w:val="Normal"/>
-    <w:link w:val="DmucBangChar"/>
-    <w:qFormat/>
-    <w:rsid w:val="0079524B"/>
-    <w:pPr>
-      <w:spacing w:before="60" w:after="20"/>
-      <w:jc w:val="center"/>
-    </w:pPr>
-    <w:rPr>
-      <w:rFonts w:eastAsia="Aptos"/>
-      <w:b/>
-      <w:kern w:val="2"/>
-      <w:szCs w:val="26"/>
-    </w:rPr>
-  </w:style>
-  <w:style w:type="character" w:customStyle="1" w:styleId="DmucBangChar">
-    <w:name w:val="Dmuc Bang Char"/>
-    <w:link w:val="DmucBang"/>
-    <w:rsid w:val="0079524B"/>
-    <w:rPr>
-      <w:rFonts w:eastAsia="Aptos" w:cs="Times New Roman"/>
-      <w:b/>
-      <w:bCs/>
-      <w:sz w:val="26"/>
-      <w:szCs w:val="26"/>
-      <w14:ligatures w14:val="none"/>
-    </w:rPr>
-  </w:style>
-  <w:style w:type="paragraph" w:customStyle="1" w:styleId="Doanvan">
-    <w:name w:val="Doan van"/>
-    <w:basedOn w:val="Normal"/>
-    <w:link w:val="DoanvanChar"/>
-    <w:qFormat/>
-    <w:rsid w:val="0079524B"/>
-    <w:pPr>
-      <w:spacing w:before="60" w:after="60" w:line="276" w:lineRule="auto"/>
-      <w:jc w:val="both"/>
-    </w:pPr>
-    <w:rPr>
-      <w:bCs/>
-    </w:rPr>
-  </w:style>
-  <w:style w:type="character" w:customStyle="1" w:styleId="DoanvanChar">
-    <w:name w:val="Doan van Char"/>
-    <w:link w:val="Doanvan"/>
-    <w:locked/>
-    <w:rsid w:val="0079524B"/>
-    <w:rPr>
-      <w:rFonts w:eastAsia="Times New Roman" w:cs="Times New Roman"/>
-      <w:kern w:val="0"/>
-      <w:sz w:val="26"/>
-      <w:szCs w:val="24"/>
-      <w14:ligatures w14:val="none"/>
-    </w:rPr>
-  </w:style>
-  <w:style w:type="paragraph" w:styleId="DocumentMap">
-    <w:name w:val="Document Map"/>
-    <w:basedOn w:val="Normal"/>
-    <w:link w:val="DocumentMapChar"/>
+    </w:rPr>
+  </w:style>
+  <w:style w:type="paragraph" w:styleId="Header">
+    <w:name w:val="header"/>
+    <w:basedOn w:val="Normal"/>
+    <w:link w:val="HeaderChar"/>
     <w:uiPriority w:val="99"/>
-    <w:rsid w:val="0079524B"/>
-    <w:rPr>
-      <w:rFonts w:ascii="Tahoma" w:hAnsi="Tahoma"/>
-      <w:sz w:val="16"/>
-      <w:szCs w:val="16"/>
-      <w:lang w:val="x-none" w:eastAsia="x-none"/>
-    </w:rPr>
-  </w:style>
-  <w:style w:type="character" w:customStyle="1" w:styleId="DocumentMapChar">
-    <w:name w:val="Document Map Char"/>
-    <w:link w:val="DocumentMap"/>
-    <w:uiPriority w:val="99"/>
-    <w:rsid w:val="0079524B"/>
-    <w:rPr>
-      <w:rFonts w:ascii="Tahoma" w:eastAsia="Times New Roman" w:hAnsi="Tahoma" w:cs="Times New Roman"/>
-      <w:bCs/>
-      <w:kern w:val="32"/>
-      <w:sz w:val="16"/>
-      <w:szCs w:val="16"/>
-      <w:lang w:val="x-none" w:eastAsia="x-none"/>
-      <w14:ligatures w14:val="none"/>
-    </w:rPr>
-  </w:style>
-  <w:style w:type="paragraph" w:customStyle="1" w:styleId="Dulieubang">
-    <w:name w:val="Du lieu bang"/>
-    <w:basedOn w:val="Normal"/>
-    <w:rsid w:val="0079524B"/>
-    <w:pPr>
-      <w:spacing w:before="40" w:after="40"/>
-      <w:jc w:val="both"/>
-    </w:pPr>
-  </w:style>
-  <w:style w:type="character" w:styleId="Emphasis">
-    <w:name w:val="Emphasis"/>
-    <w:uiPriority w:val="99"/>
-    <w:qFormat/>
-    <w:rsid w:val="0079524B"/>
-    <w:rPr>
-      <w:i/>
-      <w:iCs/>
-    </w:rPr>
-  </w:style>
-  <w:style w:type="paragraph" w:styleId="EnvelopeReturn">
-    <w:name w:val="envelope return"/>
-    <w:basedOn w:val="Normal"/>
-    <w:uiPriority w:val="99"/>
-    <w:rsid w:val="0079524B"/>
-    <w:rPr>
-      <w:rFonts w:ascii=".VnArial" w:hAnsi=".VnArial"/>
-      <w:szCs w:val="20"/>
-    </w:rPr>
-  </w:style>
-  <w:style w:type="paragraph" w:customStyle="1" w:styleId="TextBody">
-    <w:name w:val="Text Body"/>
-    <w:basedOn w:val="Normal"/>
-    <w:link w:val="TextBodyChar"/>
-    <w:qFormat/>
-    <w:rsid w:val="0079524B"/>
-    <w:pPr>
-      <w:spacing w:before="60" w:after="60" w:line="276" w:lineRule="auto"/>
-      <w:jc w:val="both"/>
-    </w:pPr>
-    <w:rPr>
-      <w:lang w:eastAsia="x-none"/>
-    </w:rPr>
-  </w:style>
-  <w:style w:type="character" w:customStyle="1" w:styleId="TextBodyChar">
-    <w:name w:val="Text Body Char"/>
-    <w:link w:val="TextBody"/>
-    <w:locked/>
-    <w:rsid w:val="0079524B"/>
-    <w:rPr>
-      <w:rFonts w:eastAsia="Times New Roman" w:cs="Times New Roman"/>
-      <w:bCs/>
-      <w:kern w:val="32"/>
-      <w:sz w:val="26"/>
-      <w:szCs w:val="24"/>
-      <w:lang w:val="vi-VN" w:eastAsia="x-none"/>
-      <w14:ligatures w14:val="none"/>
-    </w:rPr>
-  </w:style>
-  <w:style w:type="paragraph" w:customStyle="1" w:styleId="Figures">
-    <w:name w:val="Figures"/>
-    <w:basedOn w:val="TextBody"/>
-    <w:link w:val="FiguresChar"/>
-    <w:rsid w:val="0079524B"/>
-    <w:pPr>
-      <w:spacing w:before="0" w:after="40" w:line="240" w:lineRule="auto"/>
-      <w:jc w:val="center"/>
-    </w:pPr>
-    <w:rPr>
-      <w:noProof/>
-      <w:lang w:val="en-US" w:eastAsia="en-US"/>
-    </w:rPr>
-  </w:style>
-  <w:style w:type="character" w:customStyle="1" w:styleId="FiguresChar">
-    <w:name w:val="Figures Char"/>
-    <w:link w:val="Figures"/>
-    <w:rsid w:val="0079524B"/>
-    <w:rPr>
-      <w:rFonts w:eastAsia="Times New Roman" w:cs="Times New Roman"/>
-      <w:bCs/>
-      <w:noProof/>
-      <w:kern w:val="32"/>
-      <w:sz w:val="26"/>
-      <w:szCs w:val="24"/>
-      <w14:ligatures w14:val="none"/>
-    </w:rPr>
-  </w:style>
-  <w:style w:type="character" w:styleId="FollowedHyperlink">
-    <w:name w:val="FollowedHyperlink"/>
-    <w:rsid w:val="0079524B"/>
-    <w:rPr>
-      <w:color w:val="800080"/>
-      <w:u w:val="single"/>
-    </w:rPr>
-  </w:style>
-  <w:style w:type="paragraph" w:styleId="Footer">
-    <w:name w:val="footer"/>
-    <w:basedOn w:val="Normal"/>
-    <w:link w:val="FooterChar"/>
-    <w:uiPriority w:val="99"/>
-    <w:rsid w:val="0079524B"/>
     <w:pPr>
       <w:tabs>
         <w:tab w:val="center" w:pos="4320"/>
@@ -6257,102 +7120,110 @@
       </w:tabs>
     </w:pPr>
     <w:rPr>
-      <w:lang w:val="x-none" w:eastAsia="x-none"/>
-    </w:rPr>
-  </w:style>
-  <w:style w:type="character" w:customStyle="1" w:styleId="FooterChar">
-    <w:name w:val="Footer Char"/>
-    <w:link w:val="Footer"/>
+      <w:rFonts w:cs="Times New Roman"/>
+    </w:rPr>
+  </w:style>
+  <w:style w:type="paragraph" w:styleId="TOC5">
+    <w:name w:val="toc 5"/>
+    <w:basedOn w:val="Normal"/>
+    <w:next w:val="Normal"/>
+    <w:uiPriority w:val="39"/>
+    <w:unhideWhenUsed/>
+    <w:pPr>
+      <w:spacing w:after="100" w:line="276" w:lineRule="auto"/>
+      <w:ind w:left="880"/>
+    </w:pPr>
+    <w:rPr>
+      <w:rFonts w:ascii="Calibri" w:hAnsi="Calibri" w:cs="Times New Roman"/>
+      <w:bCs w:val="0"/>
+      <w:kern w:val="0"/>
+      <w:sz w:val="22"/>
+      <w:szCs w:val="22"/>
+    </w:rPr>
+  </w:style>
+  <w:style w:type="paragraph" w:customStyle="1" w:styleId="xl235">
+    <w:name w:val="xl235"/>
+    <w:basedOn w:val="Normal"/>
+    <w:pPr>
+      <w:pBdr>
+        <w:top w:val="single" w:sz="4" w:space="0" w:color="1F4E78"/>
+        <w:left w:val="single" w:sz="4" w:space="0" w:color="1F4E78"/>
+        <w:bottom w:val="single" w:sz="4" w:space="0" w:color="1F4E78"/>
+        <w:right w:val="single" w:sz="4" w:space="0" w:color="1F4E78"/>
+      </w:pBdr>
+      <w:shd w:val="clear" w:color="000000" w:fill="DDEBF7"/>
+      <w:spacing w:before="100" w:beforeAutospacing="1" w:after="100" w:afterAutospacing="1"/>
+      <w:jc w:val="center"/>
+    </w:pPr>
+    <w:rPr>
+      <w:rFonts w:cs="Times New Roman"/>
+      <w:b/>
+      <w:color w:val="203764"/>
+      <w:kern w:val="0"/>
+      <w:sz w:val="24"/>
+    </w:rPr>
+  </w:style>
+  <w:style w:type="paragraph" w:customStyle="1" w:styleId="Bodytext100">
+    <w:name w:val="Body text (10)"/>
+    <w:basedOn w:val="Normal"/>
+    <w:link w:val="Bodytext10"/>
+    <w:pPr>
+      <w:widowControl w:val="0"/>
+      <w:shd w:val="clear" w:color="auto" w:fill="FFFFFF"/>
+      <w:spacing w:line="384" w:lineRule="exact"/>
+      <w:jc w:val="both"/>
+    </w:pPr>
+    <w:rPr>
+      <w:rFonts w:cs="Times New Roman"/>
+      <w:i/>
+      <w:iCs/>
+      <w:kern w:val="0"/>
+      <w:sz w:val="24"/>
+      <w:szCs w:val="26"/>
+      <w:lang w:val="vi-VN" w:eastAsia="vi-VN"/>
+    </w:rPr>
+  </w:style>
+  <w:style w:type="paragraph" w:styleId="TOC2">
+    <w:name w:val="toc 2"/>
+    <w:basedOn w:val="Normal"/>
+    <w:next w:val="Normal"/>
+    <w:uiPriority w:val="39"/>
+    <w:unhideWhenUsed/>
+    <w:pPr>
+      <w:widowControl w:val="0"/>
+      <w:tabs>
+        <w:tab w:val="left" w:pos="284"/>
+        <w:tab w:val="right" w:leader="dot" w:pos="9540"/>
+      </w:tabs>
+      <w:spacing w:before="60" w:after="60" w:line="312" w:lineRule="auto"/>
+      <w:ind w:right="9"/>
+      <w:jc w:val="both"/>
+    </w:pPr>
+  </w:style>
+  <w:style w:type="paragraph" w:customStyle="1" w:styleId="DMbng0">
+    <w:name w:val="DM bảng"/>
+    <w:basedOn w:val="Normal"/>
+    <w:link w:val="DMbngChar0"/>
+    <w:pPr>
+      <w:widowControl w:val="0"/>
+      <w:spacing w:before="120" w:after="60" w:line="312" w:lineRule="auto"/>
+      <w:jc w:val="center"/>
+    </w:pPr>
+    <w:rPr>
+      <w:rFonts w:eastAsia="Calibri" w:cs="Times New Roman"/>
+      <w:b/>
+      <w:bCs w:val="0"/>
+      <w:spacing w:val="2"/>
+      <w:kern w:val="0"/>
+      <w:sz w:val="24"/>
+      <w:szCs w:val="26"/>
+    </w:rPr>
+  </w:style>
+  <w:style w:type="paragraph" w:styleId="Footer">
+    <w:name w:val="footer"/>
+    <w:basedOn w:val="Normal"/>
+    <w:link w:val="FooterChar"/>
     <w:uiPriority w:val="99"/>
-    <w:rsid w:val="0079524B"/>
-    <w:rPr>
-      <w:rFonts w:eastAsia="Times New Roman" w:cs="Times New Roman"/>
-      <w:bCs/>
-      <w:kern w:val="32"/>
-      <w:sz w:val="26"/>
-      <w:szCs w:val="24"/>
-      <w:lang w:val="x-none" w:eastAsia="x-none"/>
-      <w14:ligatures w14:val="none"/>
-    </w:rPr>
-  </w:style>
-  <w:style w:type="character" w:styleId="FootnoteReference">
-    <w:name w:val="footnote reference"/>
-    <w:uiPriority w:val="99"/>
-    <w:semiHidden/>
-    <w:unhideWhenUsed/>
-    <w:rsid w:val="0079524B"/>
-    <w:rPr>
-      <w:vertAlign w:val="superscript"/>
-    </w:rPr>
-  </w:style>
-  <w:style w:type="paragraph" w:styleId="FootnoteText">
-    <w:name w:val="footnote text"/>
-    <w:basedOn w:val="Normal"/>
-    <w:link w:val="FootnoteTextChar"/>
-    <w:uiPriority w:val="99"/>
-    <w:semiHidden/>
-    <w:unhideWhenUsed/>
-    <w:rsid w:val="0079524B"/>
-    <w:rPr>
-      <w:sz w:val="20"/>
-      <w:szCs w:val="20"/>
-      <w:lang w:val="x-none" w:eastAsia="x-none"/>
-    </w:rPr>
-  </w:style>
-  <w:style w:type="character" w:customStyle="1" w:styleId="FootnoteTextChar">
-    <w:name w:val="Footnote Text Char"/>
-    <w:link w:val="FootnoteText"/>
-    <w:uiPriority w:val="99"/>
-    <w:semiHidden/>
-    <w:rsid w:val="0079524B"/>
-    <w:rPr>
-      <w:rFonts w:eastAsia="Times New Roman" w:cs="Times New Roman"/>
-      <w:bCs/>
-      <w:kern w:val="32"/>
-      <w:sz w:val="20"/>
-      <w:szCs w:val="20"/>
-      <w:lang w:val="x-none" w:eastAsia="x-none"/>
-      <w14:ligatures w14:val="none"/>
-    </w:rPr>
-  </w:style>
-  <w:style w:type="paragraph" w:customStyle="1" w:styleId="H2">
-    <w:name w:val="H_2"/>
-    <w:basedOn w:val="Normal"/>
-    <w:link w:val="H2Char"/>
-    <w:rsid w:val="0079524B"/>
-    <w:pPr>
-      <w:widowControl w:val="0"/>
-      <w:spacing w:before="120" w:after="40"/>
-      <w:jc w:val="both"/>
-    </w:pPr>
-    <w:rPr>
-      <w:rFonts w:eastAsia="MS Mincho"/>
-      <w:b/>
-      <w:bCs/>
-      <w:color w:val="0000FF"/>
-      <w:lang w:val="x-none" w:eastAsia="x-none"/>
-    </w:rPr>
-  </w:style>
-  <w:style w:type="character" w:customStyle="1" w:styleId="H2Char">
-    <w:name w:val="H_2 Char"/>
-    <w:link w:val="H2"/>
-    <w:rsid w:val="0079524B"/>
-    <w:rPr>
-      <w:rFonts w:eastAsia="MS Mincho" w:cs="Times New Roman"/>
-      <w:b/>
-      <w:color w:val="0000FF"/>
-      <w:kern w:val="0"/>
-      <w:szCs w:val="24"/>
-      <w:lang w:val="x-none" w:eastAsia="x-none"/>
-      <w14:ligatures w14:val="none"/>
-    </w:rPr>
-  </w:style>
-  <w:style w:type="paragraph" w:styleId="Header">
-    <w:name w:val="header"/>
-    <w:basedOn w:val="Normal"/>
-    <w:link w:val="HeaderChar"/>
-    <w:uiPriority w:val="99"/>
-    <w:rsid w:val="0079524B"/>
     <w:pPr>
       <w:tabs>
         <w:tab w:val="center" w:pos="4320"/>
@@ -6360,195 +7231,112 @@
       </w:tabs>
     </w:pPr>
     <w:rPr>
-      <w:lang w:val="x-none" w:eastAsia="x-none"/>
-    </w:rPr>
-  </w:style>
-  <w:style w:type="character" w:customStyle="1" w:styleId="HeaderChar">
-    <w:name w:val="Header Char"/>
-    <w:link w:val="Header"/>
-    <w:uiPriority w:val="99"/>
-    <w:rsid w:val="0079524B"/>
-    <w:rPr>
-      <w:rFonts w:eastAsia="Times New Roman" w:cs="Times New Roman"/>
-      <w:bCs/>
-      <w:kern w:val="32"/>
-      <w:sz w:val="26"/>
-      <w:szCs w:val="24"/>
-      <w:lang w:val="x-none" w:eastAsia="x-none"/>
-      <w14:ligatures w14:val="none"/>
-    </w:rPr>
-  </w:style>
-  <w:style w:type="paragraph" w:customStyle="1" w:styleId="Heading20">
-    <w:name w:val="Heading2"/>
-    <w:basedOn w:val="Heading2"/>
-    <w:link w:val="Heading2Char0"/>
-    <w:rsid w:val="0079524B"/>
-    <w:pPr>
-      <w:keepNext/>
-      <w:widowControl/>
-      <w:spacing w:before="120" w:after="60" w:line="240" w:lineRule="auto"/>
-    </w:pPr>
-    <w:rPr>
-      <w:bCs w:val="0"/>
-      <w:i/>
-      <w:iCs/>
-      <w:color w:val="auto"/>
-      <w:sz w:val="26"/>
-      <w:szCs w:val="28"/>
-      <w:lang w:eastAsia="en-US"/>
-    </w:rPr>
-  </w:style>
-  <w:style w:type="character" w:customStyle="1" w:styleId="Heading2Char0">
-    <w:name w:val="Heading2 Char"/>
-    <w:link w:val="Heading20"/>
-    <w:rsid w:val="0079524B"/>
-    <w:rPr>
-      <w:rFonts w:eastAsia="Times New Roman" w:cs="Times New Roman"/>
-      <w:b/>
-      <w:bCs/>
-      <w:i/>
-      <w:iCs/>
-      <w:kern w:val="0"/>
-      <w:sz w:val="26"/>
-      <w:szCs w:val="28"/>
-      <w14:ligatures w14:val="none"/>
-    </w:rPr>
-  </w:style>
-  <w:style w:type="paragraph" w:customStyle="1" w:styleId="headling1">
-    <w:name w:val="headling 1"/>
-    <w:basedOn w:val="Normal"/>
-    <w:link w:val="headling1Char"/>
-    <w:autoRedefine/>
-    <w:rsid w:val="0079524B"/>
+      <w:rFonts w:cs="Times New Roman"/>
+    </w:rPr>
+  </w:style>
+  <w:style w:type="paragraph" w:customStyle="1" w:styleId="DanhmchnhK2">
+    <w:name w:val="Danh mục hình (K2)"/>
+    <w:basedOn w:val="Normal"/>
+    <w:link w:val="DanhmchnhK2Char"/>
+    <w:pPr>
+      <w:spacing w:before="60" w:after="120"/>
+      <w:jc w:val="center"/>
+    </w:pPr>
+    <w:rPr>
+      <w:rFonts w:cs="Times New Roman"/>
+      <w:b/>
+      <w:kern w:val="0"/>
+      <w:position w:val="-1"/>
+      <w:szCs w:val="26"/>
+    </w:rPr>
+  </w:style>
+  <w:style w:type="paragraph" w:customStyle="1" w:styleId="02-Hinh">
+    <w:name w:val="02-Hinh"/>
+    <w:basedOn w:val="Normal"/>
+    <w:link w:val="02-HinhChar"/>
     <w:pPr>
       <w:spacing w:before="60" w:after="60" w:line="312" w:lineRule="auto"/>
       <w:jc w:val="center"/>
     </w:pPr>
     <w:rPr>
-      <w:color w:val="548DD4"/>
-      <w:sz w:val="34"/>
-      <w:lang w:val="x-none" w:eastAsia="x-none"/>
-    </w:rPr>
-  </w:style>
-  <w:style w:type="character" w:customStyle="1" w:styleId="headling1Char">
-    <w:name w:val="headling 1 Char"/>
-    <w:link w:val="headling1"/>
-    <w:rsid w:val="0079524B"/>
-    <w:rPr>
-      <w:rFonts w:eastAsia="Times New Roman" w:cs="Times New Roman"/>
-      <w:bCs/>
-      <w:color w:val="548DD4"/>
-      <w:kern w:val="32"/>
-      <w:sz w:val="34"/>
-      <w:szCs w:val="24"/>
-      <w:lang w:val="x-none" w:eastAsia="x-none"/>
-      <w14:ligatures w14:val="none"/>
-    </w:rPr>
-  </w:style>
-  <w:style w:type="paragraph" w:customStyle="1" w:styleId="Hinh">
-    <w:name w:val="Hinh"/>
-    <w:basedOn w:val="Danhmchnh"/>
-    <w:link w:val="HinhChar"/>
-    <w:autoRedefine/>
+      <w:rFonts w:cs="Times New Roman"/>
+      <w:b/>
+      <w:kern w:val="0"/>
+      <w:position w:val="-1"/>
+      <w:szCs w:val="26"/>
+      <w:lang w:val="es-ES_tradnl"/>
+    </w:rPr>
+  </w:style>
+  <w:style w:type="paragraph" w:customStyle="1" w:styleId="Top21">
+    <w:name w:val="Top 2.1"/>
+    <w:basedOn w:val="Top2"/>
+    <w:link w:val="Top21Char"/>
+    <w:pPr>
+      <w:numPr>
+        <w:ilvl w:val="0"/>
+        <w:numId w:val="0"/>
+      </w:numPr>
+      <w:ind w:left="390" w:hanging="390"/>
+    </w:pPr>
+  </w:style>
+  <w:style w:type="paragraph" w:styleId="DocumentMap">
+    <w:name w:val="Document Map"/>
+    <w:basedOn w:val="Normal"/>
+    <w:link w:val="DocumentMapChar"/>
+    <w:uiPriority w:val="99"/>
+    <w:rPr>
+      <w:rFonts w:ascii="Tahoma" w:hAnsi="Tahoma" w:cs="Times New Roman"/>
+      <w:sz w:val="16"/>
+      <w:szCs w:val="16"/>
+    </w:rPr>
+  </w:style>
+  <w:style w:type="paragraph" w:customStyle="1" w:styleId="DMhnh0">
+    <w:name w:val="DM hình"/>
+    <w:basedOn w:val="Normal"/>
+    <w:link w:val="DMhnhChar0"/>
+    <w:pPr>
+      <w:spacing w:before="60" w:after="120" w:line="312" w:lineRule="auto"/>
+      <w:jc w:val="center"/>
+    </w:pPr>
+    <w:rPr>
+      <w:rFonts w:cs="Times New Roman"/>
+      <w:b/>
+      <w:kern w:val="0"/>
+      <w:position w:val="-1"/>
+      <w:szCs w:val="26"/>
+    </w:rPr>
+  </w:style>
+  <w:style w:type="paragraph" w:styleId="BodyTextIndent">
+    <w:name w:val="Body Text Indent"/>
+    <w:basedOn w:val="Normal"/>
+    <w:link w:val="BodyTextIndentChar"/>
+    <w:uiPriority w:val="99"/>
+    <w:unhideWhenUsed/>
+    <w:pPr>
+      <w:spacing w:after="120"/>
+      <w:ind w:left="360"/>
+    </w:pPr>
+    <w:rPr>
+      <w:rFonts w:cs="Times New Roman"/>
+    </w:rPr>
+  </w:style>
+  <w:style w:type="paragraph" w:customStyle="1" w:styleId="DMhnhK">
+    <w:name w:val="DM hình. K"/>
+    <w:basedOn w:val="Normal"/>
+    <w:link w:val="DMhnhKChar"/>
     <w:qFormat/>
-    <w:rsid w:val="0079524B"/>
-  </w:style>
-  <w:style w:type="character" w:customStyle="1" w:styleId="HinhChar">
-    <w:name w:val="Hinh Char"/>
-    <w:link w:val="Hinh"/>
-    <w:rsid w:val="0079524B"/>
-    <w:rPr>
-      <w:rFonts w:eastAsia="Times New Roman" w:cs="Times New Roman"/>
-      <w:b/>
-      <w:bCs/>
+    <w:pPr>
+      <w:spacing w:before="20" w:after="120"/>
+      <w:jc w:val="center"/>
+    </w:pPr>
+    <w:rPr>
+      <w:rFonts w:cs="Times New Roman"/>
+      <w:b/>
+      <w:bCs w:val="0"/>
       <w:kern w:val="0"/>
       <w:position w:val="-1"/>
-      <w:sz w:val="26"/>
+      <w:sz w:val="24"/>
       <w:szCs w:val="26"/>
-      <w:lang w:val="x-none" w:eastAsia="x-none"/>
-      <w14:ligatures w14:val="none"/>
-    </w:rPr>
-  </w:style>
-  <w:style w:type="character" w:styleId="Hyperlink">
-    <w:name w:val="Hyperlink"/>
-    <w:uiPriority w:val="99"/>
-    <w:rsid w:val="0079524B"/>
-    <w:rPr>
-      <w:color w:val="0000FF"/>
-      <w:u w:val="single"/>
-    </w:rPr>
-  </w:style>
-  <w:style w:type="character" w:customStyle="1" w:styleId="il">
-    <w:name w:val="il"/>
-    <w:basedOn w:val="DefaultParagraphFont"/>
-    <w:rsid w:val="0079524B"/>
-  </w:style>
-  <w:style w:type="paragraph" w:customStyle="1" w:styleId="ListofFigures">
-    <w:name w:val="List of Figures"/>
-    <w:basedOn w:val="Normal"/>
-    <w:link w:val="ListofFiguresChar"/>
-    <w:qFormat/>
-    <w:rsid w:val="0079524B"/>
-    <w:pPr>
-      <w:spacing w:before="60" w:after="140"/>
-      <w:jc w:val="center"/>
-    </w:pPr>
-    <w:rPr>
-      <w:b/>
-      <w:position w:val="-1"/>
-      <w:szCs w:val="20"/>
-      <w:lang w:val="x-none" w:eastAsia="x-none"/>
-    </w:rPr>
-  </w:style>
-  <w:style w:type="character" w:customStyle="1" w:styleId="ListofFiguresChar">
-    <w:name w:val="List of Figures Char"/>
-    <w:link w:val="ListofFigures"/>
-    <w:rsid w:val="0079524B"/>
-    <w:rPr>
-      <w:rFonts w:eastAsia="Times New Roman" w:cs="Times New Roman"/>
-      <w:b/>
-      <w:bCs/>
-      <w:kern w:val="0"/>
-      <w:position w:val="-1"/>
-      <w:sz w:val="26"/>
-      <w:szCs w:val="20"/>
-      <w:lang w:val="x-none" w:eastAsia="x-none"/>
-      <w14:ligatures w14:val="none"/>
-    </w:rPr>
-  </w:style>
-  <w:style w:type="paragraph" w:customStyle="1" w:styleId="ListofTables">
-    <w:name w:val="List of Tables"/>
-    <w:basedOn w:val="Normal"/>
-    <w:link w:val="ListofTablesChar"/>
-    <w:autoRedefine/>
-    <w:qFormat/>
-    <w:rsid w:val="0079524B"/>
-    <w:pPr>
-      <w:widowControl w:val="0"/>
-      <w:spacing w:before="120" w:after="40"/>
-      <w:jc w:val="center"/>
-    </w:pPr>
-    <w:rPr>
-      <w:b/>
-      <w:szCs w:val="20"/>
-      <w:bdr w:val="none" w:sz="0" w:space="0" w:color="auto" w:frame="1"/>
-      <w:lang w:eastAsia="x-none"/>
-    </w:rPr>
-  </w:style>
-  <w:style w:type="character" w:customStyle="1" w:styleId="ListofTablesChar">
-    <w:name w:val="List of Tables Char"/>
-    <w:link w:val="ListofTables"/>
-    <w:rsid w:val="0079524B"/>
-    <w:rPr>
-      <w:rFonts w:eastAsia="Times New Roman" w:cs="Times New Roman"/>
-      <w:b/>
-      <w:bCs/>
-      <w:kern w:val="0"/>
-      <w:sz w:val="26"/>
-      <w:szCs w:val="20"/>
-      <w:bdr w:val="none" w:sz="0" w:space="0" w:color="auto" w:frame="1"/>
-      <w:lang w:val="vi-VN" w:eastAsia="x-none"/>
-      <w14:ligatures w14:val="none"/>
     </w:rPr>
   </w:style>
   <w:style w:type="paragraph" w:customStyle="1" w:styleId="ListOther">
@@ -6556,7 +7344,6 @@
     <w:basedOn w:val="TextBody"/>
     <w:link w:val="ListOtherChar"/>
     <w:qFormat/>
-    <w:rsid w:val="0079524B"/>
     <w:pPr>
       <w:spacing w:before="120" w:after="40" w:line="240" w:lineRule="auto"/>
     </w:pPr>
@@ -6567,90 +7354,1004 @@
       <w:lang w:val="en-US"/>
     </w:rPr>
   </w:style>
-  <w:style w:type="character" w:customStyle="1" w:styleId="ListOtherChar">
-    <w:name w:val="List Other Char"/>
-    <w:link w:val="ListOther"/>
-    <w:rsid w:val="0079524B"/>
-    <w:rPr>
-      <w:rFonts w:eastAsia="Times New Roman" w:cs="Times New Roman"/>
-      <w:b/>
-      <w:bCs/>
-      <w:i/>
-      <w:kern w:val="32"/>
-      <w:sz w:val="26"/>
-      <w:lang w:eastAsia="x-none"/>
-      <w14:ligatures w14:val="none"/>
-    </w:rPr>
-  </w:style>
-  <w:style w:type="character" w:customStyle="1" w:styleId="ListParagraphChar">
-    <w:name w:val="List Paragraph Char"/>
-    <w:aliases w:val="H1 Char,chữ trong bảng Char,Tiêu đề Bảng-Hình Char,Nguồn trích dẫn Char,Gạch đầu dòng Char,Citation List Char,Graphic Char,List Paragraph1 Char,Resume Title Char,heading 4 Char,Ha Char,Table of contents numbered Char,Bullets Char"/>
-    <w:link w:val="ListParagraph"/>
-    <w:uiPriority w:val="34"/>
-    <w:qFormat/>
-    <w:locked/>
-    <w:rsid w:val="0079524B"/>
-    <w:rPr>
-      <w:rFonts w:eastAsia="Times New Roman" w:cs="Arial"/>
-      <w:bCs/>
-      <w:kern w:val="32"/>
-      <w:sz w:val="26"/>
-      <w:szCs w:val="24"/>
-      <w14:ligatures w14:val="none"/>
-    </w:rPr>
-  </w:style>
-  <w:style w:type="character" w:customStyle="1" w:styleId="lrzxr">
-    <w:name w:val="lrzxr"/>
-    <w:rsid w:val="0079524B"/>
-  </w:style>
-  <w:style w:type="character" w:customStyle="1" w:styleId="LiVa11">
-    <w:name w:val="Lưới Vừa 11"/>
+  <w:style w:type="paragraph" w:styleId="BodyText">
+    <w:name w:val="Body Text"/>
+    <w:basedOn w:val="Normal"/>
+    <w:link w:val="BodyTextChar"/>
     <w:uiPriority w:val="99"/>
-    <w:semiHidden/>
-    <w:rsid w:val="0079524B"/>
-    <w:rPr>
-      <w:color w:val="808080"/>
-    </w:rPr>
-  </w:style>
-  <w:style w:type="character" w:customStyle="1" w:styleId="LiVa12">
-    <w:name w:val="Lưới Vừa 12"/>
+    <w:pPr>
+      <w:jc w:val="both"/>
+    </w:pPr>
+    <w:rPr>
+      <w:rFonts w:ascii=".VnTime" w:hAnsi=".VnTime" w:cs="Times New Roman"/>
+      <w:bCs w:val="0"/>
+      <w:kern w:val="0"/>
+      <w:sz w:val="28"/>
+      <w:szCs w:val="28"/>
+      <w:lang w:eastAsia="zh-CN"/>
+    </w:rPr>
+  </w:style>
+  <w:style w:type="paragraph" w:customStyle="1" w:styleId="xl234">
+    <w:name w:val="xl234"/>
+    <w:basedOn w:val="Normal"/>
+    <w:pPr>
+      <w:pBdr>
+        <w:top w:val="single" w:sz="4" w:space="0" w:color="1F4E78"/>
+        <w:left w:val="single" w:sz="4" w:space="0" w:color="1F4E78"/>
+        <w:bottom w:val="single" w:sz="4" w:space="0" w:color="1F4E78"/>
+        <w:right w:val="single" w:sz="4" w:space="0" w:color="1F4E78"/>
+      </w:pBdr>
+      <w:spacing w:before="100" w:beforeAutospacing="1" w:after="100" w:afterAutospacing="1"/>
+      <w:jc w:val="center"/>
+    </w:pPr>
+    <w:rPr>
+      <w:rFonts w:cs="Times New Roman"/>
+      <w:bCs w:val="0"/>
+      <w:kern w:val="0"/>
+      <w:sz w:val="24"/>
+    </w:rPr>
+  </w:style>
+  <w:style w:type="paragraph" w:customStyle="1" w:styleId="DMHNH">
+    <w:name w:val="DM HÌNH"/>
+    <w:basedOn w:val="Normal"/>
+    <w:link w:val="DMHNHChar"/>
+    <w:pPr>
+      <w:spacing w:after="120" w:line="312" w:lineRule="auto"/>
+      <w:jc w:val="center"/>
+    </w:pPr>
+    <w:rPr>
+      <w:rFonts w:cs="Times New Roman"/>
+      <w:b/>
+      <w:kern w:val="0"/>
+      <w:position w:val="-1"/>
+      <w:szCs w:val="20"/>
+    </w:rPr>
+  </w:style>
+  <w:style w:type="paragraph" w:styleId="FootnoteText">
+    <w:name w:val="footnote text"/>
+    <w:basedOn w:val="Normal"/>
+    <w:link w:val="FootnoteTextChar"/>
     <w:uiPriority w:val="99"/>
-    <w:semiHidden/>
-    <w:rsid w:val="0079524B"/>
-    <w:rPr>
-      <w:color w:val="808080"/>
-    </w:rPr>
-  </w:style>
-  <w:style w:type="character" w:customStyle="1" w:styleId="MediumGrid11">
-    <w:name w:val="Medium Grid 11"/>
+    <w:unhideWhenUsed/>
+    <w:rPr>
+      <w:rFonts w:cs="Times New Roman"/>
+      <w:sz w:val="20"/>
+      <w:szCs w:val="20"/>
+    </w:rPr>
+  </w:style>
+  <w:style w:type="paragraph" w:customStyle="1" w:styleId="v">
+    <w:name w:val="v"/>
+    <w:basedOn w:val="Normal"/>
     <w:uiPriority w:val="99"/>
-    <w:semiHidden/>
-    <w:rsid w:val="0079524B"/>
-    <w:rPr>
-      <w:color w:val="808080"/>
+    <w:pPr>
+      <w:spacing w:line="312" w:lineRule="auto"/>
+    </w:pPr>
+    <w:rPr>
+      <w:rFonts w:cs="Times New Roman"/>
+      <w:b/>
+      <w:kern w:val="0"/>
+      <w:sz w:val="20"/>
+      <w:szCs w:val="26"/>
+    </w:rPr>
+  </w:style>
+  <w:style w:type="paragraph" w:customStyle="1" w:styleId="xl231">
+    <w:name w:val="xl231"/>
+    <w:basedOn w:val="Normal"/>
+    <w:pPr>
+      <w:pBdr>
+        <w:top w:val="single" w:sz="4" w:space="0" w:color="1F4E78"/>
+        <w:left w:val="single" w:sz="4" w:space="0" w:color="1F4E78"/>
+        <w:bottom w:val="single" w:sz="4" w:space="0" w:color="1F4E78"/>
+        <w:right w:val="single" w:sz="4" w:space="0" w:color="1F4E78"/>
+      </w:pBdr>
+      <w:spacing w:before="100" w:beforeAutospacing="1" w:after="100" w:afterAutospacing="1"/>
+    </w:pPr>
+    <w:rPr>
+      <w:rFonts w:cs="Times New Roman"/>
+      <w:bCs w:val="0"/>
+      <w:kern w:val="0"/>
+      <w:szCs w:val="26"/>
+    </w:rPr>
+  </w:style>
+  <w:style w:type="paragraph" w:customStyle="1" w:styleId="B20">
+    <w:name w:val="B2"/>
+    <w:basedOn w:val="Normal"/>
+    <w:uiPriority w:val="99"/>
+    <w:pPr>
+      <w:spacing w:before="60" w:line="312" w:lineRule="auto"/>
+      <w:ind w:left="18"/>
+    </w:pPr>
+    <w:rPr>
+      <w:rFonts w:cs="Times New Roman"/>
+      <w:b/>
+      <w:kern w:val="0"/>
+      <w:sz w:val="20"/>
+      <w:szCs w:val="26"/>
+      <w:lang w:val="es-ES_tradnl"/>
+    </w:rPr>
+  </w:style>
+  <w:style w:type="paragraph" w:customStyle="1" w:styleId="xl78">
+    <w:name w:val="xl78"/>
+    <w:basedOn w:val="Normal"/>
+    <w:pPr>
+      <w:pBdr>
+        <w:left w:val="single" w:sz="4" w:space="0" w:color="auto"/>
+        <w:bottom w:val="single" w:sz="4" w:space="0" w:color="auto"/>
+        <w:right w:val="single" w:sz="4" w:space="0" w:color="auto"/>
+      </w:pBdr>
+      <w:shd w:val="clear" w:color="000000" w:fill="D9E1F2"/>
+      <w:spacing w:before="100" w:beforeAutospacing="1" w:after="100" w:afterAutospacing="1"/>
+      <w:jc w:val="center"/>
+      <w:textAlignment w:val="center"/>
+    </w:pPr>
+    <w:rPr>
+      <w:rFonts w:cs="Times New Roman"/>
+      <w:b/>
+      <w:bCs w:val="0"/>
+      <w:kern w:val="0"/>
+      <w:sz w:val="24"/>
+      <w:lang w:val="vi-VN" w:eastAsia="vi-VN"/>
     </w:rPr>
   </w:style>
   <w:style w:type="paragraph" w:styleId="NoSpacing">
     <w:name w:val="No Spacing"/>
     <w:uiPriority w:val="1"/>
     <w:qFormat/>
-    <w:rsid w:val="0079524B"/>
-    <w:pPr>
-      <w:spacing w:after="0" w:line="240" w:lineRule="auto"/>
+    <w:pPr>
       <w:jc w:val="both"/>
     </w:pPr>
     <w:rPr>
-      <w:rFonts w:eastAsia="Calibri" w:cs="Times New Roman"/>
-      <w:kern w:val="0"/>
+      <w:rFonts w:ascii="Times New Roman" w:hAnsi="Times New Roman"/>
       <w:sz w:val="28"/>
-      <w14:ligatures w14:val="none"/>
-    </w:rPr>
-  </w:style>
-  <w:style w:type="paragraph" w:customStyle="1" w:styleId="Noidung">
-    <w:name w:val="Noi dung"/>
-    <w:basedOn w:val="Normal"/>
+      <w:szCs w:val="22"/>
+      <w:lang w:val="en-US"/>
+    </w:rPr>
+  </w:style>
+  <w:style w:type="paragraph" w:customStyle="1" w:styleId="Doanvan">
+    <w:name w:val="Doan van"/>
+    <w:basedOn w:val="Normal"/>
+    <w:link w:val="DoanvanChar"/>
+    <w:qFormat/>
+    <w:pPr>
+      <w:spacing w:before="60" w:after="60" w:line="276" w:lineRule="auto"/>
+      <w:jc w:val="both"/>
+    </w:pPr>
+    <w:rPr>
+      <w:rFonts w:cs="Times New Roman"/>
+      <w:bCs w:val="0"/>
+      <w:kern w:val="0"/>
+    </w:rPr>
+  </w:style>
+  <w:style w:type="paragraph" w:styleId="TOC3">
+    <w:name w:val="toc 3"/>
+    <w:basedOn w:val="Normal"/>
+    <w:next w:val="Normal"/>
+    <w:uiPriority w:val="39"/>
+    <w:unhideWhenUsed/>
+    <w:pPr>
+      <w:tabs>
+        <w:tab w:val="right" w:leader="dot" w:pos="9540"/>
+      </w:tabs>
+      <w:spacing w:before="60" w:after="60" w:line="312" w:lineRule="auto"/>
+      <w:ind w:left="284"/>
+      <w:jc w:val="both"/>
+    </w:pPr>
+  </w:style>
+  <w:style w:type="paragraph" w:customStyle="1" w:styleId="Danhmucbng">
+    <w:name w:val="Danh muc bảng"/>
+    <w:basedOn w:val="Normal"/>
+    <w:link w:val="DanhmucbngChar"/>
+    <w:pPr>
+      <w:tabs>
+        <w:tab w:val="left" w:pos="9000"/>
+      </w:tabs>
+      <w:spacing w:before="60" w:after="60" w:line="312" w:lineRule="auto"/>
+      <w:jc w:val="center"/>
+    </w:pPr>
+    <w:rPr>
+      <w:rFonts w:cs="Times New Roman"/>
+      <w:b/>
+      <w:kern w:val="0"/>
+      <w:szCs w:val="26"/>
+    </w:rPr>
+  </w:style>
+  <w:style w:type="paragraph" w:customStyle="1" w:styleId="font5">
+    <w:name w:val="font5"/>
+    <w:basedOn w:val="Normal"/>
+    <w:pPr>
+      <w:spacing w:before="100" w:beforeAutospacing="1" w:after="100" w:afterAutospacing="1"/>
+    </w:pPr>
+    <w:rPr>
+      <w:rFonts w:cs="Times New Roman"/>
+      <w:b/>
+      <w:color w:val="203764"/>
+      <w:kern w:val="0"/>
+      <w:sz w:val="22"/>
+      <w:szCs w:val="22"/>
+    </w:rPr>
+  </w:style>
+  <w:style w:type="paragraph" w:styleId="TOC4">
+    <w:name w:val="toc 4"/>
+    <w:basedOn w:val="Normal"/>
+    <w:next w:val="Normal"/>
+    <w:uiPriority w:val="39"/>
+    <w:unhideWhenUsed/>
+    <w:pPr>
+      <w:spacing w:after="100" w:line="276" w:lineRule="auto"/>
+      <w:ind w:left="660"/>
+    </w:pPr>
+    <w:rPr>
+      <w:rFonts w:ascii="Calibri" w:hAnsi="Calibri" w:cs="Times New Roman"/>
+      <w:bCs w:val="0"/>
+      <w:kern w:val="0"/>
+      <w:sz w:val="22"/>
+      <w:szCs w:val="22"/>
+    </w:rPr>
+  </w:style>
+  <w:style w:type="paragraph" w:customStyle="1" w:styleId="xl73">
+    <w:name w:val="xl73"/>
+    <w:basedOn w:val="Normal"/>
+    <w:pPr>
+      <w:pBdr>
+        <w:top w:val="single" w:sz="4" w:space="0" w:color="auto"/>
+        <w:left w:val="single" w:sz="4" w:space="0" w:color="auto"/>
+        <w:bottom w:val="single" w:sz="4" w:space="0" w:color="auto"/>
+        <w:right w:val="single" w:sz="4" w:space="0" w:color="auto"/>
+      </w:pBdr>
+      <w:shd w:val="clear" w:color="000000" w:fill="F8CBAD"/>
+      <w:spacing w:before="100" w:beforeAutospacing="1" w:after="100" w:afterAutospacing="1"/>
+      <w:jc w:val="center"/>
+      <w:textAlignment w:val="center"/>
+    </w:pPr>
+    <w:rPr>
+      <w:rFonts w:cs="Times New Roman"/>
+      <w:b/>
+      <w:bCs w:val="0"/>
+      <w:kern w:val="0"/>
+      <w:sz w:val="24"/>
+      <w:lang w:val="vi-VN" w:eastAsia="vi-VN"/>
+    </w:rPr>
+  </w:style>
+  <w:style w:type="paragraph" w:customStyle="1" w:styleId="2-Picture">
+    <w:name w:val="2-Picture"/>
+    <w:basedOn w:val="Normal"/>
+    <w:link w:val="2-PictureChar"/>
+    <w:pPr>
+      <w:widowControl w:val="0"/>
+      <w:spacing w:before="40" w:after="40"/>
+      <w:jc w:val="center"/>
+    </w:pPr>
+    <w:rPr>
+      <w:rFonts w:cs="Times New Roman"/>
+      <w:bCs w:val="0"/>
+      <w:kern w:val="0"/>
+      <w:sz w:val="24"/>
+      <w:szCs w:val="26"/>
+      <w:lang w:val="vi-VN" w:eastAsia="vi-VN"/>
+    </w:rPr>
+  </w:style>
+  <w:style w:type="paragraph" w:customStyle="1" w:styleId="TextinTable">
+    <w:name w:val="Text in Table"/>
+    <w:basedOn w:val="onvn"/>
+    <w:link w:val="TextinTableChar"/>
+    <w:qFormat/>
+    <w:pPr>
+      <w:spacing w:after="60" w:line="240" w:lineRule="auto"/>
+      <w:jc w:val="center"/>
+    </w:pPr>
+    <w:rPr>
+      <w:sz w:val="24"/>
+      <w:lang w:val="en-GB"/>
+    </w:rPr>
+  </w:style>
+  <w:style w:type="paragraph" w:customStyle="1" w:styleId="DMHinh0">
+    <w:name w:val="DM Hinh"/>
+    <w:basedOn w:val="Caption"/>
+    <w:link w:val="DMHinhChar0"/>
+    <w:qFormat/>
+    <w:pPr>
+      <w:spacing w:before="0" w:after="120"/>
+    </w:pPr>
+  </w:style>
+  <w:style w:type="paragraph" w:styleId="CommentText">
+    <w:name w:val="annotation text"/>
+    <w:basedOn w:val="Normal"/>
+    <w:link w:val="CommentTextChar"/>
     <w:uiPriority w:val="99"/>
-    <w:rsid w:val="0079524B"/>
+    <w:unhideWhenUsed/>
+    <w:rPr>
+      <w:rFonts w:cs="Times New Roman"/>
+      <w:kern w:val="0"/>
+      <w:sz w:val="20"/>
+      <w:szCs w:val="20"/>
+    </w:rPr>
+  </w:style>
+  <w:style w:type="paragraph" w:customStyle="1" w:styleId="xl238">
+    <w:name w:val="xl238"/>
+    <w:basedOn w:val="Normal"/>
+    <w:pPr>
+      <w:pBdr>
+        <w:top w:val="single" w:sz="4" w:space="0" w:color="1F4E78"/>
+        <w:left w:val="single" w:sz="4" w:space="0" w:color="1F4E78"/>
+        <w:bottom w:val="single" w:sz="4" w:space="0" w:color="1F4E78"/>
+        <w:right w:val="single" w:sz="4" w:space="0" w:color="1F4E78"/>
+      </w:pBdr>
+      <w:shd w:val="clear" w:color="000000" w:fill="DDEBF7"/>
+      <w:spacing w:before="100" w:beforeAutospacing="1" w:after="100" w:afterAutospacing="1"/>
+      <w:jc w:val="center"/>
+    </w:pPr>
+    <w:rPr>
+      <w:rFonts w:cs="Times New Roman"/>
+      <w:b/>
+      <w:i/>
+      <w:iCs/>
+      <w:color w:val="203764"/>
+      <w:kern w:val="0"/>
+      <w:sz w:val="24"/>
+    </w:rPr>
+  </w:style>
+  <w:style w:type="paragraph" w:customStyle="1" w:styleId="Text-in">
+    <w:name w:val="Text-in"/>
+    <w:basedOn w:val="TextBody"/>
+    <w:link w:val="Text-inChar"/>
+    <w:qFormat/>
+    <w:pPr>
+      <w:spacing w:before="0" w:after="0" w:line="240" w:lineRule="auto"/>
+      <w:jc w:val="center"/>
+    </w:pPr>
+    <w:rPr>
+      <w:bCs w:val="0"/>
+      <w:kern w:val="0"/>
+      <w:sz w:val="24"/>
+    </w:rPr>
+  </w:style>
+  <w:style w:type="paragraph" w:customStyle="1" w:styleId="C289308D74E2492DA70DEFAE9D5EDFC8">
+    <w:name w:val="C289308D74E2492DA70DEFAE9D5EDFC8"/>
+    <w:uiPriority w:val="99"/>
+    <w:pPr>
+      <w:spacing w:after="200" w:line="276" w:lineRule="auto"/>
+    </w:pPr>
+    <w:rPr>
+      <w:rFonts w:eastAsia="MS Mincho" w:cs="Arial"/>
+      <w:sz w:val="22"/>
+      <w:szCs w:val="22"/>
+      <w:lang w:val="en-US" w:eastAsia="ja-JP"/>
+    </w:rPr>
+  </w:style>
+  <w:style w:type="paragraph" w:customStyle="1" w:styleId="vanban">
+    <w:name w:val="van ban"/>
+    <w:basedOn w:val="BodyText"/>
+    <w:next w:val="BodyText"/>
+    <w:link w:val="vanbanChar"/>
+    <w:pPr>
+      <w:tabs>
+        <w:tab w:val="left" w:pos="567"/>
+      </w:tabs>
+      <w:spacing w:before="120" w:after="120" w:line="360" w:lineRule="auto"/>
+      <w:ind w:firstLine="567"/>
+    </w:pPr>
+    <w:rPr>
+      <w:rFonts w:eastAsia="SimSun"/>
+      <w:kern w:val="32"/>
+    </w:rPr>
+  </w:style>
+  <w:style w:type="paragraph" w:styleId="BodyTextIndent3">
+    <w:name w:val="Body Text Indent 3"/>
+    <w:basedOn w:val="Normal"/>
+    <w:link w:val="BodyTextIndent3Char"/>
+    <w:uiPriority w:val="99"/>
+    <w:pPr>
+      <w:spacing w:after="120"/>
+      <w:ind w:left="360"/>
+    </w:pPr>
+    <w:rPr>
+      <w:rFonts w:ascii=".VnTime" w:hAnsi=".VnTime" w:cs="Times New Roman"/>
+      <w:b/>
+      <w:sz w:val="16"/>
+      <w:szCs w:val="16"/>
+    </w:rPr>
+  </w:style>
+  <w:style w:type="paragraph" w:customStyle="1" w:styleId="b3">
+    <w:name w:val="b3"/>
+    <w:basedOn w:val="Normal"/>
+    <w:link w:val="b3Char"/>
+    <w:pPr>
+      <w:widowControl w:val="0"/>
+      <w:spacing w:before="60" w:line="312" w:lineRule="auto"/>
+      <w:ind w:firstLine="357"/>
+      <w:jc w:val="both"/>
+    </w:pPr>
+    <w:rPr>
+      <w:rFonts w:cs="Times New Roman"/>
+      <w:b/>
+      <w:bCs w:val="0"/>
+      <w:kern w:val="0"/>
+      <w:szCs w:val="26"/>
+      <w:lang w:val="es-ES_tradnl"/>
+    </w:rPr>
+  </w:style>
+  <w:style w:type="paragraph" w:styleId="IntenseQuote">
+    <w:name w:val="Intense Quote"/>
+    <w:basedOn w:val="Normal"/>
+    <w:next w:val="Normal"/>
+    <w:link w:val="IntenseQuoteChar"/>
+    <w:uiPriority w:val="30"/>
+    <w:qFormat/>
+    <w:pPr>
+      <w:pBdr>
+        <w:top w:val="single" w:sz="4" w:space="10" w:color="0F4761"/>
+        <w:bottom w:val="single" w:sz="4" w:space="10" w:color="0F4761"/>
+      </w:pBdr>
+      <w:spacing w:before="360" w:after="360"/>
+      <w:ind w:left="864" w:right="864"/>
+      <w:jc w:val="center"/>
+    </w:pPr>
+    <w:rPr>
+      <w:rFonts w:cs="Times New Roman"/>
+      <w:bCs w:val="0"/>
+      <w:i/>
+      <w:iCs/>
+      <w:color w:val="0F4761"/>
+      <w:kern w:val="0"/>
+      <w:sz w:val="24"/>
+      <w:lang w:val="vi-VN" w:eastAsia="vi-VN"/>
+    </w:rPr>
+  </w:style>
+  <w:style w:type="paragraph" w:customStyle="1" w:styleId="H2">
+    <w:name w:val="H_2"/>
+    <w:basedOn w:val="Normal"/>
+    <w:link w:val="H2Char"/>
+    <w:pPr>
+      <w:widowControl w:val="0"/>
+      <w:spacing w:before="120" w:after="40"/>
+      <w:jc w:val="both"/>
+    </w:pPr>
+    <w:rPr>
+      <w:rFonts w:eastAsia="MS Mincho" w:cs="Times New Roman"/>
+      <w:b/>
+      <w:bCs w:val="0"/>
+      <w:color w:val="0000FF"/>
+      <w:kern w:val="0"/>
+      <w:sz w:val="24"/>
+    </w:rPr>
+  </w:style>
+  <w:style w:type="paragraph" w:styleId="TOC1">
+    <w:name w:val="toc 1"/>
+    <w:basedOn w:val="Normal"/>
+    <w:next w:val="Normal"/>
+    <w:uiPriority w:val="39"/>
+    <w:unhideWhenUsed/>
+    <w:pPr>
+      <w:tabs>
+        <w:tab w:val="right" w:leader="dot" w:pos="9540"/>
+      </w:tabs>
+      <w:spacing w:before="60" w:after="60" w:line="312" w:lineRule="auto"/>
+      <w:ind w:right="9"/>
+      <w:jc w:val="both"/>
+    </w:pPr>
+    <w:rPr>
+      <w:b/>
+      <w:sz w:val="28"/>
+    </w:rPr>
+  </w:style>
+  <w:style w:type="paragraph" w:customStyle="1" w:styleId="Danhmchnh">
+    <w:name w:val="Danh mục hình"/>
+    <w:basedOn w:val="Normal"/>
+    <w:link w:val="DanhmchnhChar"/>
+    <w:qFormat/>
+    <w:pPr>
+      <w:spacing w:before="60" w:after="120"/>
+      <w:jc w:val="center"/>
+    </w:pPr>
+    <w:rPr>
+      <w:rFonts w:cs="Times New Roman"/>
+      <w:b/>
+      <w:kern w:val="0"/>
+      <w:position w:val="-1"/>
+      <w:szCs w:val="26"/>
+    </w:rPr>
+  </w:style>
+  <w:style w:type="paragraph" w:customStyle="1" w:styleId="xl232">
+    <w:name w:val="xl232"/>
+    <w:basedOn w:val="Normal"/>
+    <w:pPr>
+      <w:pBdr>
+        <w:top w:val="single" w:sz="4" w:space="0" w:color="1F4E78"/>
+        <w:left w:val="single" w:sz="4" w:space="0" w:color="1F4E78"/>
+        <w:bottom w:val="single" w:sz="4" w:space="0" w:color="1F4E78"/>
+        <w:right w:val="single" w:sz="4" w:space="0" w:color="1F4E78"/>
+      </w:pBdr>
+      <w:shd w:val="clear" w:color="000000" w:fill="FFFFFF"/>
+      <w:spacing w:before="100" w:beforeAutospacing="1" w:after="100" w:afterAutospacing="1"/>
+      <w:jc w:val="center"/>
+    </w:pPr>
+    <w:rPr>
+      <w:rFonts w:cs="Times New Roman"/>
+      <w:bCs w:val="0"/>
+      <w:kern w:val="0"/>
+      <w:sz w:val="24"/>
+    </w:rPr>
+  </w:style>
+  <w:style w:type="paragraph" w:styleId="TOC9">
+    <w:name w:val="toc 9"/>
+    <w:basedOn w:val="Normal"/>
+    <w:next w:val="Normal"/>
+    <w:uiPriority w:val="39"/>
+    <w:unhideWhenUsed/>
+    <w:pPr>
+      <w:spacing w:after="100" w:line="276" w:lineRule="auto"/>
+      <w:ind w:left="1760"/>
+    </w:pPr>
+    <w:rPr>
+      <w:rFonts w:ascii="Calibri" w:hAnsi="Calibri" w:cs="Times New Roman"/>
+      <w:bCs w:val="0"/>
+      <w:kern w:val="0"/>
+      <w:sz w:val="22"/>
+      <w:szCs w:val="22"/>
+    </w:rPr>
+  </w:style>
+  <w:style w:type="paragraph" w:customStyle="1" w:styleId="xl229">
+    <w:name w:val="xl229"/>
+    <w:basedOn w:val="Normal"/>
+    <w:pPr>
+      <w:pBdr>
+        <w:top w:val="single" w:sz="4" w:space="0" w:color="1F4E78"/>
+        <w:left w:val="single" w:sz="4" w:space="0" w:color="1F4E78"/>
+        <w:bottom w:val="single" w:sz="4" w:space="0" w:color="1F4E78"/>
+        <w:right w:val="single" w:sz="4" w:space="0" w:color="1F4E78"/>
+      </w:pBdr>
+      <w:spacing w:before="100" w:beforeAutospacing="1" w:after="100" w:afterAutospacing="1"/>
+    </w:pPr>
+    <w:rPr>
+      <w:rFonts w:cs="Times New Roman"/>
+      <w:bCs w:val="0"/>
+      <w:kern w:val="0"/>
+      <w:sz w:val="24"/>
+    </w:rPr>
+  </w:style>
+  <w:style w:type="paragraph" w:customStyle="1" w:styleId="DanhsachScs-Nhnmanh11">
+    <w:name w:val="Danh sách Sặc sỡ - Nhấn mạnh 11"/>
+    <w:basedOn w:val="Normal"/>
+    <w:uiPriority w:val="34"/>
+    <w:pPr>
+      <w:ind w:left="720"/>
+      <w:contextualSpacing/>
+    </w:pPr>
+    <w:rPr>
+      <w:rFonts w:cs="Times New Roman"/>
+      <w:bCs w:val="0"/>
+      <w:kern w:val="0"/>
+      <w:sz w:val="24"/>
+      <w:lang w:val="vi-VN" w:eastAsia="vi-VN"/>
+    </w:rPr>
+  </w:style>
+  <w:style w:type="paragraph" w:customStyle="1" w:styleId="2-Intable">
+    <w:name w:val="2-Intable"/>
+    <w:basedOn w:val="Normal"/>
+    <w:link w:val="2-IntableChar"/>
+    <w:pPr>
+      <w:jc w:val="center"/>
+    </w:pPr>
+    <w:rPr>
+      <w:rFonts w:cs="Times New Roman"/>
+      <w:sz w:val="24"/>
+      <w:lang w:val="vi-VN"/>
+    </w:rPr>
+  </w:style>
+  <w:style w:type="paragraph" w:customStyle="1" w:styleId="Text-in-Table">
+    <w:name w:val="Text-in-Table"/>
+    <w:basedOn w:val="onvn"/>
+    <w:link w:val="Text-in-TableChar"/>
+    <w:pPr>
+      <w:widowControl w:val="0"/>
+      <w:spacing w:after="60" w:line="240" w:lineRule="auto"/>
+      <w:jc w:val="center"/>
+    </w:pPr>
+    <w:rPr>
+      <w:sz w:val="24"/>
+      <w:lang w:val="en-GB"/>
+    </w:rPr>
+  </w:style>
+  <w:style w:type="paragraph" w:styleId="TOC8">
+    <w:name w:val="toc 8"/>
+    <w:basedOn w:val="Normal"/>
+    <w:next w:val="Normal"/>
+    <w:uiPriority w:val="39"/>
+    <w:unhideWhenUsed/>
+    <w:pPr>
+      <w:spacing w:after="100" w:line="276" w:lineRule="auto"/>
+      <w:ind w:left="1540"/>
+    </w:pPr>
+    <w:rPr>
+      <w:rFonts w:ascii="Calibri" w:hAnsi="Calibri" w:cs="Times New Roman"/>
+      <w:bCs w:val="0"/>
+      <w:kern w:val="0"/>
+      <w:sz w:val="22"/>
+      <w:szCs w:val="22"/>
+    </w:rPr>
+  </w:style>
+  <w:style w:type="paragraph" w:customStyle="1" w:styleId="xl71">
+    <w:name w:val="xl71"/>
+    <w:basedOn w:val="Normal"/>
+    <w:pPr>
+      <w:pBdr>
+        <w:top w:val="single" w:sz="4" w:space="0" w:color="auto"/>
+        <w:left w:val="single" w:sz="4" w:space="0" w:color="auto"/>
+        <w:bottom w:val="single" w:sz="4" w:space="0" w:color="auto"/>
+        <w:right w:val="single" w:sz="4" w:space="0" w:color="auto"/>
+      </w:pBdr>
+      <w:shd w:val="clear" w:color="000000" w:fill="F8CBAD"/>
+      <w:spacing w:before="100" w:beforeAutospacing="1" w:after="100" w:afterAutospacing="1"/>
+      <w:jc w:val="center"/>
+      <w:textAlignment w:val="center"/>
+    </w:pPr>
+    <w:rPr>
+      <w:rFonts w:cs="Times New Roman"/>
+      <w:kern w:val="0"/>
+      <w:sz w:val="24"/>
+      <w:lang w:val="vi-VN" w:eastAsia="vi-VN"/>
+    </w:rPr>
+  </w:style>
+  <w:style w:type="paragraph" w:styleId="TOCHeading">
+    <w:name w:val="TOC Heading"/>
+    <w:basedOn w:val="Heading1"/>
+    <w:next w:val="Normal"/>
+    <w:uiPriority w:val="39"/>
+    <w:qFormat/>
+    <w:pPr>
+      <w:spacing w:before="20" w:after="20" w:line="276" w:lineRule="auto"/>
+      <w:jc w:val="left"/>
+      <w:outlineLvl w:val="9"/>
+    </w:pPr>
+    <w:rPr>
+      <w:rFonts w:eastAsia="Aptos"/>
+      <w:bCs/>
+      <w:color w:val="000000"/>
+      <w:kern w:val="0"/>
+      <w:sz w:val="24"/>
+      <w:szCs w:val="26"/>
+      <w:u w:val="single"/>
+      <w:lang w:eastAsia="ja-JP"/>
+    </w:rPr>
+  </w:style>
+  <w:style w:type="paragraph" w:customStyle="1" w:styleId="Normal1">
+    <w:name w:val="Normal1"/>
+    <w:basedOn w:val="Normal"/>
+    <w:link w:val="normalChar"/>
+    <w:qFormat/>
+    <w:pPr>
+      <w:spacing w:before="100" w:beforeAutospacing="1" w:after="100" w:afterAutospacing="1"/>
+    </w:pPr>
+    <w:rPr>
+      <w:rFonts w:cs="Times New Roman"/>
+      <w:bCs w:val="0"/>
+      <w:kern w:val="0"/>
+      <w:sz w:val="24"/>
+    </w:rPr>
+  </w:style>
+  <w:style w:type="paragraph" w:customStyle="1" w:styleId="Top2">
+    <w:name w:val="Top 2"/>
+    <w:basedOn w:val="c2"/>
+    <w:link w:val="Top2Char"/>
+    <w:pPr>
+      <w:numPr>
+        <w:ilvl w:val="1"/>
+        <w:numId w:val="1"/>
+      </w:numPr>
+      <w:spacing w:before="240" w:after="240" w:line="312" w:lineRule="auto"/>
+    </w:pPr>
+    <w:rPr>
+      <w:bCs w:val="0"/>
+      <w:kern w:val="0"/>
+      <w:sz w:val="28"/>
+      <w:szCs w:val="28"/>
+    </w:rPr>
+  </w:style>
+  <w:style w:type="paragraph" w:styleId="Subtitle">
+    <w:name w:val="Subtitle"/>
+    <w:basedOn w:val="Normal"/>
+    <w:next w:val="Normal"/>
+    <w:link w:val="SubtitleChar"/>
+    <w:uiPriority w:val="11"/>
+    <w:qFormat/>
+    <w:pPr>
+      <w:numPr>
+        <w:ilvl w:val="1"/>
+      </w:numPr>
+    </w:pPr>
+    <w:rPr>
+      <w:rFonts w:ascii="Aptos" w:eastAsia="DengXian Light" w:hAnsi="Aptos" w:cs="Times New Roman"/>
+      <w:bCs w:val="0"/>
+      <w:color w:val="595959"/>
+      <w:spacing w:val="15"/>
+      <w:kern w:val="0"/>
+      <w:sz w:val="28"/>
+      <w:szCs w:val="28"/>
+      <w:lang w:val="vi-VN" w:eastAsia="vi-VN"/>
+    </w:rPr>
+  </w:style>
+  <w:style w:type="paragraph" w:customStyle="1" w:styleId="xl70">
+    <w:name w:val="xl70"/>
+    <w:basedOn w:val="Normal"/>
+    <w:pPr>
+      <w:pBdr>
+        <w:top w:val="single" w:sz="4" w:space="0" w:color="auto"/>
+        <w:left w:val="single" w:sz="4" w:space="0" w:color="auto"/>
+        <w:bottom w:val="single" w:sz="4" w:space="0" w:color="auto"/>
+        <w:right w:val="single" w:sz="4" w:space="0" w:color="auto"/>
+      </w:pBdr>
+      <w:spacing w:before="100" w:beforeAutospacing="1" w:after="100" w:afterAutospacing="1"/>
+      <w:jc w:val="center"/>
+    </w:pPr>
+    <w:rPr>
+      <w:rFonts w:cs="Times New Roman"/>
+      <w:b/>
+      <w:bCs w:val="0"/>
+      <w:kern w:val="0"/>
+      <w:sz w:val="24"/>
+      <w:lang w:val="vi-VN" w:eastAsia="vi-VN"/>
+    </w:rPr>
+  </w:style>
+  <w:style w:type="paragraph" w:customStyle="1" w:styleId="Hinh-trong-bang">
+    <w:name w:val="Hinh-trong-bang"/>
+    <w:basedOn w:val="onvn"/>
+    <w:link w:val="Hinh-trong-bangChar"/>
+    <w:qFormat/>
+    <w:pPr>
+      <w:spacing w:before="40" w:after="40" w:line="240" w:lineRule="auto"/>
+      <w:jc w:val="center"/>
+    </w:pPr>
+    <w:rPr>
+      <w:rFonts w:ascii="Arial" w:hAnsi="Arial"/>
+      <w:sz w:val="23"/>
+      <w:lang w:val="en-GB"/>
+    </w:rPr>
+  </w:style>
+  <w:style w:type="paragraph" w:customStyle="1" w:styleId="headling1">
+    <w:name w:val="headling 1"/>
+    <w:basedOn w:val="Normal"/>
+    <w:link w:val="headling1Char"/>
+    <w:pPr>
+      <w:spacing w:before="60" w:after="60" w:line="312" w:lineRule="auto"/>
+      <w:jc w:val="center"/>
+    </w:pPr>
+    <w:rPr>
+      <w:rFonts w:cs="Times New Roman"/>
+      <w:color w:val="548DD4"/>
+      <w:sz w:val="34"/>
+    </w:rPr>
+  </w:style>
+  <w:style w:type="paragraph" w:styleId="Caption">
+    <w:name w:val="caption"/>
+    <w:aliases w:val="Bảng,02 - Caption,DM Bảng,DM bang,Bảng (K1),B1,Caption Char1 Char,Caption Char Char Char,Caption Char1 Char Char1 Char,Caption Char Char Char Char1 Char,Caption Char1 Char Char Char Char,Caption Char Char Char Char Char Char,Caption Char1,Ch,NN"/>
+    <w:basedOn w:val="Normal"/>
+    <w:next w:val="Normal"/>
+    <w:link w:val="CaptionChar"/>
+    <w:qFormat/>
+    <w:pPr>
+      <w:widowControl w:val="0"/>
+      <w:overflowPunct w:val="0"/>
+      <w:autoSpaceDE w:val="0"/>
+      <w:autoSpaceDN w:val="0"/>
+      <w:adjustRightInd w:val="0"/>
+      <w:spacing w:before="120" w:after="60"/>
+      <w:jc w:val="center"/>
+      <w:textAlignment w:val="baseline"/>
+    </w:pPr>
+    <w:rPr>
+      <w:rFonts w:cs="Times New Roman"/>
+      <w:b/>
+      <w:color w:val="000000"/>
+      <w:kern w:val="0"/>
+      <w:szCs w:val="26"/>
+      <w:lang w:val="vi-VN"/>
+    </w:rPr>
+  </w:style>
+  <w:style w:type="paragraph" w:customStyle="1" w:styleId="xl80">
+    <w:name w:val="xl80"/>
+    <w:basedOn w:val="Normal"/>
+    <w:pPr>
+      <w:pBdr>
+        <w:left w:val="single" w:sz="4" w:space="0" w:color="auto"/>
+        <w:bottom w:val="single" w:sz="4" w:space="0" w:color="auto"/>
+        <w:right w:val="single" w:sz="4" w:space="0" w:color="auto"/>
+      </w:pBdr>
+      <w:shd w:val="clear" w:color="000000" w:fill="D9E1F2"/>
+      <w:spacing w:before="100" w:beforeAutospacing="1" w:after="100" w:afterAutospacing="1"/>
+      <w:textAlignment w:val="center"/>
+    </w:pPr>
+    <w:rPr>
+      <w:rFonts w:cs="Times New Roman"/>
+      <w:b/>
+      <w:bCs w:val="0"/>
+      <w:kern w:val="0"/>
+      <w:sz w:val="24"/>
+      <w:lang w:val="vi-VN" w:eastAsia="vi-VN"/>
+    </w:rPr>
+  </w:style>
+  <w:style w:type="paragraph" w:customStyle="1" w:styleId="xl67">
+    <w:name w:val="xl67"/>
+    <w:basedOn w:val="Normal"/>
+    <w:pPr>
+      <w:pBdr>
+        <w:top w:val="single" w:sz="4" w:space="0" w:color="auto"/>
+        <w:left w:val="single" w:sz="4" w:space="0" w:color="auto"/>
+        <w:bottom w:val="single" w:sz="4" w:space="0" w:color="auto"/>
+        <w:right w:val="single" w:sz="4" w:space="0" w:color="auto"/>
+      </w:pBdr>
+      <w:spacing w:before="100" w:beforeAutospacing="1" w:after="100" w:afterAutospacing="1"/>
+      <w:jc w:val="center"/>
+      <w:textAlignment w:val="center"/>
+    </w:pPr>
+    <w:rPr>
+      <w:rFonts w:cs="Times New Roman"/>
+      <w:b/>
+      <w:bCs w:val="0"/>
+      <w:kern w:val="0"/>
+      <w:sz w:val="24"/>
+      <w:lang w:val="vi-VN" w:eastAsia="vi-VN"/>
+    </w:rPr>
+  </w:style>
+  <w:style w:type="paragraph" w:customStyle="1" w:styleId="CharCharCharCharCharCharCharCharCharCharCharCharCharCharChar">
+    <w:name w:val="Char Char Char Char Char Char Char Char Char Char Char Char Char Char Char"/>
+    <w:basedOn w:val="Normal"/>
+    <w:uiPriority w:val="99"/>
+    <w:pPr>
+      <w:spacing w:after="160" w:line="240" w:lineRule="exact"/>
+    </w:pPr>
+    <w:rPr>
+      <w:rFonts w:ascii="Verdana" w:eastAsia="MS Mincho" w:hAnsi="Verdana"/>
+      <w:sz w:val="20"/>
+      <w:szCs w:val="20"/>
+    </w:rPr>
+  </w:style>
+  <w:style w:type="paragraph" w:customStyle="1" w:styleId="Bang">
+    <w:name w:val="Bang"/>
+    <w:basedOn w:val="Danhmucbng"/>
+    <w:link w:val="BangChar"/>
+    <w:pPr>
+      <w:spacing w:line="360" w:lineRule="auto"/>
+    </w:pPr>
+  </w:style>
+  <w:style w:type="paragraph" w:customStyle="1" w:styleId="xl76">
+    <w:name w:val="xl76"/>
+    <w:basedOn w:val="Normal"/>
+    <w:pPr>
+      <w:pBdr>
+        <w:top w:val="single" w:sz="4" w:space="0" w:color="auto"/>
+        <w:left w:val="single" w:sz="4" w:space="0" w:color="auto"/>
+        <w:bottom w:val="single" w:sz="4" w:space="0" w:color="auto"/>
+        <w:right w:val="single" w:sz="4" w:space="0" w:color="auto"/>
+      </w:pBdr>
+      <w:spacing w:before="100" w:beforeAutospacing="1" w:after="100" w:afterAutospacing="1"/>
+      <w:jc w:val="right"/>
+    </w:pPr>
+    <w:rPr>
+      <w:rFonts w:cs="Times New Roman"/>
+      <w:kern w:val="0"/>
+      <w:sz w:val="24"/>
+      <w:lang w:val="vi-VN" w:eastAsia="vi-VN"/>
+    </w:rPr>
+  </w:style>
+  <w:style w:type="paragraph" w:customStyle="1" w:styleId="Hinh">
+    <w:name w:val="Hinh"/>
+    <w:basedOn w:val="Danhmchnh"/>
+    <w:link w:val="HinhChar"/>
+    <w:qFormat/>
+    <w:pPr>
+      <w:spacing w:line="360" w:lineRule="auto"/>
+    </w:pPr>
+  </w:style>
+  <w:style w:type="paragraph" w:customStyle="1" w:styleId="xl68">
+    <w:name w:val="xl68"/>
+    <w:basedOn w:val="Normal"/>
+    <w:pPr>
+      <w:pBdr>
+        <w:top w:val="single" w:sz="4" w:space="0" w:color="auto"/>
+        <w:left w:val="single" w:sz="4" w:space="0" w:color="auto"/>
+        <w:bottom w:val="single" w:sz="4" w:space="0" w:color="auto"/>
+        <w:right w:val="single" w:sz="4" w:space="0" w:color="auto"/>
+      </w:pBdr>
+      <w:spacing w:before="100" w:beforeAutospacing="1" w:after="100" w:afterAutospacing="1"/>
+      <w:textAlignment w:val="center"/>
+    </w:pPr>
+    <w:rPr>
+      <w:rFonts w:cs="Times New Roman"/>
+      <w:b/>
+      <w:bCs w:val="0"/>
+      <w:kern w:val="0"/>
+      <w:sz w:val="24"/>
+      <w:lang w:val="vi-VN" w:eastAsia="vi-VN"/>
+    </w:rPr>
+  </w:style>
+  <w:style w:type="paragraph" w:customStyle="1" w:styleId="Chutrongbang">
+    <w:name w:val="Chu trong bang"/>
+    <w:basedOn w:val="Normal"/>
+    <w:link w:val="ChutrongbangChar"/>
+    <w:qFormat/>
+    <w:pPr>
+      <w:spacing w:before="40" w:after="40"/>
+      <w:jc w:val="center"/>
+    </w:pPr>
+    <w:rPr>
+      <w:rFonts w:cs="Times New Roman"/>
+      <w:sz w:val="24"/>
+    </w:rPr>
+  </w:style>
+  <w:style w:type="paragraph" w:customStyle="1" w:styleId="onvn">
+    <w:name w:val="Đoạn văn"/>
+    <w:basedOn w:val="Normal"/>
+    <w:link w:val="onvnChar"/>
+    <w:qFormat/>
+    <w:pPr>
+      <w:spacing w:before="60" w:line="288" w:lineRule="auto"/>
+      <w:jc w:val="both"/>
+    </w:pPr>
+    <w:rPr>
+      <w:rFonts w:cs="Times New Roman"/>
+    </w:rPr>
+  </w:style>
+  <w:style w:type="paragraph" w:customStyle="1" w:styleId="Heading20">
+    <w:name w:val="Heading2"/>
+    <w:basedOn w:val="Heading2"/>
+    <w:link w:val="Heading2Char0"/>
+    <w:pPr>
+      <w:keepNext/>
+      <w:widowControl/>
+      <w:spacing w:before="120" w:after="60" w:line="240" w:lineRule="auto"/>
+    </w:pPr>
+    <w:rPr>
+      <w:i/>
+      <w:iCs/>
+      <w:color w:val="auto"/>
+      <w:kern w:val="0"/>
+      <w:sz w:val="26"/>
+      <w:szCs w:val="28"/>
+      <w:lang w:val="vi-VN"/>
+    </w:rPr>
+  </w:style>
+  <w:style w:type="paragraph" w:customStyle="1" w:styleId="IMGinTable">
+    <w:name w:val="IMG in Table"/>
+    <w:basedOn w:val="Text-in-Table"/>
+    <w:link w:val="IMGinTableChar"/>
+    <w:qFormat/>
+    <w:pPr>
+      <w:spacing w:before="40" w:after="40"/>
+      <w:contextualSpacing/>
+    </w:pPr>
+  </w:style>
+  <w:style w:type="paragraph" w:customStyle="1" w:styleId="Top1">
+    <w:name w:val="Top 1"/>
+    <w:basedOn w:val="A1"/>
+    <w:link w:val="Top1Char"/>
+    <w:pPr>
+      <w:spacing w:before="120" w:after="120" w:line="312" w:lineRule="auto"/>
+    </w:pPr>
+    <w:rPr>
+      <w:bCs w:val="0"/>
+      <w:kern w:val="0"/>
+      <w:sz w:val="32"/>
+    </w:rPr>
+  </w:style>
+  <w:style w:type="paragraph" w:customStyle="1" w:styleId="Danhmucbang">
+    <w:name w:val="Danh muc bang"/>
+    <w:basedOn w:val="Caption"/>
+    <w:link w:val="DanhmucbangChar"/>
+    <w:pPr>
+      <w:keepNext/>
+      <w:spacing w:after="0"/>
+      <w:ind w:left="720" w:hanging="720"/>
+    </w:pPr>
+    <w:rPr>
+      <w:bCs w:val="0"/>
+      <w:sz w:val="24"/>
+      <w:lang w:val="en-US"/>
+    </w:rPr>
+  </w:style>
+  <w:style w:type="paragraph" w:customStyle="1" w:styleId="00Text0">
+    <w:name w:val="00. Text"/>
+    <w:basedOn w:val="Normal"/>
+    <w:qFormat/>
     <w:pPr>
       <w:widowControl w:val="0"/>
       <w:spacing w:before="60" w:after="60" w:line="312" w:lineRule="auto"/>
@@ -6658,91 +8359,471 @@
       <w:jc w:val="both"/>
     </w:pPr>
     <w:rPr>
+      <w:rFonts w:cs="Times New Roman"/>
+      <w:kern w:val="0"/>
+      <w:szCs w:val="26"/>
+    </w:rPr>
+  </w:style>
+  <w:style w:type="paragraph" w:customStyle="1" w:styleId="Bangbieu">
+    <w:name w:val="Bang bieu"/>
+    <w:basedOn w:val="Caption"/>
+    <w:link w:val="BangbieuChar"/>
+    <w:pPr>
+      <w:keepNext/>
+      <w:keepLines/>
+      <w:widowControl/>
+      <w:spacing w:before="60" w:line="312" w:lineRule="auto"/>
+      <w:textAlignment w:val="auto"/>
+    </w:pPr>
+    <w:rPr>
+      <w:bCs w:val="0"/>
+      <w:iCs/>
+      <w:color w:val="auto"/>
+      <w:position w:val="-1"/>
+    </w:rPr>
+  </w:style>
+  <w:style w:type="paragraph" w:customStyle="1" w:styleId="xl230">
+    <w:name w:val="xl230"/>
+    <w:basedOn w:val="Normal"/>
+    <w:pPr>
+      <w:pBdr>
+        <w:top w:val="single" w:sz="4" w:space="0" w:color="1F4E78"/>
+        <w:left w:val="single" w:sz="4" w:space="0" w:color="1F4E78"/>
+        <w:bottom w:val="single" w:sz="4" w:space="0" w:color="1F4E78"/>
+        <w:right w:val="single" w:sz="4" w:space="0" w:color="1F4E78"/>
+      </w:pBdr>
+      <w:spacing w:before="100" w:beforeAutospacing="1" w:after="100" w:afterAutospacing="1"/>
+      <w:jc w:val="center"/>
+    </w:pPr>
+    <w:rPr>
+      <w:rFonts w:cs="Times New Roman"/>
+      <w:bCs w:val="0"/>
+      <w:kern w:val="0"/>
+      <w:sz w:val="24"/>
+    </w:rPr>
+  </w:style>
+  <w:style w:type="paragraph" w:customStyle="1" w:styleId="Bodytext120">
+    <w:name w:val="Body text (12)"/>
+    <w:basedOn w:val="Normal"/>
+    <w:link w:val="Bodytext12"/>
+    <w:pPr>
+      <w:widowControl w:val="0"/>
+      <w:shd w:val="clear" w:color="auto" w:fill="FFFFFF"/>
+      <w:spacing w:before="1020" w:after="180" w:line="0" w:lineRule="atLeast"/>
+      <w:jc w:val="both"/>
+    </w:pPr>
+    <w:rPr>
+      <w:rFonts w:cs="Times New Roman"/>
+      <w:b/>
+      <w:bCs w:val="0"/>
+      <w:kern w:val="0"/>
+      <w:sz w:val="24"/>
+      <w:szCs w:val="26"/>
+      <w:lang w:val="vi-VN" w:eastAsia="vi-VN"/>
+    </w:rPr>
+  </w:style>
+  <w:style w:type="paragraph" w:customStyle="1" w:styleId="TableParagraph">
+    <w:name w:val="Table Paragraph"/>
+    <w:basedOn w:val="Normal"/>
+    <w:uiPriority w:val="1"/>
+    <w:qFormat/>
+    <w:pPr>
+      <w:widowControl w:val="0"/>
+      <w:autoSpaceDE w:val="0"/>
+      <w:autoSpaceDN w:val="0"/>
+      <w:adjustRightInd w:val="0"/>
+    </w:pPr>
+    <w:rPr>
+      <w:rFonts w:cs="Times New Roman"/>
+      <w:bCs w:val="0"/>
+      <w:kern w:val="0"/>
+      <w:sz w:val="24"/>
+    </w:rPr>
+  </w:style>
+  <w:style w:type="paragraph" w:customStyle="1" w:styleId="xl79">
+    <w:name w:val="xl79"/>
+    <w:basedOn w:val="Normal"/>
+    <w:pPr>
+      <w:pBdr>
+        <w:top w:val="single" w:sz="4" w:space="0" w:color="auto"/>
+        <w:left w:val="single" w:sz="4" w:space="0" w:color="auto"/>
+        <w:right w:val="single" w:sz="4" w:space="0" w:color="auto"/>
+      </w:pBdr>
+      <w:shd w:val="clear" w:color="000000" w:fill="D9E1F2"/>
+      <w:spacing w:before="100" w:beforeAutospacing="1" w:after="100" w:afterAutospacing="1"/>
+      <w:textAlignment w:val="center"/>
+    </w:pPr>
+    <w:rPr>
+      <w:rFonts w:cs="Times New Roman"/>
+      <w:b/>
+      <w:bCs w:val="0"/>
+      <w:kern w:val="0"/>
+      <w:sz w:val="24"/>
+      <w:lang w:val="vi-VN" w:eastAsia="vi-VN"/>
+    </w:rPr>
+  </w:style>
+  <w:style w:type="paragraph" w:customStyle="1" w:styleId="sub03">
+    <w:name w:val="sub03"/>
+    <w:basedOn w:val="Normal"/>
+    <w:pPr>
+      <w:spacing w:before="100" w:beforeAutospacing="1" w:after="100" w:afterAutospacing="1"/>
+    </w:pPr>
+    <w:rPr>
+      <w:rFonts w:cs="Times New Roman"/>
+      <w:bCs w:val="0"/>
+      <w:kern w:val="0"/>
+      <w:sz w:val="24"/>
+    </w:rPr>
+  </w:style>
+  <w:style w:type="paragraph" w:customStyle="1" w:styleId="ZACE">
+    <w:name w:val="Z(A_C_E)"/>
+    <w:basedOn w:val="Text-in-Table"/>
+    <w:link w:val="ZACEChar"/>
+    <w:qFormat/>
+    <w:pPr>
+      <w:contextualSpacing/>
+    </w:pPr>
+  </w:style>
+  <w:style w:type="paragraph" w:customStyle="1" w:styleId="Chtrongbng">
+    <w:name w:val="Chữ trong bảng"/>
+    <w:basedOn w:val="Normal"/>
+    <w:link w:val="ChtrongbngChar"/>
+    <w:pPr>
+      <w:spacing w:before="40" w:after="40" w:line="360" w:lineRule="auto"/>
+      <w:jc w:val="center"/>
+    </w:pPr>
+    <w:rPr>
+      <w:rFonts w:cs="Times New Roman"/>
+      <w:color w:val="000000"/>
+      <w:kern w:val="0"/>
+      <w:sz w:val="24"/>
+      <w:szCs w:val="23"/>
+      <w:lang w:val="vi-VN" w:eastAsia="vi-VN"/>
+    </w:rPr>
+  </w:style>
+  <w:style w:type="paragraph" w:customStyle="1" w:styleId="TextBody">
+    <w:name w:val="Text Body"/>
+    <w:basedOn w:val="Normal"/>
+    <w:link w:val="TextBodyChar"/>
+    <w:qFormat/>
+    <w:pPr>
+      <w:spacing w:before="60" w:after="60" w:line="276" w:lineRule="auto"/>
+      <w:jc w:val="both"/>
+    </w:pPr>
+    <w:rPr>
+      <w:rFonts w:cs="Times New Roman"/>
+      <w:lang w:val="vi-VN"/>
+    </w:rPr>
+  </w:style>
+  <w:style w:type="paragraph" w:customStyle="1" w:styleId="xl237">
+    <w:name w:val="xl237"/>
+    <w:basedOn w:val="Normal"/>
+    <w:pPr>
+      <w:pBdr>
+        <w:top w:val="single" w:sz="4" w:space="0" w:color="1F4E78"/>
+        <w:left w:val="single" w:sz="4" w:space="0" w:color="1F4E78"/>
+        <w:bottom w:val="single" w:sz="4" w:space="0" w:color="1F4E78"/>
+        <w:right w:val="single" w:sz="4" w:space="0" w:color="1F4E78"/>
+      </w:pBdr>
+      <w:spacing w:before="100" w:beforeAutospacing="1" w:after="100" w:afterAutospacing="1"/>
+      <w:jc w:val="center"/>
+    </w:pPr>
+    <w:rPr>
+      <w:rFonts w:cs="Times New Roman"/>
+      <w:bCs w:val="0"/>
+      <w:kern w:val="0"/>
+      <w:sz w:val="24"/>
+    </w:rPr>
+  </w:style>
+  <w:style w:type="paragraph" w:customStyle="1" w:styleId="xl65">
+    <w:name w:val="xl65"/>
+    <w:basedOn w:val="Normal"/>
+    <w:pPr>
+      <w:pBdr>
+        <w:top w:val="single" w:sz="4" w:space="0" w:color="auto"/>
+        <w:left w:val="single" w:sz="4" w:space="0" w:color="auto"/>
+        <w:bottom w:val="single" w:sz="4" w:space="0" w:color="auto"/>
+        <w:right w:val="single" w:sz="4" w:space="0" w:color="auto"/>
+      </w:pBdr>
+      <w:shd w:val="clear" w:color="000000" w:fill="D9E1F2"/>
+      <w:spacing w:before="100" w:beforeAutospacing="1" w:after="100" w:afterAutospacing="1"/>
+      <w:jc w:val="center"/>
+      <w:textAlignment w:val="center"/>
+    </w:pPr>
+    <w:rPr>
+      <w:rFonts w:cs="Times New Roman"/>
+      <w:b/>
+      <w:bCs w:val="0"/>
+      <w:kern w:val="0"/>
+      <w:sz w:val="24"/>
+      <w:lang w:val="vi-VN" w:eastAsia="vi-VN"/>
+    </w:rPr>
+  </w:style>
+  <w:style w:type="paragraph" w:customStyle="1" w:styleId="TextBng">
+    <w:name w:val="Text Bảng"/>
+    <w:basedOn w:val="Normal"/>
+    <w:qFormat/>
+    <w:pPr>
+      <w:jc w:val="center"/>
+    </w:pPr>
+    <w:rPr>
+      <w:rFonts w:cs="Times New Roman"/>
+      <w:bCs w:val="0"/>
+      <w:kern w:val="0"/>
+      <w:lang w:val="vi-VN" w:eastAsia="vi-VN"/>
+    </w:rPr>
+  </w:style>
+  <w:style w:type="paragraph" w:customStyle="1" w:styleId="DMhinh">
+    <w:name w:val="DM hinh"/>
+    <w:basedOn w:val="Normal"/>
+    <w:link w:val="DMhinhChar"/>
+    <w:pPr>
+      <w:spacing w:before="80" w:after="40" w:line="312" w:lineRule="auto"/>
+      <w:jc w:val="center"/>
+    </w:pPr>
+    <w:rPr>
+      <w:rFonts w:cs="Times New Roman"/>
+      <w:b/>
+      <w:kern w:val="0"/>
+      <w:position w:val="-1"/>
+      <w:szCs w:val="26"/>
+    </w:rPr>
+  </w:style>
+  <w:style w:type="paragraph" w:customStyle="1" w:styleId="Textintable0">
+    <w:name w:val="Text in table"/>
+    <w:basedOn w:val="onvn"/>
+    <w:link w:val="TextintableChar0"/>
+    <w:pPr>
+      <w:spacing w:after="60" w:line="240" w:lineRule="auto"/>
+      <w:jc w:val="center"/>
+    </w:pPr>
+    <w:rPr>
+      <w:sz w:val="24"/>
+      <w:lang w:val="en-GB"/>
+    </w:rPr>
+  </w:style>
+  <w:style w:type="paragraph" w:customStyle="1" w:styleId="msonormal0">
+    <w:name w:val="msonormal"/>
+    <w:basedOn w:val="Normal"/>
+    <w:pPr>
+      <w:spacing w:before="100" w:beforeAutospacing="1" w:after="100" w:afterAutospacing="1"/>
+    </w:pPr>
+    <w:rPr>
+      <w:rFonts w:cs="Times New Roman"/>
+      <w:bCs w:val="0"/>
+      <w:kern w:val="0"/>
+      <w:sz w:val="24"/>
+    </w:rPr>
+  </w:style>
+  <w:style w:type="paragraph" w:customStyle="1" w:styleId="onvnnhnxt">
+    <w:name w:val="Đoạn văn nhận xét"/>
+    <w:basedOn w:val="Normal"/>
+    <w:link w:val="onvnnhnxtChar"/>
+    <w:qFormat/>
+    <w:pPr>
+      <w:spacing w:before="60" w:line="288" w:lineRule="auto"/>
+      <w:jc w:val="both"/>
+    </w:pPr>
+    <w:rPr>
+      <w:rFonts w:cs="Times New Roman"/>
+      <w:bCs w:val="0"/>
+      <w:i/>
+      <w:kern w:val="0"/>
+      <w:sz w:val="24"/>
+      <w:u w:val="single"/>
+      <w:lang w:val="vi-VN" w:eastAsia="vi-VN"/>
+    </w:rPr>
+  </w:style>
+  <w:style w:type="paragraph" w:customStyle="1" w:styleId="DmucBang">
+    <w:name w:val="Dmuc Bang"/>
+    <w:basedOn w:val="Normal"/>
+    <w:link w:val="DmucBangChar"/>
+    <w:qFormat/>
+    <w:pPr>
+      <w:spacing w:before="60" w:after="20"/>
+      <w:jc w:val="center"/>
+    </w:pPr>
+    <w:rPr>
+      <w:rFonts w:eastAsia="Aptos" w:cs="Times New Roman"/>
+      <w:b/>
+      <w:bCs w:val="0"/>
+      <w:kern w:val="2"/>
+      <w:sz w:val="24"/>
+      <w:szCs w:val="26"/>
+      <w:lang w:val="vi-VN" w:eastAsia="vi-VN"/>
+    </w:rPr>
+  </w:style>
+  <w:style w:type="paragraph" w:customStyle="1" w:styleId="KDmBang">
+    <w:name w:val="K. Dm Bang"/>
+    <w:basedOn w:val="Normal"/>
+    <w:link w:val="KDmBangChar"/>
+    <w:qFormat/>
+    <w:pPr>
+      <w:spacing w:before="60" w:after="20"/>
+      <w:jc w:val="center"/>
+    </w:pPr>
+    <w:rPr>
+      <w:rFonts w:eastAsia="Aptos" w:cs="Times New Roman"/>
+      <w:b/>
+      <w:bCs w:val="0"/>
+      <w:kern w:val="2"/>
+      <w:sz w:val="24"/>
+      <w:szCs w:val="26"/>
+      <w:lang w:val="vi-VN" w:eastAsia="vi-VN"/>
+    </w:rPr>
+  </w:style>
+  <w:style w:type="paragraph" w:customStyle="1" w:styleId="xl81">
+    <w:name w:val="xl81"/>
+    <w:basedOn w:val="Normal"/>
+    <w:pPr>
+      <w:pBdr>
+        <w:left w:val="single" w:sz="4" w:space="0" w:color="auto"/>
+        <w:right w:val="single" w:sz="4" w:space="0" w:color="auto"/>
+      </w:pBdr>
+      <w:shd w:val="clear" w:color="000000" w:fill="D9E1F2"/>
+      <w:spacing w:before="100" w:beforeAutospacing="1" w:after="100" w:afterAutospacing="1"/>
+      <w:jc w:val="center"/>
+      <w:textAlignment w:val="center"/>
+    </w:pPr>
+    <w:rPr>
+      <w:rFonts w:cs="Times New Roman"/>
+      <w:b/>
+      <w:bCs w:val="0"/>
+      <w:kern w:val="0"/>
+      <w:sz w:val="24"/>
+      <w:lang w:val="vi-VN" w:eastAsia="vi-VN"/>
+    </w:rPr>
+  </w:style>
+  <w:style w:type="paragraph" w:customStyle="1" w:styleId="00">
+    <w:name w:val="00"/>
+    <w:basedOn w:val="Normal"/>
+    <w:link w:val="TextChar1"/>
+    <w:qFormat/>
+    <w:pPr>
+      <w:spacing w:before="60" w:after="60" w:line="312" w:lineRule="auto"/>
+      <w:ind w:firstLine="562"/>
+      <w:jc w:val="both"/>
+    </w:pPr>
+    <w:rPr>
+      <w:rFonts w:cs="Times New Roman"/>
+      <w:bCs w:val="0"/>
+      <w:kern w:val="0"/>
       <w:szCs w:val="26"/>
       <w:lang w:val="es-ES_tradnl"/>
     </w:rPr>
   </w:style>
-  <w:style w:type="paragraph" w:styleId="NormalWeb">
-    <w:name w:val="Normal (Web)"/>
-    <w:basedOn w:val="Normal"/>
-    <w:link w:val="NormalWebChar"/>
-    <w:uiPriority w:val="99"/>
+  <w:style w:type="paragraph" w:styleId="Quote">
+    <w:name w:val="Quote"/>
+    <w:basedOn w:val="Normal"/>
+    <w:next w:val="Normal"/>
+    <w:link w:val="QuoteChar"/>
+    <w:uiPriority w:val="29"/>
     <w:qFormat/>
-    <w:rsid w:val="0079524B"/>
-    <w:pPr>
+    <w:pPr>
+      <w:spacing w:before="160"/>
+      <w:jc w:val="center"/>
+    </w:pPr>
+    <w:rPr>
+      <w:rFonts w:cs="Times New Roman"/>
+      <w:bCs w:val="0"/>
+      <w:i/>
+      <w:iCs/>
+      <w:color w:val="404040"/>
+      <w:kern w:val="0"/>
+      <w:sz w:val="24"/>
+      <w:lang w:val="vi-VN" w:eastAsia="vi-VN"/>
+    </w:rPr>
+  </w:style>
+  <w:style w:type="paragraph" w:customStyle="1" w:styleId="xl77">
+    <w:name w:val="xl77"/>
+    <w:basedOn w:val="Normal"/>
+    <w:pPr>
+      <w:pBdr>
+        <w:top w:val="single" w:sz="4" w:space="0" w:color="auto"/>
+        <w:left w:val="single" w:sz="4" w:space="0" w:color="auto"/>
+        <w:right w:val="single" w:sz="4" w:space="0" w:color="auto"/>
+      </w:pBdr>
+      <w:shd w:val="clear" w:color="000000" w:fill="D9E1F2"/>
       <w:spacing w:before="100" w:beforeAutospacing="1" w:after="100" w:afterAutospacing="1"/>
-    </w:pPr>
-    <w:rPr>
+      <w:jc w:val="center"/>
+      <w:textAlignment w:val="center"/>
+    </w:pPr>
+    <w:rPr>
+      <w:rFonts w:cs="Times New Roman"/>
+      <w:b/>
+      <w:bCs w:val="0"/>
+      <w:kern w:val="0"/>
+      <w:sz w:val="24"/>
+      <w:lang w:val="vi-VN" w:eastAsia="vi-VN"/>
+    </w:rPr>
+  </w:style>
+  <w:style w:type="paragraph" w:customStyle="1" w:styleId="0-Figure">
+    <w:name w:val="0-Figure"/>
+    <w:basedOn w:val="Normal"/>
+    <w:link w:val="0-FigureChar"/>
+    <w:pPr>
+      <w:spacing w:after="120" w:line="276" w:lineRule="auto"/>
+      <w:jc w:val="center"/>
+    </w:pPr>
+    <w:rPr>
+      <w:rFonts w:cs="Times New Roman"/>
+      <w:b/>
+      <w:kern w:val="0"/>
+      <w:position w:val="-1"/>
+      <w:sz w:val="24"/>
       <w:szCs w:val="20"/>
-      <w:lang w:val="x-none" w:eastAsia="x-none"/>
-    </w:rPr>
-  </w:style>
-  <w:style w:type="character" w:customStyle="1" w:styleId="NormalWebChar">
-    <w:name w:val="Normal (Web) Char"/>
-    <w:link w:val="NormalWeb"/>
-    <w:uiPriority w:val="99"/>
-    <w:qFormat/>
-    <w:locked/>
-    <w:rsid w:val="0079524B"/>
-    <w:rPr>
-      <w:rFonts w:eastAsia="Times New Roman" w:cs="Times New Roman"/>
-      <w:bCs/>
-      <w:kern w:val="0"/>
-      <w:szCs w:val="20"/>
-      <w:lang w:val="x-none" w:eastAsia="x-none"/>
-      <w14:ligatures w14:val="none"/>
-    </w:rPr>
-  </w:style>
-  <w:style w:type="character" w:styleId="PageNumber">
-    <w:name w:val="page number"/>
-    <w:basedOn w:val="DefaultParagraphFont"/>
-    <w:rsid w:val="0079524B"/>
-  </w:style>
-  <w:style w:type="character" w:styleId="PlaceholderText">
-    <w:name w:val="Placeholder Text"/>
-    <w:uiPriority w:val="99"/>
-    <w:semiHidden/>
-    <w:rsid w:val="0079524B"/>
-    <w:rPr>
-      <w:color w:val="808080"/>
-    </w:rPr>
-  </w:style>
-  <w:style w:type="character" w:styleId="Strong">
-    <w:name w:val="Strong"/>
-    <w:uiPriority w:val="22"/>
-    <w:qFormat/>
-    <w:rsid w:val="0079524B"/>
-    <w:rPr>
-      <w:b/>
-      <w:bCs/>
-    </w:rPr>
-  </w:style>
-  <w:style w:type="paragraph" w:customStyle="1" w:styleId="sub03">
-    <w:name w:val="sub03"/>
-    <w:basedOn w:val="Normal"/>
-    <w:rsid w:val="0079524B"/>
-    <w:pPr>
+      <w:lang w:val="vi-VN" w:eastAsia="vi-VN"/>
+    </w:rPr>
+  </w:style>
+  <w:style w:type="paragraph" w:customStyle="1" w:styleId="xl66">
+    <w:name w:val="xl66"/>
+    <w:basedOn w:val="Normal"/>
+    <w:pPr>
+      <w:pBdr>
+        <w:top w:val="single" w:sz="4" w:space="0" w:color="auto"/>
+        <w:left w:val="single" w:sz="4" w:space="0" w:color="auto"/>
+        <w:bottom w:val="single" w:sz="4" w:space="0" w:color="auto"/>
+        <w:right w:val="single" w:sz="4" w:space="0" w:color="auto"/>
+      </w:pBdr>
+      <w:shd w:val="clear" w:color="000000" w:fill="D9E1F2"/>
       <w:spacing w:before="100" w:beforeAutospacing="1" w:after="100" w:afterAutospacing="1"/>
-    </w:pPr>
-    <w:rPr>
-      <w:bCs/>
+      <w:textAlignment w:val="center"/>
+    </w:pPr>
+    <w:rPr>
+      <w:rFonts w:cs="Times New Roman"/>
+      <w:b/>
+      <w:bCs w:val="0"/>
+      <w:kern w:val="0"/>
+      <w:sz w:val="24"/>
+      <w:lang w:val="vi-VN" w:eastAsia="vi-VN"/>
+    </w:rPr>
+  </w:style>
+  <w:style w:type="paragraph" w:customStyle="1" w:styleId="xl83">
+    <w:name w:val="xl83"/>
+    <w:basedOn w:val="Normal"/>
+    <w:pPr>
+      <w:pBdr>
+        <w:top w:val="single" w:sz="4" w:space="0" w:color="auto"/>
+        <w:left w:val="single" w:sz="4" w:space="0" w:color="auto"/>
+        <w:bottom w:val="single" w:sz="4" w:space="0" w:color="auto"/>
+        <w:right w:val="single" w:sz="4" w:space="0" w:color="auto"/>
+      </w:pBdr>
+      <w:spacing w:before="100" w:beforeAutospacing="1" w:after="100" w:afterAutospacing="1"/>
+      <w:textAlignment w:val="center"/>
+    </w:pPr>
+    <w:rPr>
+      <w:rFonts w:cs="Times New Roman"/>
+      <w:b/>
+      <w:bCs w:val="0"/>
+      <w:kern w:val="0"/>
+      <w:sz w:val="24"/>
+      <w:lang w:val="vi-VN" w:eastAsia="vi-VN"/>
     </w:rPr>
   </w:style>
   <w:style w:type="table" w:styleId="TableGrid">
     <w:name w:val="Table Grid"/>
     <w:basedOn w:val="TableNormal"/>
     <w:uiPriority w:val="59"/>
-    <w:rsid w:val="0079524B"/>
-    <w:pPr>
-      <w:spacing w:after="0" w:line="240" w:lineRule="auto"/>
-    </w:pPr>
-    <w:rPr>
-      <w:rFonts w:ascii="Calibri" w:eastAsia="Calibri" w:hAnsi="Calibri" w:cs="Times New Roman"/>
-      <w:kern w:val="0"/>
-      <w:sz w:val="20"/>
-      <w:szCs w:val="20"/>
-      <w14:ligatures w14:val="none"/>
-    </w:rPr>
     <w:tblPr>
       <w:tblBorders>
         <w:top w:val="single" w:sz="4" w:space="0" w:color="auto"/>
@@ -6753,888 +8834,6 @@
         <w:insideV w:val="single" w:sz="4" w:space="0" w:color="auto"/>
       </w:tblBorders>
     </w:tblPr>
-  </w:style>
-  <w:style w:type="paragraph" w:styleId="TableofFigures">
-    <w:name w:val="table of figures"/>
-    <w:aliases w:val="Hình"/>
-    <w:basedOn w:val="Normal"/>
-    <w:next w:val="Normal"/>
-    <w:link w:val="TableofFiguresChar"/>
-    <w:uiPriority w:val="99"/>
-    <w:unhideWhenUsed/>
-    <w:rsid w:val="0079524B"/>
-    <w:pPr>
-      <w:spacing w:before="60" w:after="60" w:line="312" w:lineRule="auto"/>
-    </w:pPr>
-    <w:rPr>
-      <w:i/>
-      <w:sz w:val="22"/>
-      <w:lang w:val="x-none" w:eastAsia="x-none"/>
-    </w:rPr>
-  </w:style>
-  <w:style w:type="character" w:customStyle="1" w:styleId="TableofFiguresChar">
-    <w:name w:val="Table of Figures Char"/>
-    <w:aliases w:val="Hình Char"/>
-    <w:link w:val="TableofFigures"/>
-    <w:uiPriority w:val="99"/>
-    <w:rsid w:val="0079524B"/>
-    <w:rPr>
-      <w:rFonts w:eastAsia="Times New Roman" w:cs="Times New Roman"/>
-      <w:bCs/>
-      <w:i/>
-      <w:kern w:val="32"/>
-      <w:sz w:val="22"/>
-      <w:szCs w:val="24"/>
-      <w:lang w:val="x-none" w:eastAsia="x-none"/>
-      <w14:ligatures w14:val="none"/>
-    </w:rPr>
-  </w:style>
-  <w:style w:type="paragraph" w:customStyle="1" w:styleId="TableParagraph">
-    <w:name w:val="Table Paragraph"/>
-    <w:basedOn w:val="Normal"/>
-    <w:uiPriority w:val="1"/>
-    <w:qFormat/>
-    <w:rsid w:val="0079524B"/>
-    <w:pPr>
-      <w:widowControl w:val="0"/>
-      <w:autoSpaceDE w:val="0"/>
-      <w:autoSpaceDN w:val="0"/>
-      <w:adjustRightInd w:val="0"/>
-    </w:pPr>
-    <w:rPr>
-      <w:bCs/>
-    </w:rPr>
-  </w:style>
-  <w:style w:type="paragraph" w:customStyle="1" w:styleId="TextBang">
-    <w:name w:val="Text Bang"/>
-    <w:basedOn w:val="Normal"/>
-    <w:qFormat/>
-    <w:rsid w:val="0079524B"/>
-    <w:pPr>
-      <w:spacing w:before="40" w:after="40"/>
-      <w:jc w:val="center"/>
-    </w:pPr>
-    <w:rPr>
-      <w:bCs/>
-    </w:rPr>
-  </w:style>
-  <w:style w:type="paragraph" w:customStyle="1" w:styleId="TextBng">
-    <w:name w:val="Text Bảng"/>
-    <w:basedOn w:val="Normal"/>
-    <w:qFormat/>
-    <w:rsid w:val="0079524B"/>
-    <w:pPr>
-      <w:jc w:val="center"/>
-    </w:pPr>
-    <w:rPr>
-      <w:bCs/>
-    </w:rPr>
-  </w:style>
-  <w:style w:type="paragraph" w:customStyle="1" w:styleId="Text-in">
-    <w:name w:val="Text-in"/>
-    <w:basedOn w:val="TextBody"/>
-    <w:link w:val="Text-inChar"/>
-    <w:qFormat/>
-    <w:rsid w:val="0079524B"/>
-    <w:pPr>
-      <w:spacing w:before="0" w:after="0" w:line="240" w:lineRule="auto"/>
-      <w:jc w:val="center"/>
-    </w:pPr>
-  </w:style>
-  <w:style w:type="character" w:customStyle="1" w:styleId="Text-inChar">
-    <w:name w:val="Text-in Char"/>
-    <w:link w:val="Text-in"/>
-    <w:rsid w:val="0079524B"/>
-    <w:rPr>
-      <w:rFonts w:eastAsia="Times New Roman" w:cs="Times New Roman"/>
-      <w:bCs/>
-      <w:kern w:val="32"/>
-      <w:szCs w:val="24"/>
-      <w:lang w:val="vi-VN" w:eastAsia="x-none"/>
-      <w14:ligatures w14:val="none"/>
-    </w:rPr>
-  </w:style>
-  <w:style w:type="paragraph" w:styleId="TOC1">
-    <w:name w:val="toc 1"/>
-    <w:basedOn w:val="Normal"/>
-    <w:next w:val="Normal"/>
-    <w:autoRedefine/>
-    <w:uiPriority w:val="39"/>
-    <w:unhideWhenUsed/>
-    <w:rsid w:val="0079524B"/>
-    <w:pPr>
-      <w:tabs>
-        <w:tab w:val="right" w:leader="dot" w:pos="9540"/>
-      </w:tabs>
-      <w:spacing w:before="40" w:after="40" w:line="235" w:lineRule="auto"/>
-      <w:ind w:right="11"/>
-      <w:jc w:val="both"/>
-    </w:pPr>
-    <w:rPr>
-      <w:b/>
-      <w:sz w:val="28"/>
-    </w:rPr>
-  </w:style>
-  <w:style w:type="paragraph" w:styleId="TOC2">
-    <w:name w:val="toc 2"/>
-    <w:basedOn w:val="Normal"/>
-    <w:next w:val="Normal"/>
-    <w:autoRedefine/>
-    <w:uiPriority w:val="39"/>
-    <w:unhideWhenUsed/>
-    <w:rsid w:val="0079524B"/>
-    <w:pPr>
-      <w:widowControl w:val="0"/>
-      <w:tabs>
-        <w:tab w:val="left" w:pos="284"/>
-        <w:tab w:val="right" w:leader="dot" w:pos="9540"/>
-      </w:tabs>
-      <w:spacing w:before="40" w:after="40" w:line="235" w:lineRule="auto"/>
-      <w:ind w:right="11"/>
-      <w:jc w:val="both"/>
-    </w:pPr>
-  </w:style>
-  <w:style w:type="paragraph" w:styleId="TOC3">
-    <w:name w:val="toc 3"/>
-    <w:basedOn w:val="Normal"/>
-    <w:next w:val="Normal"/>
-    <w:autoRedefine/>
-    <w:uiPriority w:val="39"/>
-    <w:unhideWhenUsed/>
-    <w:rsid w:val="0079524B"/>
-    <w:pPr>
-      <w:tabs>
-        <w:tab w:val="right" w:leader="dot" w:pos="9540"/>
-      </w:tabs>
-      <w:spacing w:before="60" w:after="60" w:line="312" w:lineRule="auto"/>
-      <w:ind w:left="284"/>
-      <w:jc w:val="both"/>
-    </w:pPr>
-  </w:style>
-  <w:style w:type="paragraph" w:styleId="TOC4">
-    <w:name w:val="toc 4"/>
-    <w:basedOn w:val="Normal"/>
-    <w:next w:val="Normal"/>
-    <w:autoRedefine/>
-    <w:uiPriority w:val="39"/>
-    <w:unhideWhenUsed/>
-    <w:rsid w:val="0079524B"/>
-    <w:pPr>
-      <w:spacing w:after="100" w:line="276" w:lineRule="auto"/>
-      <w:ind w:left="660"/>
-    </w:pPr>
-    <w:rPr>
-      <w:rFonts w:ascii="Calibri" w:hAnsi="Calibri"/>
-      <w:bCs/>
-      <w:sz w:val="22"/>
-      <w:szCs w:val="22"/>
-    </w:rPr>
-  </w:style>
-  <w:style w:type="paragraph" w:styleId="TOC5">
-    <w:name w:val="toc 5"/>
-    <w:basedOn w:val="Normal"/>
-    <w:next w:val="Normal"/>
-    <w:autoRedefine/>
-    <w:uiPriority w:val="39"/>
-    <w:unhideWhenUsed/>
-    <w:rsid w:val="0079524B"/>
-    <w:pPr>
-      <w:spacing w:after="100" w:line="276" w:lineRule="auto"/>
-      <w:ind w:left="880"/>
-    </w:pPr>
-    <w:rPr>
-      <w:rFonts w:ascii="Calibri" w:hAnsi="Calibri"/>
-      <w:bCs/>
-      <w:sz w:val="22"/>
-      <w:szCs w:val="22"/>
-    </w:rPr>
-  </w:style>
-  <w:style w:type="paragraph" w:styleId="TOC6">
-    <w:name w:val="toc 6"/>
-    <w:basedOn w:val="Normal"/>
-    <w:next w:val="Normal"/>
-    <w:autoRedefine/>
-    <w:uiPriority w:val="39"/>
-    <w:unhideWhenUsed/>
-    <w:rsid w:val="0079524B"/>
-    <w:pPr>
-      <w:spacing w:after="100" w:line="276" w:lineRule="auto"/>
-      <w:ind w:left="1100"/>
-    </w:pPr>
-    <w:rPr>
-      <w:rFonts w:ascii="Calibri" w:hAnsi="Calibri"/>
-      <w:bCs/>
-      <w:sz w:val="22"/>
-      <w:szCs w:val="22"/>
-    </w:rPr>
-  </w:style>
-  <w:style w:type="paragraph" w:styleId="TOC7">
-    <w:name w:val="toc 7"/>
-    <w:basedOn w:val="Normal"/>
-    <w:next w:val="Normal"/>
-    <w:autoRedefine/>
-    <w:uiPriority w:val="39"/>
-    <w:unhideWhenUsed/>
-    <w:rsid w:val="0079524B"/>
-    <w:pPr>
-      <w:spacing w:after="100" w:line="276" w:lineRule="auto"/>
-      <w:ind w:left="1320"/>
-    </w:pPr>
-    <w:rPr>
-      <w:rFonts w:ascii="Calibri" w:hAnsi="Calibri"/>
-      <w:bCs/>
-      <w:sz w:val="22"/>
-      <w:szCs w:val="22"/>
-    </w:rPr>
-  </w:style>
-  <w:style w:type="paragraph" w:styleId="TOC8">
-    <w:name w:val="toc 8"/>
-    <w:basedOn w:val="Normal"/>
-    <w:next w:val="Normal"/>
-    <w:autoRedefine/>
-    <w:uiPriority w:val="39"/>
-    <w:unhideWhenUsed/>
-    <w:rsid w:val="0079524B"/>
-    <w:pPr>
-      <w:spacing w:after="100" w:line="276" w:lineRule="auto"/>
-      <w:ind w:left="1540"/>
-    </w:pPr>
-    <w:rPr>
-      <w:rFonts w:ascii="Calibri" w:hAnsi="Calibri"/>
-      <w:bCs/>
-      <w:sz w:val="22"/>
-      <w:szCs w:val="22"/>
-    </w:rPr>
-  </w:style>
-  <w:style w:type="paragraph" w:styleId="TOC9">
-    <w:name w:val="toc 9"/>
-    <w:basedOn w:val="Normal"/>
-    <w:next w:val="Normal"/>
-    <w:autoRedefine/>
-    <w:uiPriority w:val="39"/>
-    <w:unhideWhenUsed/>
-    <w:rsid w:val="0079524B"/>
-    <w:pPr>
-      <w:spacing w:after="100" w:line="276" w:lineRule="auto"/>
-      <w:ind w:left="1760"/>
-    </w:pPr>
-    <w:rPr>
-      <w:rFonts w:ascii="Calibri" w:hAnsi="Calibri"/>
-      <w:bCs/>
-      <w:sz w:val="22"/>
-      <w:szCs w:val="22"/>
-    </w:rPr>
-  </w:style>
-  <w:style w:type="paragraph" w:styleId="TOCHeading">
-    <w:name w:val="TOC Heading"/>
-    <w:basedOn w:val="Heading1"/>
-    <w:next w:val="Normal"/>
-    <w:uiPriority w:val="39"/>
-    <w:rsid w:val="0079524B"/>
-    <w:pPr>
-      <w:spacing w:line="276" w:lineRule="auto"/>
-      <w:outlineLvl w:val="9"/>
-    </w:pPr>
-    <w:rPr>
-      <w:noProof/>
-      <w:kern w:val="0"/>
-      <w:lang w:eastAsia="ja-JP"/>
-    </w:rPr>
-  </w:style>
-  <w:style w:type="paragraph" w:customStyle="1" w:styleId="TOCHeading1">
-    <w:name w:val="TOC Heading1"/>
-    <w:basedOn w:val="Heading1"/>
-    <w:next w:val="Normal"/>
-    <w:uiPriority w:val="39"/>
-    <w:rsid w:val="0079524B"/>
-    <w:pPr>
-      <w:spacing w:line="276" w:lineRule="auto"/>
-      <w:outlineLvl w:val="9"/>
-    </w:pPr>
-    <w:rPr>
-      <w:bCs w:val="0"/>
-      <w:kern w:val="0"/>
-      <w:lang w:eastAsia="ja-JP"/>
-    </w:rPr>
-  </w:style>
-  <w:style w:type="paragraph" w:customStyle="1" w:styleId="Top1">
-    <w:name w:val="Top 1"/>
-    <w:basedOn w:val="A1"/>
-    <w:link w:val="Top1Char"/>
-    <w:autoRedefine/>
-    <w:rsid w:val="0079524B"/>
-    <w:pPr>
-      <w:spacing w:before="120" w:after="120" w:line="312" w:lineRule="auto"/>
-    </w:pPr>
-    <w:rPr>
-      <w:bCs/>
-      <w:sz w:val="32"/>
-    </w:rPr>
-  </w:style>
-  <w:style w:type="character" w:customStyle="1" w:styleId="Top1Char">
-    <w:name w:val="Top 1 Char"/>
-    <w:link w:val="Top1"/>
-    <w:rsid w:val="0079524B"/>
-    <w:rPr>
-      <w:rFonts w:eastAsia="Times New Roman" w:cs="Times New Roman"/>
-      <w:b/>
-      <w:kern w:val="0"/>
-      <w:sz w:val="32"/>
-      <w:szCs w:val="32"/>
-      <w:lang w:val="x-none" w:eastAsia="x-none"/>
-      <w14:ligatures w14:val="none"/>
-    </w:rPr>
-  </w:style>
-  <w:style w:type="paragraph" w:customStyle="1" w:styleId="Top2">
-    <w:name w:val="Top 2"/>
-    <w:basedOn w:val="c2"/>
-    <w:link w:val="Top2Char"/>
-    <w:autoRedefine/>
-    <w:rsid w:val="0079524B"/>
-    <w:pPr>
-      <w:spacing w:before="240" w:after="240" w:line="312" w:lineRule="auto"/>
-    </w:pPr>
-    <w:rPr>
-      <w:bCs/>
-      <w:sz w:val="28"/>
-      <w:szCs w:val="28"/>
-    </w:rPr>
-  </w:style>
-  <w:style w:type="character" w:customStyle="1" w:styleId="Top2Char">
-    <w:name w:val="Top 2 Char"/>
-    <w:link w:val="Top2"/>
-    <w:rsid w:val="0079524B"/>
-    <w:rPr>
-      <w:rFonts w:eastAsia="Wingdings" w:cs="Times New Roman"/>
-      <w:b/>
-      <w:kern w:val="0"/>
-      <w:sz w:val="28"/>
-      <w:szCs w:val="28"/>
-      <w:lang w:val="x-none" w:eastAsia="x-none"/>
-      <w14:ligatures w14:val="none"/>
-    </w:rPr>
-  </w:style>
-  <w:style w:type="paragraph" w:customStyle="1" w:styleId="Top21">
-    <w:name w:val="Top 2.1"/>
-    <w:basedOn w:val="Top2"/>
-    <w:link w:val="Top21Char"/>
-    <w:autoRedefine/>
-    <w:rsid w:val="0079524B"/>
-    <w:pPr>
-      <w:ind w:left="390" w:hanging="390"/>
-    </w:pPr>
-  </w:style>
-  <w:style w:type="character" w:customStyle="1" w:styleId="Top21Char">
-    <w:name w:val="Top 2.1 Char"/>
-    <w:link w:val="Top21"/>
-    <w:rsid w:val="0079524B"/>
-    <w:rPr>
-      <w:rFonts w:eastAsia="Wingdings" w:cs="Times New Roman"/>
-      <w:b/>
-      <w:kern w:val="0"/>
-      <w:sz w:val="28"/>
-      <w:szCs w:val="28"/>
-      <w:lang w:val="x-none" w:eastAsia="x-none"/>
-      <w14:ligatures w14:val="none"/>
-    </w:rPr>
-  </w:style>
-  <w:style w:type="character" w:customStyle="1" w:styleId="UnresolvedMention1">
-    <w:name w:val="Unresolved Mention1"/>
-    <w:uiPriority w:val="99"/>
-    <w:semiHidden/>
-    <w:unhideWhenUsed/>
-    <w:rsid w:val="0079524B"/>
-    <w:rPr>
-      <w:color w:val="605E5C"/>
-      <w:shd w:val="clear" w:color="auto" w:fill="E1DFDD"/>
-    </w:rPr>
-  </w:style>
-  <w:style w:type="paragraph" w:customStyle="1" w:styleId="v">
-    <w:name w:val="v"/>
-    <w:basedOn w:val="Normal"/>
-    <w:uiPriority w:val="99"/>
-    <w:rsid w:val="0079524B"/>
-    <w:pPr>
-      <w:spacing w:line="312" w:lineRule="auto"/>
-    </w:pPr>
-    <w:rPr>
-      <w:b/>
-      <w:sz w:val="20"/>
-      <w:szCs w:val="26"/>
-    </w:rPr>
-  </w:style>
-  <w:style w:type="paragraph" w:customStyle="1" w:styleId="vanban">
-    <w:name w:val="van ban"/>
-    <w:basedOn w:val="BodyText"/>
-    <w:next w:val="BodyText"/>
-    <w:link w:val="vanbanChar"/>
-    <w:rsid w:val="0079524B"/>
-    <w:pPr>
-      <w:tabs>
-        <w:tab w:val="left" w:pos="567"/>
-      </w:tabs>
-      <w:spacing w:before="120" w:after="120" w:line="360" w:lineRule="auto"/>
-      <w:ind w:firstLine="567"/>
-    </w:pPr>
-    <w:rPr>
-      <w:rFonts w:eastAsia="SimSun"/>
-      <w:kern w:val="32"/>
-    </w:rPr>
-  </w:style>
-  <w:style w:type="character" w:customStyle="1" w:styleId="vanbanChar">
-    <w:name w:val="van ban Char"/>
-    <w:link w:val="vanban"/>
-    <w:rsid w:val="0079524B"/>
-    <w:rPr>
-      <w:rFonts w:ascii=".VnTime" w:eastAsia="SimSun" w:hAnsi=".VnTime" w:cs="Times New Roman"/>
-      <w:kern w:val="32"/>
-      <w:sz w:val="28"/>
-      <w:szCs w:val="28"/>
-      <w:lang w:val="x-none" w:eastAsia="zh-CN"/>
-      <w14:ligatures w14:val="none"/>
-    </w:rPr>
-  </w:style>
-  <w:style w:type="paragraph" w:customStyle="1" w:styleId="xl65">
-    <w:name w:val="xl65"/>
-    <w:basedOn w:val="Normal"/>
-    <w:rsid w:val="0079524B"/>
-    <w:pPr>
-      <w:pBdr>
-        <w:top w:val="single" w:sz="4" w:space="0" w:color="auto"/>
-        <w:left w:val="single" w:sz="4" w:space="0" w:color="auto"/>
-        <w:bottom w:val="single" w:sz="4" w:space="0" w:color="auto"/>
-        <w:right w:val="single" w:sz="4" w:space="0" w:color="auto"/>
-      </w:pBdr>
-      <w:shd w:val="clear" w:color="000000" w:fill="D9E1F2"/>
-      <w:spacing w:before="100" w:beforeAutospacing="1" w:after="100" w:afterAutospacing="1"/>
-      <w:jc w:val="center"/>
-      <w:textAlignment w:val="center"/>
-    </w:pPr>
-    <w:rPr>
-      <w:b/>
-    </w:rPr>
-  </w:style>
-  <w:style w:type="paragraph" w:customStyle="1" w:styleId="xl66">
-    <w:name w:val="xl66"/>
-    <w:basedOn w:val="Normal"/>
-    <w:rsid w:val="0079524B"/>
-    <w:pPr>
-      <w:pBdr>
-        <w:top w:val="single" w:sz="4" w:space="0" w:color="auto"/>
-        <w:left w:val="single" w:sz="4" w:space="0" w:color="auto"/>
-        <w:bottom w:val="single" w:sz="4" w:space="0" w:color="auto"/>
-        <w:right w:val="single" w:sz="4" w:space="0" w:color="auto"/>
-      </w:pBdr>
-      <w:shd w:val="clear" w:color="000000" w:fill="D9E1F2"/>
-      <w:spacing w:before="100" w:beforeAutospacing="1" w:after="100" w:afterAutospacing="1"/>
-      <w:textAlignment w:val="center"/>
-    </w:pPr>
-    <w:rPr>
-      <w:b/>
-    </w:rPr>
-  </w:style>
-  <w:style w:type="paragraph" w:customStyle="1" w:styleId="xl67">
-    <w:name w:val="xl67"/>
-    <w:basedOn w:val="Normal"/>
-    <w:rsid w:val="0079524B"/>
-    <w:pPr>
-      <w:pBdr>
-        <w:top w:val="single" w:sz="4" w:space="0" w:color="auto"/>
-        <w:left w:val="single" w:sz="4" w:space="0" w:color="auto"/>
-        <w:bottom w:val="single" w:sz="4" w:space="0" w:color="auto"/>
-        <w:right w:val="single" w:sz="4" w:space="0" w:color="auto"/>
-      </w:pBdr>
-      <w:spacing w:before="100" w:beforeAutospacing="1" w:after="100" w:afterAutospacing="1"/>
-      <w:jc w:val="center"/>
-      <w:textAlignment w:val="center"/>
-    </w:pPr>
-    <w:rPr>
-      <w:b/>
-    </w:rPr>
-  </w:style>
-  <w:style w:type="paragraph" w:customStyle="1" w:styleId="xl68">
-    <w:name w:val="xl68"/>
-    <w:basedOn w:val="Normal"/>
-    <w:rsid w:val="0079524B"/>
-    <w:pPr>
-      <w:pBdr>
-        <w:top w:val="single" w:sz="4" w:space="0" w:color="auto"/>
-        <w:left w:val="single" w:sz="4" w:space="0" w:color="auto"/>
-        <w:bottom w:val="single" w:sz="4" w:space="0" w:color="auto"/>
-        <w:right w:val="single" w:sz="4" w:space="0" w:color="auto"/>
-      </w:pBdr>
-      <w:spacing w:before="100" w:beforeAutospacing="1" w:after="100" w:afterAutospacing="1"/>
-      <w:textAlignment w:val="center"/>
-    </w:pPr>
-    <w:rPr>
-      <w:b/>
-    </w:rPr>
-  </w:style>
-  <w:style w:type="paragraph" w:customStyle="1" w:styleId="xl69">
-    <w:name w:val="xl69"/>
-    <w:basedOn w:val="Normal"/>
-    <w:rsid w:val="0079524B"/>
-    <w:pPr>
-      <w:pBdr>
-        <w:left w:val="single" w:sz="4" w:space="0" w:color="auto"/>
-        <w:right w:val="single" w:sz="4" w:space="0" w:color="auto"/>
-      </w:pBdr>
-      <w:shd w:val="clear" w:color="000000" w:fill="D9E1F2"/>
-      <w:spacing w:before="100" w:beforeAutospacing="1" w:after="100" w:afterAutospacing="1"/>
-      <w:textAlignment w:val="center"/>
-    </w:pPr>
-    <w:rPr>
-      <w:b/>
-    </w:rPr>
-  </w:style>
-  <w:style w:type="paragraph" w:customStyle="1" w:styleId="xl70">
-    <w:name w:val="xl70"/>
-    <w:basedOn w:val="Normal"/>
-    <w:rsid w:val="0079524B"/>
-    <w:pPr>
-      <w:pBdr>
-        <w:top w:val="single" w:sz="4" w:space="0" w:color="auto"/>
-        <w:left w:val="single" w:sz="4" w:space="0" w:color="auto"/>
-        <w:bottom w:val="single" w:sz="4" w:space="0" w:color="auto"/>
-        <w:right w:val="single" w:sz="4" w:space="0" w:color="auto"/>
-      </w:pBdr>
-      <w:spacing w:before="100" w:beforeAutospacing="1" w:after="100" w:afterAutospacing="1"/>
-      <w:jc w:val="center"/>
-    </w:pPr>
-    <w:rPr>
-      <w:b/>
-    </w:rPr>
-  </w:style>
-  <w:style w:type="paragraph" w:customStyle="1" w:styleId="xl71">
-    <w:name w:val="xl71"/>
-    <w:basedOn w:val="Normal"/>
-    <w:rsid w:val="0079524B"/>
-    <w:pPr>
-      <w:pBdr>
-        <w:top w:val="single" w:sz="4" w:space="0" w:color="auto"/>
-        <w:left w:val="single" w:sz="4" w:space="0" w:color="auto"/>
-        <w:bottom w:val="single" w:sz="4" w:space="0" w:color="auto"/>
-        <w:right w:val="single" w:sz="4" w:space="0" w:color="auto"/>
-      </w:pBdr>
-      <w:shd w:val="clear" w:color="000000" w:fill="F8CBAD"/>
-      <w:spacing w:before="100" w:beforeAutospacing="1" w:after="100" w:afterAutospacing="1"/>
-      <w:jc w:val="center"/>
-      <w:textAlignment w:val="center"/>
-    </w:pPr>
-    <w:rPr>
-      <w:bCs/>
-    </w:rPr>
-  </w:style>
-  <w:style w:type="paragraph" w:customStyle="1" w:styleId="xl72">
-    <w:name w:val="xl72"/>
-    <w:basedOn w:val="Normal"/>
-    <w:rsid w:val="0079524B"/>
-    <w:pPr>
-      <w:pBdr>
-        <w:top w:val="single" w:sz="4" w:space="0" w:color="auto"/>
-        <w:left w:val="single" w:sz="4" w:space="0" w:color="auto"/>
-        <w:bottom w:val="single" w:sz="4" w:space="0" w:color="auto"/>
-        <w:right w:val="single" w:sz="4" w:space="0" w:color="auto"/>
-      </w:pBdr>
-      <w:shd w:val="clear" w:color="000000" w:fill="F8CBAD"/>
-      <w:spacing w:before="100" w:beforeAutospacing="1" w:after="100" w:afterAutospacing="1"/>
-      <w:jc w:val="center"/>
-      <w:textAlignment w:val="center"/>
-    </w:pPr>
-    <w:rPr>
-      <w:b/>
-    </w:rPr>
-  </w:style>
-  <w:style w:type="paragraph" w:customStyle="1" w:styleId="xl73">
-    <w:name w:val="xl73"/>
-    <w:basedOn w:val="Normal"/>
-    <w:rsid w:val="0079524B"/>
-    <w:pPr>
-      <w:pBdr>
-        <w:top w:val="single" w:sz="4" w:space="0" w:color="auto"/>
-        <w:left w:val="single" w:sz="4" w:space="0" w:color="auto"/>
-        <w:bottom w:val="single" w:sz="4" w:space="0" w:color="auto"/>
-        <w:right w:val="single" w:sz="4" w:space="0" w:color="auto"/>
-      </w:pBdr>
-      <w:shd w:val="clear" w:color="000000" w:fill="F8CBAD"/>
-      <w:spacing w:before="100" w:beforeAutospacing="1" w:after="100" w:afterAutospacing="1"/>
-      <w:jc w:val="center"/>
-      <w:textAlignment w:val="center"/>
-    </w:pPr>
-    <w:rPr>
-      <w:b/>
-    </w:rPr>
-  </w:style>
-  <w:style w:type="paragraph" w:customStyle="1" w:styleId="xl74">
-    <w:name w:val="xl74"/>
-    <w:basedOn w:val="Normal"/>
-    <w:rsid w:val="0079524B"/>
-    <w:pPr>
-      <w:pBdr>
-        <w:top w:val="single" w:sz="4" w:space="0" w:color="auto"/>
-        <w:left w:val="single" w:sz="4" w:space="0" w:color="auto"/>
-        <w:bottom w:val="single" w:sz="4" w:space="0" w:color="auto"/>
-        <w:right w:val="single" w:sz="4" w:space="0" w:color="auto"/>
-      </w:pBdr>
-      <w:shd w:val="clear" w:color="000000" w:fill="F8CBAD"/>
-      <w:spacing w:before="100" w:beforeAutospacing="1" w:after="100" w:afterAutospacing="1"/>
-    </w:pPr>
-    <w:rPr>
-      <w:b/>
-    </w:rPr>
-  </w:style>
-  <w:style w:type="paragraph" w:customStyle="1" w:styleId="xl75">
-    <w:name w:val="xl75"/>
-    <w:basedOn w:val="Normal"/>
-    <w:rsid w:val="0079524B"/>
-    <w:pPr>
-      <w:pBdr>
-        <w:top w:val="single" w:sz="4" w:space="0" w:color="auto"/>
-        <w:left w:val="single" w:sz="4" w:space="0" w:color="auto"/>
-        <w:bottom w:val="single" w:sz="4" w:space="0" w:color="auto"/>
-        <w:right w:val="single" w:sz="4" w:space="0" w:color="auto"/>
-      </w:pBdr>
-      <w:spacing w:before="100" w:beforeAutospacing="1" w:after="100" w:afterAutospacing="1"/>
-    </w:pPr>
-    <w:rPr>
-      <w:bCs/>
-    </w:rPr>
-  </w:style>
-  <w:style w:type="paragraph" w:customStyle="1" w:styleId="xl76">
-    <w:name w:val="xl76"/>
-    <w:basedOn w:val="Normal"/>
-    <w:rsid w:val="0079524B"/>
-    <w:pPr>
-      <w:pBdr>
-        <w:top w:val="single" w:sz="4" w:space="0" w:color="auto"/>
-        <w:left w:val="single" w:sz="4" w:space="0" w:color="auto"/>
-        <w:bottom w:val="single" w:sz="4" w:space="0" w:color="auto"/>
-        <w:right w:val="single" w:sz="4" w:space="0" w:color="auto"/>
-      </w:pBdr>
-      <w:spacing w:before="100" w:beforeAutospacing="1" w:after="100" w:afterAutospacing="1"/>
-      <w:jc w:val="right"/>
-    </w:pPr>
-    <w:rPr>
-      <w:bCs/>
-    </w:rPr>
-  </w:style>
-  <w:style w:type="paragraph" w:customStyle="1" w:styleId="xl77">
-    <w:name w:val="xl77"/>
-    <w:basedOn w:val="Normal"/>
-    <w:rsid w:val="0079524B"/>
-    <w:pPr>
-      <w:pBdr>
-        <w:top w:val="single" w:sz="4" w:space="0" w:color="auto"/>
-        <w:left w:val="single" w:sz="4" w:space="0" w:color="auto"/>
-        <w:right w:val="single" w:sz="4" w:space="0" w:color="auto"/>
-      </w:pBdr>
-      <w:shd w:val="clear" w:color="000000" w:fill="D9E1F2"/>
-      <w:spacing w:before="100" w:beforeAutospacing="1" w:after="100" w:afterAutospacing="1"/>
-      <w:jc w:val="center"/>
-      <w:textAlignment w:val="center"/>
-    </w:pPr>
-    <w:rPr>
-      <w:b/>
-    </w:rPr>
-  </w:style>
-  <w:style w:type="paragraph" w:customStyle="1" w:styleId="xl78">
-    <w:name w:val="xl78"/>
-    <w:basedOn w:val="Normal"/>
-    <w:rsid w:val="0079524B"/>
-    <w:pPr>
-      <w:pBdr>
-        <w:left w:val="single" w:sz="4" w:space="0" w:color="auto"/>
-        <w:bottom w:val="single" w:sz="4" w:space="0" w:color="auto"/>
-        <w:right w:val="single" w:sz="4" w:space="0" w:color="auto"/>
-      </w:pBdr>
-      <w:shd w:val="clear" w:color="000000" w:fill="D9E1F2"/>
-      <w:spacing w:before="100" w:beforeAutospacing="1" w:after="100" w:afterAutospacing="1"/>
-      <w:jc w:val="center"/>
-      <w:textAlignment w:val="center"/>
-    </w:pPr>
-    <w:rPr>
-      <w:b/>
-    </w:rPr>
-  </w:style>
-  <w:style w:type="paragraph" w:customStyle="1" w:styleId="xl79">
-    <w:name w:val="xl79"/>
-    <w:basedOn w:val="Normal"/>
-    <w:rsid w:val="0079524B"/>
-    <w:pPr>
-      <w:pBdr>
-        <w:top w:val="single" w:sz="4" w:space="0" w:color="auto"/>
-        <w:left w:val="single" w:sz="4" w:space="0" w:color="auto"/>
-        <w:right w:val="single" w:sz="4" w:space="0" w:color="auto"/>
-      </w:pBdr>
-      <w:shd w:val="clear" w:color="000000" w:fill="D9E1F2"/>
-      <w:spacing w:before="100" w:beforeAutospacing="1" w:after="100" w:afterAutospacing="1"/>
-      <w:textAlignment w:val="center"/>
-    </w:pPr>
-    <w:rPr>
-      <w:b/>
-    </w:rPr>
-  </w:style>
-  <w:style w:type="paragraph" w:customStyle="1" w:styleId="xl80">
-    <w:name w:val="xl80"/>
-    <w:basedOn w:val="Normal"/>
-    <w:rsid w:val="0079524B"/>
-    <w:pPr>
-      <w:pBdr>
-        <w:left w:val="single" w:sz="4" w:space="0" w:color="auto"/>
-        <w:bottom w:val="single" w:sz="4" w:space="0" w:color="auto"/>
-        <w:right w:val="single" w:sz="4" w:space="0" w:color="auto"/>
-      </w:pBdr>
-      <w:shd w:val="clear" w:color="000000" w:fill="D9E1F2"/>
-      <w:spacing w:before="100" w:beforeAutospacing="1" w:after="100" w:afterAutospacing="1"/>
-      <w:textAlignment w:val="center"/>
-    </w:pPr>
-    <w:rPr>
-      <w:b/>
-    </w:rPr>
-  </w:style>
-  <w:style w:type="paragraph" w:customStyle="1" w:styleId="xl81">
-    <w:name w:val="xl81"/>
-    <w:basedOn w:val="Normal"/>
-    <w:rsid w:val="0079524B"/>
-    <w:pPr>
-      <w:pBdr>
-        <w:left w:val="single" w:sz="4" w:space="0" w:color="auto"/>
-        <w:right w:val="single" w:sz="4" w:space="0" w:color="auto"/>
-      </w:pBdr>
-      <w:shd w:val="clear" w:color="000000" w:fill="D9E1F2"/>
-      <w:spacing w:before="100" w:beforeAutospacing="1" w:after="100" w:afterAutospacing="1"/>
-      <w:jc w:val="center"/>
-      <w:textAlignment w:val="center"/>
-    </w:pPr>
-    <w:rPr>
-      <w:b/>
-    </w:rPr>
-  </w:style>
-  <w:style w:type="paragraph" w:customStyle="1" w:styleId="xl82">
-    <w:name w:val="xl82"/>
-    <w:basedOn w:val="Normal"/>
-    <w:rsid w:val="0079524B"/>
-    <w:pPr>
-      <w:pBdr>
-        <w:left w:val="single" w:sz="4" w:space="0" w:color="auto"/>
-        <w:right w:val="single" w:sz="4" w:space="0" w:color="auto"/>
-      </w:pBdr>
-      <w:shd w:val="clear" w:color="000000" w:fill="D9E1F2"/>
-      <w:spacing w:before="100" w:beforeAutospacing="1" w:after="100" w:afterAutospacing="1"/>
-      <w:textAlignment w:val="center"/>
-    </w:pPr>
-    <w:rPr>
-      <w:b/>
-    </w:rPr>
-  </w:style>
-  <w:style w:type="paragraph" w:customStyle="1" w:styleId="xl83">
-    <w:name w:val="xl83"/>
-    <w:basedOn w:val="Normal"/>
-    <w:rsid w:val="0079524B"/>
-    <w:pPr>
-      <w:pBdr>
-        <w:top w:val="single" w:sz="4" w:space="0" w:color="auto"/>
-        <w:left w:val="single" w:sz="4" w:space="0" w:color="auto"/>
-        <w:bottom w:val="single" w:sz="4" w:space="0" w:color="auto"/>
-        <w:right w:val="single" w:sz="4" w:space="0" w:color="auto"/>
-      </w:pBdr>
-      <w:spacing w:before="100" w:beforeAutospacing="1" w:after="100" w:afterAutospacing="1"/>
-      <w:textAlignment w:val="center"/>
-    </w:pPr>
-    <w:rPr>
-      <w:b/>
-    </w:rPr>
-  </w:style>
-  <w:style w:type="paragraph" w:customStyle="1" w:styleId="xl84">
-    <w:name w:val="xl84"/>
-    <w:basedOn w:val="Normal"/>
-    <w:rsid w:val="0079524B"/>
-    <w:pPr>
-      <w:pBdr>
-        <w:top w:val="single" w:sz="4" w:space="0" w:color="auto"/>
-        <w:left w:val="single" w:sz="4" w:space="0" w:color="auto"/>
-        <w:right w:val="single" w:sz="4" w:space="0" w:color="auto"/>
-      </w:pBdr>
-      <w:shd w:val="clear" w:color="000000" w:fill="D9E1F2"/>
-      <w:spacing w:before="100" w:beforeAutospacing="1" w:after="100" w:afterAutospacing="1"/>
-      <w:textAlignment w:val="center"/>
-    </w:pPr>
-    <w:rPr>
-      <w:b/>
-    </w:rPr>
-  </w:style>
-  <w:style w:type="paragraph" w:customStyle="1" w:styleId="xl85">
-    <w:name w:val="xl85"/>
-    <w:basedOn w:val="Normal"/>
-    <w:rsid w:val="0079524B"/>
-    <w:pPr>
-      <w:pBdr>
-        <w:left w:val="single" w:sz="4" w:space="0" w:color="auto"/>
-        <w:bottom w:val="single" w:sz="4" w:space="0" w:color="auto"/>
-        <w:right w:val="single" w:sz="4" w:space="0" w:color="auto"/>
-      </w:pBdr>
-      <w:shd w:val="clear" w:color="000000" w:fill="D9E1F2"/>
-      <w:spacing w:before="100" w:beforeAutospacing="1" w:after="100" w:afterAutospacing="1"/>
-      <w:textAlignment w:val="center"/>
-    </w:pPr>
-    <w:rPr>
-      <w:b/>
-    </w:rPr>
-  </w:style>
-  <w:style w:type="paragraph" w:customStyle="1" w:styleId="ZACE">
-    <w:name w:val="Z(A_C_E)"/>
-    <w:basedOn w:val="Hinh-trong-bang"/>
-    <w:link w:val="ZACEChar"/>
-    <w:qFormat/>
-    <w:rsid w:val="0079524B"/>
-    <w:pPr>
-      <w:contextualSpacing/>
-    </w:pPr>
-  </w:style>
-  <w:style w:type="character" w:customStyle="1" w:styleId="ZACEChar">
-    <w:name w:val="Z(A_C_E) Char"/>
-    <w:link w:val="ZACE"/>
-    <w:rsid w:val="0079524B"/>
-    <w:rPr>
-      <w:rFonts w:ascii="Arial" w:eastAsia="Times New Roman" w:hAnsi="Arial" w:cs="Times New Roman"/>
-      <w:bCs/>
-      <w:kern w:val="32"/>
-      <w:sz w:val="23"/>
-      <w:szCs w:val="24"/>
-      <w:lang w:val="en-GB" w:eastAsia="x-none"/>
-      <w14:ligatures w14:val="none"/>
-    </w:rPr>
-  </w:style>
-  <w:style w:type="paragraph" w:customStyle="1" w:styleId="onvnnhnxt">
-    <w:name w:val="Đoạn văn nhận xét"/>
-    <w:basedOn w:val="Normal"/>
-    <w:link w:val="onvnnhnxtChar"/>
-    <w:qFormat/>
-    <w:rsid w:val="007E56A2"/>
-    <w:pPr>
-      <w:spacing w:before="60" w:line="288" w:lineRule="auto"/>
-      <w:jc w:val="both"/>
-    </w:pPr>
-    <w:rPr>
-      <w:i/>
-    </w:rPr>
-  </w:style>
-  <w:style w:type="character" w:customStyle="1" w:styleId="onvnnhnxtChar">
-    <w:name w:val="Đoạn văn nhận xét Char"/>
-    <w:basedOn w:val="onvnChar"/>
-    <w:link w:val="onvnnhnxt"/>
-    <w:rsid w:val="007E56A2"/>
-    <w:rPr>
-      <w:rFonts w:eastAsia="Times New Roman" w:cs="Arial"/>
-      <w:bCs/>
-      <w:i/>
-      <w:kern w:val="32"/>
-      <w:sz w:val="26"/>
-      <w:szCs w:val="24"/>
-      <w:u w:val="single"/>
-      <w:lang w:val="x-none" w:eastAsia="x-none"/>
-      <w14:ligatures w14:val="none"/>
-    </w:rPr>
   </w:style>
 </w:styles>
 </file>
@@ -7737,7 +8936,7 @@
         <a:latin typeface="Aptos" panose="02110004020202020204"/>
         <a:ea typeface=""/>
         <a:cs typeface=""/>
-        <a:font script="Jpan" typeface="游ゴシック"/>
+        <a:font script="Jpan" typeface="游明朝"/>
         <a:font script="Hang" typeface="맑은 고딕"/>
         <a:font script="Hans" typeface="等线"/>
         <a:font script="Hant" typeface="新細明體"/>
@@ -7845,13 +9044,6 @@
         </a:gradFill>
       </a:fillStyleLst>
       <a:lnStyleLst>
-        <a:ln w="6350" cap="flat" cmpd="sng" algn="ctr">
-          <a:solidFill>
-            <a:schemeClr val="phClr"/>
-          </a:solidFill>
-          <a:prstDash val="solid"/>
-          <a:miter lim="800000"/>
-        </a:ln>
         <a:ln w="12700" cap="flat" cmpd="sng" algn="ctr">
           <a:solidFill>
             <a:schemeClr val="phClr"/>
@@ -7860,6 +9052,13 @@
           <a:miter lim="800000"/>
         </a:ln>
         <a:ln w="19050" cap="flat" cmpd="sng" algn="ctr">
+          <a:solidFill>
+            <a:schemeClr val="phClr"/>
+          </a:solidFill>
+          <a:prstDash val="solid"/>
+          <a:miter lim="800000"/>
+        </a:ln>
+        <a:ln w="25400" cap="flat" cmpd="sng" algn="ctr">
           <a:solidFill>
             <a:schemeClr val="phClr"/>
           </a:solidFill>
@@ -7924,24 +9123,32 @@
       </a:bgFillStyleLst>
     </a:fmtScheme>
   </a:themeElements>
-  <a:objectDefaults/>
+  <a:objectDefaults>
+    <a:lnDef>
+      <a:spPr/>
+      <a:bodyPr/>
+      <a:lstStyle/>
+      <a:style>
+        <a:lnRef idx="2">
+          <a:schemeClr val="accent1"/>
+        </a:lnRef>
+        <a:fillRef idx="0">
+          <a:schemeClr val="accent1"/>
+        </a:fillRef>
+        <a:effectRef idx="1">
+          <a:schemeClr val="accent1"/>
+        </a:effectRef>
+        <a:fontRef idx="minor">
+          <a:schemeClr val="tx1"/>
+        </a:fontRef>
+      </a:style>
+    </a:lnDef>
+  </a:objectDefaults>
   <a:extraClrSchemeLst/>
   <a:extLst>
     <a:ext uri="{05A4C25C-085E-4340-85A3-A5531E510DB2}">
-      <thm15:themeFamily xmlns:thm15="http://schemas.microsoft.com/office/thememl/2012/main" name="Office Theme" id="{62F939B6-93AF-4DB8-9C6B-D6C7DFDC589F}" vid="{4A3C46E8-61CC-4603-A589-7422A47A8E4A}"/>
+      <thm15:themeFamily xmlns:thm15="http://schemas.microsoft.com/office/thememl/2012/main" name="Office Theme" id="{2E142A2C-CD16-42D6-873A-C26D2A0506FA}" vid="{1BDDFF52-6CD6-40A5-AB3C-68EB2F1E4D0A}"/>
     </a:ext>
   </a:extLst>
 </a:theme>
-</file>
-
-<file path=customXml/item1.xml><?xml version="1.0" encoding="utf-8"?>
-<b:Sources xmlns:b="http://schemas.openxmlformats.org/officeDocument/2006/bibliography" xmlns="http://schemas.openxmlformats.org/officeDocument/2006/bibliography" SelectedStyle="\APASixthEditionOfficeOnline.xsl" StyleName="APA" Version="6"/>
-</file>
-
-<file path=customXml/itemProps1.xml><?xml version="1.0" encoding="utf-8"?>
-<ds:datastoreItem xmlns:ds="http://schemas.openxmlformats.org/officeDocument/2006/customXml" ds:itemID="{FE302451-FD0B-47DD-8E80-0F37FC5A06E9}">
-  <ds:schemaRefs>
-    <ds:schemaRef ds:uri="http://schemas.openxmlformats.org/officeDocument/2006/bibliography"/>
-  </ds:schemaRefs>
-</ds:datastoreItem>
 </file>
--- a/static/word-template/mba.docx
+++ b/static/word-template/mba.docx
@@ -17,25 +17,7 @@
           <w:iCs/>
           <w:u w:val="single"/>
         </w:rPr>
-        <w:t xml:space="preserve">{{ </w:t>
-      </w:r>
-      <w:proofErr w:type="spellStart"/>
-      <w:r>
-        <w:rPr>
-          <w:i/>
-          <w:iCs/>
-          <w:u w:val="single"/>
-        </w:rPr>
-        <w:t>mba_name</w:t>
-      </w:r>
-      <w:proofErr w:type="spellEnd"/>
-      <w:r>
-        <w:rPr>
-          <w:i/>
-          <w:iCs/>
-          <w:u w:val="single"/>
-        </w:rPr>
-        <w:t xml:space="preserve"> }}:</w:t>
+        <w:t>{{ mba_name }}:</w:t>
       </w:r>
     </w:p>
     <w:tbl>
@@ -75,15 +57,7 @@
               <w:jc w:val="center"/>
             </w:pPr>
             <w:r>
-              <w:t xml:space="preserve">{{ </w:t>
-            </w:r>
-            <w:proofErr w:type="spellStart"/>
-            <w:r>
-              <w:t>imga</w:t>
-            </w:r>
-            <w:proofErr w:type="spellEnd"/>
-            <w:r>
-              <w:t xml:space="preserve"> }}</w:t>
+              <w:t>{{ imga }}</w:t>
             </w:r>
           </w:p>
         </w:tc>
@@ -173,7 +147,7 @@
     </w:tbl>
     <w:p>
       <w:pPr>
-        <w:pStyle w:val="Hinh"/>
+        <w:pStyle w:val="Danhmchnh"/>
       </w:pPr>
       <w:r>
         <w:t>Hình 5.</w:t>
@@ -200,15 +174,7 @@
         <w:fldChar w:fldCharType="end"/>
       </w:r>
       <w:r>
-        <w:t xml:space="preserve"> - {{ </w:t>
-      </w:r>
-      <w:proofErr w:type="spellStart"/>
-      <w:r>
-        <w:t>cap_fig_mba</w:t>
-      </w:r>
-      <w:proofErr w:type="spellEnd"/>
-      <w:r>
-        <w:t xml:space="preserve">}} </w:t>
+        <w:t xml:space="preserve"> - {{ cap_fig_mba}} </w:t>
       </w:r>
     </w:p>
     <w:p>
@@ -233,23 +199,7 @@
           <w:i/>
           <w:iCs/>
         </w:rPr>
-        <w:t xml:space="preserve"> {{ </w:t>
-      </w:r>
-      <w:proofErr w:type="spellStart"/>
-      <w:r>
-        <w:rPr>
-          <w:i/>
-          <w:iCs/>
-        </w:rPr>
-        <w:t>remarks_mba</w:t>
-      </w:r>
-      <w:proofErr w:type="spellEnd"/>
-      <w:r>
-        <w:rPr>
-          <w:i/>
-          <w:iCs/>
-        </w:rPr>
-        <w:t xml:space="preserve"> }}</w:t>
+        <w:t xml:space="preserve"> {{ remarks_mba }}</w:t>
       </w:r>
     </w:p>
     <w:p>
@@ -1467,15 +1417,7 @@
               <w:pStyle w:val="Chutrongbang"/>
             </w:pPr>
             <w:r>
-              <w:t xml:space="preserve">{{ </w:t>
-            </w:r>
-            <w:proofErr w:type="spellStart"/>
-            <w:r>
-              <w:t>dumax</w:t>
-            </w:r>
-            <w:proofErr w:type="spellEnd"/>
-            <w:r>
-              <w:t xml:space="preserve"> }}</w:t>
+              <w:t>{{ dumax }}</w:t>
             </w:r>
           </w:p>
         </w:tc>
@@ -1495,15 +1437,7 @@
               <w:pStyle w:val="Chutrongbang"/>
             </w:pPr>
             <w:r>
-              <w:t xml:space="preserve">{{ </w:t>
-            </w:r>
-            <w:proofErr w:type="spellStart"/>
-            <w:r>
-              <w:t>dumin</w:t>
-            </w:r>
-            <w:proofErr w:type="spellEnd"/>
-            <w:r>
-              <w:t xml:space="preserve"> }}</w:t>
+              <w:t>{{ dumin }}</w:t>
             </w:r>
           </w:p>
         </w:tc>
@@ -1523,15 +1457,7 @@
               <w:pStyle w:val="Chutrongbang"/>
             </w:pPr>
             <w:r>
-              <w:t xml:space="preserve">{{ </w:t>
-            </w:r>
-            <w:proofErr w:type="spellStart"/>
-            <w:r>
-              <w:t>duavg</w:t>
-            </w:r>
-            <w:proofErr w:type="spellEnd"/>
-            <w:r>
-              <w:t xml:space="preserve"> }}</w:t>
+              <w:t>{{ duavg }}</w:t>
             </w:r>
           </w:p>
         </w:tc>
@@ -1566,15 +1492,7 @@
               <w:pStyle w:val="Chutrongbang"/>
             </w:pPr>
             <w:r>
-              <w:t xml:space="preserve">{{ </w:t>
-            </w:r>
-            <w:proofErr w:type="spellStart"/>
-            <w:r>
-              <w:t>dueval</w:t>
-            </w:r>
-            <w:proofErr w:type="spellEnd"/>
-            <w:r>
-              <w:t xml:space="preserve"> }}</w:t>
+              <w:t>{{ dueval }}</w:t>
             </w:r>
           </w:p>
         </w:tc>
@@ -1644,15 +1562,7 @@
               <w:pStyle w:val="Chutrongbang"/>
             </w:pPr>
             <w:r>
-              <w:t xml:space="preserve">{{ </w:t>
-            </w:r>
-            <w:proofErr w:type="spellStart"/>
-            <w:r>
-              <w:t>dimax</w:t>
-            </w:r>
-            <w:proofErr w:type="spellEnd"/>
-            <w:r>
-              <w:t xml:space="preserve"> }}</w:t>
+              <w:t>{{ dimax }}</w:t>
             </w:r>
           </w:p>
         </w:tc>
@@ -1672,15 +1582,7 @@
               <w:pStyle w:val="Chutrongbang"/>
             </w:pPr>
             <w:r>
-              <w:t xml:space="preserve">{{ </w:t>
-            </w:r>
-            <w:proofErr w:type="spellStart"/>
-            <w:r>
-              <w:t>dimin</w:t>
-            </w:r>
-            <w:proofErr w:type="spellEnd"/>
-            <w:r>
-              <w:t xml:space="preserve"> }}</w:t>
+              <w:t>{{ dimin }}</w:t>
             </w:r>
           </w:p>
         </w:tc>
@@ -1700,15 +1602,7 @@
               <w:pStyle w:val="Chutrongbang"/>
             </w:pPr>
             <w:r>
-              <w:t xml:space="preserve">{{ </w:t>
-            </w:r>
-            <w:proofErr w:type="spellStart"/>
-            <w:r>
-              <w:t>diavg</w:t>
-            </w:r>
-            <w:proofErr w:type="spellEnd"/>
-            <w:r>
-              <w:t xml:space="preserve"> }}</w:t>
+              <w:t>{{ diavg }}</w:t>
             </w:r>
           </w:p>
         </w:tc>
@@ -1814,15 +1708,7 @@
               <w:pStyle w:val="Chutrongbang"/>
             </w:pPr>
             <w:r>
-              <w:t xml:space="preserve">{{ </w:t>
-            </w:r>
-            <w:proofErr w:type="spellStart"/>
-            <w:r>
-              <w:t>pfmax</w:t>
-            </w:r>
-            <w:proofErr w:type="spellEnd"/>
-            <w:r>
-              <w:t xml:space="preserve"> }}</w:t>
+              <w:t>{{ pfmax }}</w:t>
             </w:r>
           </w:p>
         </w:tc>
@@ -1842,15 +1728,7 @@
               <w:pStyle w:val="Chutrongbang"/>
             </w:pPr>
             <w:r>
-              <w:t xml:space="preserve">{{ </w:t>
-            </w:r>
-            <w:proofErr w:type="spellStart"/>
-            <w:r>
-              <w:t>pfmin</w:t>
-            </w:r>
-            <w:proofErr w:type="spellEnd"/>
-            <w:r>
-              <w:t xml:space="preserve"> }}</w:t>
+              <w:t>{{ pfmin }}</w:t>
             </w:r>
           </w:p>
         </w:tc>
@@ -1870,15 +1748,7 @@
               <w:pStyle w:val="Chutrongbang"/>
             </w:pPr>
             <w:r>
-              <w:t xml:space="preserve">{{ </w:t>
-            </w:r>
-            <w:proofErr w:type="spellStart"/>
-            <w:r>
-              <w:t>pfavg</w:t>
-            </w:r>
-            <w:proofErr w:type="spellEnd"/>
-            <w:r>
-              <w:t xml:space="preserve"> }}</w:t>
+              <w:t>{{ pfavg }}</w:t>
             </w:r>
           </w:p>
         </w:tc>
@@ -1909,15 +1779,7 @@
               <w:pStyle w:val="Chutrongbang"/>
             </w:pPr>
             <w:r>
-              <w:t xml:space="preserve">{{ </w:t>
-            </w:r>
-            <w:proofErr w:type="spellStart"/>
-            <w:r>
-              <w:t>pfeval</w:t>
-            </w:r>
-            <w:proofErr w:type="spellEnd"/>
-            <w:r>
-              <w:t xml:space="preserve"> }}</w:t>
+              <w:t>{{ pfeval }}</w:t>
             </w:r>
           </w:p>
         </w:tc>
@@ -1993,15 +1855,7 @@
               <w:pStyle w:val="Chutrongbang"/>
             </w:pPr>
             <w:r>
-              <w:t xml:space="preserve">{{ </w:t>
-            </w:r>
-            <w:proofErr w:type="spellStart"/>
-            <w:r>
-              <w:t>pmax</w:t>
-            </w:r>
-            <w:proofErr w:type="spellEnd"/>
-            <w:r>
-              <w:t xml:space="preserve"> }}</w:t>
+              <w:t>{{ pmax }}</w:t>
             </w:r>
           </w:p>
         </w:tc>
@@ -2021,15 +1875,7 @@
               <w:pStyle w:val="Chutrongbang"/>
             </w:pPr>
             <w:r>
-              <w:t xml:space="preserve">{{ </w:t>
-            </w:r>
-            <w:proofErr w:type="spellStart"/>
-            <w:r>
-              <w:t>pmin</w:t>
-            </w:r>
-            <w:proofErr w:type="spellEnd"/>
-            <w:r>
-              <w:t xml:space="preserve"> }}</w:t>
+              <w:t>{{ pmin }}</w:t>
             </w:r>
           </w:p>
         </w:tc>
@@ -2049,15 +1895,7 @@
               <w:pStyle w:val="Chutrongbang"/>
             </w:pPr>
             <w:r>
-              <w:t xml:space="preserve">{{ </w:t>
-            </w:r>
-            <w:proofErr w:type="spellStart"/>
-            <w:r>
-              <w:t>pavg</w:t>
-            </w:r>
-            <w:proofErr w:type="spellEnd"/>
-            <w:r>
-              <w:t xml:space="preserve"> }}</w:t>
+              <w:t>{{ pavg }}</w:t>
             </w:r>
           </w:p>
         </w:tc>
@@ -2135,15 +1973,7 @@
               <w:pStyle w:val="Chutrongbang"/>
             </w:pPr>
             <w:r>
-              <w:t>Q (</w:t>
-            </w:r>
-            <w:proofErr w:type="spellStart"/>
-            <w:r>
-              <w:t>kVAR</w:t>
-            </w:r>
-            <w:proofErr w:type="spellEnd"/>
-            <w:r>
-              <w:t>)</w:t>
+              <w:t>Q (kVAR)</w:t>
             </w:r>
           </w:p>
         </w:tc>
@@ -2163,15 +1993,7 @@
               <w:pStyle w:val="Chutrongbang"/>
             </w:pPr>
             <w:r>
-              <w:t xml:space="preserve">{{ </w:t>
-            </w:r>
-            <w:proofErr w:type="spellStart"/>
-            <w:r>
-              <w:t>qmax</w:t>
-            </w:r>
-            <w:proofErr w:type="spellEnd"/>
-            <w:r>
-              <w:t xml:space="preserve"> }}</w:t>
+              <w:t>{{ qmax }}</w:t>
             </w:r>
           </w:p>
         </w:tc>
@@ -2191,15 +2013,7 @@
               <w:pStyle w:val="Chutrongbang"/>
             </w:pPr>
             <w:r>
-              <w:t xml:space="preserve">{{ </w:t>
-            </w:r>
-            <w:proofErr w:type="spellStart"/>
-            <w:r>
-              <w:t>qmin</w:t>
-            </w:r>
-            <w:proofErr w:type="spellEnd"/>
-            <w:r>
-              <w:t xml:space="preserve"> }}</w:t>
+              <w:t>{{ qmin }}</w:t>
             </w:r>
           </w:p>
         </w:tc>
@@ -2219,15 +2033,7 @@
               <w:pStyle w:val="Chutrongbang"/>
             </w:pPr>
             <w:r>
-              <w:t xml:space="preserve">{{ </w:t>
-            </w:r>
-            <w:proofErr w:type="spellStart"/>
-            <w:r>
-              <w:t>qavg</w:t>
-            </w:r>
-            <w:proofErr w:type="spellEnd"/>
-            <w:r>
-              <w:t xml:space="preserve"> }}</w:t>
+              <w:t>{{ qavg }}</w:t>
             </w:r>
           </w:p>
         </w:tc>
@@ -2325,15 +2131,7 @@
               <w:pStyle w:val="Chutrongbang"/>
             </w:pPr>
             <w:r>
-              <w:t xml:space="preserve">{{ </w:t>
-            </w:r>
-            <w:proofErr w:type="spellStart"/>
-            <w:r>
-              <w:t>smax</w:t>
-            </w:r>
-            <w:proofErr w:type="spellEnd"/>
-            <w:r>
-              <w:t xml:space="preserve"> }}</w:t>
+              <w:t>{{ smax }}</w:t>
             </w:r>
           </w:p>
         </w:tc>
@@ -2353,15 +2151,7 @@
               <w:pStyle w:val="Chutrongbang"/>
             </w:pPr>
             <w:r>
-              <w:t xml:space="preserve">{{ </w:t>
-            </w:r>
-            <w:proofErr w:type="spellStart"/>
-            <w:r>
-              <w:t>smin</w:t>
-            </w:r>
-            <w:proofErr w:type="spellEnd"/>
-            <w:r>
-              <w:t xml:space="preserve"> }}</w:t>
+              <w:t>{{ smin }}</w:t>
             </w:r>
           </w:p>
         </w:tc>
@@ -2381,15 +2171,7 @@
               <w:pStyle w:val="Chutrongbang"/>
             </w:pPr>
             <w:r>
-              <w:t xml:space="preserve">{{ </w:t>
-            </w:r>
-            <w:proofErr w:type="spellStart"/>
-            <w:r>
-              <w:t>savg</w:t>
-            </w:r>
-            <w:proofErr w:type="spellEnd"/>
-            <w:r>
-              <w:t xml:space="preserve"> }}</w:t>
+              <w:t>{{ savg }}</w:t>
             </w:r>
           </w:p>
         </w:tc>
@@ -2575,15 +2357,7 @@
               <w:pStyle w:val="Chutrongbang"/>
             </w:pPr>
             <w:r>
-              <w:t xml:space="preserve">{{ </w:t>
-            </w:r>
-            <w:proofErr w:type="spellStart"/>
-            <w:r>
-              <w:t>thdeval</w:t>
-            </w:r>
-            <w:proofErr w:type="spellEnd"/>
-            <w:r>
-              <w:t xml:space="preserve"> }}</w:t>
+              <w:t>{{ thdeval }}</w:t>
             </w:r>
           </w:p>
         </w:tc>
@@ -3035,15 +2809,7 @@
               <w:pStyle w:val="Chutrongbang"/>
             </w:pPr>
             <w:r>
-              <w:t xml:space="preserve">{{ </w:t>
-            </w:r>
-            <w:proofErr w:type="spellStart"/>
-            <w:r>
-              <w:t>tddeval</w:t>
-            </w:r>
-            <w:proofErr w:type="spellEnd"/>
-            <w:r>
-              <w:t xml:space="preserve"> }}</w:t>
+              <w:t>{{ tddeval }}</w:t>
             </w:r>
           </w:p>
         </w:tc>
@@ -3351,22 +3117,6 @@
         </w:tc>
       </w:tr>
     </w:tbl>
-    <w:p>
-      <w:pPr>
-        <w:spacing w:after="160" w:line="259" w:lineRule="auto"/>
-        <w:rPr>
-          <w:szCs w:val="26"/>
-        </w:rPr>
-      </w:pPr>
-    </w:p>
-    <w:p>
-      <w:pPr>
-        <w:spacing w:after="160" w:line="259" w:lineRule="auto"/>
-        <w:rPr>
-          <w:szCs w:val="26"/>
-        </w:rPr>
-      </w:pPr>
-    </w:p>
     <w:p/>
     <w:sectPr>
       <w:headerReference w:type="default" r:id="rId7"/>

--- a/static/word-template/mba.docx
+++ b/static/word-template/mba.docx
@@ -1,7 +1,17 @@
 
 <file path=word/document.xml><?xml version="1.0" encoding="utf-8"?>
-<w:document xmlns:wpc="http://schemas.microsoft.com/office/word/2010/wordprocessingCanvas" xmlns:cx="http://schemas.microsoft.com/office/drawing/2014/chartex" xmlns:cx1="http://schemas.microsoft.com/office/drawing/2015/9/8/chartex" xmlns:cx2="http://schemas.microsoft.com/office/drawing/2015/10/21/chartex" xmlns:cx3="http://schemas.microsoft.com/office/drawing/2016/5/9/chartex" xmlns:cx4="http://schemas.microsoft.com/office/drawing/2016/5/10/chartex" xmlns:cx5="http://schemas.microsoft.com/office/drawing/2016/5/11/chartex" xmlns:cx6="http://schemas.microsoft.com/office/drawing/2016/5/12/chartex" xmlns:cx7="http://schemas.microsoft.com/office/drawing/2016/5/13/chartex" xmlns:cx8="http://schemas.microsoft.com/office/drawing/2016/5/14/chartex" xmlns:mc="http://schemas.openxmlformats.org/markup-compatibility/2006" xmlns:aink="http://schemas.microsoft.com/office/drawing/2016/ink" xmlns:am3d="http://schemas.microsoft.com/office/drawing/2017/model3d" xmlns:o="urn:schemas-microsoft-com:office:office" xmlns:oel="http://schemas.microsoft.com/office/2019/extlst" xmlns:r="http://schemas.openxmlformats.org/officeDocument/2006/relationships" xmlns:m="http://schemas.openxmlformats.org/officeDocument/2006/math" xmlns:v="urn:schemas-microsoft-com:vml" xmlns:wp14="http://schemas.microsoft.com/office/word/2010/wordprocessingDrawing" xmlns:wp="http://schemas.openxmlformats.org/drawingml/2006/wordprocessingDrawing" xmlns:w10="urn:schemas-microsoft-com:office:word" xmlns:w="http://schemas.openxmlformats.org/wordprocessingml/2006/main" xmlns:w14="http://schemas.microsoft.com/office/word/2010/wordml" xmlns:w15="http://schemas.microsoft.com/office/word/2012/wordml" xmlns:w16cex="http://schemas.microsoft.com/office/word/2018/wordml/cex" xmlns:w16cid="http://schemas.microsoft.com/office/word/2016/wordml/cid" xmlns:w16="http://schemas.microsoft.com/office/word/2018/wordml" xmlns:w16du="http://schemas.microsoft.com/office/word/2023/wordml/word16du" xmlns:w16sdtdh="http://schemas.microsoft.com/office/word/2020/wordml/sdtdatahash" xmlns:w16sdtfl="http://schemas.microsoft.com/office/word/2024/wordml/sdtformatlock" xmlns:w16se="http://schemas.microsoft.com/office/word/2015/wordml/symex" xmlns:wpg="http://schemas.microsoft.com/office/word/2010/wordprocessingGroup" xmlns:wpi="http://schemas.microsoft.com/office/word/2010/wordprocessingInk" xmlns:wne="http://schemas.microsoft.com/office/word/2006/wordml" xmlns:wps="http://schemas.microsoft.com/office/word/2010/wordprocessingShape" mc:Ignorable="w14 w15 w16se w16cid w16 w16cex w16sdtdh w16sdtfl w16du wp14">
+<w:document xmlns:wpc="http://schemas.microsoft.com/office/word/2010/wordprocessingCanvas" xmlns:cx="http://schemas.microsoft.com/office/drawing/2014/chartex" xmlns:cx1="http://schemas.microsoft.com/office/drawing/2015/9/8/chartex" xmlns:cx2="http://schemas.microsoft.com/office/drawing/2015/10/21/chartex" xmlns:cx3="http://schemas.microsoft.com/office/drawing/2016/5/9/chartex" xmlns:cx4="http://schemas.microsoft.com/office/drawing/2016/5/10/chartex" xmlns:cx5="http://schemas.microsoft.com/office/drawing/2016/5/11/chartex" xmlns:cx6="http://schemas.microsoft.com/office/drawing/2016/5/12/chartex" xmlns:cx7="http://schemas.microsoft.com/office/drawing/2016/5/13/chartex" xmlns:cx8="http://schemas.microsoft.com/office/drawing/2016/5/14/chartex" xmlns:mc="http://schemas.openxmlformats.org/markup-compatibility/2006" xmlns:m="http://schemas.openxmlformats.org/officeDocument/2006/math" xmlns:aink="http://schemas.microsoft.com/office/drawing/2016/ink" xmlns:am3d="http://schemas.microsoft.com/office/drawing/2017/model3d" xmlns:oel="http://schemas.microsoft.com/office/2019/extlst" xmlns:r="http://schemas.openxmlformats.org/officeDocument/2006/relationships" xmlns:wp14="http://schemas.microsoft.com/office/word/2010/wordprocessingDrawing" xmlns:wp="http://schemas.openxmlformats.org/drawingml/2006/wordprocessingDrawing" xmlns:wpg="http://schemas.microsoft.com/office/word/2010/wordprocessingGroup" xmlns:wpi="http://schemas.microsoft.com/office/word/2010/wordprocessingInk" xmlns:wps="http://schemas.microsoft.com/office/word/2010/wordprocessingShape" xmlns:o="urn:schemas-microsoft-com:office:office" xmlns:v="urn:schemas-microsoft-com:vml" xmlns:w10="urn:schemas-microsoft-com:office:word" xmlns:w="http://schemas.openxmlformats.org/wordprocessingml/2006/main" xmlns:w14="http://schemas.microsoft.com/office/word/2010/wordml" xmlns:w15="http://schemas.microsoft.com/office/word/2012/wordml" xmlns:w16cei="http://schemas.microsoft.com/office/word/2026/wordml/cei" xmlns:w16cex="http://schemas.microsoft.com/office/word/2018/wordml/cex" xmlns:w16cid="http://schemas.microsoft.com/office/word/2016/wordml/cid" xmlns:w16="http://schemas.microsoft.com/office/word/2018/wordml" xmlns:w16sdtdh="http://schemas.microsoft.com/office/word/2020/wordml/sdtdatahash" xmlns:w16sdtfl="http://schemas.microsoft.com/office/word/2024/wordml/sdtformatlock" xmlns:w16se="http://schemas.microsoft.com/office/word/2015/wordml/symex" xmlns:w16du="http://schemas.microsoft.com/office/word/2023/wordml/word16du" xmlns:wne="http://schemas.microsoft.com/office/word/2006/wordml" mc:Ignorable="w14 w15 w16se w16cid w16 w16cex w16sdtdh w16sdtfl w16du wp14">
   <w:body>
+    <w:p>
+      <w:pPr>
+        <w:pStyle w:val="Doanvan"/>
+        <w:rPr>
+          <w:i/>
+          <w:iCs/>
+          <w:u w:val="single"/>
+        </w:rPr>
+      </w:pPr>
+    </w:p>
     <w:p>
       <w:pPr>
         <w:pStyle w:val="Doanvan"/>
@@ -26,8 +36,8 @@
         <w:jc w:val="center"/>
         <w:tblLayout w:type="fixed"/>
         <w:tblCellMar>
-          <w:left w:w="115" w:type="dxa"/>
-          <w:right w:w="115" w:type="dxa"/>
+          <w:left w:w="0" w:type="dxa"/>
+          <w:right w:w="0" w:type="dxa"/>
         </w:tblCellMar>
         <w:tblLook w:val="04A0" w:firstRow="1" w:lastRow="0" w:firstColumn="1" w:lastColumn="0" w:noHBand="0" w:noVBand="1"/>
       </w:tblPr>
@@ -53,8 +63,7 @@
           </w:tcPr>
           <w:p>
             <w:pPr>
-              <w:pStyle w:val="Doanvan"/>
-              <w:jc w:val="center"/>
+              <w:pStyle w:val="Hnhtrongbng"/>
             </w:pPr>
             <w:r>
               <w:t>{{ imga }}</w:t>
@@ -72,8 +81,7 @@
           </w:tcPr>
           <w:p>
             <w:pPr>
-              <w:pStyle w:val="Doanvan"/>
-              <w:jc w:val="center"/>
+              <w:pStyle w:val="Hnhtrongbng"/>
             </w:pPr>
             <w:r>
               <w:t>{{ img1 }}</w:t>
@@ -97,8 +105,7 @@
           </w:tcPr>
           <w:p>
             <w:pPr>
-              <w:pStyle w:val="Doanvan"/>
-              <w:jc w:val="center"/>
+              <w:pStyle w:val="Hnhtrongbng"/>
             </w:pPr>
             <w:r>
               <w:t>{{ img2 }}</w:t>
@@ -116,8 +123,7 @@
           </w:tcPr>
           <w:p>
             <w:pPr>
-              <w:pStyle w:val="Doanvan"/>
-              <w:jc w:val="center"/>
+              <w:pStyle w:val="Hnhtrongbng"/>
             </w:pPr>
             <w:r>
               <w:t>{{ img4 }}</w:t>
@@ -135,8 +141,7 @@
           </w:tcPr>
           <w:p>
             <w:pPr>
-              <w:pStyle w:val="Doanvan"/>
-              <w:jc w:val="center"/>
+              <w:pStyle w:val="Hnhtrongbng"/>
             </w:pPr>
             <w:r>
               <w:t>{{ img6 }}</w:t>
@@ -241,15 +246,19 @@
           <w:insideV w:val="single" w:sz="4" w:space="0" w:color="auto"/>
         </w:tblBorders>
         <w:tblLayout w:type="fixed"/>
+        <w:tblCellMar>
+          <w:left w:w="113" w:type="dxa"/>
+          <w:right w:w="113" w:type="dxa"/>
+        </w:tblCellMar>
         <w:tblLook w:val="04A0" w:firstRow="1" w:lastRow="0" w:firstColumn="1" w:lastColumn="0" w:noHBand="0" w:noVBand="1"/>
       </w:tblPr>
       <w:tblGrid>
-        <w:gridCol w:w="538"/>
-        <w:gridCol w:w="1574"/>
-        <w:gridCol w:w="1279"/>
-        <w:gridCol w:w="941"/>
-        <w:gridCol w:w="988"/>
-        <w:gridCol w:w="1057"/>
+        <w:gridCol w:w="444"/>
+        <w:gridCol w:w="1809"/>
+        <w:gridCol w:w="1276"/>
+        <w:gridCol w:w="949"/>
+        <w:gridCol w:w="949"/>
+        <w:gridCol w:w="950"/>
         <w:gridCol w:w="2145"/>
         <w:gridCol w:w="1123"/>
       </w:tblGrid>
@@ -261,7 +270,7 @@
         </w:trPr>
         <w:tc>
           <w:tcPr>
-            <w:tcW w:w="538" w:type="dxa"/>
+            <w:tcW w:w="444" w:type="dxa"/>
             <w:tcBorders>
               <w:top w:val="double" w:sz="4" w:space="0" w:color="auto"/>
               <w:left w:val="double" w:sz="4" w:space="0" w:color="auto"/>
@@ -288,7 +297,7 @@
         </w:tc>
         <w:tc>
           <w:tcPr>
-            <w:tcW w:w="2853" w:type="dxa"/>
+            <w:tcW w:w="3085" w:type="dxa"/>
             <w:gridSpan w:val="2"/>
             <w:tcBorders>
               <w:top w:val="double" w:sz="4" w:space="0" w:color="auto"/>
@@ -315,7 +324,7 @@
         </w:tc>
         <w:tc>
           <w:tcPr>
-            <w:tcW w:w="941" w:type="dxa"/>
+            <w:tcW w:w="949" w:type="dxa"/>
             <w:tcBorders>
               <w:top w:val="double" w:sz="4" w:space="0" w:color="auto"/>
               <w:bottom w:val="single" w:sz="4" w:space="0" w:color="auto"/>
@@ -342,7 +351,7 @@
         </w:tc>
         <w:tc>
           <w:tcPr>
-            <w:tcW w:w="988" w:type="dxa"/>
+            <w:tcW w:w="949" w:type="dxa"/>
             <w:tcBorders>
               <w:top w:val="double" w:sz="4" w:space="0" w:color="auto"/>
               <w:bottom w:val="single" w:sz="4" w:space="0" w:color="auto"/>
@@ -369,7 +378,7 @@
         </w:tc>
         <w:tc>
           <w:tcPr>
-            <w:tcW w:w="1057" w:type="dxa"/>
+            <w:tcW w:w="950" w:type="dxa"/>
             <w:tcBorders>
               <w:top w:val="double" w:sz="4" w:space="0" w:color="auto"/>
               <w:bottom w:val="single" w:sz="4" w:space="0" w:color="auto"/>
@@ -455,7 +464,7 @@
         </w:trPr>
         <w:tc>
           <w:tcPr>
-            <w:tcW w:w="538" w:type="dxa"/>
+            <w:tcW w:w="444" w:type="dxa"/>
             <w:vMerge w:val="restart"/>
             <w:tcBorders>
               <w:left w:val="double" w:sz="4" w:space="0" w:color="auto"/>
@@ -473,7 +482,7 @@
         </w:tc>
         <w:tc>
           <w:tcPr>
-            <w:tcW w:w="1574" w:type="dxa"/>
+            <w:tcW w:w="1809" w:type="dxa"/>
             <w:vMerge w:val="restart"/>
             <w:vAlign w:val="center"/>
           </w:tcPr>
@@ -488,7 +497,7 @@
         </w:tc>
         <w:tc>
           <w:tcPr>
-            <w:tcW w:w="1279" w:type="dxa"/>
+            <w:tcW w:w="1276" w:type="dxa"/>
             <w:tcBorders>
               <w:bottom w:val="dotted" w:sz="4" w:space="0" w:color="auto"/>
             </w:tcBorders>
@@ -514,7 +523,7 @@
         </w:tc>
         <w:tc>
           <w:tcPr>
-            <w:tcW w:w="941" w:type="dxa"/>
+            <w:tcW w:w="949" w:type="dxa"/>
             <w:tcBorders>
               <w:top w:val="single" w:sz="4" w:space="0" w:color="auto"/>
               <w:left w:val="single" w:sz="4" w:space="0" w:color="auto"/>
@@ -534,7 +543,7 @@
         </w:tc>
         <w:tc>
           <w:tcPr>
-            <w:tcW w:w="988" w:type="dxa"/>
+            <w:tcW w:w="949" w:type="dxa"/>
             <w:tcBorders>
               <w:top w:val="single" w:sz="4" w:space="0" w:color="auto"/>
               <w:left w:val="nil"/>
@@ -554,7 +563,7 @@
         </w:tc>
         <w:tc>
           <w:tcPr>
-            <w:tcW w:w="1057" w:type="dxa"/>
+            <w:tcW w:w="950" w:type="dxa"/>
             <w:tcBorders>
               <w:top w:val="single" w:sz="4" w:space="0" w:color="auto"/>
               <w:left w:val="nil"/>
@@ -613,7 +622,7 @@
         </w:trPr>
         <w:tc>
           <w:tcPr>
-            <w:tcW w:w="538" w:type="dxa"/>
+            <w:tcW w:w="444" w:type="dxa"/>
             <w:vMerge/>
             <w:tcBorders>
               <w:left w:val="double" w:sz="4" w:space="0" w:color="auto"/>
@@ -628,7 +637,7 @@
         </w:tc>
         <w:tc>
           <w:tcPr>
-            <w:tcW w:w="1574" w:type="dxa"/>
+            <w:tcW w:w="1809" w:type="dxa"/>
             <w:vMerge/>
             <w:vAlign w:val="center"/>
           </w:tcPr>
@@ -640,7 +649,7 @@
         </w:tc>
         <w:tc>
           <w:tcPr>
-            <w:tcW w:w="1279" w:type="dxa"/>
+            <w:tcW w:w="1276" w:type="dxa"/>
             <w:tcBorders>
               <w:top w:val="dotted" w:sz="4" w:space="0" w:color="auto"/>
               <w:bottom w:val="dotted" w:sz="4" w:space="0" w:color="auto"/>
@@ -667,7 +676,7 @@
         </w:tc>
         <w:tc>
           <w:tcPr>
-            <w:tcW w:w="941" w:type="dxa"/>
+            <w:tcW w:w="949" w:type="dxa"/>
             <w:tcBorders>
               <w:top w:val="dotted" w:sz="4" w:space="0" w:color="auto"/>
               <w:left w:val="single" w:sz="4" w:space="0" w:color="auto"/>
@@ -687,7 +696,7 @@
         </w:tc>
         <w:tc>
           <w:tcPr>
-            <w:tcW w:w="988" w:type="dxa"/>
+            <w:tcW w:w="949" w:type="dxa"/>
             <w:tcBorders>
               <w:top w:val="dotted" w:sz="4" w:space="0" w:color="auto"/>
               <w:left w:val="nil"/>
@@ -707,7 +716,7 @@
         </w:tc>
         <w:tc>
           <w:tcPr>
-            <w:tcW w:w="1057" w:type="dxa"/>
+            <w:tcW w:w="950" w:type="dxa"/>
             <w:tcBorders>
               <w:top w:val="dotted" w:sz="4" w:space="0" w:color="auto"/>
               <w:left w:val="nil"/>
@@ -760,7 +769,7 @@
         </w:trPr>
         <w:tc>
           <w:tcPr>
-            <w:tcW w:w="538" w:type="dxa"/>
+            <w:tcW w:w="444" w:type="dxa"/>
             <w:vMerge/>
             <w:tcBorders>
               <w:left w:val="double" w:sz="4" w:space="0" w:color="auto"/>
@@ -775,7 +784,7 @@
         </w:tc>
         <w:tc>
           <w:tcPr>
-            <w:tcW w:w="1574" w:type="dxa"/>
+            <w:tcW w:w="1809" w:type="dxa"/>
             <w:vMerge/>
             <w:vAlign w:val="center"/>
           </w:tcPr>
@@ -787,7 +796,7 @@
         </w:tc>
         <w:tc>
           <w:tcPr>
-            <w:tcW w:w="1279" w:type="dxa"/>
+            <w:tcW w:w="1276" w:type="dxa"/>
             <w:tcBorders>
               <w:top w:val="dotted" w:sz="4" w:space="0" w:color="auto"/>
               <w:bottom w:val="single" w:sz="4" w:space="0" w:color="auto"/>
@@ -814,7 +823,7 @@
         </w:tc>
         <w:tc>
           <w:tcPr>
-            <w:tcW w:w="941" w:type="dxa"/>
+            <w:tcW w:w="949" w:type="dxa"/>
             <w:tcBorders>
               <w:top w:val="dotted" w:sz="4" w:space="0" w:color="auto"/>
               <w:left w:val="single" w:sz="4" w:space="0" w:color="auto"/>
@@ -834,7 +843,7 @@
         </w:tc>
         <w:tc>
           <w:tcPr>
-            <w:tcW w:w="988" w:type="dxa"/>
+            <w:tcW w:w="949" w:type="dxa"/>
             <w:tcBorders>
               <w:top w:val="dotted" w:sz="4" w:space="0" w:color="auto"/>
               <w:left w:val="nil"/>
@@ -854,7 +863,7 @@
         </w:tc>
         <w:tc>
           <w:tcPr>
-            <w:tcW w:w="1057" w:type="dxa"/>
+            <w:tcW w:w="950" w:type="dxa"/>
             <w:tcBorders>
               <w:top w:val="dotted" w:sz="4" w:space="0" w:color="auto"/>
               <w:left w:val="nil"/>
@@ -907,7 +916,7 @@
         </w:trPr>
         <w:tc>
           <w:tcPr>
-            <w:tcW w:w="538" w:type="dxa"/>
+            <w:tcW w:w="444" w:type="dxa"/>
             <w:vMerge w:val="restart"/>
             <w:tcBorders>
               <w:left w:val="double" w:sz="4" w:space="0" w:color="auto"/>
@@ -925,7 +934,7 @@
         </w:tc>
         <w:tc>
           <w:tcPr>
-            <w:tcW w:w="1574" w:type="dxa"/>
+            <w:tcW w:w="1809" w:type="dxa"/>
             <w:vMerge w:val="restart"/>
             <w:vAlign w:val="center"/>
           </w:tcPr>
@@ -940,7 +949,7 @@
         </w:tc>
         <w:tc>
           <w:tcPr>
-            <w:tcW w:w="1279" w:type="dxa"/>
+            <w:tcW w:w="1276" w:type="dxa"/>
             <w:tcBorders>
               <w:bottom w:val="dotted" w:sz="4" w:space="0" w:color="auto"/>
             </w:tcBorders>
@@ -966,7 +975,7 @@
         </w:tc>
         <w:tc>
           <w:tcPr>
-            <w:tcW w:w="941" w:type="dxa"/>
+            <w:tcW w:w="949" w:type="dxa"/>
             <w:tcBorders>
               <w:top w:val="single" w:sz="4" w:space="0" w:color="auto"/>
               <w:left w:val="single" w:sz="4" w:space="0" w:color="auto"/>
@@ -986,7 +995,7 @@
         </w:tc>
         <w:tc>
           <w:tcPr>
-            <w:tcW w:w="988" w:type="dxa"/>
+            <w:tcW w:w="949" w:type="dxa"/>
             <w:tcBorders>
               <w:top w:val="single" w:sz="4" w:space="0" w:color="auto"/>
               <w:left w:val="nil"/>
@@ -1006,7 +1015,7 @@
         </w:tc>
         <w:tc>
           <w:tcPr>
-            <w:tcW w:w="1057" w:type="dxa"/>
+            <w:tcW w:w="950" w:type="dxa"/>
             <w:tcBorders>
               <w:top w:val="single" w:sz="4" w:space="0" w:color="auto"/>
               <w:left w:val="nil"/>
@@ -1059,7 +1068,7 @@
         </w:trPr>
         <w:tc>
           <w:tcPr>
-            <w:tcW w:w="538" w:type="dxa"/>
+            <w:tcW w:w="444" w:type="dxa"/>
             <w:vMerge/>
             <w:tcBorders>
               <w:left w:val="double" w:sz="4" w:space="0" w:color="auto"/>
@@ -1074,7 +1083,7 @@
         </w:tc>
         <w:tc>
           <w:tcPr>
-            <w:tcW w:w="1574" w:type="dxa"/>
+            <w:tcW w:w="1809" w:type="dxa"/>
             <w:vMerge/>
             <w:vAlign w:val="center"/>
           </w:tcPr>
@@ -1086,7 +1095,7 @@
         </w:tc>
         <w:tc>
           <w:tcPr>
-            <w:tcW w:w="1279" w:type="dxa"/>
+            <w:tcW w:w="1276" w:type="dxa"/>
             <w:tcBorders>
               <w:top w:val="dotted" w:sz="4" w:space="0" w:color="auto"/>
               <w:bottom w:val="dotted" w:sz="4" w:space="0" w:color="auto"/>
@@ -1113,7 +1122,7 @@
         </w:tc>
         <w:tc>
           <w:tcPr>
-            <w:tcW w:w="941" w:type="dxa"/>
+            <w:tcW w:w="949" w:type="dxa"/>
             <w:tcBorders>
               <w:top w:val="dotted" w:sz="4" w:space="0" w:color="auto"/>
               <w:left w:val="single" w:sz="4" w:space="0" w:color="auto"/>
@@ -1133,7 +1142,7 @@
         </w:tc>
         <w:tc>
           <w:tcPr>
-            <w:tcW w:w="988" w:type="dxa"/>
+            <w:tcW w:w="949" w:type="dxa"/>
             <w:tcBorders>
               <w:top w:val="dotted" w:sz="4" w:space="0" w:color="auto"/>
               <w:left w:val="nil"/>
@@ -1153,7 +1162,7 @@
         </w:tc>
         <w:tc>
           <w:tcPr>
-            <w:tcW w:w="1057" w:type="dxa"/>
+            <w:tcW w:w="950" w:type="dxa"/>
             <w:tcBorders>
               <w:top w:val="dotted" w:sz="4" w:space="0" w:color="auto"/>
               <w:left w:val="nil"/>
@@ -1206,7 +1215,7 @@
         </w:trPr>
         <w:tc>
           <w:tcPr>
-            <w:tcW w:w="538" w:type="dxa"/>
+            <w:tcW w:w="444" w:type="dxa"/>
             <w:vMerge/>
             <w:tcBorders>
               <w:left w:val="double" w:sz="4" w:space="0" w:color="auto"/>
@@ -1221,7 +1230,7 @@
         </w:tc>
         <w:tc>
           <w:tcPr>
-            <w:tcW w:w="1574" w:type="dxa"/>
+            <w:tcW w:w="1809" w:type="dxa"/>
             <w:vMerge/>
             <w:vAlign w:val="center"/>
           </w:tcPr>
@@ -1233,7 +1242,7 @@
         </w:tc>
         <w:tc>
           <w:tcPr>
-            <w:tcW w:w="1279" w:type="dxa"/>
+            <w:tcW w:w="1276" w:type="dxa"/>
             <w:tcBorders>
               <w:top w:val="dotted" w:sz="4" w:space="0" w:color="auto"/>
               <w:bottom w:val="single" w:sz="4" w:space="0" w:color="auto"/>
@@ -1260,7 +1269,7 @@
         </w:tc>
         <w:tc>
           <w:tcPr>
-            <w:tcW w:w="941" w:type="dxa"/>
+            <w:tcW w:w="949" w:type="dxa"/>
             <w:tcBorders>
               <w:top w:val="dotted" w:sz="4" w:space="0" w:color="auto"/>
               <w:left w:val="single" w:sz="4" w:space="0" w:color="auto"/>
@@ -1280,7 +1289,7 @@
         </w:tc>
         <w:tc>
           <w:tcPr>
-            <w:tcW w:w="988" w:type="dxa"/>
+            <w:tcW w:w="949" w:type="dxa"/>
             <w:tcBorders>
               <w:top w:val="dotted" w:sz="4" w:space="0" w:color="auto"/>
               <w:left w:val="nil"/>
@@ -1300,7 +1309,7 @@
         </w:tc>
         <w:tc>
           <w:tcPr>
-            <w:tcW w:w="1057" w:type="dxa"/>
+            <w:tcW w:w="950" w:type="dxa"/>
             <w:tcBorders>
               <w:top w:val="dotted" w:sz="4" w:space="0" w:color="auto"/>
               <w:left w:val="nil"/>
@@ -1353,7 +1362,7 @@
         </w:trPr>
         <w:tc>
           <w:tcPr>
-            <w:tcW w:w="538" w:type="dxa"/>
+            <w:tcW w:w="444" w:type="dxa"/>
             <w:vMerge w:val="restart"/>
             <w:tcBorders>
               <w:left w:val="double" w:sz="4" w:space="0" w:color="auto"/>
@@ -1371,7 +1380,7 @@
         </w:tc>
         <w:tc>
           <w:tcPr>
-            <w:tcW w:w="1574" w:type="dxa"/>
+            <w:tcW w:w="1809" w:type="dxa"/>
             <w:vMerge w:val="restart"/>
             <w:vAlign w:val="center"/>
           </w:tcPr>
@@ -1386,7 +1395,7 @@
         </w:tc>
         <w:tc>
           <w:tcPr>
-            <w:tcW w:w="1279" w:type="dxa"/>
+            <w:tcW w:w="1276" w:type="dxa"/>
             <w:tcBorders>
               <w:bottom w:val="dotted" w:sz="4" w:space="0" w:color="auto"/>
             </w:tcBorders>
@@ -1403,7 +1412,7 @@
         </w:tc>
         <w:tc>
           <w:tcPr>
-            <w:tcW w:w="941" w:type="dxa"/>
+            <w:tcW w:w="949" w:type="dxa"/>
             <w:tcBorders>
               <w:top w:val="single" w:sz="4" w:space="0" w:color="auto"/>
               <w:left w:val="single" w:sz="4" w:space="0" w:color="auto"/>
@@ -1423,7 +1432,7 @@
         </w:tc>
         <w:tc>
           <w:tcPr>
-            <w:tcW w:w="988" w:type="dxa"/>
+            <w:tcW w:w="949" w:type="dxa"/>
             <w:tcBorders>
               <w:top w:val="single" w:sz="4" w:space="0" w:color="auto"/>
               <w:left w:val="nil"/>
@@ -1443,7 +1452,7 @@
         </w:tc>
         <w:tc>
           <w:tcPr>
-            <w:tcW w:w="1057" w:type="dxa"/>
+            <w:tcW w:w="950" w:type="dxa"/>
             <w:tcBorders>
               <w:top w:val="single" w:sz="4" w:space="0" w:color="auto"/>
               <w:left w:val="nil"/>
@@ -1504,7 +1513,7 @@
         </w:trPr>
         <w:tc>
           <w:tcPr>
-            <w:tcW w:w="538" w:type="dxa"/>
+            <w:tcW w:w="444" w:type="dxa"/>
             <w:vMerge/>
             <w:tcBorders>
               <w:left w:val="double" w:sz="4" w:space="0" w:color="auto"/>
@@ -1519,7 +1528,7 @@
         </w:tc>
         <w:tc>
           <w:tcPr>
-            <w:tcW w:w="1574" w:type="dxa"/>
+            <w:tcW w:w="1809" w:type="dxa"/>
             <w:vMerge/>
             <w:vAlign w:val="center"/>
           </w:tcPr>
@@ -1531,7 +1540,7 @@
         </w:tc>
         <w:tc>
           <w:tcPr>
-            <w:tcW w:w="1279" w:type="dxa"/>
+            <w:tcW w:w="1276" w:type="dxa"/>
             <w:tcBorders>
               <w:top w:val="dotted" w:sz="4" w:space="0" w:color="auto"/>
             </w:tcBorders>
@@ -1548,7 +1557,7 @@
         </w:tc>
         <w:tc>
           <w:tcPr>
-            <w:tcW w:w="941" w:type="dxa"/>
+            <w:tcW w:w="949" w:type="dxa"/>
             <w:tcBorders>
               <w:top w:val="dotted" w:sz="4" w:space="0" w:color="auto"/>
               <w:left w:val="single" w:sz="4" w:space="0" w:color="auto"/>
@@ -1568,7 +1577,7 @@
         </w:tc>
         <w:tc>
           <w:tcPr>
-            <w:tcW w:w="988" w:type="dxa"/>
+            <w:tcW w:w="949" w:type="dxa"/>
             <w:tcBorders>
               <w:top w:val="dotted" w:sz="4" w:space="0" w:color="auto"/>
               <w:left w:val="nil"/>
@@ -1588,7 +1597,7 @@
         </w:tc>
         <w:tc>
           <w:tcPr>
-            <w:tcW w:w="1057" w:type="dxa"/>
+            <w:tcW w:w="950" w:type="dxa"/>
             <w:tcBorders>
               <w:top w:val="dotted" w:sz="4" w:space="0" w:color="auto"/>
               <w:left w:val="nil"/>
@@ -1646,7 +1655,7 @@
         </w:trPr>
         <w:tc>
           <w:tcPr>
-            <w:tcW w:w="538" w:type="dxa"/>
+            <w:tcW w:w="444" w:type="dxa"/>
             <w:tcBorders>
               <w:left w:val="double" w:sz="4" w:space="0" w:color="auto"/>
             </w:tcBorders>
@@ -1663,7 +1672,7 @@
         </w:tc>
         <w:tc>
           <w:tcPr>
-            <w:tcW w:w="1574" w:type="dxa"/>
+            <w:tcW w:w="1809" w:type="dxa"/>
             <w:vAlign w:val="center"/>
           </w:tcPr>
           <w:p>
@@ -1677,7 +1686,7 @@
         </w:tc>
         <w:tc>
           <w:tcPr>
-            <w:tcW w:w="1279" w:type="dxa"/>
+            <w:tcW w:w="1276" w:type="dxa"/>
             <w:tcBorders>
               <w:bottom w:val="single" w:sz="4" w:space="0" w:color="auto"/>
             </w:tcBorders>
@@ -1694,7 +1703,7 @@
         </w:tc>
         <w:tc>
           <w:tcPr>
-            <w:tcW w:w="941" w:type="dxa"/>
+            <w:tcW w:w="949" w:type="dxa"/>
             <w:tcBorders>
               <w:top w:val="single" w:sz="4" w:space="0" w:color="auto"/>
               <w:left w:val="single" w:sz="4" w:space="0" w:color="auto"/>
@@ -1714,7 +1723,7 @@
         </w:tc>
         <w:tc>
           <w:tcPr>
-            <w:tcW w:w="988" w:type="dxa"/>
+            <w:tcW w:w="949" w:type="dxa"/>
             <w:tcBorders>
               <w:top w:val="single" w:sz="4" w:space="0" w:color="auto"/>
               <w:left w:val="nil"/>
@@ -1734,7 +1743,7 @@
         </w:tc>
         <w:tc>
           <w:tcPr>
-            <w:tcW w:w="1057" w:type="dxa"/>
+            <w:tcW w:w="950" w:type="dxa"/>
             <w:tcBorders>
               <w:top w:val="single" w:sz="4" w:space="0" w:color="auto"/>
               <w:left w:val="nil"/>
@@ -1791,7 +1800,7 @@
         </w:trPr>
         <w:tc>
           <w:tcPr>
-            <w:tcW w:w="538" w:type="dxa"/>
+            <w:tcW w:w="444" w:type="dxa"/>
             <w:vMerge w:val="restart"/>
             <w:tcBorders>
               <w:left w:val="double" w:sz="4" w:space="0" w:color="auto"/>
@@ -1809,7 +1818,7 @@
         </w:tc>
         <w:tc>
           <w:tcPr>
-            <w:tcW w:w="1574" w:type="dxa"/>
+            <w:tcW w:w="1809" w:type="dxa"/>
             <w:vMerge w:val="restart"/>
             <w:vAlign w:val="center"/>
           </w:tcPr>
@@ -1824,7 +1833,7 @@
         </w:tc>
         <w:tc>
           <w:tcPr>
-            <w:tcW w:w="1279" w:type="dxa"/>
+            <w:tcW w:w="1276" w:type="dxa"/>
             <w:tcBorders>
               <w:bottom w:val="dotted" w:sz="4" w:space="0" w:color="auto"/>
             </w:tcBorders>
@@ -1841,7 +1850,7 @@
         </w:tc>
         <w:tc>
           <w:tcPr>
-            <w:tcW w:w="941" w:type="dxa"/>
+            <w:tcW w:w="949" w:type="dxa"/>
             <w:tcBorders>
               <w:top w:val="single" w:sz="4" w:space="0" w:color="auto"/>
               <w:left w:val="single" w:sz="4" w:space="0" w:color="auto"/>
@@ -1861,7 +1870,7 @@
         </w:tc>
         <w:tc>
           <w:tcPr>
-            <w:tcW w:w="988" w:type="dxa"/>
+            <w:tcW w:w="949" w:type="dxa"/>
             <w:tcBorders>
               <w:top w:val="single" w:sz="4" w:space="0" w:color="auto"/>
               <w:left w:val="nil"/>
@@ -1881,7 +1890,7 @@
         </w:tc>
         <w:tc>
           <w:tcPr>
-            <w:tcW w:w="1057" w:type="dxa"/>
+            <w:tcW w:w="950" w:type="dxa"/>
             <w:tcBorders>
               <w:top w:val="single" w:sz="4" w:space="0" w:color="auto"/>
               <w:left w:val="nil"/>
@@ -1934,7 +1943,7 @@
         </w:trPr>
         <w:tc>
           <w:tcPr>
-            <w:tcW w:w="538" w:type="dxa"/>
+            <w:tcW w:w="444" w:type="dxa"/>
             <w:vMerge/>
             <w:tcBorders>
               <w:left w:val="double" w:sz="4" w:space="0" w:color="auto"/>
@@ -1949,7 +1958,7 @@
         </w:tc>
         <w:tc>
           <w:tcPr>
-            <w:tcW w:w="1574" w:type="dxa"/>
+            <w:tcW w:w="1809" w:type="dxa"/>
             <w:vMerge/>
             <w:vAlign w:val="center"/>
           </w:tcPr>
@@ -1961,7 +1970,7 @@
         </w:tc>
         <w:tc>
           <w:tcPr>
-            <w:tcW w:w="1279" w:type="dxa"/>
+            <w:tcW w:w="1276" w:type="dxa"/>
             <w:tcBorders>
               <w:top w:val="dotted" w:sz="4" w:space="0" w:color="auto"/>
               <w:bottom w:val="dotted" w:sz="4" w:space="0" w:color="auto"/>
@@ -1979,7 +1988,7 @@
         </w:tc>
         <w:tc>
           <w:tcPr>
-            <w:tcW w:w="941" w:type="dxa"/>
+            <w:tcW w:w="949" w:type="dxa"/>
             <w:tcBorders>
               <w:top w:val="dotted" w:sz="4" w:space="0" w:color="auto"/>
               <w:left w:val="single" w:sz="4" w:space="0" w:color="auto"/>
@@ -1999,7 +2008,7 @@
         </w:tc>
         <w:tc>
           <w:tcPr>
-            <w:tcW w:w="988" w:type="dxa"/>
+            <w:tcW w:w="949" w:type="dxa"/>
             <w:tcBorders>
               <w:top w:val="dotted" w:sz="4" w:space="0" w:color="auto"/>
               <w:left w:val="nil"/>
@@ -2019,7 +2028,7 @@
         </w:tc>
         <w:tc>
           <w:tcPr>
-            <w:tcW w:w="1057" w:type="dxa"/>
+            <w:tcW w:w="950" w:type="dxa"/>
             <w:tcBorders>
               <w:top w:val="dotted" w:sz="4" w:space="0" w:color="auto"/>
               <w:left w:val="nil"/>
@@ -2072,7 +2081,7 @@
         </w:trPr>
         <w:tc>
           <w:tcPr>
-            <w:tcW w:w="538" w:type="dxa"/>
+            <w:tcW w:w="444" w:type="dxa"/>
             <w:vMerge/>
             <w:tcBorders>
               <w:left w:val="double" w:sz="4" w:space="0" w:color="auto"/>
@@ -2087,7 +2096,7 @@
         </w:tc>
         <w:tc>
           <w:tcPr>
-            <w:tcW w:w="1574" w:type="dxa"/>
+            <w:tcW w:w="1809" w:type="dxa"/>
             <w:vMerge/>
             <w:vAlign w:val="center"/>
           </w:tcPr>
@@ -2099,7 +2108,7 @@
         </w:tc>
         <w:tc>
           <w:tcPr>
-            <w:tcW w:w="1279" w:type="dxa"/>
+            <w:tcW w:w="1276" w:type="dxa"/>
             <w:tcBorders>
               <w:top w:val="dotted" w:sz="4" w:space="0" w:color="auto"/>
               <w:bottom w:val="single" w:sz="4" w:space="0" w:color="auto"/>
@@ -2117,7 +2126,7 @@
         </w:tc>
         <w:tc>
           <w:tcPr>
-            <w:tcW w:w="941" w:type="dxa"/>
+            <w:tcW w:w="949" w:type="dxa"/>
             <w:tcBorders>
               <w:top w:val="dotted" w:sz="4" w:space="0" w:color="auto"/>
               <w:left w:val="single" w:sz="4" w:space="0" w:color="auto"/>
@@ -2137,7 +2146,7 @@
         </w:tc>
         <w:tc>
           <w:tcPr>
-            <w:tcW w:w="988" w:type="dxa"/>
+            <w:tcW w:w="949" w:type="dxa"/>
             <w:tcBorders>
               <w:top w:val="dotted" w:sz="4" w:space="0" w:color="auto"/>
               <w:left w:val="nil"/>
@@ -2157,7 +2166,7 @@
         </w:tc>
         <w:tc>
           <w:tcPr>
-            <w:tcW w:w="1057" w:type="dxa"/>
+            <w:tcW w:w="950" w:type="dxa"/>
             <w:tcBorders>
               <w:top w:val="dotted" w:sz="4" w:space="0" w:color="auto"/>
               <w:left w:val="nil"/>
@@ -2210,7 +2219,7 @@
         </w:trPr>
         <w:tc>
           <w:tcPr>
-            <w:tcW w:w="538" w:type="dxa"/>
+            <w:tcW w:w="444" w:type="dxa"/>
             <w:vMerge w:val="restart"/>
             <w:tcBorders>
               <w:left w:val="double" w:sz="4" w:space="0" w:color="auto"/>
@@ -2229,7 +2238,7 @@
         </w:tc>
         <w:tc>
           <w:tcPr>
-            <w:tcW w:w="1574" w:type="dxa"/>
+            <w:tcW w:w="1809" w:type="dxa"/>
             <w:vMerge w:val="restart"/>
             <w:vAlign w:val="center"/>
           </w:tcPr>
@@ -2244,7 +2253,7 @@
         </w:tc>
         <w:tc>
           <w:tcPr>
-            <w:tcW w:w="1279" w:type="dxa"/>
+            <w:tcW w:w="1276" w:type="dxa"/>
             <w:tcBorders>
               <w:bottom w:val="dotted" w:sz="4" w:space="0" w:color="auto"/>
             </w:tcBorders>
@@ -2270,7 +2279,7 @@
         </w:tc>
         <w:tc>
           <w:tcPr>
-            <w:tcW w:w="941" w:type="dxa"/>
+            <w:tcW w:w="949" w:type="dxa"/>
             <w:tcBorders>
               <w:top w:val="single" w:sz="4" w:space="0" w:color="auto"/>
               <w:left w:val="single" w:sz="4" w:space="0" w:color="auto"/>
@@ -2290,7 +2299,7 @@
         </w:tc>
         <w:tc>
           <w:tcPr>
-            <w:tcW w:w="988" w:type="dxa"/>
+            <w:tcW w:w="949" w:type="dxa"/>
             <w:tcBorders>
               <w:top w:val="single" w:sz="4" w:space="0" w:color="auto"/>
               <w:left w:val="nil"/>
@@ -2310,7 +2319,7 @@
         </w:tc>
         <w:tc>
           <w:tcPr>
-            <w:tcW w:w="1057" w:type="dxa"/>
+            <w:tcW w:w="950" w:type="dxa"/>
             <w:tcBorders>
               <w:top w:val="single" w:sz="4" w:space="0" w:color="auto"/>
               <w:left w:val="nil"/>
@@ -2369,7 +2378,7 @@
         </w:trPr>
         <w:tc>
           <w:tcPr>
-            <w:tcW w:w="538" w:type="dxa"/>
+            <w:tcW w:w="444" w:type="dxa"/>
             <w:vMerge/>
             <w:tcBorders>
               <w:left w:val="double" w:sz="4" w:space="0" w:color="auto"/>
@@ -2384,7 +2393,7 @@
         </w:tc>
         <w:tc>
           <w:tcPr>
-            <w:tcW w:w="1574" w:type="dxa"/>
+            <w:tcW w:w="1809" w:type="dxa"/>
             <w:vMerge/>
             <w:vAlign w:val="center"/>
           </w:tcPr>
@@ -2396,7 +2405,7 @@
         </w:tc>
         <w:tc>
           <w:tcPr>
-            <w:tcW w:w="1279" w:type="dxa"/>
+            <w:tcW w:w="1276" w:type="dxa"/>
             <w:tcBorders>
               <w:top w:val="dotted" w:sz="4" w:space="0" w:color="auto"/>
               <w:bottom w:val="dotted" w:sz="4" w:space="0" w:color="auto"/>
@@ -2423,7 +2432,7 @@
         </w:tc>
         <w:tc>
           <w:tcPr>
-            <w:tcW w:w="941" w:type="dxa"/>
+            <w:tcW w:w="949" w:type="dxa"/>
             <w:tcBorders>
               <w:top w:val="dotted" w:sz="4" w:space="0" w:color="auto"/>
               <w:left w:val="single" w:sz="4" w:space="0" w:color="auto"/>
@@ -2443,7 +2452,7 @@
         </w:tc>
         <w:tc>
           <w:tcPr>
-            <w:tcW w:w="988" w:type="dxa"/>
+            <w:tcW w:w="949" w:type="dxa"/>
             <w:tcBorders>
               <w:top w:val="dotted" w:sz="4" w:space="0" w:color="auto"/>
               <w:left w:val="nil"/>
@@ -2463,7 +2472,7 @@
         </w:tc>
         <w:tc>
           <w:tcPr>
-            <w:tcW w:w="1057" w:type="dxa"/>
+            <w:tcW w:w="950" w:type="dxa"/>
             <w:tcBorders>
               <w:top w:val="dotted" w:sz="4" w:space="0" w:color="auto"/>
               <w:left w:val="nil"/>
@@ -2516,7 +2525,7 @@
         </w:trPr>
         <w:tc>
           <w:tcPr>
-            <w:tcW w:w="538" w:type="dxa"/>
+            <w:tcW w:w="444" w:type="dxa"/>
             <w:vMerge/>
             <w:tcBorders>
               <w:left w:val="double" w:sz="4" w:space="0" w:color="auto"/>
@@ -2531,7 +2540,7 @@
         </w:tc>
         <w:tc>
           <w:tcPr>
-            <w:tcW w:w="1574" w:type="dxa"/>
+            <w:tcW w:w="1809" w:type="dxa"/>
             <w:vMerge/>
             <w:vAlign w:val="center"/>
           </w:tcPr>
@@ -2543,7 +2552,7 @@
         </w:tc>
         <w:tc>
           <w:tcPr>
-            <w:tcW w:w="1279" w:type="dxa"/>
+            <w:tcW w:w="1276" w:type="dxa"/>
             <w:tcBorders>
               <w:top w:val="dotted" w:sz="4" w:space="0" w:color="auto"/>
               <w:bottom w:val="single" w:sz="4" w:space="0" w:color="auto"/>
@@ -2570,7 +2579,7 @@
         </w:tc>
         <w:tc>
           <w:tcPr>
-            <w:tcW w:w="941" w:type="dxa"/>
+            <w:tcW w:w="949" w:type="dxa"/>
             <w:tcBorders>
               <w:top w:val="dotted" w:sz="4" w:space="0" w:color="auto"/>
               <w:left w:val="single" w:sz="4" w:space="0" w:color="auto"/>
@@ -2590,7 +2599,7 @@
         </w:tc>
         <w:tc>
           <w:tcPr>
-            <w:tcW w:w="988" w:type="dxa"/>
+            <w:tcW w:w="949" w:type="dxa"/>
             <w:tcBorders>
               <w:top w:val="dotted" w:sz="4" w:space="0" w:color="auto"/>
               <w:left w:val="nil"/>
@@ -2610,7 +2619,7 @@
         </w:tc>
         <w:tc>
           <w:tcPr>
-            <w:tcW w:w="1057" w:type="dxa"/>
+            <w:tcW w:w="950" w:type="dxa"/>
             <w:tcBorders>
               <w:top w:val="dotted" w:sz="4" w:space="0" w:color="auto"/>
               <w:left w:val="nil"/>
@@ -2663,7 +2672,7 @@
         </w:trPr>
         <w:tc>
           <w:tcPr>
-            <w:tcW w:w="538" w:type="dxa"/>
+            <w:tcW w:w="444" w:type="dxa"/>
             <w:vMerge w:val="restart"/>
             <w:tcBorders>
               <w:left w:val="double" w:sz="4" w:space="0" w:color="auto"/>
@@ -2681,7 +2690,7 @@
         </w:tc>
         <w:tc>
           <w:tcPr>
-            <w:tcW w:w="1574" w:type="dxa"/>
+            <w:tcW w:w="1809" w:type="dxa"/>
             <w:vMerge w:val="restart"/>
             <w:vAlign w:val="center"/>
           </w:tcPr>
@@ -2696,7 +2705,7 @@
         </w:tc>
         <w:tc>
           <w:tcPr>
-            <w:tcW w:w="1279" w:type="dxa"/>
+            <w:tcW w:w="1276" w:type="dxa"/>
             <w:tcBorders>
               <w:bottom w:val="dotted" w:sz="4" w:space="0" w:color="auto"/>
             </w:tcBorders>
@@ -2722,7 +2731,7 @@
         </w:tc>
         <w:tc>
           <w:tcPr>
-            <w:tcW w:w="941" w:type="dxa"/>
+            <w:tcW w:w="949" w:type="dxa"/>
             <w:tcBorders>
               <w:top w:val="single" w:sz="4" w:space="0" w:color="auto"/>
               <w:left w:val="single" w:sz="4" w:space="0" w:color="auto"/>
@@ -2742,7 +2751,7 @@
         </w:tc>
         <w:tc>
           <w:tcPr>
-            <w:tcW w:w="988" w:type="dxa"/>
+            <w:tcW w:w="949" w:type="dxa"/>
             <w:tcBorders>
               <w:top w:val="single" w:sz="4" w:space="0" w:color="auto"/>
               <w:left w:val="nil"/>
@@ -2762,7 +2771,7 @@
         </w:tc>
         <w:tc>
           <w:tcPr>
-            <w:tcW w:w="1057" w:type="dxa"/>
+            <w:tcW w:w="950" w:type="dxa"/>
             <w:tcBorders>
               <w:top w:val="single" w:sz="4" w:space="0" w:color="auto"/>
               <w:left w:val="nil"/>
@@ -2821,7 +2830,7 @@
         </w:trPr>
         <w:tc>
           <w:tcPr>
-            <w:tcW w:w="538" w:type="dxa"/>
+            <w:tcW w:w="444" w:type="dxa"/>
             <w:vMerge/>
             <w:tcBorders>
               <w:left w:val="double" w:sz="4" w:space="0" w:color="auto"/>
@@ -2836,7 +2845,7 @@
         </w:tc>
         <w:tc>
           <w:tcPr>
-            <w:tcW w:w="1574" w:type="dxa"/>
+            <w:tcW w:w="1809" w:type="dxa"/>
             <w:vMerge/>
             <w:vAlign w:val="center"/>
           </w:tcPr>
@@ -2848,7 +2857,7 @@
         </w:tc>
         <w:tc>
           <w:tcPr>
-            <w:tcW w:w="1279" w:type="dxa"/>
+            <w:tcW w:w="1276" w:type="dxa"/>
             <w:tcBorders>
               <w:top w:val="dotted" w:sz="4" w:space="0" w:color="auto"/>
               <w:bottom w:val="dotted" w:sz="4" w:space="0" w:color="auto"/>
@@ -2875,7 +2884,7 @@
         </w:tc>
         <w:tc>
           <w:tcPr>
-            <w:tcW w:w="941" w:type="dxa"/>
+            <w:tcW w:w="949" w:type="dxa"/>
             <w:tcBorders>
               <w:top w:val="dotted" w:sz="4" w:space="0" w:color="auto"/>
               <w:left w:val="single" w:sz="4" w:space="0" w:color="auto"/>
@@ -2895,7 +2904,7 @@
         </w:tc>
         <w:tc>
           <w:tcPr>
-            <w:tcW w:w="988" w:type="dxa"/>
+            <w:tcW w:w="949" w:type="dxa"/>
             <w:tcBorders>
               <w:top w:val="dotted" w:sz="4" w:space="0" w:color="auto"/>
               <w:left w:val="nil"/>
@@ -2915,7 +2924,7 @@
         </w:tc>
         <w:tc>
           <w:tcPr>
-            <w:tcW w:w="1057" w:type="dxa"/>
+            <w:tcW w:w="950" w:type="dxa"/>
             <w:tcBorders>
               <w:top w:val="dotted" w:sz="4" w:space="0" w:color="auto"/>
               <w:left w:val="nil"/>
@@ -2968,7 +2977,7 @@
         </w:trPr>
         <w:tc>
           <w:tcPr>
-            <w:tcW w:w="538" w:type="dxa"/>
+            <w:tcW w:w="444" w:type="dxa"/>
             <w:vMerge/>
             <w:tcBorders>
               <w:left w:val="double" w:sz="4" w:space="0" w:color="auto"/>
@@ -2984,7 +2993,7 @@
         </w:tc>
         <w:tc>
           <w:tcPr>
-            <w:tcW w:w="1574" w:type="dxa"/>
+            <w:tcW w:w="1809" w:type="dxa"/>
             <w:vMerge/>
             <w:tcBorders>
               <w:bottom w:val="double" w:sz="4" w:space="0" w:color="auto"/>
@@ -2999,7 +3008,7 @@
         </w:tc>
         <w:tc>
           <w:tcPr>
-            <w:tcW w:w="1279" w:type="dxa"/>
+            <w:tcW w:w="1276" w:type="dxa"/>
             <w:tcBorders>
               <w:top w:val="dotted" w:sz="4" w:space="0" w:color="auto"/>
               <w:bottom w:val="double" w:sz="4" w:space="0" w:color="auto"/>
@@ -3026,7 +3035,7 @@
         </w:tc>
         <w:tc>
           <w:tcPr>
-            <w:tcW w:w="941" w:type="dxa"/>
+            <w:tcW w:w="949" w:type="dxa"/>
             <w:tcBorders>
               <w:top w:val="dotted" w:sz="4" w:space="0" w:color="auto"/>
               <w:left w:val="single" w:sz="4" w:space="0" w:color="auto"/>
@@ -3046,7 +3055,7 @@
         </w:tc>
         <w:tc>
           <w:tcPr>
-            <w:tcW w:w="988" w:type="dxa"/>
+            <w:tcW w:w="949" w:type="dxa"/>
             <w:tcBorders>
               <w:top w:val="dotted" w:sz="4" w:space="0" w:color="auto"/>
               <w:left w:val="nil"/>
@@ -3066,7 +3075,7 @@
         </w:tc>
         <w:tc>
           <w:tcPr>
-            <w:tcW w:w="1057" w:type="dxa"/>
+            <w:tcW w:w="950" w:type="dxa"/>
             <w:tcBorders>
               <w:top w:val="dotted" w:sz="4" w:space="0" w:color="auto"/>
               <w:left w:val="nil"/>
@@ -3131,7 +3140,7 @@
 </file>
 
 <file path=word/endnotes.xml><?xml version="1.0" encoding="utf-8"?>
-<w:endnotes xmlns:wpc="http://schemas.microsoft.com/office/word/2010/wordprocessingCanvas" xmlns:cx="http://schemas.microsoft.com/office/drawing/2014/chartex" xmlns:cx1="http://schemas.microsoft.com/office/drawing/2015/9/8/chartex" xmlns:cx2="http://schemas.microsoft.com/office/drawing/2015/10/21/chartex" xmlns:cx3="http://schemas.microsoft.com/office/drawing/2016/5/9/chartex" xmlns:cx4="http://schemas.microsoft.com/office/drawing/2016/5/10/chartex" xmlns:cx5="http://schemas.microsoft.com/office/drawing/2016/5/11/chartex" xmlns:cx6="http://schemas.microsoft.com/office/drawing/2016/5/12/chartex" xmlns:cx7="http://schemas.microsoft.com/office/drawing/2016/5/13/chartex" xmlns:cx8="http://schemas.microsoft.com/office/drawing/2016/5/14/chartex" xmlns:mc="http://schemas.openxmlformats.org/markup-compatibility/2006" xmlns:aink="http://schemas.microsoft.com/office/drawing/2016/ink" xmlns:am3d="http://schemas.microsoft.com/office/drawing/2017/model3d" xmlns:o="urn:schemas-microsoft-com:office:office" xmlns:oel="http://schemas.microsoft.com/office/2019/extlst" xmlns:r="http://schemas.openxmlformats.org/officeDocument/2006/relationships" xmlns:m="http://schemas.openxmlformats.org/officeDocument/2006/math" xmlns:v="urn:schemas-microsoft-com:vml" xmlns:wp14="http://schemas.microsoft.com/office/word/2010/wordprocessingDrawing" xmlns:wp="http://schemas.openxmlformats.org/drawingml/2006/wordprocessingDrawing" xmlns:w10="urn:schemas-microsoft-com:office:word" xmlns:w="http://schemas.openxmlformats.org/wordprocessingml/2006/main" xmlns:w14="http://schemas.microsoft.com/office/word/2010/wordml" xmlns:w15="http://schemas.microsoft.com/office/word/2012/wordml" xmlns:w16cex="http://schemas.microsoft.com/office/word/2018/wordml/cex" xmlns:w16cid="http://schemas.microsoft.com/office/word/2016/wordml/cid" xmlns:w16="http://schemas.microsoft.com/office/word/2018/wordml" xmlns:w16du="http://schemas.microsoft.com/office/word/2023/wordml/word16du" xmlns:w16sdtdh="http://schemas.microsoft.com/office/word/2020/wordml/sdtdatahash" xmlns:w16sdtfl="http://schemas.microsoft.com/office/word/2024/wordml/sdtformatlock" xmlns:w16se="http://schemas.microsoft.com/office/word/2015/wordml/symex" xmlns:wpg="http://schemas.microsoft.com/office/word/2010/wordprocessingGroup" xmlns:wpi="http://schemas.microsoft.com/office/word/2010/wordprocessingInk" xmlns:wne="http://schemas.microsoft.com/office/word/2006/wordml" xmlns:wps="http://schemas.microsoft.com/office/word/2010/wordprocessingShape" mc:Ignorable="w14 w15 w16se w16cid w16 w16cex w16sdtdh w16sdtfl w16du wp14">
+<w:endnotes xmlns:wpc="http://schemas.microsoft.com/office/word/2010/wordprocessingCanvas" xmlns:cx="http://schemas.microsoft.com/office/drawing/2014/chartex" xmlns:cx1="http://schemas.microsoft.com/office/drawing/2015/9/8/chartex" xmlns:cx2="http://schemas.microsoft.com/office/drawing/2015/10/21/chartex" xmlns:cx3="http://schemas.microsoft.com/office/drawing/2016/5/9/chartex" xmlns:cx4="http://schemas.microsoft.com/office/drawing/2016/5/10/chartex" xmlns:cx5="http://schemas.microsoft.com/office/drawing/2016/5/11/chartex" xmlns:cx6="http://schemas.microsoft.com/office/drawing/2016/5/12/chartex" xmlns:cx7="http://schemas.microsoft.com/office/drawing/2016/5/13/chartex" xmlns:cx8="http://schemas.microsoft.com/office/drawing/2016/5/14/chartex" xmlns:mc="http://schemas.openxmlformats.org/markup-compatibility/2006" xmlns:m="http://schemas.openxmlformats.org/officeDocument/2006/math" xmlns:aink="http://schemas.microsoft.com/office/drawing/2016/ink" xmlns:am3d="http://schemas.microsoft.com/office/drawing/2017/model3d" xmlns:oel="http://schemas.microsoft.com/office/2019/extlst" xmlns:r="http://schemas.openxmlformats.org/officeDocument/2006/relationships" xmlns:wp14="http://schemas.microsoft.com/office/word/2010/wordprocessingDrawing" xmlns:wp="http://schemas.openxmlformats.org/drawingml/2006/wordprocessingDrawing" xmlns:wpg="http://schemas.microsoft.com/office/word/2010/wordprocessingGroup" xmlns:wpi="http://schemas.microsoft.com/office/word/2010/wordprocessingInk" xmlns:wps="http://schemas.microsoft.com/office/word/2010/wordprocessingShape" xmlns:o="urn:schemas-microsoft-com:office:office" xmlns:v="urn:schemas-microsoft-com:vml" xmlns:w10="urn:schemas-microsoft-com:office:word" xmlns:w="http://schemas.openxmlformats.org/wordprocessingml/2006/main" xmlns:w14="http://schemas.microsoft.com/office/word/2010/wordml" xmlns:w15="http://schemas.microsoft.com/office/word/2012/wordml" xmlns:w16cei="http://schemas.microsoft.com/office/word/2026/wordml/cei" xmlns:w16cex="http://schemas.microsoft.com/office/word/2018/wordml/cex" xmlns:w16cid="http://schemas.microsoft.com/office/word/2016/wordml/cid" xmlns:w16="http://schemas.microsoft.com/office/word/2018/wordml" xmlns:w16sdtdh="http://schemas.microsoft.com/office/word/2020/wordml/sdtdatahash" xmlns:w16sdtfl="http://schemas.microsoft.com/office/word/2024/wordml/sdtformatlock" xmlns:w16se="http://schemas.microsoft.com/office/word/2015/wordml/symex" xmlns:w16du="http://schemas.microsoft.com/office/word/2023/wordml/word16du" xmlns:wne="http://schemas.microsoft.com/office/word/2006/wordml" mc:Ignorable="w14 w15 w16se w16cid w16 w16cex w16sdtdh w16sdtfl w16du wp14">
   <w:endnote w:type="separator" w:id="-1">
     <w:p>
       <w:r>
@@ -3150,7 +3159,7 @@
 </file>
 
 <file path=word/footnotes.xml><?xml version="1.0" encoding="utf-8"?>
-<w:footnotes xmlns:wpc="http://schemas.microsoft.com/office/word/2010/wordprocessingCanvas" xmlns:cx="http://schemas.microsoft.com/office/drawing/2014/chartex" xmlns:cx1="http://schemas.microsoft.com/office/drawing/2015/9/8/chartex" xmlns:cx2="http://schemas.microsoft.com/office/drawing/2015/10/21/chartex" xmlns:cx3="http://schemas.microsoft.com/office/drawing/2016/5/9/chartex" xmlns:cx4="http://schemas.microsoft.com/office/drawing/2016/5/10/chartex" xmlns:cx5="http://schemas.microsoft.com/office/drawing/2016/5/11/chartex" xmlns:cx6="http://schemas.microsoft.com/office/drawing/2016/5/12/chartex" xmlns:cx7="http://schemas.microsoft.com/office/drawing/2016/5/13/chartex" xmlns:cx8="http://schemas.microsoft.com/office/drawing/2016/5/14/chartex" xmlns:mc="http://schemas.openxmlformats.org/markup-compatibility/2006" xmlns:aink="http://schemas.microsoft.com/office/drawing/2016/ink" xmlns:am3d="http://schemas.microsoft.com/office/drawing/2017/model3d" xmlns:o="urn:schemas-microsoft-com:office:office" xmlns:oel="http://schemas.microsoft.com/office/2019/extlst" xmlns:r="http://schemas.openxmlformats.org/officeDocument/2006/relationships" xmlns:m="http://schemas.openxmlformats.org/officeDocument/2006/math" xmlns:v="urn:schemas-microsoft-com:vml" xmlns:wp14="http://schemas.microsoft.com/office/word/2010/wordprocessingDrawing" xmlns:wp="http://schemas.openxmlformats.org/drawingml/2006/wordprocessingDrawing" xmlns:w10="urn:schemas-microsoft-com:office:word" xmlns:w="http://schemas.openxmlformats.org/wordprocessingml/2006/main" xmlns:w14="http://schemas.microsoft.com/office/word/2010/wordml" xmlns:w15="http://schemas.microsoft.com/office/word/2012/wordml" xmlns:w16cex="http://schemas.microsoft.com/office/word/2018/wordml/cex" xmlns:w16cid="http://schemas.microsoft.com/office/word/2016/wordml/cid" xmlns:w16="http://schemas.microsoft.com/office/word/2018/wordml" xmlns:w16du="http://schemas.microsoft.com/office/word/2023/wordml/word16du" xmlns:w16sdtdh="http://schemas.microsoft.com/office/word/2020/wordml/sdtdatahash" xmlns:w16sdtfl="http://schemas.microsoft.com/office/word/2024/wordml/sdtformatlock" xmlns:w16se="http://schemas.microsoft.com/office/word/2015/wordml/symex" xmlns:wpg="http://schemas.microsoft.com/office/word/2010/wordprocessingGroup" xmlns:wpi="http://schemas.microsoft.com/office/word/2010/wordprocessingInk" xmlns:wne="http://schemas.microsoft.com/office/word/2006/wordml" xmlns:wps="http://schemas.microsoft.com/office/word/2010/wordprocessingShape" mc:Ignorable="w14 w15 w16se w16cid w16 w16cex w16sdtdh w16sdtfl w16du wp14">
+<w:footnotes xmlns:wpc="http://schemas.microsoft.com/office/word/2010/wordprocessingCanvas" xmlns:cx="http://schemas.microsoft.com/office/drawing/2014/chartex" xmlns:cx1="http://schemas.microsoft.com/office/drawing/2015/9/8/chartex" xmlns:cx2="http://schemas.microsoft.com/office/drawing/2015/10/21/chartex" xmlns:cx3="http://schemas.microsoft.com/office/drawing/2016/5/9/chartex" xmlns:cx4="http://schemas.microsoft.com/office/drawing/2016/5/10/chartex" xmlns:cx5="http://schemas.microsoft.com/office/drawing/2016/5/11/chartex" xmlns:cx6="http://schemas.microsoft.com/office/drawing/2016/5/12/chartex" xmlns:cx7="http://schemas.microsoft.com/office/drawing/2016/5/13/chartex" xmlns:cx8="http://schemas.microsoft.com/office/drawing/2016/5/14/chartex" xmlns:mc="http://schemas.openxmlformats.org/markup-compatibility/2006" xmlns:m="http://schemas.openxmlformats.org/officeDocument/2006/math" xmlns:aink="http://schemas.microsoft.com/office/drawing/2016/ink" xmlns:am3d="http://schemas.microsoft.com/office/drawing/2017/model3d" xmlns:oel="http://schemas.microsoft.com/office/2019/extlst" xmlns:r="http://schemas.openxmlformats.org/officeDocument/2006/relationships" xmlns:wp14="http://schemas.microsoft.com/office/word/2010/wordprocessingDrawing" xmlns:wp="http://schemas.openxmlformats.org/drawingml/2006/wordprocessingDrawing" xmlns:wpg="http://schemas.microsoft.com/office/word/2010/wordprocessingGroup" xmlns:wpi="http://schemas.microsoft.com/office/word/2010/wordprocessingInk" xmlns:wps="http://schemas.microsoft.com/office/word/2010/wordprocessingShape" xmlns:o="urn:schemas-microsoft-com:office:office" xmlns:v="urn:schemas-microsoft-com:vml" xmlns:w10="urn:schemas-microsoft-com:office:word" xmlns:w="http://schemas.openxmlformats.org/wordprocessingml/2006/main" xmlns:w14="http://schemas.microsoft.com/office/word/2010/wordml" xmlns:w15="http://schemas.microsoft.com/office/word/2012/wordml" xmlns:w16cei="http://schemas.microsoft.com/office/word/2026/wordml/cei" xmlns:w16cex="http://schemas.microsoft.com/office/word/2018/wordml/cex" xmlns:w16cid="http://schemas.microsoft.com/office/word/2016/wordml/cid" xmlns:w16="http://schemas.microsoft.com/office/word/2018/wordml" xmlns:w16sdtdh="http://schemas.microsoft.com/office/word/2020/wordml/sdtdatahash" xmlns:w16sdtfl="http://schemas.microsoft.com/office/word/2024/wordml/sdtformatlock" xmlns:w16se="http://schemas.microsoft.com/office/word/2015/wordml/symex" xmlns:w16du="http://schemas.microsoft.com/office/word/2023/wordml/word16du" xmlns:wne="http://schemas.microsoft.com/office/word/2006/wordml" mc:Ignorable="w14 w15 w16se w16cid w16 w16cex w16sdtdh w16sdtfl w16du wp14">
   <w:footnote w:type="separator" w:id="-1">
     <w:p>
       <w:r>
@@ -3169,7 +3178,7 @@
 </file>
 
 <file path=word/header1.xml><?xml version="1.0" encoding="utf-8"?>
-<w:hdr xmlns:wpc="http://schemas.microsoft.com/office/word/2010/wordprocessingCanvas" xmlns:cx="http://schemas.microsoft.com/office/drawing/2014/chartex" xmlns:cx1="http://schemas.microsoft.com/office/drawing/2015/9/8/chartex" xmlns:cx2="http://schemas.microsoft.com/office/drawing/2015/10/21/chartex" xmlns:cx3="http://schemas.microsoft.com/office/drawing/2016/5/9/chartex" xmlns:cx4="http://schemas.microsoft.com/office/drawing/2016/5/10/chartex" xmlns:cx5="http://schemas.microsoft.com/office/drawing/2016/5/11/chartex" xmlns:cx6="http://schemas.microsoft.com/office/drawing/2016/5/12/chartex" xmlns:cx7="http://schemas.microsoft.com/office/drawing/2016/5/13/chartex" xmlns:cx8="http://schemas.microsoft.com/office/drawing/2016/5/14/chartex" xmlns:mc="http://schemas.openxmlformats.org/markup-compatibility/2006" xmlns:aink="http://schemas.microsoft.com/office/drawing/2016/ink" xmlns:am3d="http://schemas.microsoft.com/office/drawing/2017/model3d" xmlns:o="urn:schemas-microsoft-com:office:office" xmlns:oel="http://schemas.microsoft.com/office/2019/extlst" xmlns:r="http://schemas.openxmlformats.org/officeDocument/2006/relationships" xmlns:m="http://schemas.openxmlformats.org/officeDocument/2006/math" xmlns:v="urn:schemas-microsoft-com:vml" xmlns:wp14="http://schemas.microsoft.com/office/word/2010/wordprocessingDrawing" xmlns:wp="http://schemas.openxmlformats.org/drawingml/2006/wordprocessingDrawing" xmlns:w10="urn:schemas-microsoft-com:office:word" xmlns:w="http://schemas.openxmlformats.org/wordprocessingml/2006/main" xmlns:w14="http://schemas.microsoft.com/office/word/2010/wordml" xmlns:w15="http://schemas.microsoft.com/office/word/2012/wordml" xmlns:w16cex="http://schemas.microsoft.com/office/word/2018/wordml/cex" xmlns:w16cid="http://schemas.microsoft.com/office/word/2016/wordml/cid" xmlns:w16="http://schemas.microsoft.com/office/word/2018/wordml" xmlns:w16du="http://schemas.microsoft.com/office/word/2023/wordml/word16du" xmlns:w16sdtdh="http://schemas.microsoft.com/office/word/2020/wordml/sdtdatahash" xmlns:w16sdtfl="http://schemas.microsoft.com/office/word/2024/wordml/sdtformatlock" xmlns:w16se="http://schemas.microsoft.com/office/word/2015/wordml/symex" xmlns:wpg="http://schemas.microsoft.com/office/word/2010/wordprocessingGroup" xmlns:wpi="http://schemas.microsoft.com/office/word/2010/wordprocessingInk" xmlns:wne="http://schemas.microsoft.com/office/word/2006/wordml" xmlns:wps="http://schemas.microsoft.com/office/word/2010/wordprocessingShape" mc:Ignorable="w14 w15 w16se w16cid w16 w16cex w16sdtdh w16sdtfl w16du wp14">
+<w:hdr xmlns:wpc="http://schemas.microsoft.com/office/word/2010/wordprocessingCanvas" xmlns:cx="http://schemas.microsoft.com/office/drawing/2014/chartex" xmlns:cx1="http://schemas.microsoft.com/office/drawing/2015/9/8/chartex" xmlns:cx2="http://schemas.microsoft.com/office/drawing/2015/10/21/chartex" xmlns:cx3="http://schemas.microsoft.com/office/drawing/2016/5/9/chartex" xmlns:cx4="http://schemas.microsoft.com/office/drawing/2016/5/10/chartex" xmlns:cx5="http://schemas.microsoft.com/office/drawing/2016/5/11/chartex" xmlns:cx6="http://schemas.microsoft.com/office/drawing/2016/5/12/chartex" xmlns:cx7="http://schemas.microsoft.com/office/drawing/2016/5/13/chartex" xmlns:cx8="http://schemas.microsoft.com/office/drawing/2016/5/14/chartex" xmlns:mc="http://schemas.openxmlformats.org/markup-compatibility/2006" xmlns:m="http://schemas.openxmlformats.org/officeDocument/2006/math" xmlns:aink="http://schemas.microsoft.com/office/drawing/2016/ink" xmlns:am3d="http://schemas.microsoft.com/office/drawing/2017/model3d" xmlns:oel="http://schemas.microsoft.com/office/2019/extlst" xmlns:r="http://schemas.openxmlformats.org/officeDocument/2006/relationships" xmlns:wp14="http://schemas.microsoft.com/office/word/2010/wordprocessingDrawing" xmlns:wp="http://schemas.openxmlformats.org/drawingml/2006/wordprocessingDrawing" xmlns:wpg="http://schemas.microsoft.com/office/word/2010/wordprocessingGroup" xmlns:wpi="http://schemas.microsoft.com/office/word/2010/wordprocessingInk" xmlns:wps="http://schemas.microsoft.com/office/word/2010/wordprocessingShape" xmlns:o="urn:schemas-microsoft-com:office:office" xmlns:v="urn:schemas-microsoft-com:vml" xmlns:w10="urn:schemas-microsoft-com:office:word" xmlns:w="http://schemas.openxmlformats.org/wordprocessingml/2006/main" xmlns:w14="http://schemas.microsoft.com/office/word/2010/wordml" xmlns:w15="http://schemas.microsoft.com/office/word/2012/wordml" xmlns:w16cei="http://schemas.microsoft.com/office/word/2026/wordml/cei" xmlns:w16cex="http://schemas.microsoft.com/office/word/2018/wordml/cex" xmlns:w16cid="http://schemas.microsoft.com/office/word/2016/wordml/cid" xmlns:w16="http://schemas.microsoft.com/office/word/2018/wordml" xmlns:w16sdtdh="http://schemas.microsoft.com/office/word/2020/wordml/sdtdatahash" xmlns:w16sdtfl="http://schemas.microsoft.com/office/word/2024/wordml/sdtformatlock" xmlns:w16se="http://schemas.microsoft.com/office/word/2015/wordml/symex" xmlns:w16du="http://schemas.microsoft.com/office/word/2023/wordml/word16du" xmlns:wne="http://schemas.microsoft.com/office/word/2006/wordml" mc:Ignorable="w14 w15 w16se w16cid w16 w16cex w16sdtdh w16sdtfl w16du wp14">
   <w:p>
     <w:pPr>
       <w:pStyle w:val="Header"/>
@@ -3195,7 +3204,7 @@
 </file>
 
 <file path=word/numbering.xml><?xml version="1.0" encoding="utf-8"?>
-<w:numbering xmlns:wpc="http://schemas.microsoft.com/office/word/2010/wordprocessingCanvas" xmlns:cx="http://schemas.microsoft.com/office/drawing/2014/chartex" xmlns:cx1="http://schemas.microsoft.com/office/drawing/2015/9/8/chartex" xmlns:cx2="http://schemas.microsoft.com/office/drawing/2015/10/21/chartex" xmlns:cx3="http://schemas.microsoft.com/office/drawing/2016/5/9/chartex" xmlns:cx4="http://schemas.microsoft.com/office/drawing/2016/5/10/chartex" xmlns:cx5="http://schemas.microsoft.com/office/drawing/2016/5/11/chartex" xmlns:cx6="http://schemas.microsoft.com/office/drawing/2016/5/12/chartex" xmlns:cx7="http://schemas.microsoft.com/office/drawing/2016/5/13/chartex" xmlns:cx8="http://schemas.microsoft.com/office/drawing/2016/5/14/chartex" xmlns:mc="http://schemas.openxmlformats.org/markup-compatibility/2006" xmlns:aink="http://schemas.microsoft.com/office/drawing/2016/ink" xmlns:am3d="http://schemas.microsoft.com/office/drawing/2017/model3d" xmlns:o="urn:schemas-microsoft-com:office:office" xmlns:oel="http://schemas.microsoft.com/office/2019/extlst" xmlns:r="http://schemas.openxmlformats.org/officeDocument/2006/relationships" xmlns:m="http://schemas.openxmlformats.org/officeDocument/2006/math" xmlns:v="urn:schemas-microsoft-com:vml" xmlns:wp14="http://schemas.microsoft.com/office/word/2010/wordprocessingDrawing" xmlns:wp="http://schemas.openxmlformats.org/drawingml/2006/wordprocessingDrawing" xmlns:w10="urn:schemas-microsoft-com:office:word" xmlns:w="http://schemas.openxmlformats.org/wordprocessingml/2006/main" xmlns:w14="http://schemas.microsoft.com/office/word/2010/wordml" xmlns:w15="http://schemas.microsoft.com/office/word/2012/wordml" xmlns:w16cex="http://schemas.microsoft.com/office/word/2018/wordml/cex" xmlns:w16cid="http://schemas.microsoft.com/office/word/2016/wordml/cid" xmlns:w16="http://schemas.microsoft.com/office/word/2018/wordml" xmlns:w16du="http://schemas.microsoft.com/office/word/2023/wordml/word16du" xmlns:w16sdtdh="http://schemas.microsoft.com/office/word/2020/wordml/sdtdatahash" xmlns:w16sdtfl="http://schemas.microsoft.com/office/word/2024/wordml/sdtformatlock" xmlns:w16se="http://schemas.microsoft.com/office/word/2015/wordml/symex" xmlns:wpg="http://schemas.microsoft.com/office/word/2010/wordprocessingGroup" xmlns:wpi="http://schemas.microsoft.com/office/word/2010/wordprocessingInk" xmlns:wne="http://schemas.microsoft.com/office/word/2006/wordml" xmlns:wps="http://schemas.microsoft.com/office/word/2010/wordprocessingShape" mc:Ignorable="w14 w15 w16se w16cid w16 w16cex w16sdtdh w16sdtfl w16du wp14">
+<w:numbering xmlns:wpc="http://schemas.microsoft.com/office/word/2010/wordprocessingCanvas" xmlns:cx="http://schemas.microsoft.com/office/drawing/2014/chartex" xmlns:cx1="http://schemas.microsoft.com/office/drawing/2015/9/8/chartex" xmlns:cx2="http://schemas.microsoft.com/office/drawing/2015/10/21/chartex" xmlns:cx3="http://schemas.microsoft.com/office/drawing/2016/5/9/chartex" xmlns:cx4="http://schemas.microsoft.com/office/drawing/2016/5/10/chartex" xmlns:cx5="http://schemas.microsoft.com/office/drawing/2016/5/11/chartex" xmlns:cx6="http://schemas.microsoft.com/office/drawing/2016/5/12/chartex" xmlns:cx7="http://schemas.microsoft.com/office/drawing/2016/5/13/chartex" xmlns:cx8="http://schemas.microsoft.com/office/drawing/2016/5/14/chartex" xmlns:mc="http://schemas.openxmlformats.org/markup-compatibility/2006" xmlns:m="http://schemas.openxmlformats.org/officeDocument/2006/math" xmlns:aink="http://schemas.microsoft.com/office/drawing/2016/ink" xmlns:am3d="http://schemas.microsoft.com/office/drawing/2017/model3d" xmlns:oel="http://schemas.microsoft.com/office/2019/extlst" xmlns:r="http://schemas.openxmlformats.org/officeDocument/2006/relationships" xmlns:wp14="http://schemas.microsoft.com/office/word/2010/wordprocessingDrawing" xmlns:wp="http://schemas.openxmlformats.org/drawingml/2006/wordprocessingDrawing" xmlns:wpg="http://schemas.microsoft.com/office/word/2010/wordprocessingGroup" xmlns:wpi="http://schemas.microsoft.com/office/word/2010/wordprocessingInk" xmlns:wps="http://schemas.microsoft.com/office/word/2010/wordprocessingShape" xmlns:o="urn:schemas-microsoft-com:office:office" xmlns:v="urn:schemas-microsoft-com:vml" xmlns:w10="urn:schemas-microsoft-com:office:word" xmlns:w="http://schemas.openxmlformats.org/wordprocessingml/2006/main" xmlns:w14="http://schemas.microsoft.com/office/word/2010/wordml" xmlns:w15="http://schemas.microsoft.com/office/word/2012/wordml" xmlns:w16cei="http://schemas.microsoft.com/office/word/2026/wordml/cei" xmlns:w16cex="http://schemas.microsoft.com/office/word/2018/wordml/cex" xmlns:w16cid="http://schemas.microsoft.com/office/word/2016/wordml/cid" xmlns:w16="http://schemas.microsoft.com/office/word/2018/wordml" xmlns:w16sdtdh="http://schemas.microsoft.com/office/word/2020/wordml/sdtdatahash" xmlns:w16sdtfl="http://schemas.microsoft.com/office/word/2024/wordml/sdtformatlock" xmlns:w16se="http://schemas.microsoft.com/office/word/2015/wordml/symex" xmlns:w16du="http://schemas.microsoft.com/office/word/2023/wordml/word16du" xmlns:wne="http://schemas.microsoft.com/office/word/2006/wordml" mc:Ignorable="w14 w15 w16se w16cid w16 w16cex w16sdtdh w16sdtfl w16du wp14">
   <w:abstractNum w:abstractNumId="0" w15:restartNumberingAfterBreak="0">
     <w:nsid w:val="0DA94513"/>
     <w:multiLevelType w:val="multilevel"/>
@@ -4040,7 +4049,7 @@
 </file>
 
 <file path=word/styles.xml><?xml version="1.0" encoding="utf-8"?>
-<w:styles xmlns:mc="http://schemas.openxmlformats.org/markup-compatibility/2006" xmlns:r="http://schemas.openxmlformats.org/officeDocument/2006/relationships" xmlns:w="http://schemas.openxmlformats.org/wordprocessingml/2006/main" xmlns:w14="http://schemas.microsoft.com/office/word/2010/wordml" xmlns:w15="http://schemas.microsoft.com/office/word/2012/wordml" xmlns:w16cex="http://schemas.microsoft.com/office/word/2018/wordml/cex" xmlns:w16cid="http://schemas.microsoft.com/office/word/2016/wordml/cid" xmlns:w16="http://schemas.microsoft.com/office/word/2018/wordml" xmlns:w16du="http://schemas.microsoft.com/office/word/2023/wordml/word16du" xmlns:w16sdtdh="http://schemas.microsoft.com/office/word/2020/wordml/sdtdatahash" xmlns:w16sdtfl="http://schemas.microsoft.com/office/word/2024/wordml/sdtformatlock" xmlns:w16se="http://schemas.microsoft.com/office/word/2015/wordml/symex" mc:Ignorable="w14 w15 w16se w16cid w16 w16cex w16sdtdh w16sdtfl w16du">
+<w:styles xmlns:mc="http://schemas.openxmlformats.org/markup-compatibility/2006" xmlns:r="http://schemas.openxmlformats.org/officeDocument/2006/relationships" xmlns:w="http://schemas.openxmlformats.org/wordprocessingml/2006/main" xmlns:w14="http://schemas.microsoft.com/office/word/2010/wordml" xmlns:w15="http://schemas.microsoft.com/office/word/2012/wordml" xmlns:w16cex="http://schemas.microsoft.com/office/word/2018/wordml/cex" xmlns:w16cid="http://schemas.microsoft.com/office/word/2016/wordml/cid" xmlns:w16="http://schemas.microsoft.com/office/word/2018/wordml" xmlns:w16sdtdh="http://schemas.microsoft.com/office/word/2020/wordml/sdtdatahash" xmlns:w16sdtfl="http://schemas.microsoft.com/office/word/2024/wordml/sdtformatlock" xmlns:w16se="http://schemas.microsoft.com/office/word/2015/wordml/symex" xmlns:w16du="http://schemas.microsoft.com/office/word/2023/wordml/word16du" mc:Ignorable="w14 w15 w16se w16cid w16 w16cex w16sdtdh w16sdtfl w16du">
   <w:docDefaults>
     <w:rPrDefault>
       <w:rPr>
